--- a/rapport_analyse_athletes.docx
+++ b/rapport_analyse_athletes.docx
@@ -47,45 +47,15 @@
         <w:spacing w:after="140" w:line="276" w:lineRule="auto"/>
       </w:pPr>
       <w:r>
-        <w:t>Trois sportifs ont été suivis de novembre 2019 à mars 2020. Les données proviennent de plusieurs sources : un</w:t>
-      </w:r>
-      <w:r>
-        <w:t xml:space="preserve">e montre </w:t>
-      </w:r>
-      <w:proofErr w:type="spellStart"/>
-      <w:r>
-        <w:t>Fitbit</w:t>
-      </w:r>
-      <w:proofErr w:type="spellEnd"/>
-      <w:r>
-        <w:t xml:space="preserve">, des questionnaires remplis quotidiennement, ainsi que des informations relatives aux séances d'entraînement, aux blessures et aux </w:t>
-      </w:r>
-      <w:r>
-        <w:t>repas.</w:t>
-      </w:r>
-    </w:p>
-    <w:p>
-      <w:pPr>
-        <w:spacing w:after="140" w:line="276" w:lineRule="auto"/>
-      </w:pPr>
-      <w:r>
-        <w:t xml:space="preserve">L'objectif est d'abord de regrouper et de nettoyer ces informations afin de construire une table exploitable pour </w:t>
-      </w:r>
-      <w:proofErr w:type="gramStart"/>
-      <w:r>
-        <w:t>le machine</w:t>
-      </w:r>
-      <w:proofErr w:type="gramEnd"/>
-      <w:r>
-        <w:t xml:space="preserve"> </w:t>
-      </w:r>
-      <w:proofErr w:type="spellStart"/>
-      <w:r>
-        <w:t>learning</w:t>
-      </w:r>
-      <w:proofErr w:type="spellEnd"/>
-      <w:r>
-        <w:t>. Deux objectifs sont ensuite étudiés :</w:t>
+        <w:t>Trois sportifs ont été suivis de novembre 2019 à mars 2020. Les données proviennent de plusieurs sources : un capteur Fitbit, des questionnaires remplis quotidiennement, ainsi que des informations relatives aux séances d'entraînement, aux blessures et aux repas.</w:t>
+      </w:r>
+    </w:p>
+    <w:p>
+      <w:pPr>
+        <w:spacing w:after="140" w:line="276" w:lineRule="auto"/>
+      </w:pPr>
+      <w:r>
+        <w:t>L'objectif est d'abord de regrouper et de nettoyer ces informations afin de construire une table exploitable pour le machine learning. Deux objectifs sont ensuite étudiés :</w:t>
       </w:r>
     </w:p>
     <w:p>
@@ -93,20 +63,12 @@
         <w:pStyle w:val="Paragraphedeliste"/>
         <w:numPr>
           <w:ilvl w:val="0"/>
-          <w:numId w:val="2"/>
+          <w:numId w:val="1"/>
         </w:numPr>
         <w:spacing w:after="90"/>
       </w:pPr>
-      <w:proofErr w:type="gramStart"/>
-      <w:r>
-        <w:t>prédire</w:t>
-      </w:r>
-      <w:proofErr w:type="gramEnd"/>
-      <w:r>
-        <w:t xml:space="preserve"> un indice représentant l'état de préparation du joueur à réaliser un</w:t>
-      </w:r>
-      <w:r>
-        <w:t>e bonne performance ;</w:t>
+      <w:r>
+        <w:t>prédire un indice représentant l'état de préparation du joueur à réaliser une bonne performance ;</w:t>
       </w:r>
     </w:p>
     <w:p>
@@ -114,28 +76,20 @@
         <w:pStyle w:val="Paragraphedeliste"/>
         <w:numPr>
           <w:ilvl w:val="0"/>
-          <w:numId w:val="2"/>
+          <w:numId w:val="1"/>
         </w:numPr>
         <w:spacing w:after="90"/>
       </w:pPr>
-      <w:proofErr w:type="gramStart"/>
-      <w:r>
-        <w:t>prédire</w:t>
-      </w:r>
-      <w:proofErr w:type="gramEnd"/>
-      <w:r>
-        <w:t xml:space="preserve"> le risque de blessure.</w:t>
-      </w:r>
-    </w:p>
-    <w:p>
-      <w:pPr>
-        <w:spacing w:after="140" w:line="276" w:lineRule="auto"/>
-      </w:pPr>
-      <w:r>
-        <w:t>L'audit préalable révèle des limitations qui conditionnent ces deux objectifs : quatre épisodes de blessure réellement distincts sur l'ensemble des participants, et des protocoles de déclaration hétérogè</w:t>
-      </w:r>
-      <w:r>
-        <w:t>nes d'un sujet à l'autre.</w:t>
+      <w:r>
+        <w:t>prédire le risque de blessure.</w:t>
+      </w:r>
+    </w:p>
+    <w:p>
+      <w:pPr>
+        <w:spacing w:after="140" w:line="276" w:lineRule="auto"/>
+      </w:pPr>
+      <w:r>
+        <w:t>L'audit préalable révèle des limitations qui conditionnent ces deux objectifs : quatre épisodes de blessure réellement distincts sur l'ensemble des participants, et des protocoles de déclaration hétérogènes d'un sujet à l'autre.</w:t>
       </w:r>
     </w:p>
     <w:p>
@@ -151,57 +105,24 @@
       <w:pPr>
         <w:spacing w:after="140" w:line="276" w:lineRule="auto"/>
       </w:pPr>
-      <w:proofErr w:type="spellStart"/>
-      <w:r>
-        <w:t>Fitbit</w:t>
-      </w:r>
-      <w:proofErr w:type="spellEnd"/>
-      <w:r>
-        <w:t xml:space="preserve"> fournit des données objectives sur l'activité physique, la fréquence cardiaque, le sommeil et les séances détectées.</w:t>
-      </w:r>
-    </w:p>
-    <w:p>
-      <w:pPr>
-        <w:spacing w:after="140" w:line="276" w:lineRule="auto"/>
-      </w:pPr>
-      <w:r>
-        <w:t>Les questionnaires quotidiens fournissent des informations sur la fatigue, l'humeu</w:t>
-      </w:r>
-      <w:r>
-        <w:t>r, la qualité du sommeil, les courbatures, le stress et la disponibilité perçue du joueur (</w:t>
-      </w:r>
-      <w:proofErr w:type="spellStart"/>
-      <w:r>
-        <w:t>readiness</w:t>
-      </w:r>
-      <w:proofErr w:type="spellEnd"/>
-      <w:r>
-        <w:t xml:space="preserve">). Ces variables sont proches des dimensions utilisées dans le suivi quotidien des athlètes, notamment dans l'approche de </w:t>
-      </w:r>
-      <w:proofErr w:type="spellStart"/>
-      <w:r>
-        <w:t>Hooper</w:t>
-      </w:r>
-      <w:proofErr w:type="spellEnd"/>
-      <w:r>
-        <w:t xml:space="preserve"> et Mackinnon (1995).</w:t>
-      </w:r>
-    </w:p>
-    <w:p>
-      <w:pPr>
-        <w:spacing w:after="140" w:line="276" w:lineRule="auto"/>
-      </w:pPr>
-      <w:r>
-        <w:t>On dis</w:t>
-      </w:r>
-      <w:r>
-        <w:t>pose également d'informations ponctuelles sur les séances d'entraînement — effort perçu et durée</w:t>
-      </w:r>
-      <w:r>
-        <w:t xml:space="preserve"> </w:t>
-      </w:r>
-      <w:r>
-        <w:t>ainsi que sur les blessures et l'alimentation.</w:t>
+      <w:r>
+        <w:t>Fitbit fournit des données objectives sur l'activité physique, la fréquence cardiaque, le sommeil et les séances détectées.</w:t>
+      </w:r>
+    </w:p>
+    <w:p>
+      <w:pPr>
+        <w:spacing w:after="140" w:line="276" w:lineRule="auto"/>
+      </w:pPr>
+      <w:r>
+        <w:t>Les questionnaires quotidiens fournissent des informations sur la fatigue, l'humeur, la qualité du sommeil, les courbatures, le stress et la disponibilité perçue du joueur (readiness). Ces variables sont proches des dimensions utilisées dans le suivi quotidien des athlètes, notamment dans l'approche de Hooper et Mackinnon (1995).</w:t>
+      </w:r>
+    </w:p>
+    <w:p>
+      <w:pPr>
+        <w:spacing w:after="140" w:line="276" w:lineRule="auto"/>
+      </w:pPr>
+      <w:r>
+        <w:t>On dispose également d'informations ponctuelles sur les séances d'entraînement — effort perçu et durée — ainsi que sur les blessures et l'alimentation.</w:t>
       </w:r>
     </w:p>
     <w:p>
@@ -219,120 +140,32 @@
         <w:t>aucune mesure directe de la performance sportive</w:t>
       </w:r>
       <w:r>
-        <w:t xml:space="preserve"> : ni temps, ni puissance, ni ré</w:t>
-      </w:r>
-      <w:r>
-        <w:t xml:space="preserve">sultat de </w:t>
-      </w:r>
-      <w:r>
-        <w:t>tests physiques ni de compétitions</w:t>
-      </w:r>
-      <w:r>
-        <w:t xml:space="preserve">. Il n'est donc pas possible de construire un score de performance validé </w:t>
-      </w:r>
-      <w:r>
-        <w:t>par rapport à</w:t>
-      </w:r>
-      <w:r>
-        <w:t xml:space="preserve"> un critère objectif.</w:t>
-      </w:r>
-    </w:p>
-    <w:p>
-      <w:pPr>
-        <w:spacing w:after="140" w:line="276" w:lineRule="auto"/>
-      </w:pPr>
-      <w:r>
-        <w:t xml:space="preserve">À la place, je construis un indice de </w:t>
-      </w:r>
-      <w:proofErr w:type="spellStart"/>
-      <w:r>
-        <w:t>readiness</w:t>
-      </w:r>
-      <w:proofErr w:type="spellEnd"/>
-      <w:r>
-        <w:t xml:space="preserve">, indicateur de l'état de préparation du joueur à partir des </w:t>
-      </w:r>
-      <w:proofErr w:type="gramStart"/>
-      <w:r>
-        <w:t>infor</w:t>
-      </w:r>
-      <w:r>
-        <w:t>mations</w:t>
-      </w:r>
-      <w:proofErr w:type="gramEnd"/>
-      <w:r>
-        <w:t xml:space="preserve"> disponibles. Cette notion est utilisée dans la littérature pour décrire l'état de préparation ou de récupération d'un athlète (</w:t>
-      </w:r>
-      <w:proofErr w:type="spellStart"/>
-      <w:r>
-        <w:t>Sansone</w:t>
-      </w:r>
-      <w:proofErr w:type="spellEnd"/>
-      <w:r>
-        <w:t xml:space="preserve"> et al., 2023).</w:t>
-      </w:r>
-    </w:p>
-    <w:p>
-      <w:pPr>
-        <w:spacing w:after="140" w:line="276" w:lineRule="auto"/>
-      </w:pPr>
-      <w:r>
-        <w:t xml:space="preserve">Une distinction importante oriente la suite : </w:t>
-      </w:r>
-      <w:proofErr w:type="spellStart"/>
-      <w:r>
-        <w:t>Saw</w:t>
-      </w:r>
-      <w:proofErr w:type="spellEnd"/>
-      <w:r>
-        <w:t xml:space="preserve"> et al. (2016), sur une revue systématique de 56 </w:t>
-      </w:r>
-      <w:r>
-        <w:t>études, établissent que mesures subjectives et objectives du bien-être ne corrèlent généralement pas, les premières reflétant la charge d'entraînement avec une sensibilité supérieure.</w:t>
-      </w:r>
-    </w:p>
-    <w:p>
-      <w:pPr>
-        <w:spacing w:after="140" w:line="276" w:lineRule="auto"/>
-      </w:pPr>
-      <w:r>
-        <w:t xml:space="preserve">Le lien entre </w:t>
-      </w:r>
-      <w:proofErr w:type="spellStart"/>
-      <w:r>
-        <w:t>readiness</w:t>
-      </w:r>
-      <w:proofErr w:type="spellEnd"/>
-      <w:r>
-        <w:t xml:space="preserve"> et performance n'est d'ailleurs pas établi, y co</w:t>
-      </w:r>
-      <w:r>
-        <w:t xml:space="preserve">mpris lorsque les deux sont mesurés. </w:t>
-      </w:r>
-      <w:proofErr w:type="spellStart"/>
-      <w:r>
-        <w:t>Janetzki</w:t>
-      </w:r>
-      <w:proofErr w:type="spellEnd"/>
-      <w:r>
-        <w:t xml:space="preserve"> et al. (2023) ont systématisé 165 études et méta-analysé vingt marqueurs de </w:t>
-      </w:r>
-      <w:proofErr w:type="spellStart"/>
-      <w:r>
-        <w:t>readiness</w:t>
-      </w:r>
-      <w:proofErr w:type="spellEnd"/>
-      <w:r>
-        <w:t xml:space="preserve"> : seule la hauteur de saut vertical prédit la vitesse sur 10 mètres (r = 0,69), les marqueurs physiologiques et biochimiques</w:t>
-      </w:r>
-      <w:r>
-        <w:t xml:space="preserve"> — cortisol salivaire, fréquence cardiaque sous-maximale, variabilité cardiaque, protéine C-réactive — ne montrant pas d'association significative avec la performance.</w:t>
-      </w:r>
-    </w:p>
-    <w:p>
-      <w:pPr>
-        <w:spacing w:after="140" w:line="276" w:lineRule="auto"/>
-      </w:pPr>
+        <w:t xml:space="preserve"> : ni temps, ni puissance, ni résultat de test physique ou de compétition. Il n'est donc pas possible de construire un score de performance validé contre un critère objectif.</w:t>
+      </w:r>
+    </w:p>
+    <w:p>
+      <w:pPr>
+        <w:spacing w:after="140" w:line="276" w:lineRule="auto"/>
+      </w:pPr>
+      <w:r>
+        <w:t>À la place, je construis un indice de readiness, indicateur de l'état de préparation du joueur à partir des informations disponibles. Cette notion est utilisée dans la littérature pour décrire l'état de préparation ou de récupération d'un athlète (Sansone et al., 2023).</w:t>
+      </w:r>
+    </w:p>
+    <w:p>
+      <w:pPr>
+        <w:spacing w:after="140" w:line="276" w:lineRule="auto"/>
+      </w:pPr>
+      <w:r>
+        <w:t>Une distinction importante oriente la suite : Saw et al. (2016), sur une revue systématique de 56 études, établissent que mesures subjectives et objectives du bien-être ne corrèlent généralement pas, les premières reflétant la charge d'entraînement avec une sensibilité supérieure.</w:t>
+      </w:r>
+    </w:p>
+    <w:p>
+      <w:pPr>
+        <w:spacing w:after="140" w:line="276" w:lineRule="auto"/>
+      </w:pPr>
+      <w:r>
+        <w:t>Le lien entre readiness et performance n'est d'ailleurs pas établi, y compris lorsque les deux sont mesurés. Janetzki et al. (2023) ont systématisé 165 études et méta-analysé vingt marqueurs de readiness : seule la hauteur de saut vertical prédit la vitesse sur 10 mètres (r = 0,69), les marqueurs physiologiques et biochimiques — cortisol salivaire, fréquence cardiaque sous-maximale, variabilité cardiaque, protéine C-réactive — ne montrant pas d'association significative avec la performance.</w:t>
+      </w:r>
     </w:p>
     <w:p>
       <w:pPr>
@@ -340,25 +173,16 @@
         <w:spacing w:before="320" w:after="180"/>
       </w:pPr>
       <w:r>
+        <w:t>2. Audit des données</w:t>
+      </w:r>
+    </w:p>
+    <w:p>
+      <w:pPr>
+        <w:spacing w:after="140" w:line="276" w:lineRule="auto"/>
+      </w:pPr>
+      <w:r>
         <w:lastRenderedPageBreak/>
-        <w:t>2. Audit des données</w:t>
-      </w:r>
-    </w:p>
-    <w:p>
-      <w:pPr>
-        <w:spacing w:after="140" w:line="276" w:lineRule="auto"/>
-      </w:pPr>
-      <w:r>
-        <w:t>L'agrégation a été précédée d'un audit des sources, les décisions d</w:t>
-      </w:r>
-      <w:r>
-        <w:t xml:space="preserve">e traitement </w:t>
-      </w:r>
-      <w:r>
-        <w:t>dépendent</w:t>
-      </w:r>
-      <w:r>
-        <w:t xml:space="preserve"> de ce que les fichiers contiennent réellement. Cinq constats en ressortent.</w:t>
+        <w:t>L'agrégation a été précédée d'un audit des sources, les décisions de traitement dépendant de ce que les fichiers contiennent réellement. Cinq constats en ressortent.</w:t>
       </w:r>
     </w:p>
     <w:p>
@@ -375,29 +199,7 @@
         <w:spacing w:after="140" w:line="276" w:lineRule="auto"/>
       </w:pPr>
       <w:r>
-        <w:t xml:space="preserve">Les trois participants couvrent la même période mais avec des disponibilités très différentes : 152 jours de données </w:t>
-      </w:r>
-      <w:proofErr w:type="spellStart"/>
-      <w:r>
-        <w:t>Fitbit</w:t>
-      </w:r>
-      <w:proofErr w:type="spellEnd"/>
-      <w:r>
-        <w:t xml:space="preserve"> pour p01, 1</w:t>
-      </w:r>
-      <w:r>
-        <w:t xml:space="preserve">44 pour p05, 122 pour p03. Les jours manquants forment des blocs — 23 jours consécutifs chez p03 en novembre-décembre, 6 chez p05 fin février — et non des trous dispersés, ce qui oriente vers des périodes sans port du bracelet. </w:t>
-      </w:r>
-      <w:proofErr w:type="gramStart"/>
-      <w:r>
-        <w:t>p</w:t>
-      </w:r>
-      <w:proofErr w:type="gramEnd"/>
-      <w:r>
-        <w:t xml:space="preserve">03 ne dispose par ailleurs </w:t>
-      </w:r>
-      <w:r>
-        <w:t>d'aucun fichier de fréquence cardiaque.</w:t>
+        <w:t>Les trois participants couvrent la même période mais avec des disponibilités très différentes : 152 jours de données Fitbit pour p01, 144 pour p05, 122 pour p03. Les jours manquants forment des blocs — 23 jours consécutifs chez p03 en novembre-décembre, 6 chez p05 fin février — et non des trous dispersés, ce qui oriente vers des périodes sans port du bracelet. p03 ne dispose par ailleurs d'aucun fichier de fréquence cardiaque.</w:t>
       </w:r>
     </w:p>
     <w:p>
@@ -410,7 +212,7 @@
           <w:noProof/>
         </w:rPr>
         <w:drawing>
-          <wp:inline distT="0" distB="0" distL="0" distR="0" wp14:anchorId="56FBF2C9" wp14:editId="1A9DF837">
+          <wp:inline distT="0" distB="0" distL="0" distR="0" wp14:anchorId="5EE61606" wp14:editId="3BE7DE63">
             <wp:extent cx="5334000" cy="3181350"/>
             <wp:effectExtent l="0" t="0" r="0" b="0"/>
             <wp:docPr id="1" name="Image 1"/>
@@ -462,69 +264,7 @@
           <w:sz w:val="18"/>
           <w:szCs w:val="18"/>
         </w:rPr>
-        <w:t xml:space="preserve">Figure </w:t>
-      </w:r>
-      <w:proofErr w:type="gramStart"/>
-      <w:r>
-        <w:rPr>
-          <w:i/>
-          <w:iCs/>
-          <w:color w:val="595959"/>
-          <w:sz w:val="18"/>
-          <w:szCs w:val="18"/>
-        </w:rPr>
-        <w:t xml:space="preserve">1 </w:t>
-      </w:r>
-      <w:r>
-        <w:rPr>
-          <w:i/>
-          <w:iCs/>
-          <w:color w:val="595959"/>
-          <w:sz w:val="18"/>
-          <w:szCs w:val="18"/>
-        </w:rPr>
-        <w:t xml:space="preserve"> </w:t>
-      </w:r>
-      <w:r>
-        <w:rPr>
-          <w:i/>
-          <w:iCs/>
-          <w:color w:val="595959"/>
-          <w:sz w:val="18"/>
-          <w:szCs w:val="18"/>
-        </w:rPr>
-        <w:t>Concordance</w:t>
-      </w:r>
-      <w:proofErr w:type="gramEnd"/>
-      <w:r>
-        <w:rPr>
-          <w:i/>
-          <w:iCs/>
-          <w:color w:val="595959"/>
-          <w:sz w:val="18"/>
-          <w:szCs w:val="18"/>
-        </w:rPr>
-        <w:t xml:space="preserve"> des sources par participant. Chaque trait représente un jour renseigné. Le bloc manquant de p03 en novembre-décembre et l'absence complète de </w:t>
-      </w:r>
-      <w:r>
-        <w:rPr>
-          <w:i/>
-          <w:iCs/>
-          <w:color w:val="595959"/>
-          <w:sz w:val="18"/>
-          <w:szCs w:val="18"/>
-        </w:rPr>
-        <w:t xml:space="preserve">la </w:t>
-      </w:r>
-      <w:r>
-        <w:rPr>
-          <w:i/>
-          <w:iCs/>
-          <w:color w:val="595959"/>
-          <w:sz w:val="18"/>
-          <w:szCs w:val="18"/>
-        </w:rPr>
-        <w:t>fréquence cardiaque y sont visibles.</w:t>
+        <w:t>Figure 1 — Concordance des sources par participant. Chaque trait représente un jour renseigné. Le bloc manquant de p03 en novembre-décembre et l'absence complète de fréquence cardiaque y sont visibles.</w:t>
       </w:r>
     </w:p>
     <w:p>
@@ -543,63 +283,23 @@
       <w:r>
         <w:t xml:space="preserve">Le fichier </w:t>
       </w:r>
-      <w:proofErr w:type="spellStart"/>
-      <w:proofErr w:type="gramStart"/>
       <w:r>
         <w:rPr>
           <w:b/>
           <w:bCs/>
         </w:rPr>
-        <w:t>calories.json</w:t>
-      </w:r>
-      <w:proofErr w:type="spellEnd"/>
-      <w:proofErr w:type="gramEnd"/>
-      <w:r>
-        <w:rPr>
-          <w:b/>
-          <w:bCs/>
-        </w:rPr>
-        <w:t xml:space="preserve"> compte exactement 218 880 lignes pour les trois participants</w:t>
-      </w:r>
-      <w:r>
-        <w:t xml:space="preserve">, soit 152 jours × 1 440 minutes. </w:t>
-      </w:r>
-      <w:proofErr w:type="spellStart"/>
-      <w:r>
-        <w:t>Fitbit</w:t>
-      </w:r>
-      <w:proofErr w:type="spellEnd"/>
-      <w:r>
-        <w:t xml:space="preserve"> produit une valeur à chaque minute</w:t>
-      </w:r>
-      <w:r>
-        <w:t>, indépendamment du port effectif, alors que les fichiers de pas comptent</w:t>
-      </w:r>
-      <w:r>
-        <w:t xml:space="preserve"> de 53 042 à 218 836 lignes.</w:t>
-      </w:r>
-    </w:p>
-    <w:p>
-      <w:pPr>
-        <w:spacing w:after="140" w:line="276" w:lineRule="auto"/>
-      </w:pPr>
-      <w:r>
-        <w:t>La complétude apparente des calories, de 100 %, était donc trompeuse. Sur les jours sans données de pas, l'écart-type des calories est de 6,5</w:t>
-      </w:r>
-      <w:r>
-        <w:t>, contre 550 sur les jours renseignés : signe</w:t>
-      </w:r>
-      <w:r>
-        <w:t xml:space="preserve"> d'un métabolisme de base calcu</w:t>
-      </w:r>
-      <w:r>
-        <w:t xml:space="preserve">lé et non mesuré. Ces valeurs ont été ramenées à l'état manquant, la présence </w:t>
-      </w:r>
-      <w:r>
-        <w:t>ne servant pas</w:t>
-      </w:r>
-      <w:r>
-        <w:t xml:space="preserve"> de critère de port effectif.</w:t>
+        <w:t>calories.json compte exactement 218 880 lignes pour les trois participants</w:t>
+      </w:r>
+      <w:r>
+        <w:t>, soit 152 jours × 1 440 minutes. Fitbit produit une valeur à chaque minute indépendamment du port effectif, alors que les fichiers de pas varient de 53 042 à 218 836 lignes.</w:t>
+      </w:r>
+    </w:p>
+    <w:p>
+      <w:pPr>
+        <w:spacing w:after="140" w:line="276" w:lineRule="auto"/>
+      </w:pPr>
+      <w:r>
+        <w:t>La complétude apparente des calories, de 100 %, était donc trompeuse. Sur les jours sans données de pas, l'écart-type des calories est de 6,5 contre 550 sur les jours renseignés — signature d'un métabolisme de base calculé et non mesuré. Ces valeurs ont été ramenées à l'état manquant, la présence de pas servant de critère de port effectif.</w:t>
       </w:r>
     </w:p>
     <w:p>
@@ -616,24 +316,8 @@
         <w:spacing w:after="140" w:line="276" w:lineRule="auto"/>
       </w:pPr>
       <w:r>
-        <w:t xml:space="preserve">Le </w:t>
-      </w:r>
-      <w:proofErr w:type="spellStart"/>
-      <w:r>
-        <w:t>sRPE</w:t>
-      </w:r>
-      <w:proofErr w:type="spellEnd"/>
-      <w:r>
-        <w:t>, mesure de référence de la charge interne, n'est renseigné que sur 34 séances pou</w:t>
-      </w:r>
-      <w:r>
-        <w:t>r p01, 9 pour p05 et 2 pour p03 sur cinq mois. Cette source ne permet pas de construire un indicateur comparable entre participants ; les données d'activité du capteur ont été utilisées à sa place.</w:t>
-      </w:r>
-    </w:p>
-    <w:p>
-      <w:pPr>
-        <w:spacing w:after="140" w:line="276" w:lineRule="auto"/>
-      </w:pPr>
+        <w:t>Le sRPE, mesure de référence de la charge interne, n'est renseigné que sur 34 séances pour p01, 9 pour p05 et 2 pour p03 sur cinq mois. Cette source ne permet pas de construire un indicateur comparable entre participants ; les données d'activité du capteur ont été utilisées à sa place.</w:t>
+      </w:r>
     </w:p>
     <w:p>
       <w:pPr>
@@ -641,7 +325,6 @@
         <w:spacing w:before="260" w:after="140"/>
       </w:pPr>
       <w:r>
-        <w:lastRenderedPageBreak/>
         <w:t>Protocoles de déclaration hétérogènes</w:t>
       </w:r>
     </w:p>
@@ -660,7 +343,7 @@
           <w:left w:w="10" w:type="dxa"/>
           <w:right w:w="10" w:type="dxa"/>
         </w:tblCellMar>
-        <w:tblLook w:val="04A0" w:firstRow="1" w:lastRow="0" w:firstColumn="1" w:lastColumn="0" w:noHBand="0" w:noVBand="1"/>
+        <w:tblLook w:val="0000" w:firstRow="0" w:lastRow="0" w:firstColumn="0" w:lastColumn="0" w:noHBand="0" w:noVBand="0"/>
       </w:tblPr>
       <w:tblGrid>
         <w:gridCol w:w="2400"/>
@@ -717,16 +400,7 @@
                 <w:sz w:val="20"/>
                 <w:szCs w:val="20"/>
               </w:rPr>
-              <w:t>Déclarat</w:t>
-            </w:r>
-            <w:r>
-              <w:rPr>
-                <w:b/>
-                <w:bCs/>
-                <w:sz w:val="20"/>
-                <w:szCs w:val="20"/>
-              </w:rPr>
-              <w:t>ions</w:t>
+              <w:t>Déclarations</w:t>
             </w:r>
           </w:p>
         </w:tc>
@@ -795,21 +469,13 @@
             </w:tcMar>
           </w:tcPr>
           <w:p>
-            <w:proofErr w:type="gramStart"/>
-            <w:r>
-              <w:rPr>
-                <w:sz w:val="20"/>
-                <w:szCs w:val="20"/>
-              </w:rPr>
-              <w:t>p</w:t>
-            </w:r>
-            <w:proofErr w:type="gramEnd"/>
-            <w:r>
-              <w:rPr>
-                <w:sz w:val="20"/>
-                <w:szCs w:val="20"/>
-              </w:rPr>
-              <w:t>01</w:t>
+            <w:r>
+              <w:rPr>
+                <w:sz w:val="20"/>
+                <w:szCs w:val="20"/>
+              </w:rPr>
+              <w:lastRenderedPageBreak/>
+              <w:t>p01</w:t>
             </w:r>
           </w:p>
         </w:tc>
@@ -892,21 +558,12 @@
             </w:tcMar>
           </w:tcPr>
           <w:p>
-            <w:proofErr w:type="gramStart"/>
-            <w:r>
-              <w:rPr>
-                <w:sz w:val="20"/>
-                <w:szCs w:val="20"/>
-              </w:rPr>
-              <w:t>p</w:t>
-            </w:r>
-            <w:proofErr w:type="gramEnd"/>
-            <w:r>
-              <w:rPr>
-                <w:sz w:val="20"/>
-                <w:szCs w:val="20"/>
-              </w:rPr>
-              <w:t>03</w:t>
+            <w:r>
+              <w:rPr>
+                <w:sz w:val="20"/>
+                <w:szCs w:val="20"/>
+              </w:rPr>
+              <w:t>p03</w:t>
             </w:r>
           </w:p>
         </w:tc>
@@ -989,21 +646,12 @@
             </w:tcMar>
           </w:tcPr>
           <w:p>
-            <w:proofErr w:type="gramStart"/>
-            <w:r>
-              <w:rPr>
-                <w:sz w:val="20"/>
-                <w:szCs w:val="20"/>
-              </w:rPr>
-              <w:t>p</w:t>
-            </w:r>
-            <w:proofErr w:type="gramEnd"/>
-            <w:r>
-              <w:rPr>
-                <w:sz w:val="20"/>
-                <w:szCs w:val="20"/>
-              </w:rPr>
-              <w:t>05</w:t>
+            <w:r>
+              <w:rPr>
+                <w:sz w:val="20"/>
+                <w:szCs w:val="20"/>
+              </w:rPr>
+              <w:t>p05</w:t>
             </w:r>
           </w:p>
         </w:tc>
@@ -1078,13 +726,8 @@
       <w:pPr>
         <w:spacing w:after="140" w:line="276" w:lineRule="auto"/>
       </w:pPr>
-      <w:proofErr w:type="gramStart"/>
-      <w:r>
-        <w:t>p</w:t>
-      </w:r>
-      <w:proofErr w:type="gramEnd"/>
-      <w:r>
-        <w:t>01 renseigne le formulaire régulièrement, qu'il soit blessé ou non ; p05 ne le renseigne qu'en cas de blessure. Les trois participants ne mesurent donc pas le même phénomène.</w:t>
+      <w:r>
+        <w:t>p01 renseigne le formulaire régulièrement, qu'il soit blessé ou non ; p05 ne le renseigne qu'en cas de blessure. Les trois participants ne mesurent donc pas le même phénomène.</w:t>
       </w:r>
     </w:p>
     <w:p>
@@ -1101,21 +744,15 @@
         <w:spacing w:after="140" w:line="276" w:lineRule="auto"/>
       </w:pPr>
       <w:r>
-        <w:t>Les huit déclarations de p05 localisées au pied gauche s'échelonnent du 30 janvier au 17 mars, avec des écarts de 1 à 15 jours, après 84 jours sans déclaration. Cette structure correspond à un épisode persistant redéclaré plutôt qu'à huit blessures distinc</w:t>
-      </w:r>
-      <w:r>
-        <w:t>tes.</w:t>
-      </w:r>
-    </w:p>
-    <w:p>
-      <w:pPr>
-        <w:spacing w:after="140" w:line="276" w:lineRule="auto"/>
-      </w:pPr>
-      <w:r>
-        <w:t>Après regroupement des déclarations consécutives sur une même zone anatomique, le nombre d'épisodes distincts tombe à quatre : deux gênes isolées chez p05 en novembre (pied gauche, cou), un épisode prolongé au pied gauche de janvier à mars, et une att</w:t>
-      </w:r>
-      <w:r>
-        <w:t>einte à la main droite chez p01. Aucun ne présente les caractéristiques d'une lésion de surcharge.</w:t>
+        <w:t>Les huit déclarations de p05 localisées au pied gauche s'échelonnent du 30 janvier au 17 mars, avec des écarts de 1 à 15 jours, après 84 jours sans déclaration. Cette structure correspond à un épisode persistant redéclaré plutôt qu'à huit blessures distinctes.</w:t>
+      </w:r>
+    </w:p>
+    <w:p>
+      <w:pPr>
+        <w:spacing w:after="140" w:line="276" w:lineRule="auto"/>
+      </w:pPr>
+      <w:r>
+        <w:t>Après regroupement des déclarations consécutives sur une même zone anatomique, le nombre d'épisodes distincts tombe à quatre : deux gênes isolées chez p05 en novembre (pied gauche, cou), un épisode prolongé au pied gauche de janvier à mars, et une atteinte à la main droite chez p01. Aucun ne présente les caractéristiques d'une lésion de surcharge.</w:t>
       </w:r>
     </w:p>
     <w:p>
@@ -1132,30 +769,15 @@
         <w:spacing w:after="140" w:line="276" w:lineRule="auto"/>
       </w:pPr>
       <w:r>
-        <w:t>Les sources présentent des granularités hétérogènes : la minute pour les flux d'activité et la fréquence cardiaque, l'événe</w:t>
-      </w:r>
-      <w:r>
-        <w:t xml:space="preserve">ment pour les séances et les nuits, </w:t>
-      </w:r>
-      <w:r>
-        <w:t xml:space="preserve">et </w:t>
-      </w:r>
-      <w:r>
-        <w:t>la journée pour les questionnaires. L'unité d'analyse retenue est le couple participant-jour.</w:t>
-      </w:r>
-    </w:p>
-    <w:p>
-      <w:pPr>
-        <w:spacing w:after="140" w:line="276" w:lineRule="auto"/>
-      </w:pPr>
-      <w:r>
-        <w:t>La fusion s'appuie sur une grille complète de 152 jours par participant</w:t>
-      </w:r>
-      <w:r>
-        <w:t>, plutôt que sur les dates présentes dans les fichiers : les jours sans données apparaissent ainsi comme des valeurs manquantes,</w:t>
-      </w:r>
-      <w:r>
-        <w:t xml:space="preserve"> au lieu de disparaître. La table obtenue compte 456 lignes et 52 colonnes.</w:t>
+        <w:t>Les sources présentent des granularités hétérogènes : la minute pour les flux d'activité et la fréquence cardiaque, l'événement pour les séances et les nuits, la journée pour les questionnaires. L'unité d'analyse retenue est le couple participant-jour.</w:t>
+      </w:r>
+    </w:p>
+    <w:p>
+      <w:pPr>
+        <w:spacing w:after="140" w:line="276" w:lineRule="auto"/>
+      </w:pPr>
+      <w:r>
+        <w:t>La fusion s'appuie sur une grille complète de 152 jours par participant plutôt que sur les dates présentes dans les fichiers : les jours sans données apparaissent ainsi en valeurs manquantes au lieu de disparaître. La table obtenue compte 456 lignes et 52 colonnes.</w:t>
       </w:r>
     </w:p>
     <w:p>
@@ -1172,62 +794,16 @@
         <w:spacing w:after="140" w:line="276" w:lineRule="auto"/>
       </w:pPr>
       <w:r>
-        <w:t>Trois familles d'anomalies ont été identifiées et traitées différemment. Les valeu</w:t>
-      </w:r>
-      <w:r>
-        <w:t xml:space="preserve">rs générées par le capteur, détectées par le comptage exact des lignes. Les soumissions de </w:t>
-      </w:r>
-      <w:r>
-        <w:t>questionnaires</w:t>
-      </w:r>
-      <w:r>
-        <w:t xml:space="preserve"> entièrement à zéro, qui produisaient des moyennes hors échelle et ont été écartées avant agrégation. Et six nuits de plus de 700 minutes, conservées co</w:t>
-      </w:r>
-      <w:r>
-        <w:t>mme valeurs extrêmes plausibles après vérification du contexte : leur efficacité de sommeil reste normale et l'activité des jours adjacents est cohérente.</w:t>
-      </w:r>
-    </w:p>
-    <w:p>
-      <w:pPr>
-        <w:spacing w:after="140" w:line="276" w:lineRule="auto"/>
-      </w:pPr>
-    </w:p>
-    <w:p>
-      <w:pPr>
-        <w:spacing w:after="140" w:line="276" w:lineRule="auto"/>
-      </w:pPr>
-      <w:r>
-        <w:t xml:space="preserve">Un cas mérite attention : le </w:t>
-      </w:r>
-      <w:proofErr w:type="spellStart"/>
-      <w:r>
-        <w:t>readiness</w:t>
-      </w:r>
-      <w:proofErr w:type="spellEnd"/>
-      <w:r>
-        <w:t xml:space="preserve"> de p05 ne prend que deux valeurs, 0 et 5. L'examen de leur rép</w:t>
-      </w:r>
-      <w:r>
-        <w:t>artition mensuelle montre que les zéros se concentrent en novembre et décembre — 56 sur 58 — puis disparaissent, alors que sa période de blessure court de janvier à mars. Ces zéros correspondent donc à un champ non renseigné valant zéro par défaut, non à u</w:t>
-      </w:r>
-      <w:r>
-        <w:t>n état déclaré. Une valeur formellement valide peut ainsi ne rien mesurer.</w:t>
-      </w:r>
-    </w:p>
-    <w:p>
-      <w:pPr>
-        <w:spacing w:after="140" w:line="276" w:lineRule="auto"/>
-      </w:pPr>
-    </w:p>
-    <w:p>
-      <w:pPr>
-        <w:spacing w:after="140" w:line="276" w:lineRule="auto"/>
-      </w:pPr>
-    </w:p>
-    <w:p>
-      <w:pPr>
-        <w:spacing w:after="140" w:line="276" w:lineRule="auto"/>
-      </w:pPr>
+        <w:t>Trois familles d'anomalies ont été identifiées et traitées différemment. Les valeurs générées par le capteur, détectées par le comptage exact des lignes. Les soumissions de questionnaire entièrement à zéro, qui produisaient des moyennes hors échelle et ont été écartées avant agrégation. Et six nuits de plus de 700 minutes, conservées comme valeurs extrêmes plausibles après vérification du contexte : leur efficacité de sommeil reste normale et l'activité des jours adjacents est cohérente.</w:t>
+      </w:r>
+    </w:p>
+    <w:p>
+      <w:pPr>
+        <w:spacing w:after="140" w:line="276" w:lineRule="auto"/>
+      </w:pPr>
+      <w:r>
+        <w:t>Un cas mérite attention : le readiness de p05 ne prend que deux valeurs, 0 et 5. L'examen de leur répartition mensuelle montre que les zéros se concentrent en novembre et décembre — 56 sur 58 — puis disparaissent, alors que sa période de blessure court de janvier à mars. Ces zéros correspondent donc à un champ non renseigné valant zéro par défaut, non à un état déclaré. Une valeur formellement valide peut ainsi ne rien mesurer.</w:t>
+      </w:r>
     </w:p>
     <w:p>
       <w:pPr>
@@ -1243,10 +819,7 @@
         <w:spacing w:after="140" w:line="276" w:lineRule="auto"/>
       </w:pPr>
       <w:r>
-        <w:t>Quatre mécanismes ont été distingués, car ils n'appellent pas le même traitement : absence de mesure (bracelet non porté), source absente (fichier manquant chez p</w:t>
-      </w:r>
-      <w:r>
-        <w:t>03), absence de déclaration (questionnaire, séances, blessures) et absence de collecte (photographies limitées à février-mars).</w:t>
+        <w:t>Quatre mécanismes ont été distingués, car ils n'appellent pas le même traitement : absence de mesure (bracelet non porté), source absente (fichier manquant chez p03), absence de déclaration (questionnaire, séances, blessures) et absence de collecte (photographies limitées à février-mars).</w:t>
       </w:r>
     </w:p>
     <w:p>
@@ -1258,9 +831,10 @@
         <w:rPr>
           <w:noProof/>
         </w:rPr>
+        <w:lastRenderedPageBreak/>
         <w:drawing>
-          <wp:inline distT="0" distB="0" distL="0" distR="0" wp14:anchorId="39481EBD" wp14:editId="1ECFFA73">
-            <wp:extent cx="4953000" cy="2714625"/>
+          <wp:inline distT="0" distB="0" distL="0" distR="0" wp14:anchorId="494B5F9F" wp14:editId="6BA02090">
+            <wp:extent cx="3810000" cy="3810000"/>
             <wp:effectExtent l="0" t="0" r="0" b="0"/>
             <wp:docPr id="2" name="Image 2"/>
             <wp:cNvGraphicFramePr>
@@ -1285,6 +859,71 @@
                   <pic:spPr bwMode="auto">
                     <a:xfrm>
                       <a:off x="0" y="0"/>
+                      <a:ext cx="3810000" cy="3810000"/>
+                    </a:xfrm>
+                    <a:prstGeom prst="rect">
+                      <a:avLst/>
+                    </a:prstGeom>
+                  </pic:spPr>
+                </pic:pic>
+              </a:graphicData>
+            </a:graphic>
+          </wp:inline>
+        </w:drawing>
+      </w:r>
+    </w:p>
+    <w:p>
+      <w:pPr>
+        <w:spacing w:after="220"/>
+        <w:jc w:val="center"/>
+      </w:pPr>
+      <w:r>
+        <w:rPr>
+          <w:i/>
+          <w:iCs/>
+          <w:color w:val="595959"/>
+          <w:sz w:val="18"/>
+          <w:szCs w:val="18"/>
+        </w:rPr>
+        <w:t>Figure 3 — Répartition des valeurs manquantes par mécanisme. Les déclarations non faites (séances, photographies) dominent largement devant les défauts de mesure. Les catégories se recouvrent partiellement.</w:t>
+      </w:r>
+    </w:p>
+    <w:p>
+      <w:pPr>
+        <w:spacing w:before="160" w:after="60"/>
+        <w:jc w:val="center"/>
+      </w:pPr>
+      <w:r>
+        <w:rPr>
+          <w:noProof/>
+        </w:rPr>
+        <w:drawing>
+          <wp:inline distT="0" distB="0" distL="0" distR="0" wp14:anchorId="790E314A" wp14:editId="3085E330">
+            <wp:extent cx="4953000" cy="2714625"/>
+            <wp:effectExtent l="0" t="0" r="0" b="0"/>
+            <wp:docPr id="3" name="Image 3"/>
+            <wp:cNvGraphicFramePr>
+              <a:graphicFrameLocks xmlns:a="http://schemas.openxmlformats.org/drawingml/2006/main" noChangeAspect="1"/>
+            </wp:cNvGraphicFramePr>
+            <a:graphic xmlns:a="http://schemas.openxmlformats.org/drawingml/2006/main">
+              <a:graphicData uri="http://schemas.openxmlformats.org/drawingml/2006/picture">
+                <pic:pic xmlns:pic="http://schemas.openxmlformats.org/drawingml/2006/picture">
+                  <pic:nvPicPr>
+                    <pic:cNvPr id="0" name=""/>
+                    <pic:cNvPicPr>
+                      <a:picLocks noChangeAspect="1" noChangeArrowheads="1"/>
+                    </pic:cNvPicPr>
+                  </pic:nvPicPr>
+                  <pic:blipFill>
+                    <a:blip r:embed="rId7"/>
+                    <a:srcRect/>
+                    <a:stretch>
+                      <a:fillRect/>
+                    </a:stretch>
+                  </pic:blipFill>
+                  <pic:spPr bwMode="auto">
+                    <a:xfrm>
+                      <a:off x="0" y="0"/>
                       <a:ext cx="4953000" cy="2714625"/>
                     </a:xfrm>
                     <a:prstGeom prst="rect">
@@ -1337,7 +976,7 @@
           <w:left w:w="10" w:type="dxa"/>
           <w:right w:w="10" w:type="dxa"/>
         </w:tblCellMar>
-        <w:tblLook w:val="04A0" w:firstRow="1" w:lastRow="0" w:firstColumn="1" w:lastColumn="0" w:noHBand="0" w:noVBand="1"/>
+        <w:tblLook w:val="0000" w:firstRow="0" w:lastRow="0" w:firstColumn="0" w:lastColumn="0" w:noHBand="0" w:noVBand="0"/>
       </w:tblPr>
       <w:tblGrid>
         <w:gridCol w:w="3200"/>
@@ -1416,16 +1055,7 @@
                 <w:sz w:val="20"/>
                 <w:szCs w:val="20"/>
               </w:rPr>
-              <w:t>Effe</w:t>
-            </w:r>
-            <w:r>
-              <w:rPr>
-                <w:b/>
-                <w:bCs/>
-                <w:sz w:val="20"/>
-                <w:szCs w:val="20"/>
-              </w:rPr>
-              <w:t>t</w:t>
+              <w:t>Effet</w:t>
             </w:r>
           </w:p>
         </w:tc>
@@ -1488,7 +1118,6 @@
             </w:tcMar>
           </w:tcPr>
           <w:p>
-            <w:proofErr w:type="gramStart"/>
             <w:r>
               <w:rPr>
                 <w:sz w:val="20"/>
@@ -1496,7 +1125,6 @@
               </w:rPr>
               <w:t>référence</w:t>
             </w:r>
-            <w:proofErr w:type="gramEnd"/>
           </w:p>
         </w:tc>
       </w:tr>
@@ -1631,14 +1259,7 @@
                 <w:sz w:val="20"/>
                 <w:szCs w:val="20"/>
               </w:rPr>
-              <w:t>−</w:t>
-            </w:r>
-            <w:r>
-              <w:rPr>
-                <w:sz w:val="20"/>
-                <w:szCs w:val="20"/>
-              </w:rPr>
-              <w:t>13 %</w:t>
+              <w:t>−13 %</w:t>
             </w:r>
           </w:p>
         </w:tc>
@@ -1666,6 +1287,7 @@
                 <w:sz w:val="20"/>
                 <w:szCs w:val="20"/>
               </w:rPr>
+              <w:lastRenderedPageBreak/>
               <w:t>Médiane par participant</w:t>
             </w:r>
           </w:p>
@@ -1701,7 +1323,6 @@
             </w:tcMar>
           </w:tcPr>
           <w:p>
-            <w:proofErr w:type="gramStart"/>
             <w:r>
               <w:rPr>
                 <w:sz w:val="20"/>
@@ -1709,7 +1330,6 @@
               </w:rPr>
               <w:t>identique</w:t>
             </w:r>
-            <w:proofErr w:type="gramEnd"/>
           </w:p>
         </w:tc>
       </w:tr>
@@ -1771,21 +1391,12 @@
             </w:tcMar>
           </w:tcPr>
           <w:p>
-            <w:proofErr w:type="gramStart"/>
-            <w:r>
-              <w:rPr>
-                <w:sz w:val="20"/>
-                <w:szCs w:val="20"/>
-              </w:rPr>
-              <w:t>préservé</w:t>
-            </w:r>
-            <w:proofErr w:type="gramEnd"/>
-            <w:r>
-              <w:rPr>
-                <w:sz w:val="20"/>
-                <w:szCs w:val="20"/>
-              </w:rPr>
-              <w:t>, 67 manquants résiduels</w:t>
+            <w:r>
+              <w:rPr>
+                <w:sz w:val="20"/>
+                <w:szCs w:val="20"/>
+              </w:rPr>
+              <w:t>préservé, 67 manquants résiduels</w:t>
             </w:r>
           </w:p>
         </w:tc>
@@ -1848,21 +1459,12 @@
             </w:tcMar>
           </w:tcPr>
           <w:p>
-            <w:proofErr w:type="gramStart"/>
-            <w:r>
-              <w:rPr>
-                <w:sz w:val="20"/>
-                <w:szCs w:val="20"/>
-              </w:rPr>
-              <w:t>aucun</w:t>
-            </w:r>
-            <w:proofErr w:type="gramEnd"/>
-            <w:r>
-              <w:rPr>
-                <w:sz w:val="20"/>
-                <w:szCs w:val="20"/>
-              </w:rPr>
-              <w:t xml:space="preserve"> gain</w:t>
+            <w:r>
+              <w:rPr>
+                <w:sz w:val="20"/>
+                <w:szCs w:val="20"/>
+              </w:rPr>
+              <w:t>aucun gain</w:t>
             </w:r>
           </w:p>
         </w:tc>
@@ -1878,28 +1480,7 @@
         <w:spacing w:after="140" w:line="276" w:lineRule="auto"/>
       </w:pPr>
       <w:r>
-        <w:t>Deux constats complémentaires ont orienté la décision. L'autocorrélation à un jour d'intervalle est faible pour l'ensemble des variables candidates : 0,03 pour la durée de sommeil, 0,21 pour la fatigue, 0,26 pour la fréquence cardiaque. La valeur de la vei</w:t>
-      </w:r>
-      <w:r>
-        <w:t xml:space="preserve">lle ne constitue donc pas un prédicteur fiable, y compris </w:t>
-      </w:r>
-      <w:r>
-        <w:t>pour</w:t>
-      </w:r>
-      <w:r>
-        <w:t xml:space="preserve"> des trous courts. Et l'interpolation cubique produit des valeurs </w:t>
-      </w:r>
-      <w:r>
-        <w:t>en dehors de l'intervalle — jusqu'à</w:t>
-      </w:r>
-      <w:r>
-        <w:t xml:space="preserve"> 101,4 % pour une efficacité du sommeil </w:t>
-      </w:r>
-      <w:r>
-        <w:t>plafonnée</w:t>
-      </w:r>
-      <w:r>
-        <w:t xml:space="preserve"> à 100 %.</w:t>
+        <w:t>Deux constats complémentaires ont orienté la décision. L'autocorrélation à un jour d'intervalle est faible pour l'ensemble des variables candidates : 0,03 pour la durée de sommeil, 0,21 pour la fatigue, 0,26 pour la fréquence cardiaque. La valeur de la veille ne constitue donc pas un prédicteur fiable, y compris sur des trous courts. Et l'interpolation cubique produit des valeurs hors domaine — un maximum de 101,4 % pour une efficacité du sommeil bornée à 100 %.</w:t>
       </w:r>
     </w:p>
     <w:p>
@@ -1914,46 +1495,8 @@
         <w:t xml:space="preserve">Décision retenue. </w:t>
       </w:r>
       <w:r>
-        <w:t>Le jeu de données livré con</w:t>
-      </w:r>
-      <w:r>
-        <w:t xml:space="preserve">serve les valeurs manquantes : il reflète ce qui a été mesuré et laisse à tout utilisateur ultérieur le choix du traitement. L'imputation est réalisée </w:t>
-      </w:r>
-      <w:r>
-        <w:t xml:space="preserve">au sein du pipeline de modélisation, en apprentissage </w:t>
-      </w:r>
-      <w:proofErr w:type="spellStart"/>
-      <w:r>
-        <w:t>fold</w:t>
-      </w:r>
-      <w:proofErr w:type="spellEnd"/>
-      <w:r>
-        <w:t xml:space="preserve"> par </w:t>
-      </w:r>
-      <w:proofErr w:type="spellStart"/>
-      <w:r>
-        <w:t>fold</w:t>
-      </w:r>
-      <w:proofErr w:type="spellEnd"/>
-      <w:r>
-        <w:t>, ce qui évite toute</w:t>
-      </w:r>
-      <w:r>
-        <w:t xml:space="preserve"> fuite d'information ver</w:t>
-      </w:r>
-      <w:r>
-        <w:t>s les données de test.</w:t>
-      </w:r>
-    </w:p>
-    <w:p>
-      <w:pPr>
-        <w:spacing w:after="140" w:line="276" w:lineRule="auto"/>
-      </w:pPr>
-    </w:p>
-    <w:p>
-      <w:pPr>
-        <w:spacing w:after="140" w:line="276" w:lineRule="auto"/>
-      </w:pPr>
+        <w:t>Le jeu de données livré conserve les valeurs manquantes : il reflète ce qui a été mesuré et laisse à tout utilisateur ultérieur le choix du traitement. L'imputation est réalisée à l'intérieur du pipeline de modélisation, apprise fold par fold, ce qui évite la fuite d'information vers les données de test.</w:t>
+      </w:r>
     </w:p>
     <w:p>
       <w:pPr>
@@ -1969,70 +1512,23 @@
         <w:spacing w:after="140" w:line="276" w:lineRule="auto"/>
       </w:pPr>
       <w:r>
-        <w:t xml:space="preserve">Les métadonnées EXIF des photographies ont été extraites par un script dédié : 321 images traitées pour p01, avec </w:t>
-      </w:r>
-      <w:r>
-        <w:t>une extraction réussie à 100 %</w:t>
-      </w:r>
-      <w:r>
-        <w:t xml:space="preserve">. Elles fournissent la date et l'heure de chaque prise, le nombre de </w:t>
-      </w:r>
-      <w:r>
-        <w:t xml:space="preserve">prises </w:t>
-      </w:r>
-      <w:r>
-        <w:t>par jour et</w:t>
-      </w:r>
-      <w:r>
-        <w:t>, lorsque le nombre de prises le permet, l'amplitude de la fenêtre alimentaire</w:t>
-      </w:r>
-      <w:r>
-        <w:t>.</w:t>
-      </w:r>
-    </w:p>
-    <w:p>
-      <w:pPr>
-        <w:spacing w:after="140" w:line="276" w:lineRule="auto"/>
-      </w:pPr>
-      <w:r>
-        <w:t xml:space="preserve">L'estimation calorique à partir du contenu des images a été écartée. </w:t>
-      </w:r>
-      <w:proofErr w:type="spellStart"/>
-      <w:r>
-        <w:t>Fridolfsson</w:t>
-      </w:r>
-      <w:proofErr w:type="spellEnd"/>
-      <w:r>
-        <w:t xml:space="preserve"> et al. (2025) rapportent une erreur absolue moyenne de 35,8 % sur</w:t>
-      </w:r>
-      <w:r>
-        <w:t xml:space="preserve"> l'énergie pour les meilleurs modèles multimodaux, avec une sous-estimation systématique </w:t>
-      </w:r>
-      <w:r>
-        <w:t>qui s'aggrave</w:t>
-      </w:r>
-      <w:r>
-        <w:t xml:space="preserve"> avec la taille des portions. Les pipelines classiques reposent par ailleurs sur un objet de calibration absent ici, et aucune vérité terrain nutritionnelle</w:t>
-      </w:r>
-      <w:r>
-        <w:t xml:space="preserve"> n'accompagne les images : une telle erreur serait invérifiable.</w:t>
-      </w:r>
-    </w:p>
-    <w:p>
-      <w:pPr>
-        <w:spacing w:after="140" w:line="276" w:lineRule="auto"/>
-      </w:pPr>
-      <w:r>
-        <w:t xml:space="preserve">L'apport calorique est donc </w:t>
-      </w:r>
-      <w:r>
-        <w:t>estimé</w:t>
-      </w:r>
-      <w:r>
-        <w:t xml:space="preserve"> par bilan énergétique, la dépense mesurée servant d'estimation de l'apport à poids stable, répartie selon la structure des repas déclarés. Cette variable </w:t>
-      </w:r>
-      <w:r>
-        <w:t>est indicative et n'est pas retenue comme prédicteur.</w:t>
+        <w:t>Les métadonnées EXIF des photographies ont été extraites par un script dédié : 321 images traitées pour p01, avec 100 % d'extraction réussie. Elles fournissent la date et l'heure de chaque prise, le nombre de prises alimentaires par jour et l'amplitude de la fenêtre alimentaire lorsque le nombre de clichés le permet.</w:t>
+      </w:r>
+    </w:p>
+    <w:p>
+      <w:pPr>
+        <w:spacing w:after="140" w:line="276" w:lineRule="auto"/>
+      </w:pPr>
+      <w:r>
+        <w:t>L'estimation calorique à partir du contenu des images a été écartée. Fridolfsson et al. (2025) rapportent une erreur absolue moyenne de 35,8 % sur l'énergie pour les meilleurs modèles multimodaux, avec une sous-estimation systématique s'aggravant avec la taille des portions. Les pipelines classiques reposent par ailleurs sur un objet de calibration absent ici, et aucune vérité terrain nutritionnelle n'accompagne les images : une telle erreur serait invérifiable.</w:t>
+      </w:r>
+    </w:p>
+    <w:p>
+      <w:pPr>
+        <w:spacing w:after="140" w:line="276" w:lineRule="auto"/>
+      </w:pPr>
+      <w:r>
+        <w:t>L'apport calorique est donc approché par bilan énergétique, la dépense mesurée servant d'estimation de l'apport à poids stable, répartie selon la structure des repas déclarés. Cette variable est indicative et n'est pas retenue comme prédicteur.</w:t>
       </w:r>
     </w:p>
     <w:p>
@@ -2049,45 +1545,81 @@
         <w:spacing w:after="140" w:line="276" w:lineRule="auto"/>
       </w:pPr>
       <w:r>
-        <w:t xml:space="preserve">Le questionnaire contient une question directe de </w:t>
-      </w:r>
-      <w:proofErr w:type="spellStart"/>
-      <w:r>
-        <w:t>readiness</w:t>
-      </w:r>
-      <w:proofErr w:type="spellEnd"/>
-      <w:r>
-        <w:t xml:space="preserve"> sur une échelle de 0 à 10. Son examen montre qu'elle n'est pas exploitable telle quelle : après correction des zér</w:t>
-      </w:r>
-      <w:r>
-        <w:t>os, l'écart-type est de 1,41 pour p01 mais de 0,30 et 0,48 pour p03 et p05. La variable ne varie que chez un participant sur trois.</w:t>
-      </w:r>
-    </w:p>
-    <w:p>
-      <w:pPr>
-        <w:spacing w:after="140" w:line="276" w:lineRule="auto"/>
-      </w:pPr>
-      <w:r>
-        <w:t xml:space="preserve">Un indice composite a donc été construit à partir des dimensions du questionnaire, selon l'approche de </w:t>
-      </w:r>
-      <w:proofErr w:type="spellStart"/>
-      <w:r>
-        <w:t>Hooper</w:t>
-      </w:r>
-      <w:proofErr w:type="spellEnd"/>
-      <w:r>
-        <w:t xml:space="preserve"> et Mackinnon. </w:t>
-      </w:r>
-      <w:r>
-        <w:t xml:space="preserve">La sélection s'appuie sur l'association de chaque dimension avec le </w:t>
-      </w:r>
-      <w:proofErr w:type="spellStart"/>
-      <w:r>
-        <w:t>readiness</w:t>
-      </w:r>
-      <w:proofErr w:type="spellEnd"/>
-      <w:r>
-        <w:t xml:space="preserve"> déclaré chez p01, seul participant dont cette variable présente une variabilité suffisante.</w:t>
+        <w:t>Le questionnaire contient une question directe de readiness sur une échelle de 0 à 10. Son examen montre qu'elle n'est pas exploitable telle quelle : après correction des zéros, l'écart-type est de 1,41 pour p01 mais de 0,30 et 0,48 pour p03 et p05. La variable ne varie que chez un participant sur trois.</w:t>
+      </w:r>
+    </w:p>
+    <w:p>
+      <w:pPr>
+        <w:spacing w:before="160" w:after="60"/>
+        <w:jc w:val="center"/>
+      </w:pPr>
+      <w:r>
+        <w:rPr>
+          <w:noProof/>
+        </w:rPr>
+        <w:drawing>
+          <wp:inline distT="0" distB="0" distL="0" distR="0" wp14:anchorId="1B69734B" wp14:editId="3778C955">
+            <wp:extent cx="5143500" cy="1676400"/>
+            <wp:effectExtent l="0" t="0" r="0" b="0"/>
+            <wp:docPr id="4" name="Image 4"/>
+            <wp:cNvGraphicFramePr>
+              <a:graphicFrameLocks xmlns:a="http://schemas.openxmlformats.org/drawingml/2006/main" noChangeAspect="1"/>
+            </wp:cNvGraphicFramePr>
+            <a:graphic xmlns:a="http://schemas.openxmlformats.org/drawingml/2006/main">
+              <a:graphicData uri="http://schemas.openxmlformats.org/drawingml/2006/picture">
+                <pic:pic xmlns:pic="http://schemas.openxmlformats.org/drawingml/2006/picture">
+                  <pic:nvPicPr>
+                    <pic:cNvPr id="0" name=""/>
+                    <pic:cNvPicPr>
+                      <a:picLocks noChangeAspect="1" noChangeArrowheads="1"/>
+                    </pic:cNvPicPr>
+                  </pic:nvPicPr>
+                  <pic:blipFill>
+                    <a:blip r:embed="rId8"/>
+                    <a:srcRect/>
+                    <a:stretch>
+                      <a:fillRect/>
+                    </a:stretch>
+                  </pic:blipFill>
+                  <pic:spPr bwMode="auto">
+                    <a:xfrm>
+                      <a:off x="0" y="0"/>
+                      <a:ext cx="5143500" cy="1676400"/>
+                    </a:xfrm>
+                    <a:prstGeom prst="rect">
+                      <a:avLst/>
+                    </a:prstGeom>
+                  </pic:spPr>
+                </pic:pic>
+              </a:graphicData>
+            </a:graphic>
+          </wp:inline>
+        </w:drawing>
+      </w:r>
+    </w:p>
+    <w:p>
+      <w:pPr>
+        <w:spacing w:after="220"/>
+        <w:jc w:val="center"/>
+      </w:pPr>
+      <w:r>
+        <w:rPr>
+          <w:i/>
+          <w:iCs/>
+          <w:color w:val="595959"/>
+          <w:sz w:val="18"/>
+          <w:szCs w:val="18"/>
+        </w:rPr>
+        <w:t>Figure 4 — Distribution du readiness déclaré. p03 répond 5 dans 74 cas sur 78 ; p05 alterne entre 0 et 5 sans valeur intermédiaire. Seul p01 utilise l'échelle.</w:t>
+      </w:r>
+    </w:p>
+    <w:p>
+      <w:pPr>
+        <w:spacing w:after="140" w:line="276" w:lineRule="auto"/>
+      </w:pPr>
+      <w:r>
+        <w:lastRenderedPageBreak/>
+        <w:t>Un indice composite a donc été construit à partir des dimensions du questionnaire, selon l'approche de Hooper et Mackinnon. La sélection s'appuie sur l'association de chaque dimension avec le readiness déclaré chez p01, seul participant dont cette variable présente une variabilité suffisante.</w:t>
       </w:r>
     </w:p>
     <w:tbl>
@@ -2105,7 +1637,7 @@
           <w:left w:w="10" w:type="dxa"/>
           <w:right w:w="10" w:type="dxa"/>
         </w:tblCellMar>
-        <w:tblLook w:val="04A0" w:firstRow="1" w:lastRow="0" w:firstColumn="1" w:lastColumn="0" w:noHBand="0" w:noVBand="1"/>
+        <w:tblLook w:val="0000" w:firstRow="0" w:lastRow="0" w:firstColumn="0" w:lastColumn="0" w:noHBand="0" w:noVBand="0"/>
       </w:tblPr>
       <w:tblGrid>
         <w:gridCol w:w="2800"/>
@@ -2247,7 +1779,6 @@
             </w:tcMar>
           </w:tcPr>
           <w:p>
-            <w:proofErr w:type="gramStart"/>
             <w:r>
               <w:rPr>
                 <w:sz w:val="20"/>
@@ -2255,7 +1786,6 @@
               </w:rPr>
               <w:t>oui</w:t>
             </w:r>
-            <w:proofErr w:type="gramEnd"/>
           </w:p>
         </w:tc>
       </w:tr>
@@ -2317,7 +1847,6 @@
             </w:tcMar>
           </w:tcPr>
           <w:p>
-            <w:proofErr w:type="gramStart"/>
             <w:r>
               <w:rPr>
                 <w:sz w:val="20"/>
@@ -2325,7 +1854,6 @@
               </w:rPr>
               <w:t>oui</w:t>
             </w:r>
-            <w:proofErr w:type="gramEnd"/>
           </w:p>
         </w:tc>
       </w:tr>
@@ -2387,7 +1915,6 @@
             </w:tcMar>
           </w:tcPr>
           <w:p>
-            <w:proofErr w:type="gramStart"/>
             <w:r>
               <w:rPr>
                 <w:sz w:val="20"/>
@@ -2395,7 +1922,6 @@
               </w:rPr>
               <w:t>oui</w:t>
             </w:r>
-            <w:proofErr w:type="gramEnd"/>
           </w:p>
         </w:tc>
       </w:tr>
@@ -2442,14 +1968,7 @@
                 <w:sz w:val="20"/>
                 <w:szCs w:val="20"/>
               </w:rPr>
-              <w:t>−</w:t>
-            </w:r>
-            <w:r>
-              <w:rPr>
-                <w:sz w:val="20"/>
-                <w:szCs w:val="20"/>
-              </w:rPr>
-              <w:t>0,15</w:t>
+              <w:t>−0,15</w:t>
             </w:r>
           </w:p>
         </w:tc>
@@ -2464,7 +1983,6 @@
             </w:tcMar>
           </w:tcPr>
           <w:p>
-            <w:proofErr w:type="gramStart"/>
             <w:r>
               <w:rPr>
                 <w:sz w:val="20"/>
@@ -2472,7 +1990,6 @@
               </w:rPr>
               <w:t>non</w:t>
             </w:r>
-            <w:proofErr w:type="gramEnd"/>
           </w:p>
         </w:tc>
       </w:tr>
@@ -2534,7 +2051,6 @@
             </w:tcMar>
           </w:tcPr>
           <w:p>
-            <w:proofErr w:type="gramStart"/>
             <w:r>
               <w:rPr>
                 <w:sz w:val="20"/>
@@ -2542,7 +2058,6 @@
               </w:rPr>
               <w:t>non</w:t>
             </w:r>
-            <w:proofErr w:type="gramEnd"/>
           </w:p>
         </w:tc>
       </w:tr>
@@ -2557,48 +2072,15 @@
         <w:spacing w:after="140" w:line="276" w:lineRule="auto"/>
       </w:pPr>
       <w:r>
-        <w:t>Cette analyse a révélé un point non explicité dans la documentation : pour la fatigue et les courbatures, une valeur élevée correspond à un meilleur état — l'échelle mesure l'absence de symptôme. Une inversion intuitive de ces dimensions produisait une cor</w:t>
-      </w:r>
-      <w:r>
-        <w:t xml:space="preserve">rélation de −0,56 avec le </w:t>
-      </w:r>
-      <w:proofErr w:type="spellStart"/>
-      <w:r>
-        <w:t>readiness</w:t>
-      </w:r>
-      <w:proofErr w:type="spellEnd"/>
-      <w:r>
-        <w:t xml:space="preserve">, signalant l'erreur. </w:t>
-      </w:r>
-      <w:proofErr w:type="spellStart"/>
-      <w:r>
-        <w:t>Saw</w:t>
-      </w:r>
-      <w:proofErr w:type="spellEnd"/>
-      <w:r>
-        <w:t xml:space="preserve"> et al. (2016) relèvent précisément que la direction de ces échelles varie selon les études et recommandent la vigilance sur ce point.</w:t>
-      </w:r>
-    </w:p>
-    <w:p>
-      <w:pPr>
-        <w:spacing w:after="140" w:line="276" w:lineRule="auto"/>
-      </w:pPr>
-      <w:r>
-        <w:t xml:space="preserve">Cette validation n'est pas une précaution superflue. </w:t>
-      </w:r>
-      <w:proofErr w:type="spellStart"/>
-      <w:r>
-        <w:t>Sansone</w:t>
-      </w:r>
-      <w:proofErr w:type="spellEnd"/>
-      <w:r>
-        <w:t xml:space="preserve"> </w:t>
-      </w:r>
-      <w:r>
-        <w:t>et al. (2023) relèvent que 11 des 15 études incluses dans leur revue utilisaient des mesures auto-rapportées non validées, et concluent qu'une validation préalable des questionnaires est indispensable avant de pouvoir formuler des recommandations aux prati</w:t>
-      </w:r>
-      <w:r>
-        <w:t>ciens.</w:t>
+        <w:t>Cette analyse a révélé un point non explicité dans la documentation : pour la fatigue et les courbatures, une valeur élevée correspond à un meilleur état — l'échelle mesure l'absence de symptôme. Une inversion intuitive de ces dimensions produisait une corrélation de −0,56 avec le readiness, signalant l'erreur. Saw et al. (2016) relèvent précisément que la direction de ces échelles varie selon les études et recommandent la vigilance sur ce point.</w:t>
+      </w:r>
+    </w:p>
+    <w:p>
+      <w:pPr>
+        <w:spacing w:after="140" w:line="276" w:lineRule="auto"/>
+      </w:pPr>
+      <w:r>
+        <w:t>Cette validation n'est pas une précaution superflue. Sansone et al. (2023) relèvent que 11 des 15 études incluses dans leur revue utilisaient des mesures auto-rapportées non validées, et concluent qu'une validation préalable des questionnaires est indispensable avant de pouvoir formuler des recommandations aux praticiens.</w:t>
       </w:r>
     </w:p>
     <w:p>
@@ -2613,30 +2095,7 @@
         <w:t xml:space="preserve">Validation. </w:t>
       </w:r>
       <w:r>
-        <w:t xml:space="preserve">L'indice, moyenne </w:t>
-      </w:r>
-      <w:proofErr w:type="gramStart"/>
-      <w:r>
-        <w:t>des trois dimensions ramenée</w:t>
-      </w:r>
-      <w:proofErr w:type="gramEnd"/>
-      <w:r>
-        <w:t xml:space="preserve"> sur 100, corrèle à 0,66 avec la question directe de </w:t>
-      </w:r>
-      <w:proofErr w:type="spellStart"/>
-      <w:r>
-        <w:t>readiness</w:t>
-      </w:r>
-      <w:proofErr w:type="spellEnd"/>
-      <w:r>
-        <w:t xml:space="preserve"> chez p01, sans l'utiliser. Il peut donc être appliqué aux trois participants, y compris ceux chez </w:t>
-      </w:r>
-      <w:r>
-        <w:lastRenderedPageBreak/>
-        <w:t>qui la question directe est in</w:t>
-      </w:r>
-      <w:r>
-        <w:t>exploitable. Le gain est net : 134 jours renseignés chez p05 contre 77, et un écart-type de 7,1 contre 0,48.</w:t>
+        <w:t>L'indice, moyenne des trois dimensions ramenée sur 100, corrèle à 0,66 avec la question directe de readiness chez p01, sans l'utiliser. Il peut donc être appliqué aux trois participants, y compris ceux chez qui la question directe est inexploitable. Le gain est net : 134 jours renseignés chez p05 contre 77, et un écart-type de 7,1 contre 0,48.</w:t>
       </w:r>
     </w:p>
     <w:p>
@@ -2662,85 +2121,23 @@
         <w:spacing w:after="140" w:line="276" w:lineRule="auto"/>
       </w:pPr>
       <w:r>
-        <w:t xml:space="preserve">Le </w:t>
-      </w:r>
-      <w:proofErr w:type="spellStart"/>
-      <w:r>
-        <w:t>leave</w:t>
-      </w:r>
-      <w:proofErr w:type="spellEnd"/>
-      <w:r>
-        <w:t>-one-participant-out est retenu car les observations ne sont pas indépendantes : les 152 jours d'un</w:t>
-      </w:r>
-      <w:r>
-        <w:t xml:space="preserve"> même participant partagent sa physiologie et son niveau de base. Un découpage aléatoire permettrait au modèle de reconnaître l'individu plutôt que d'apprendre une relation, </w:t>
-      </w:r>
-      <w:r>
-        <w:t>ce qui ferait que</w:t>
-      </w:r>
-      <w:r>
-        <w:t xml:space="preserve"> la performance annoncée serait surestimée.</w:t>
-      </w:r>
-    </w:p>
-    <w:p>
-      <w:pPr>
-        <w:spacing w:after="140" w:line="276" w:lineRule="auto"/>
-      </w:pPr>
-      <w:r>
-        <w:t>Avec trois participants, ce protocol</w:t>
-      </w:r>
-      <w:r>
-        <w:t xml:space="preserve">e revient à entraîner sur deux sujets et tester sur le troisième. C'est exigeant, et c'est ce qu'on attend d'un système destiné à de nouveaux athlètes — mais trois </w:t>
-      </w:r>
-      <w:proofErr w:type="spellStart"/>
-      <w:r>
-        <w:t>fold</w:t>
-      </w:r>
-      <w:proofErr w:type="spellEnd"/>
-      <w:r>
-        <w:t xml:space="preserve"> ne permettent aucune conclusion statistique.</w:t>
-      </w:r>
-    </w:p>
-    <w:p>
-      <w:pPr>
-        <w:spacing w:after="140" w:line="276" w:lineRule="auto"/>
-      </w:pPr>
-      <w:r>
-        <w:t>Une limite supplémentaire tient à l'hétér</w:t>
-      </w:r>
-      <w:r>
-        <w:t xml:space="preserve">ogénéité des </w:t>
-      </w:r>
-      <w:proofErr w:type="spellStart"/>
-      <w:r>
-        <w:t>folds</w:t>
-      </w:r>
-      <w:proofErr w:type="spellEnd"/>
-      <w:r>
-        <w:t xml:space="preserve"> : p01 dispose d'une couverture quasi complète, p03 </w:t>
-      </w:r>
-      <w:r>
-        <w:t>n'a aucune donnée cardiaque et ne dispose que</w:t>
-      </w:r>
-      <w:r>
-        <w:t xml:space="preserve"> de la moitié de son questionnaire. Les trois </w:t>
-      </w:r>
-      <w:proofErr w:type="spellStart"/>
-      <w:r>
-        <w:t>folds</w:t>
-      </w:r>
-      <w:proofErr w:type="spellEnd"/>
-      <w:r>
-        <w:t xml:space="preserve"> n'apportent donc pas la même information, ce qui rend leur moyenne peu interprétable. Le protocole reste n</w:t>
-      </w:r>
-      <w:r>
-        <w:t xml:space="preserve">éanmoins préférable à un découpage aléatoire, qui permettrait au modèle de reconnaître l'individu et </w:t>
-      </w:r>
-      <w:r>
-        <w:t>de produire</w:t>
-      </w:r>
-      <w:r>
-        <w:t xml:space="preserve"> un chiffre flatteur mais faux.</w:t>
+        <w:t>Le leave-one-participant-out est retenu car les observations ne sont pas indépendantes : les 152 jours d'un même participant partagent sa physiologie et son niveau de base. Un découpage aléatoire permettrait au modèle de reconnaître l'individu plutôt que d'apprendre une relation, et la performance annoncée serait surestimée.</w:t>
+      </w:r>
+    </w:p>
+    <w:p>
+      <w:pPr>
+        <w:spacing w:after="140" w:line="276" w:lineRule="auto"/>
+      </w:pPr>
+      <w:r>
+        <w:t>Avec trois participants, ce protocole revient à entraîner sur deux sujets et tester sur le troisième. C'est exigeant, et c'est ce qu'on attend d'un système destiné à de nouveaux athlètes — mais trois folds ne permettent aucune conclusion statistique.</w:t>
+      </w:r>
+    </w:p>
+    <w:p>
+      <w:pPr>
+        <w:spacing w:after="140" w:line="276" w:lineRule="auto"/>
+      </w:pPr>
+      <w:r>
+        <w:t>Une limite supplémentaire tient à l'hétérogénéité des folds : p01 dispose d'une couverture quasi complète, p03 d'aucune donnée cardiaque et de la moitié de son questionnaire. Les trois folds n'apportent donc pas la même information, ce qui rend leur moyenne peu interprétable. Le protocole reste néanmoins préférable à un découpage aléatoire, qui permettrait au modèle de reconnaître l'individu et produirait un chiffre flatteur mais faux.</w:t>
       </w:r>
     </w:p>
     <w:p>
@@ -2757,82 +2154,24 @@
         <w:spacing w:after="140" w:line="276" w:lineRule="auto"/>
       </w:pPr>
       <w:r>
-        <w:t xml:space="preserve">Deux familles sont comparées pour chaque cible. Un modèle linéaire régularisé </w:t>
-      </w:r>
-      <w:r>
-        <w:t xml:space="preserve">— Ridge pour la régression, régression logistique pour la classification — sert de référence : peu de paramètres, pas de surapprentissage sur de petits effectifs, coefficients interprétables. Une forêt aléatoire est ajoutée </w:t>
-      </w:r>
-      <w:r>
-        <w:t>afin de</w:t>
-      </w:r>
-      <w:r>
-        <w:t xml:space="preserve"> capter d'éventuelles relati</w:t>
-      </w:r>
-      <w:r>
-        <w:t>ons non linéaires.</w:t>
-      </w:r>
-    </w:p>
-    <w:p>
-      <w:pPr>
-        <w:spacing w:after="140" w:line="276" w:lineRule="auto"/>
-      </w:pPr>
-      <w:r>
-        <w:t xml:space="preserve">Les paramètres sont fixés a priori plutôt qu'optimisés : trois </w:t>
-      </w:r>
-      <w:proofErr w:type="spellStart"/>
-      <w:r>
-        <w:t>folds</w:t>
-      </w:r>
-      <w:proofErr w:type="spellEnd"/>
-      <w:r>
-        <w:t xml:space="preserve"> ne permettent pas </w:t>
-      </w:r>
-      <w:r>
-        <w:t>de rechercher les hyperparamètres</w:t>
-      </w:r>
-      <w:r>
-        <w:t xml:space="preserve"> sans surapprentissage. Le paramètre </w:t>
-      </w:r>
-      <w:proofErr w:type="spellStart"/>
-      <w:r>
-        <w:t>min_samples_leaf</w:t>
-      </w:r>
-      <w:proofErr w:type="spellEnd"/>
-      <w:r>
-        <w:t xml:space="preserve"> est fixé à 5 pour limiter le surapprentissage sur 350 observations, et </w:t>
-      </w:r>
-      <w:proofErr w:type="spellStart"/>
-      <w:r>
-        <w:t>class_weight</w:t>
-      </w:r>
-      <w:proofErr w:type="spellEnd"/>
-      <w:r>
-        <w:t xml:space="preserve"> </w:t>
-      </w:r>
-      <w:r>
-        <w:t xml:space="preserve">à « </w:t>
-      </w:r>
-      <w:proofErr w:type="spellStart"/>
-      <w:r>
-        <w:t>balanced</w:t>
-      </w:r>
-      <w:proofErr w:type="spellEnd"/>
-      <w:r>
-        <w:t xml:space="preserve"> » pour la classification, la prévalence étant de 27 %.</w:t>
-      </w:r>
-    </w:p>
-    <w:p>
-      <w:pPr>
-        <w:spacing w:after="140" w:line="276" w:lineRule="auto"/>
-      </w:pPr>
-      <w:r>
-        <w:t>Pour la régression, l'erreur absolue moyenne est directement interprétable dans l'unité de l'indice, et le R² situe le modèle par rapport à une prédiction constante. Pour la classification</w:t>
-      </w:r>
-      <w:r>
-        <w:t>, la PR-AUC est comparée à la prévalence plutôt qu'à 0,5 : sur classes déséquilibrées, la ROC-AUC est optimiste, son dénominateur de faux positifs étant dominé par la classe majoritaire. Dans les deux cas, une référence explicite est systématiquement compa</w:t>
-      </w:r>
-      <w:r>
-        <w:t>rée.</w:t>
+        <w:lastRenderedPageBreak/>
+        <w:t>Deux familles sont comparées pour chaque cible. Un modèle linéaire régularisé — Ridge pour la régression, régression logistique pour la classification — sert de référence : peu de paramètres, pas de surapprentissage sur de petits effectifs, coefficients interprétables. Une forêt aléatoire est ajoutée pour capter d'éventuelles relations non linéaires.</w:t>
+      </w:r>
+    </w:p>
+    <w:p>
+      <w:pPr>
+        <w:spacing w:after="140" w:line="276" w:lineRule="auto"/>
+      </w:pPr>
+      <w:r>
+        <w:t>Les paramètres sont fixés a priori plutôt qu'optimisés : trois folds ne permettent pas une recherche d'hyperparamètres sans surapprentissage. Le paramètre min_samples_leaf est fixé à 5 pour limiter le surapprentissage sur 350 observations, et class_weight à « balanced » pour la classification, la prévalence étant de 27 %.</w:t>
+      </w:r>
+    </w:p>
+    <w:p>
+      <w:pPr>
+        <w:spacing w:after="140" w:line="276" w:lineRule="auto"/>
+      </w:pPr>
+      <w:r>
+        <w:t>Pour la régression, l'erreur absolue moyenne est directement interprétable dans l'unité de l'indice, et le R² situe le modèle par rapport à une prédiction constante. Pour la classification, la PR-AUC est comparée à la prévalence plutôt qu'à 0,5 : sur classes déséquilibrées, la ROC-AUC est optimiste, son dénominateur de faux positifs étant dominé par la classe majoritaire. Dans les deux cas, une référence explicite est systématiquement comparée.</w:t>
       </w:r>
     </w:p>
     <w:p>
@@ -2841,13 +2180,8 @@
         <w:spacing w:before="260" w:after="140"/>
       </w:pPr>
       <w:r>
-        <w:t xml:space="preserve">Modèle 1 — Indice de </w:t>
-      </w:r>
-      <w:proofErr w:type="spellStart"/>
-      <w:r>
-        <w:t>readiness</w:t>
-      </w:r>
-      <w:proofErr w:type="spellEnd"/>
+        <w:t>Modèle 1 — Indice de readiness</w:t>
+      </w:r>
     </w:p>
     <w:tbl>
       <w:tblPr>
@@ -2864,7 +2198,7 @@
           <w:left w:w="10" w:type="dxa"/>
           <w:right w:w="10" w:type="dxa"/>
         </w:tblCellMar>
-        <w:tblLook w:val="04A0" w:firstRow="1" w:lastRow="0" w:firstColumn="1" w:lastColumn="0" w:noHBand="0" w:noVBand="1"/>
+        <w:tblLook w:val="0000" w:firstRow="0" w:lastRow="0" w:firstColumn="0" w:lastColumn="0" w:noHBand="0" w:noVBand="0"/>
       </w:tblPr>
       <w:tblGrid>
         <w:gridCol w:w="4200"/>
@@ -3079,14 +2413,7 @@
                 <w:sz w:val="20"/>
                 <w:szCs w:val="20"/>
               </w:rPr>
-              <w:t>−</w:t>
-            </w:r>
-            <w:r>
-              <w:rPr>
-                <w:sz w:val="20"/>
-                <w:szCs w:val="20"/>
-              </w:rPr>
-              <w:t>0,565</w:t>
+              <w:t>−0,565</w:t>
             </w:r>
           </w:p>
         </w:tc>
@@ -3109,21 +2436,12 @@
             </w:tcMar>
           </w:tcPr>
           <w:p>
-            <w:proofErr w:type="spellStart"/>
-            <w:r>
-              <w:rPr>
-                <w:sz w:val="20"/>
-                <w:szCs w:val="20"/>
-              </w:rPr>
-              <w:t>Random</w:t>
-            </w:r>
-            <w:proofErr w:type="spellEnd"/>
-            <w:r>
-              <w:rPr>
-                <w:sz w:val="20"/>
-                <w:szCs w:val="20"/>
-              </w:rPr>
-              <w:t xml:space="preserve"> Forest, cible brute</w:t>
+            <w:r>
+              <w:rPr>
+                <w:sz w:val="20"/>
+                <w:szCs w:val="20"/>
+              </w:rPr>
+              <w:t>Random Forest, cible brute</w:t>
             </w:r>
           </w:p>
         </w:tc>
@@ -3163,14 +2481,7 @@
                 <w:sz w:val="20"/>
                 <w:szCs w:val="20"/>
               </w:rPr>
-              <w:t>−</w:t>
-            </w:r>
-            <w:r>
-              <w:rPr>
-                <w:sz w:val="20"/>
-                <w:szCs w:val="20"/>
-              </w:rPr>
-              <w:t>0,257</w:t>
+              <w:t>−0,257</w:t>
             </w:r>
           </w:p>
         </w:tc>
@@ -3238,14 +2549,7 @@
                 <w:sz w:val="20"/>
                 <w:szCs w:val="20"/>
               </w:rPr>
-              <w:t>−</w:t>
-            </w:r>
-            <w:r>
-              <w:rPr>
-                <w:sz w:val="20"/>
-                <w:szCs w:val="20"/>
-              </w:rPr>
-              <w:t>0,155</w:t>
+              <w:t>−0,155</w:t>
             </w:r>
           </w:p>
         </w:tc>
@@ -3329,52 +2633,97 @@
         <w:spacing w:after="140" w:line="276" w:lineRule="auto"/>
       </w:pPr>
       <w:r>
+        <w:t>Sur la cible brute, les modèles font moins bien que la référence. Le R² négatif s'explique par les niveaux différents d'indice entre participants — 52,2 pour p01, 59,2 pour p03, 56,3 pour p05 : entraîné sur deux sujets, le modèle applique leur niveau au troisième. La normalisation individuelle corrige ce biais sans rendre le R² positif.</w:t>
+      </w:r>
+    </w:p>
+    <w:p>
+      <w:pPr>
+        <w:spacing w:before="160" w:after="60"/>
+        <w:jc w:val="center"/>
+      </w:pPr>
+      <w:r>
+        <w:rPr>
+          <w:noProof/>
+        </w:rPr>
+        <w:drawing>
+          <wp:inline distT="0" distB="0" distL="0" distR="0" wp14:anchorId="2FD0877D" wp14:editId="6DEA966E">
+            <wp:extent cx="5143500" cy="1676400"/>
+            <wp:effectExtent l="0" t="0" r="0" b="0"/>
+            <wp:docPr id="5" name="Image 5"/>
+            <wp:cNvGraphicFramePr>
+              <a:graphicFrameLocks xmlns:a="http://schemas.openxmlformats.org/drawingml/2006/main" noChangeAspect="1"/>
+            </wp:cNvGraphicFramePr>
+            <a:graphic xmlns:a="http://schemas.openxmlformats.org/drawingml/2006/main">
+              <a:graphicData uri="http://schemas.openxmlformats.org/drawingml/2006/picture">
+                <pic:pic xmlns:pic="http://schemas.openxmlformats.org/drawingml/2006/picture">
+                  <pic:nvPicPr>
+                    <pic:cNvPr id="0" name=""/>
+                    <pic:cNvPicPr>
+                      <a:picLocks noChangeAspect="1" noChangeArrowheads="1"/>
+                    </pic:cNvPicPr>
+                  </pic:nvPicPr>
+                  <pic:blipFill>
+                    <a:blip r:embed="rId9"/>
+                    <a:srcRect/>
+                    <a:stretch>
+                      <a:fillRect/>
+                    </a:stretch>
+                  </pic:blipFill>
+                  <pic:spPr bwMode="auto">
+                    <a:xfrm>
+                      <a:off x="0" y="0"/>
+                      <a:ext cx="5143500" cy="1676400"/>
+                    </a:xfrm>
+                    <a:prstGeom prst="rect">
+                      <a:avLst/>
+                    </a:prstGeom>
+                  </pic:spPr>
+                </pic:pic>
+              </a:graphicData>
+            </a:graphic>
+          </wp:inline>
+        </w:drawing>
+      </w:r>
+    </w:p>
+    <w:p>
+      <w:pPr>
+        <w:spacing w:after="220"/>
+        <w:jc w:val="center"/>
+      </w:pPr>
+      <w:r>
+        <w:rPr>
+          <w:i/>
+          <w:iCs/>
+          <w:color w:val="595959"/>
+          <w:sz w:val="18"/>
+          <w:szCs w:val="18"/>
+        </w:rPr>
+        <w:t>Figure 5 — Fréquence cardiaque moyenne chez p01 et p05. Les distributions se recouvrent à peine : un modèle entraîné sur l'un applique à l'autre un niveau de référence inadapté.</w:t>
+      </w:r>
+    </w:p>
+    <w:p>
+      <w:pPr>
+        <w:spacing w:after="140" w:line="276" w:lineRule="auto"/>
+      </w:pPr>
+      <w:r>
+        <w:t>L'ajout de l'état de la veille est le seul apport décisif. Autrement dit, le meilleur prédicteur de l'état de demain est l'état d'aujourd'hui ; les variables objectives d'activité et de sommeil n'apportent qu'un gain marginal.</w:t>
+      </w:r>
+    </w:p>
+    <w:p>
+      <w:pPr>
+        <w:spacing w:after="140" w:line="276" w:lineRule="auto"/>
+      </w:pPr>
+      <w:r>
         <w:lastRenderedPageBreak/>
-        <w:t>Sur la cible brute, les modèles font moins bien que la référence. Le R² négatif s'explique par les niveaux différents d'indice entre participants — 52,2 pour p01, 59,2 pour p03, 56,3 pour p05 : entraîné su</w:t>
-      </w:r>
-      <w:r>
-        <w:t>r deux sujets, le modèle applique leur niveau au troisième. La normalisation individuelle corrige ce biais sans rendre le R² positif.</w:t>
-      </w:r>
-    </w:p>
-    <w:p>
-      <w:pPr>
-        <w:spacing w:after="140" w:line="276" w:lineRule="auto"/>
-      </w:pPr>
-      <w:r>
-        <w:t>L'ajout de l'état de la veille est le seul apport décisif. Autrement dit, le meilleur prédicteur de l'état de demain est l'état d'aujourd'hui ; les variables objectives d'activité et de sommeil n'apportent qu'un gain marginal.</w:t>
-      </w:r>
-    </w:p>
-    <w:p>
-      <w:pPr>
-        <w:spacing w:after="140" w:line="276" w:lineRule="auto"/>
-      </w:pPr>
-      <w:r>
-        <w:t>L'analyse bivariée en donne l</w:t>
-      </w:r>
-      <w:r>
-        <w:t>a raison : pour six variables sur dix, le signe de l'association avec l'indice s'inverse selon le participant. Seules la charge aiguë et l'ACWR conservent un signe négatif chez les trois, cohérent avec une dégradation de l'état perçu sous charge élevée.</w:t>
-      </w:r>
-    </w:p>
-    <w:p>
-      <w:pPr>
-        <w:spacing w:after="140" w:line="276" w:lineRule="auto"/>
-      </w:pPr>
-      <w:r>
-        <w:t>Ce</w:t>
-      </w:r>
-      <w:r>
-        <w:t xml:space="preserve"> résultat rejoint la littérature. </w:t>
-      </w:r>
-      <w:proofErr w:type="spellStart"/>
-      <w:r>
-        <w:t>Saw</w:t>
-      </w:r>
-      <w:proofErr w:type="spellEnd"/>
-      <w:r>
-        <w:t xml:space="preserve"> et al. (2016) établissent, sur 56 études, que mesures subjectives et objectives ne corrèlent généralement pas. La difficulté à prédire un indice auto-déclaré à partir de mesures de capteur n'est donc pas propre à ce je</w:t>
-      </w:r>
-      <w:r>
-        <w:t>u de données.</w:t>
+        <w:t>L'analyse bivariée en donne la raison : pour six variables sur dix, le signe de l'association avec l'indice s'inverse selon le participant. Seules la charge aiguë et l'ACWR conservent un signe négatif chez les trois, cohérent avec une dégradation de l'état perçu sous charge élevée.</w:t>
+      </w:r>
+    </w:p>
+    <w:p>
+      <w:pPr>
+        <w:spacing w:after="140" w:line="276" w:lineRule="auto"/>
+      </w:pPr>
+      <w:r>
+        <w:t>Ce résultat rejoint la littérature. Saw et al. (2016) établissent, sur 56 études, que mesures subjectives et objectives ne corrèlent généralement pas. La difficulté à prédire un indice auto-déclaré à partir de mesures de capteur n'est donc pas propre à ce jeu de données.</w:t>
       </w:r>
     </w:p>
     <w:p>
@@ -3391,59 +2740,392 @@
         <w:spacing w:after="140" w:line="276" w:lineRule="auto"/>
       </w:pPr>
       <w:r>
-        <w:t>La cible retenue est l'état de blessure, obtenu en propageant chaque déclaration sur une fenêtre de 14 jours. Ce choix s'appuie sur la distribution des écarts entre déclarations consécutives chez p05, de 1 à 15 j</w:t>
-      </w:r>
-      <w:r>
-        <w:t>ours : la fenêtre couvre la quasi-totalité des intervalles observés sans extrapoler au-delà de ce que le rythme de déclaration justifie. Au-delà, l'état redevient manquant.</w:t>
-      </w:r>
-    </w:p>
-    <w:p>
-      <w:pPr>
-        <w:spacing w:after="140" w:line="276" w:lineRule="auto"/>
-      </w:pPr>
-      <w:r>
-        <w:t>Le pipeline a été construit et entraîné malgré les limitations établies lors de l'a</w:t>
-      </w:r>
-      <w:r>
-        <w:t xml:space="preserve">udit, afin d'en objectiver empiriquement les conséquences. Régression logistique pondérée, </w:t>
-      </w:r>
-      <w:r>
-        <w:t>avec les mêmes variables et la</w:t>
-      </w:r>
-      <w:r>
-        <w:t xml:space="preserve"> même validation que le premier modèle.</w:t>
-      </w:r>
-    </w:p>
-    <w:p>
-      <w:pPr>
-        <w:spacing w:after="140" w:line="276" w:lineRule="auto"/>
-      </w:pPr>
-      <w:r>
-        <w:rPr>
-          <w:b/>
-          <w:bCs/>
-        </w:rPr>
-        <w:t>ROC-AUC de 0,087</w:t>
-      </w:r>
-      <w:r>
-        <w:t>, PR-AUC de 0,155 pour une prévalence de 0,270.</w:t>
-      </w:r>
-    </w:p>
-    <w:p>
-      <w:pPr>
-        <w:spacing w:after="140" w:line="276" w:lineRule="auto"/>
-      </w:pPr>
-      <w:r>
-        <w:t>Une ROC-AUC inférieure à 0,5 ne traduit pas</w:t>
-      </w:r>
-      <w:r>
-        <w:t xml:space="preserve"> </w:t>
-      </w:r>
-      <w:r>
-        <w:t>l’absence de signal,</w:t>
-      </w:r>
-      <w:r>
-        <w:t xml:space="preserve"> mais une inversion systématique du classement. L'examen des probabilités moyennes par participant l'explique.</w:t>
+        <w:t>Deux formulations de la cible ont été testées. L'état courant propage chaque déclaration sur 14 jours, durée correspondant aux écarts observés entre déclarations consécutives chez p05 (1 à 15 jours) ; le modèle répond alors à « ce joueur est-il blessé aujourd'hui ». Le risque prospectif, construit par jointure temporelle, porte sur une blessure survenant dans les 7 jours suivants ; il répond à « ce joueur risque-t-il de se blesser », formulation plus conforme à un usage opérationnel.</w:t>
+      </w:r>
+    </w:p>
+    <w:p>
+      <w:pPr>
+        <w:spacing w:after="140" w:line="276" w:lineRule="auto"/>
+      </w:pPr>
+      <w:r>
+        <w:t>Régression logistique pondérée dans les deux cas, mêmes variables et même validation leave-one-participant-out.</w:t>
+      </w:r>
+    </w:p>
+    <w:tbl>
+      <w:tblPr>
+        <w:tblW w:w="8800" w:type="dxa"/>
+        <w:tblBorders>
+          <w:top w:val="single" w:sz="4" w:space="0" w:color="auto"/>
+          <w:left w:val="single" w:sz="4" w:space="0" w:color="auto"/>
+          <w:bottom w:val="single" w:sz="4" w:space="0" w:color="auto"/>
+          <w:right w:val="single" w:sz="4" w:space="0" w:color="auto"/>
+          <w:insideH w:val="single" w:sz="4" w:space="0" w:color="auto"/>
+          <w:insideV w:val="single" w:sz="4" w:space="0" w:color="auto"/>
+        </w:tblBorders>
+        <w:tblCellMar>
+          <w:left w:w="10" w:type="dxa"/>
+          <w:right w:w="10" w:type="dxa"/>
+        </w:tblCellMar>
+        <w:tblLook w:val="0000" w:firstRow="0" w:lastRow="0" w:firstColumn="0" w:lastColumn="0" w:noHBand="0" w:noVBand="0"/>
+      </w:tblPr>
+      <w:tblGrid>
+        <w:gridCol w:w="2400"/>
+        <w:gridCol w:w="2400"/>
+        <w:gridCol w:w="1300"/>
+        <w:gridCol w:w="1300"/>
+        <w:gridCol w:w="1400"/>
+      </w:tblGrid>
+      <w:tr>
+        <w:tblPrEx>
+          <w:tblCellMar>
+            <w:top w:w="0" w:type="dxa"/>
+            <w:bottom w:w="0" w:type="dxa"/>
+          </w:tblCellMar>
+        </w:tblPrEx>
+        <w:tc>
+          <w:tcPr>
+            <w:tcW w:w="2400" w:type="dxa"/>
+            <w:shd w:val="clear" w:color="auto" w:fill="EFEFEF"/>
+            <w:tcMar>
+              <w:top w:w="80" w:type="dxa"/>
+              <w:left w:w="120" w:type="dxa"/>
+              <w:bottom w:w="80" w:type="dxa"/>
+              <w:right w:w="120" w:type="dxa"/>
+            </w:tcMar>
+          </w:tcPr>
+          <w:p>
+            <w:r>
+              <w:rPr>
+                <w:b/>
+                <w:bCs/>
+                <w:sz w:val="20"/>
+                <w:szCs w:val="20"/>
+              </w:rPr>
+              <w:t>Cible</w:t>
+            </w:r>
+          </w:p>
+        </w:tc>
+        <w:tc>
+          <w:tcPr>
+            <w:tcW w:w="2400" w:type="dxa"/>
+            <w:shd w:val="clear" w:color="auto" w:fill="EFEFEF"/>
+            <w:tcMar>
+              <w:top w:w="80" w:type="dxa"/>
+              <w:left w:w="120" w:type="dxa"/>
+              <w:bottom w:w="80" w:type="dxa"/>
+              <w:right w:w="120" w:type="dxa"/>
+            </w:tcMar>
+          </w:tcPr>
+          <w:p>
+            <w:r>
+              <w:rPr>
+                <w:b/>
+                <w:bCs/>
+                <w:sz w:val="20"/>
+                <w:szCs w:val="20"/>
+              </w:rPr>
+              <w:t>Positifs (p01/p03/p05)</w:t>
+            </w:r>
+          </w:p>
+        </w:tc>
+        <w:tc>
+          <w:tcPr>
+            <w:tcW w:w="1300" w:type="dxa"/>
+            <w:shd w:val="clear" w:color="auto" w:fill="EFEFEF"/>
+            <w:tcMar>
+              <w:top w:w="80" w:type="dxa"/>
+              <w:left w:w="120" w:type="dxa"/>
+              <w:bottom w:w="80" w:type="dxa"/>
+              <w:right w:w="120" w:type="dxa"/>
+            </w:tcMar>
+          </w:tcPr>
+          <w:p>
+            <w:r>
+              <w:rPr>
+                <w:b/>
+                <w:bCs/>
+                <w:sz w:val="20"/>
+                <w:szCs w:val="20"/>
+              </w:rPr>
+              <w:t>ROC-AUC</w:t>
+            </w:r>
+          </w:p>
+        </w:tc>
+        <w:tc>
+          <w:tcPr>
+            <w:tcW w:w="1300" w:type="dxa"/>
+            <w:shd w:val="clear" w:color="auto" w:fill="EFEFEF"/>
+            <w:tcMar>
+              <w:top w:w="80" w:type="dxa"/>
+              <w:left w:w="120" w:type="dxa"/>
+              <w:bottom w:w="80" w:type="dxa"/>
+              <w:right w:w="120" w:type="dxa"/>
+            </w:tcMar>
+          </w:tcPr>
+          <w:p>
+            <w:r>
+              <w:rPr>
+                <w:b/>
+                <w:bCs/>
+                <w:sz w:val="20"/>
+                <w:szCs w:val="20"/>
+              </w:rPr>
+              <w:t>PR-AUC</w:t>
+            </w:r>
+          </w:p>
+        </w:tc>
+        <w:tc>
+          <w:tcPr>
+            <w:tcW w:w="1400" w:type="dxa"/>
+            <w:shd w:val="clear" w:color="auto" w:fill="EFEFEF"/>
+            <w:tcMar>
+              <w:top w:w="80" w:type="dxa"/>
+              <w:left w:w="120" w:type="dxa"/>
+              <w:bottom w:w="80" w:type="dxa"/>
+              <w:right w:w="120" w:type="dxa"/>
+            </w:tcMar>
+          </w:tcPr>
+          <w:p>
+            <w:r>
+              <w:rPr>
+                <w:b/>
+                <w:bCs/>
+                <w:sz w:val="20"/>
+                <w:szCs w:val="20"/>
+              </w:rPr>
+              <w:t>Prévalence</w:t>
+            </w:r>
+          </w:p>
+        </w:tc>
+      </w:tr>
+      <w:tr>
+        <w:tblPrEx>
+          <w:tblCellMar>
+            <w:top w:w="0" w:type="dxa"/>
+            <w:bottom w:w="0" w:type="dxa"/>
+          </w:tblCellMar>
+        </w:tblPrEx>
+        <w:tc>
+          <w:tcPr>
+            <w:tcW w:w="2400" w:type="dxa"/>
+            <w:tcMar>
+              <w:top w:w="80" w:type="dxa"/>
+              <w:left w:w="120" w:type="dxa"/>
+              <w:bottom w:w="80" w:type="dxa"/>
+              <w:right w:w="120" w:type="dxa"/>
+            </w:tcMar>
+          </w:tcPr>
+          <w:p>
+            <w:r>
+              <w:rPr>
+                <w:sz w:val="20"/>
+                <w:szCs w:val="20"/>
+              </w:rPr>
+              <w:t>État courant</w:t>
+            </w:r>
+          </w:p>
+        </w:tc>
+        <w:tc>
+          <w:tcPr>
+            <w:tcW w:w="2400" w:type="dxa"/>
+            <w:tcMar>
+              <w:top w:w="80" w:type="dxa"/>
+              <w:left w:w="120" w:type="dxa"/>
+              <w:bottom w:w="80" w:type="dxa"/>
+              <w:right w:w="120" w:type="dxa"/>
+            </w:tcMar>
+          </w:tcPr>
+          <w:p>
+            <w:r>
+              <w:rPr>
+                <w:sz w:val="20"/>
+                <w:szCs w:val="20"/>
+              </w:rPr>
+              <w:t>7 / 0 / 83</w:t>
+            </w:r>
+          </w:p>
+        </w:tc>
+        <w:tc>
+          <w:tcPr>
+            <w:tcW w:w="1300" w:type="dxa"/>
+            <w:tcMar>
+              <w:top w:w="80" w:type="dxa"/>
+              <w:left w:w="120" w:type="dxa"/>
+              <w:bottom w:w="80" w:type="dxa"/>
+              <w:right w:w="120" w:type="dxa"/>
+            </w:tcMar>
+          </w:tcPr>
+          <w:p>
+            <w:r>
+              <w:rPr>
+                <w:sz w:val="20"/>
+                <w:szCs w:val="20"/>
+              </w:rPr>
+              <w:t>0,087</w:t>
+            </w:r>
+          </w:p>
+        </w:tc>
+        <w:tc>
+          <w:tcPr>
+            <w:tcW w:w="1300" w:type="dxa"/>
+            <w:tcMar>
+              <w:top w:w="80" w:type="dxa"/>
+              <w:left w:w="120" w:type="dxa"/>
+              <w:bottom w:w="80" w:type="dxa"/>
+              <w:right w:w="120" w:type="dxa"/>
+            </w:tcMar>
+          </w:tcPr>
+          <w:p>
+            <w:r>
+              <w:rPr>
+                <w:sz w:val="20"/>
+                <w:szCs w:val="20"/>
+              </w:rPr>
+              <w:t>0,155</w:t>
+            </w:r>
+          </w:p>
+        </w:tc>
+        <w:tc>
+          <w:tcPr>
+            <w:tcW w:w="1400" w:type="dxa"/>
+            <w:tcMar>
+              <w:top w:w="80" w:type="dxa"/>
+              <w:left w:w="120" w:type="dxa"/>
+              <w:bottom w:w="80" w:type="dxa"/>
+              <w:right w:w="120" w:type="dxa"/>
+            </w:tcMar>
+          </w:tcPr>
+          <w:p>
+            <w:r>
+              <w:rPr>
+                <w:sz w:val="20"/>
+                <w:szCs w:val="20"/>
+              </w:rPr>
+              <w:t>0,270</w:t>
+            </w:r>
+          </w:p>
+        </w:tc>
+      </w:tr>
+      <w:tr>
+        <w:tblPrEx>
+          <w:tblCellMar>
+            <w:top w:w="0" w:type="dxa"/>
+            <w:bottom w:w="0" w:type="dxa"/>
+          </w:tblCellMar>
+        </w:tblPrEx>
+        <w:tc>
+          <w:tcPr>
+            <w:tcW w:w="2400" w:type="dxa"/>
+            <w:tcMar>
+              <w:top w:w="80" w:type="dxa"/>
+              <w:left w:w="120" w:type="dxa"/>
+              <w:bottom w:w="80" w:type="dxa"/>
+              <w:right w:w="120" w:type="dxa"/>
+            </w:tcMar>
+          </w:tcPr>
+          <w:p>
+            <w:r>
+              <w:rPr>
+                <w:sz w:val="20"/>
+                <w:szCs w:val="20"/>
+              </w:rPr>
+              <w:t>Risque à 7 jours</w:t>
+            </w:r>
+          </w:p>
+        </w:tc>
+        <w:tc>
+          <w:tcPr>
+            <w:tcW w:w="2400" w:type="dxa"/>
+            <w:tcMar>
+              <w:top w:w="80" w:type="dxa"/>
+              <w:left w:w="120" w:type="dxa"/>
+              <w:bottom w:w="80" w:type="dxa"/>
+              <w:right w:w="120" w:type="dxa"/>
+            </w:tcMar>
+          </w:tcPr>
+          <w:p>
+            <w:r>
+              <w:rPr>
+                <w:sz w:val="20"/>
+                <w:szCs w:val="20"/>
+              </w:rPr>
+              <w:t>8 / 0 / 55</w:t>
+            </w:r>
+          </w:p>
+        </w:tc>
+        <w:tc>
+          <w:tcPr>
+            <w:tcW w:w="1300" w:type="dxa"/>
+            <w:tcMar>
+              <w:top w:w="80" w:type="dxa"/>
+              <w:left w:w="120" w:type="dxa"/>
+              <w:bottom w:w="80" w:type="dxa"/>
+              <w:right w:w="120" w:type="dxa"/>
+            </w:tcMar>
+          </w:tcPr>
+          <w:p>
+            <w:r>
+              <w:rPr>
+                <w:sz w:val="20"/>
+                <w:szCs w:val="20"/>
+              </w:rPr>
+              <w:t>0,266</w:t>
+            </w:r>
+          </w:p>
+        </w:tc>
+        <w:tc>
+          <w:tcPr>
+            <w:tcW w:w="1300" w:type="dxa"/>
+            <w:tcMar>
+              <w:top w:w="80" w:type="dxa"/>
+              <w:left w:w="120" w:type="dxa"/>
+              <w:bottom w:w="80" w:type="dxa"/>
+              <w:right w:w="120" w:type="dxa"/>
+            </w:tcMar>
+          </w:tcPr>
+          <w:p>
+            <w:r>
+              <w:rPr>
+                <w:sz w:val="20"/>
+                <w:szCs w:val="20"/>
+              </w:rPr>
+              <w:t>0,115</w:t>
+            </w:r>
+          </w:p>
+        </w:tc>
+        <w:tc>
+          <w:tcPr>
+            <w:tcW w:w="1400" w:type="dxa"/>
+            <w:tcMar>
+              <w:top w:w="80" w:type="dxa"/>
+              <w:left w:w="120" w:type="dxa"/>
+              <w:bottom w:w="80" w:type="dxa"/>
+              <w:right w:w="120" w:type="dxa"/>
+            </w:tcMar>
+          </w:tcPr>
+          <w:p>
+            <w:r>
+              <w:rPr>
+                <w:sz w:val="20"/>
+                <w:szCs w:val="20"/>
+              </w:rPr>
+              <w:t>0,138</w:t>
+            </w:r>
+          </w:p>
+        </w:tc>
+      </w:tr>
+    </w:tbl>
+    <w:p>
+      <w:pPr>
+        <w:spacing w:after="140"/>
+      </w:pPr>
+    </w:p>
+    <w:p>
+      <w:pPr>
+        <w:spacing w:after="140" w:line="276" w:lineRule="auto"/>
+      </w:pPr>
+      <w:r>
+        <w:t>Les deux produisent un classement inversé : une ROC-AUC inférieure à 0,5 ne traduit pas une absence de signal mais une inversion systématique. L'examen des probabilités moyennes par participant l'explique.</w:t>
       </w:r>
     </w:p>
     <w:tbl>
@@ -3461,7 +3143,7 @@
           <w:left w:w="10" w:type="dxa"/>
           <w:right w:w="10" w:type="dxa"/>
         </w:tblCellMar>
-        <w:tblLook w:val="04A0" w:firstRow="1" w:lastRow="0" w:firstColumn="1" w:lastColumn="0" w:noHBand="0" w:noVBand="1"/>
+        <w:tblLook w:val="0000" w:firstRow="0" w:lastRow="0" w:firstColumn="0" w:lastColumn="0" w:noHBand="0" w:noVBand="0"/>
       </w:tblPr>
       <w:tblGrid>
         <w:gridCol w:w="2200"/>
@@ -3563,21 +3245,12 @@
             </w:tcMar>
           </w:tcPr>
           <w:p>
-            <w:proofErr w:type="gramStart"/>
-            <w:r>
-              <w:rPr>
-                <w:sz w:val="20"/>
-                <w:szCs w:val="20"/>
-              </w:rPr>
-              <w:t>p</w:t>
-            </w:r>
-            <w:proofErr w:type="gramEnd"/>
-            <w:r>
-              <w:rPr>
-                <w:sz w:val="20"/>
-                <w:szCs w:val="20"/>
-              </w:rPr>
-              <w:t>01</w:t>
+            <w:r>
+              <w:rPr>
+                <w:sz w:val="20"/>
+                <w:szCs w:val="20"/>
+              </w:rPr>
+              <w:t>p01</w:t>
             </w:r>
           </w:p>
         </w:tc>
@@ -3640,21 +3313,12 @@
             </w:tcMar>
           </w:tcPr>
           <w:p>
-            <w:proofErr w:type="gramStart"/>
-            <w:r>
-              <w:rPr>
-                <w:sz w:val="20"/>
-                <w:szCs w:val="20"/>
-              </w:rPr>
-              <w:t>p</w:t>
-            </w:r>
-            <w:proofErr w:type="gramEnd"/>
-            <w:r>
-              <w:rPr>
-                <w:sz w:val="20"/>
-                <w:szCs w:val="20"/>
-              </w:rPr>
-              <w:t>03</w:t>
+            <w:r>
+              <w:rPr>
+                <w:sz w:val="20"/>
+                <w:szCs w:val="20"/>
+              </w:rPr>
+              <w:t>p03</w:t>
             </w:r>
           </w:p>
         </w:tc>
@@ -3717,21 +3381,12 @@
             </w:tcMar>
           </w:tcPr>
           <w:p>
-            <w:proofErr w:type="gramStart"/>
-            <w:r>
-              <w:rPr>
-                <w:sz w:val="20"/>
-                <w:szCs w:val="20"/>
-              </w:rPr>
-              <w:t>p</w:t>
-            </w:r>
-            <w:proofErr w:type="gramEnd"/>
-            <w:r>
-              <w:rPr>
-                <w:sz w:val="20"/>
-                <w:szCs w:val="20"/>
-              </w:rPr>
-              <w:t>05</w:t>
+            <w:r>
+              <w:rPr>
+                <w:sz w:val="20"/>
+                <w:szCs w:val="20"/>
+              </w:rPr>
+              <w:t>p05</w:t>
             </w:r>
           </w:p>
         </w:tc>
@@ -3784,41 +3439,100 @@
     </w:p>
     <w:p>
       <w:pPr>
-        <w:spacing w:after="140" w:line="276" w:lineRule="auto"/>
-      </w:pPr>
-      <w:r>
-        <w:t xml:space="preserve">En validation </w:t>
-      </w:r>
-      <w:proofErr w:type="spellStart"/>
-      <w:r>
-        <w:t>leave</w:t>
-      </w:r>
-      <w:proofErr w:type="spellEnd"/>
-      <w:r>
-        <w:t>-one-participant-out, le modèle testé sur p05 a été entraîné sur deux sujets quasi exempts de blessure. Il associe leurs profils d'activité à l'absence de blessure et attribue</w:t>
-      </w:r>
-      <w:r>
-        <w:t>, par contraste, des probabilités faibles à p05, qui est pourtant blessé pendant</w:t>
-      </w:r>
-      <w:r>
-        <w:t xml:space="preserve"> l'intégralité de ses jours renseignés.</w:t>
-      </w:r>
-    </w:p>
-    <w:p>
-      <w:pPr>
-        <w:spacing w:after="140" w:line="276" w:lineRule="auto"/>
-      </w:pPr>
-      <w:r>
-        <w:t xml:space="preserve">Le modèle ne discrimine pas un état physiologique, il discrimine les individus. Après propagation, la cible ne présente d'ailleurs aucune variance </w:t>
-      </w:r>
-      <w:r>
-        <w:t>entre</w:t>
-      </w:r>
-      <w:r>
-        <w:t xml:space="preserve"> deux participants sur trois : p05 est en état de blessure sur 100 % de ses 83 jours renseignés, p03 sur </w:t>
-      </w:r>
-      <w:r>
-        <w:t>0 % de ses 104 jours. Aucune métrique n'est interprétable.</w:t>
+        <w:spacing w:before="160" w:after="60"/>
+        <w:jc w:val="center"/>
+      </w:pPr>
+      <w:r>
+        <w:rPr>
+          <w:noProof/>
+        </w:rPr>
+        <w:drawing>
+          <wp:inline distT="0" distB="0" distL="0" distR="0" wp14:anchorId="5B99F9DD" wp14:editId="3D136F86">
+            <wp:extent cx="4762500" cy="2381250"/>
+            <wp:effectExtent l="0" t="0" r="0" b="0"/>
+            <wp:docPr id="6" name="Image 6"/>
+            <wp:cNvGraphicFramePr>
+              <a:graphicFrameLocks xmlns:a="http://schemas.openxmlformats.org/drawingml/2006/main" noChangeAspect="1"/>
+            </wp:cNvGraphicFramePr>
+            <a:graphic xmlns:a="http://schemas.openxmlformats.org/drawingml/2006/main">
+              <a:graphicData uri="http://schemas.openxmlformats.org/drawingml/2006/picture">
+                <pic:pic xmlns:pic="http://schemas.openxmlformats.org/drawingml/2006/picture">
+                  <pic:nvPicPr>
+                    <pic:cNvPr id="0" name=""/>
+                    <pic:cNvPicPr>
+                      <a:picLocks noChangeAspect="1" noChangeArrowheads="1"/>
+                    </pic:cNvPicPr>
+                  </pic:nvPicPr>
+                  <pic:blipFill>
+                    <a:blip r:embed="rId10"/>
+                    <a:srcRect/>
+                    <a:stretch>
+                      <a:fillRect/>
+                    </a:stretch>
+                  </pic:blipFill>
+                  <pic:spPr bwMode="auto">
+                    <a:xfrm>
+                      <a:off x="0" y="0"/>
+                      <a:ext cx="4762500" cy="2381250"/>
+                    </a:xfrm>
+                    <a:prstGeom prst="rect">
+                      <a:avLst/>
+                    </a:prstGeom>
+                  </pic:spPr>
+                </pic:pic>
+              </a:graphicData>
+            </a:graphic>
+          </wp:inline>
+        </w:drawing>
+      </w:r>
+    </w:p>
+    <w:p>
+      <w:pPr>
+        <w:spacing w:after="220"/>
+        <w:jc w:val="center"/>
+      </w:pPr>
+      <w:r>
+        <w:rPr>
+          <w:i/>
+          <w:iCs/>
+          <w:color w:val="595959"/>
+          <w:sz w:val="18"/>
+          <w:szCs w:val="18"/>
+        </w:rPr>
+        <w:t>Figure 6 — Probabilités prédites sur la cible prospective. p05, seul participant à présenter des épisodes, reçoit les probabilités les plus basses ; p03, qui n'en déclare aucun, les plus élevées.</w:t>
+      </w:r>
+    </w:p>
+    <w:p>
+      <w:pPr>
+        <w:spacing w:after="140" w:line="276" w:lineRule="auto"/>
+      </w:pPr>
+      <w:r>
+        <w:lastRenderedPageBreak/>
+        <w:t>En validation leave-one-participant-out, le modèle testé sur p05 a été entraîné sur deux sujets quasi exempts de blessure. Il associe leurs profils d'activité à l'absence de blessure et attribue par contraste des probabilités faibles au troisième.</w:t>
+      </w:r>
+    </w:p>
+    <w:p>
+      <w:pPr>
+        <w:spacing w:after="140" w:line="276" w:lineRule="auto"/>
+      </w:pPr>
+      <w:r>
+        <w:t>Le volume d'alertes varie par ailleurs très peu avec le seuil — de 264 à 244 entre 0,2 et 0,7 — les probabilités étant concentrées dans le haut de l'échelle. La précision reste à 0,10 quel que soit le seuil, contre une prévalence de 0,27.</w:t>
+      </w:r>
+    </w:p>
+    <w:p>
+      <w:pPr>
+        <w:spacing w:after="140" w:line="276" w:lineRule="auto"/>
+      </w:pPr>
+      <w:r>
+        <w:t>La reformulation prospective ne résout donc pas le problème de fond : la cible reste portée par un seul participant, et p03 n'y contribue par aucun événement. Le modèle discrimine les individus, non un état physiologique. Aucune métrique n'est interprétable.</w:t>
+      </w:r>
+    </w:p>
+    <w:p>
+      <w:pPr>
+        <w:spacing w:after="140" w:line="276" w:lineRule="auto"/>
+      </w:pPr>
+      <w:r>
+        <w:t>Ces limites sont celles du domaine : les revues récentes identifient les effectifs réduits, les définitions hétérogènes de la blessure et l'absence de validation externe comme les faiblesses récurrentes des modèles publiés (Leckey et al., 2025). Le choix d'un modèle linéaire plutôt que d'une architecture complexe suit la même logique — l'avantage supposé des modèles sophistiqués n'est pas établi sur de petits effectifs déséquilibrés.</w:t>
       </w:r>
     </w:p>
     <w:p>
@@ -3839,31 +3553,10 @@
           <w:b/>
           <w:bCs/>
         </w:rPr>
-        <w:lastRenderedPageBreak/>
         <w:t xml:space="preserve">Ce qui fonctionne. </w:t>
       </w:r>
       <w:r>
-        <w:t xml:space="preserve">L'agrégation des sources </w:t>
-      </w:r>
-      <w:r>
-        <w:t>par</w:t>
-      </w:r>
-      <w:r>
-        <w:t xml:space="preserve"> pas participant-jour produit une table exploitable de 456 lignes. L'indice de </w:t>
-      </w:r>
-      <w:proofErr w:type="spellStart"/>
-      <w:r>
-        <w:t>readiness</w:t>
-      </w:r>
-      <w:proofErr w:type="spellEnd"/>
-      <w:r>
-        <w:t>, construit à partir du questionnaire,</w:t>
-      </w:r>
-      <w:r>
-        <w:t xml:space="preserve"> est validé empiri</w:t>
-      </w:r>
-      <w:r>
-        <w:t>quement (r = 0,66 avec la question directe).</w:t>
+        <w:t>L'agrégation des sources au pas participant-jour produit une table exploitable de 456 lignes. L'indice de readiness construit sur le questionnaire est validé empiriquement (r = 0,66 avec la question directe).</w:t>
       </w:r>
     </w:p>
     <w:p>
@@ -3878,32 +3571,15 @@
         <w:t xml:space="preserve">Ce qui ne fonctionne pas. </w:t>
       </w:r>
       <w:r>
-        <w:t xml:space="preserve">La prédiction de blessure repose sur quatre épisodes distincts, aucun </w:t>
-      </w:r>
-      <w:r>
-        <w:t>d’entre eux n’étant de type de surcharge, et sur</w:t>
-      </w:r>
-      <w:r>
-        <w:t xml:space="preserve"> des protocoles de déclaration hétérogènes. Le modèle produit une ROC-AUC de 0,087 : il discrimine les individus, pas un état physiologique.</w:t>
-      </w:r>
-    </w:p>
-    <w:p>
-      <w:pPr>
-        <w:spacing w:after="140" w:line="276" w:lineRule="auto"/>
-      </w:pPr>
-      <w:r>
-        <w:t xml:space="preserve">La prédiction de </w:t>
-      </w:r>
-      <w:proofErr w:type="spellStart"/>
-      <w:r>
-        <w:t>readine</w:t>
-      </w:r>
-      <w:r>
-        <w:t>ss</w:t>
-      </w:r>
-      <w:proofErr w:type="spellEnd"/>
-      <w:r>
-        <w:t xml:space="preserve"> ne dépasse la référence qu'en ajoutant l'état de la veille (R² = 0,029). Pour six variables sur dix, le signe de l'association s'inverse selon le participant : aucune relation n'est commune aux trois.</w:t>
+        <w:t>La prédiction de blessure repose sur quatre épisodes distincts, aucun de type surcharge, et des protocoles de déclaration hétérogènes. Le modèle produit une ROC-AUC de 0,087 : il discrimine les individus, pas un état physiologique.</w:t>
+      </w:r>
+    </w:p>
+    <w:p>
+      <w:pPr>
+        <w:spacing w:after="140" w:line="276" w:lineRule="auto"/>
+      </w:pPr>
+      <w:r>
+        <w:t>La prédiction de readiness ne dépasse la référence qu'en ajoutant l'état de la veille (R² = 0,029). Pour six variables sur dix, le signe de l'association s'inverse selon le participant : aucune relation n'est commune aux trois.</w:t>
       </w:r>
     </w:p>
     <w:p>
@@ -3918,34 +3594,7 @@
         <w:t xml:space="preserve">Ce qu'il faudrait. </w:t>
       </w:r>
       <w:r>
-        <w:t>Un effectif permettant une valida</w:t>
-      </w:r>
-      <w:r>
-        <w:t>tion crédible</w:t>
-      </w:r>
-      <w:r>
-        <w:t> :</w:t>
-      </w:r>
-      <w:r>
-        <w:t xml:space="preserve"> l'ordre de grandeur habituel est de </w:t>
-      </w:r>
-      <w:r>
-        <w:t>30</w:t>
-      </w:r>
-      <w:r>
-        <w:t xml:space="preserve"> événements. Un protocole de déclaration homogène, imposant de renseigner l'absence de blessure autant que sa présence. Une distinction des mécanismes lésionnels</w:t>
-      </w:r>
-      <w:r>
-        <w:t xml:space="preserve"> : la charge d'entraînement ne permet</w:t>
-      </w:r>
-      <w:r>
-        <w:t xml:space="preserve"> d'approcher que les lésions de surcharge. Et une mesure de performance, absente ici, sans laquelle un indice construit sur des dimensions auto-déclarées ne peut être validé </w:t>
-      </w:r>
-      <w:r>
-        <w:t>par rapport à</w:t>
-      </w:r>
-      <w:r>
-        <w:t xml:space="preserve"> un critère externe.</w:t>
+        <w:t>Un effectif permettant une validation crédible — l'ordre de grandeur habituel est de trente événements. Un protocole de déclaration homogène, imposant de renseigner l'absence de blessure autant que sa présence. Une distinction des mécanismes lésionnels, la charge d'entraînement ne permettant d'approcher que les lésions de surcharge. Et une mesure de performance, absente ici, sans laquelle un indice construit sur des dimensions auto-déclarées ne peut être validé contre un critère externe.</w:t>
       </w:r>
     </w:p>
     <w:p>
@@ -3962,7 +3611,7 @@
         <w:pStyle w:val="Paragraphedeliste"/>
         <w:numPr>
           <w:ilvl w:val="0"/>
-          <w:numId w:val="3"/>
+          <w:numId w:val="2"/>
         </w:numPr>
         <w:spacing w:after="90"/>
       </w:pPr>
@@ -3970,38 +3619,51 @@
         <w:rPr>
           <w:lang w:val="en-CA"/>
         </w:rPr>
-        <w:t xml:space="preserve">Benson L.C., Stilling C., </w:t>
-      </w:r>
-      <w:proofErr w:type="spellStart"/>
+        <w:t xml:space="preserve">Benson L.C., Stilling C., Owoeye O.B., Emery C.A. (2021). Evaluating methods for imputing missing data from longitudinal monitoring of athlete workload. </w:t>
+      </w:r>
+      <w:r>
+        <w:t>Journal of Sports Science &amp; Medicine, 20(2), 188.</w:t>
+      </w:r>
+    </w:p>
+    <w:p>
+      <w:pPr>
+        <w:pStyle w:val="Paragraphedeliste"/>
+        <w:numPr>
+          <w:ilvl w:val="0"/>
+          <w:numId w:val="2"/>
+        </w:numPr>
+        <w:spacing w:after="90"/>
+      </w:pPr>
+      <w:r>
+        <w:t xml:space="preserve">Chotwanvirat P., Prachansuwan A., Sridonpai P., Kriengsinyos W. (2024). </w:t>
+      </w:r>
       <w:r>
         <w:rPr>
           <w:lang w:val="en-CA"/>
         </w:rPr>
-        <w:t>Owoeye</w:t>
-      </w:r>
-      <w:proofErr w:type="spellEnd"/>
+        <w:t xml:space="preserve">Advancements in Using AI for Dietary Assessment Based on Food Images: Scoping Review. </w:t>
+      </w:r>
+      <w:r>
+        <w:t>Journal of Medical Internet Research, 26, e51432.</w:t>
+      </w:r>
+    </w:p>
+    <w:p>
+      <w:pPr>
+        <w:pStyle w:val="Paragraphedeliste"/>
+        <w:numPr>
+          <w:ilvl w:val="0"/>
+          <w:numId w:val="2"/>
+        </w:numPr>
+        <w:spacing w:after="90"/>
+      </w:pPr>
       <w:r>
         <w:rPr>
           <w:lang w:val="en-CA"/>
         </w:rPr>
-        <w:t xml:space="preserve"> O.B., Em</w:t>
-      </w:r>
-      <w:r>
-        <w:rPr>
-          <w:lang w:val="en-CA"/>
-        </w:rPr>
-        <w:t xml:space="preserve">ery C.A. (2021). Evaluating methods for imputing missing data from longitudinal monitoring of athlete workload. </w:t>
-      </w:r>
-      <w:r>
-        <w:t xml:space="preserve">Journal of Sports Science &amp; </w:t>
-      </w:r>
-      <w:proofErr w:type="spellStart"/>
-      <w:r>
-        <w:t>Medicine</w:t>
-      </w:r>
-      <w:proofErr w:type="spellEnd"/>
-      <w:r>
-        <w:t>, 20(2), 188.</w:t>
+        <w:t xml:space="preserve">Fridolfsson J. et al. (2025). Evaluation of multimodal large language models for nutritional estimation from food images. </w:t>
+      </w:r>
+      <w:r>
+        <w:t>Current Developments in Nutrition.</w:t>
       </w:r>
     </w:p>
     <w:p>
@@ -4009,104 +3671,7 @@
         <w:pStyle w:val="Paragraphedeliste"/>
         <w:numPr>
           <w:ilvl w:val="0"/>
-          <w:numId w:val="3"/>
-        </w:numPr>
-        <w:spacing w:after="90"/>
-      </w:pPr>
-      <w:proofErr w:type="spellStart"/>
-      <w:r>
-        <w:t>Chotwanvirat</w:t>
-      </w:r>
-      <w:proofErr w:type="spellEnd"/>
-      <w:r>
-        <w:t xml:space="preserve"> P., </w:t>
-      </w:r>
-      <w:proofErr w:type="spellStart"/>
-      <w:r>
-        <w:t>Prachansuwan</w:t>
-      </w:r>
-      <w:proofErr w:type="spellEnd"/>
-      <w:r>
-        <w:t xml:space="preserve"> A., </w:t>
-      </w:r>
-      <w:proofErr w:type="spellStart"/>
-      <w:r>
-        <w:t>Sridonpai</w:t>
-      </w:r>
-      <w:proofErr w:type="spellEnd"/>
-      <w:r>
-        <w:t xml:space="preserve"> P., </w:t>
-      </w:r>
-      <w:proofErr w:type="spellStart"/>
-      <w:r>
-        <w:t>Kriengsinyos</w:t>
-      </w:r>
-      <w:proofErr w:type="spellEnd"/>
-      <w:r>
-        <w:t xml:space="preserve"> W. (2024). </w:t>
-      </w:r>
-      <w:r>
-        <w:rPr>
-          <w:lang w:val="en-CA"/>
-        </w:rPr>
-        <w:t xml:space="preserve">Advancements in Using </w:t>
-      </w:r>
-      <w:r>
-        <w:rPr>
-          <w:lang w:val="en-CA"/>
-        </w:rPr>
-        <w:t xml:space="preserve">AI for Dietary Assessment Based on Food Images: Scoping Review. </w:t>
-      </w:r>
-      <w:r>
-        <w:t>Journal of Medical Internet Research, 26, e51432.</w:t>
-      </w:r>
-    </w:p>
-    <w:p>
-      <w:pPr>
-        <w:pStyle w:val="Paragraphedeliste"/>
-        <w:numPr>
-          <w:ilvl w:val="0"/>
-          <w:numId w:val="3"/>
-        </w:numPr>
-        <w:spacing w:after="90"/>
-      </w:pPr>
-      <w:proofErr w:type="spellStart"/>
-      <w:r>
-        <w:rPr>
-          <w:lang w:val="en-CA"/>
-        </w:rPr>
-        <w:t>Fridolfsson</w:t>
-      </w:r>
-      <w:proofErr w:type="spellEnd"/>
-      <w:r>
-        <w:rPr>
-          <w:lang w:val="en-CA"/>
-        </w:rPr>
-        <w:t xml:space="preserve"> J. et al. (2025). Evaluation of multimodal large language models for nutritional estimation from food images. </w:t>
-      </w:r>
-      <w:proofErr w:type="spellStart"/>
-      <w:r>
-        <w:t>Current</w:t>
-      </w:r>
-      <w:proofErr w:type="spellEnd"/>
-      <w:r>
-        <w:t xml:space="preserve"> </w:t>
-      </w:r>
-      <w:proofErr w:type="spellStart"/>
-      <w:r>
-        <w:t>Developments</w:t>
-      </w:r>
-      <w:proofErr w:type="spellEnd"/>
-      <w:r>
-        <w:t xml:space="preserve"> in Nutrition.</w:t>
-      </w:r>
-    </w:p>
-    <w:p>
-      <w:pPr>
-        <w:pStyle w:val="Paragraphedeliste"/>
-        <w:numPr>
-          <w:ilvl w:val="0"/>
-          <w:numId w:val="3"/>
+          <w:numId w:val="2"/>
         </w:numPr>
         <w:spacing w:after="90"/>
       </w:pPr>
@@ -4117,15 +3682,7 @@
         <w:t xml:space="preserve">Hooper S.L., Mackinnon L.T. (1995). Monitoring overtraining in athletes. Recommendations. </w:t>
       </w:r>
       <w:r>
-        <w:t xml:space="preserve">Sports </w:t>
-      </w:r>
-      <w:proofErr w:type="spellStart"/>
-      <w:r>
-        <w:t>Medicine</w:t>
-      </w:r>
-      <w:proofErr w:type="spellEnd"/>
-      <w:r>
-        <w:t>, 20(5), 321–327.</w:t>
+        <w:t>Sports Medicine, 20(5), 321–327.</w:t>
       </w:r>
     </w:p>
     <w:p>
@@ -4133,248 +3690,117 @@
         <w:pStyle w:val="Paragraphedeliste"/>
         <w:numPr>
           <w:ilvl w:val="0"/>
-          <w:numId w:val="3"/>
+          <w:numId w:val="2"/>
         </w:numPr>
         <w:spacing w:after="90"/>
         <w:rPr>
           <w:lang w:val="en-CA"/>
         </w:rPr>
       </w:pPr>
-      <w:proofErr w:type="spellStart"/>
       <w:r>
         <w:rPr>
           <w:lang w:val="en-CA"/>
         </w:rPr>
-        <w:t>Impellizzeri</w:t>
-      </w:r>
-      <w:proofErr w:type="spellEnd"/>
+        <w:lastRenderedPageBreak/>
+        <w:t>Impellizzeri F.M., Tenan M.S., Kempton T., Novak A., Coutts A.J. (2020). Acute:Chronic Workload Ratio: Conceptual Issues and Fundamental Pitfalls. International Journal of Sports Physiology and Performance, 15(6), 907–913.</w:t>
+      </w:r>
+    </w:p>
+    <w:p>
+      <w:pPr>
+        <w:pStyle w:val="Paragraphedeliste"/>
+        <w:numPr>
+          <w:ilvl w:val="0"/>
+          <w:numId w:val="2"/>
+        </w:numPr>
+        <w:spacing w:after="90"/>
+      </w:pPr>
       <w:r>
         <w:rPr>
           <w:lang w:val="en-CA"/>
         </w:rPr>
-        <w:t xml:space="preserve"> F.M., </w:t>
-      </w:r>
-      <w:proofErr w:type="spellStart"/>
+        <w:t xml:space="preserve">Janetzki S.J., Bourdon P.C., Burgess D.J., Barratt G.K., Bellenger C.R. (2023). Assessing athlete readiness using physical, physiological, and perceptual markers: A systematic review and meta-analysis. </w:t>
+      </w:r>
+      <w:r>
+        <w:t>Scientific Journal of Sport and Performance, 2(3), 339–380.</w:t>
+      </w:r>
+    </w:p>
+    <w:p>
+      <w:pPr>
+        <w:pStyle w:val="Paragraphedeliste"/>
+        <w:numPr>
+          <w:ilvl w:val="0"/>
+          <w:numId w:val="2"/>
+        </w:numPr>
+        <w:spacing w:after="90"/>
+      </w:pPr>
       <w:r>
         <w:rPr>
           <w:lang w:val="en-CA"/>
         </w:rPr>
-        <w:t>Tenan</w:t>
-      </w:r>
-      <w:proofErr w:type="spellEnd"/>
+        <w:t xml:space="preserve">Kim Y.J., Kim S. (2020). Missing-Data Handling Methods for Lifelogs-Based Wellness Index Estimation: Comparative Analysis With Panel Data. </w:t>
+      </w:r>
+      <w:r>
+        <w:t>JMIR Medical Informatics.</w:t>
+      </w:r>
+    </w:p>
+    <w:p>
+      <w:pPr>
+        <w:pStyle w:val="Paragraphedeliste"/>
+        <w:numPr>
+          <w:ilvl w:val="0"/>
+          <w:numId w:val="2"/>
+        </w:numPr>
+        <w:spacing w:after="90"/>
+      </w:pPr>
       <w:r>
         <w:rPr>
           <w:lang w:val="en-CA"/>
         </w:rPr>
-        <w:t xml:space="preserve"> M.S., Kempton T., Novak A., Coutts A.J. (2020). </w:t>
-      </w:r>
-      <w:proofErr w:type="spellStart"/>
-      <w:proofErr w:type="gramStart"/>
+        <w:t xml:space="preserve">Leckey C., van Dyk N., Doherty C., Lawlor A., Delahunt E. (2025). Machine learning approaches to injury risk prediction in sport: a scoping review with evidence synthesis. </w:t>
+      </w:r>
+      <w:r>
+        <w:t>British Journal of Sports Medicine, 59(7), 491–500.</w:t>
+      </w:r>
+    </w:p>
+    <w:p>
+      <w:pPr>
+        <w:pStyle w:val="Paragraphedeliste"/>
+        <w:numPr>
+          <w:ilvl w:val="0"/>
+          <w:numId w:val="2"/>
+        </w:numPr>
+        <w:spacing w:after="90"/>
+      </w:pPr>
       <w:r>
         <w:rPr>
           <w:lang w:val="en-CA"/>
         </w:rPr>
-        <w:t>Acute:Chronic</w:t>
-      </w:r>
-      <w:proofErr w:type="spellEnd"/>
-      <w:proofErr w:type="gramEnd"/>
+        <w:t xml:space="preserve">Sansone P., Rago V., Kellmann M., Alcaraz P.E. (2023). Relationship Between Athlete-Reported Outcome Measures and Subsequent Match Performance in Team Sports: A Systematic Review. </w:t>
+      </w:r>
+      <w:r>
+        <w:t>Journal of Strength and Conditioning Research, 37(11), 2302–2313.</w:t>
+      </w:r>
+    </w:p>
+    <w:p>
+      <w:pPr>
+        <w:pStyle w:val="Paragraphedeliste"/>
+        <w:numPr>
+          <w:ilvl w:val="0"/>
+          <w:numId w:val="2"/>
+        </w:numPr>
+        <w:spacing w:after="90"/>
+      </w:pPr>
       <w:r>
         <w:rPr>
           <w:lang w:val="en-CA"/>
         </w:rPr>
-        <w:t xml:space="preserve"> Workload Ratio: Conceptual Issu</w:t>
-      </w:r>
-      <w:r>
-        <w:rPr>
-          <w:lang w:val="en-CA"/>
-        </w:rPr>
-        <w:t>es and Fundamental Pitfalls. International Journal of Sports Physiology and Performance, 15(6), 907–913.</w:t>
-      </w:r>
-    </w:p>
-    <w:p>
-      <w:pPr>
-        <w:pStyle w:val="Paragraphedeliste"/>
-        <w:numPr>
-          <w:ilvl w:val="0"/>
-          <w:numId w:val="3"/>
-        </w:numPr>
-        <w:spacing w:after="90"/>
-      </w:pPr>
-      <w:proofErr w:type="spellStart"/>
-      <w:r>
-        <w:rPr>
-          <w:lang w:val="en-CA"/>
-        </w:rPr>
-        <w:t>Janetzki</w:t>
-      </w:r>
-      <w:proofErr w:type="spellEnd"/>
-      <w:r>
-        <w:rPr>
-          <w:lang w:val="en-CA"/>
-        </w:rPr>
-        <w:t xml:space="preserve"> S.J., Bourdon P.C., Burgess D.J., Barratt G.K., </w:t>
-      </w:r>
-      <w:proofErr w:type="spellStart"/>
-      <w:r>
-        <w:rPr>
-          <w:lang w:val="en-CA"/>
-        </w:rPr>
-        <w:t>Bellenger</w:t>
-      </w:r>
-      <w:proofErr w:type="spellEnd"/>
-      <w:r>
-        <w:rPr>
-          <w:lang w:val="en-CA"/>
-        </w:rPr>
-        <w:t xml:space="preserve"> C.R. (2023). Assessing athlete readiness using physical, physiological, and perceptu</w:t>
-      </w:r>
-      <w:r>
-        <w:rPr>
-          <w:lang w:val="en-CA"/>
-        </w:rPr>
-        <w:t xml:space="preserve">al markers: A systematic review and meta-analysis. </w:t>
-      </w:r>
-      <w:r>
-        <w:t>Scientific Journal of Sport and Performance, 2(3), 339–380.</w:t>
-      </w:r>
-    </w:p>
-    <w:p>
-      <w:pPr>
-        <w:pStyle w:val="Paragraphedeliste"/>
-        <w:numPr>
-          <w:ilvl w:val="0"/>
-          <w:numId w:val="3"/>
-        </w:numPr>
-        <w:spacing w:after="90"/>
-      </w:pPr>
-      <w:r>
-        <w:rPr>
-          <w:lang w:val="en-CA"/>
-        </w:rPr>
-        <w:t xml:space="preserve">Kim Y.J., Kim S. (2020). Missing-Data Handling Methods for Lifelogs-Based Wellness Index Estimation: Comparative Analysis </w:t>
-      </w:r>
-      <w:proofErr w:type="gramStart"/>
-      <w:r>
-        <w:rPr>
-          <w:lang w:val="en-CA"/>
-        </w:rPr>
-        <w:t>With</w:t>
-      </w:r>
-      <w:proofErr w:type="gramEnd"/>
-      <w:r>
-        <w:rPr>
-          <w:lang w:val="en-CA"/>
-        </w:rPr>
-        <w:t xml:space="preserve"> Panel Data. </w:t>
-      </w:r>
-      <w:r>
-        <w:t>JMIR M</w:t>
-      </w:r>
-      <w:r>
-        <w:t xml:space="preserve">edical </w:t>
-      </w:r>
-      <w:proofErr w:type="spellStart"/>
-      <w:r>
-        <w:t>Informatics</w:t>
-      </w:r>
-      <w:proofErr w:type="spellEnd"/>
-      <w:r>
-        <w:t>.</w:t>
-      </w:r>
-    </w:p>
-    <w:p>
-      <w:pPr>
-        <w:pStyle w:val="Paragraphedeliste"/>
-        <w:numPr>
-          <w:ilvl w:val="0"/>
-          <w:numId w:val="3"/>
-        </w:numPr>
-        <w:spacing w:after="90"/>
-      </w:pPr>
-      <w:r>
-        <w:rPr>
-          <w:lang w:val="en-CA"/>
-        </w:rPr>
-        <w:t xml:space="preserve">Sansone P., Rago V., </w:t>
-      </w:r>
-      <w:proofErr w:type="spellStart"/>
-      <w:r>
-        <w:rPr>
-          <w:lang w:val="en-CA"/>
-        </w:rPr>
-        <w:t>Kellmann</w:t>
-      </w:r>
-      <w:proofErr w:type="spellEnd"/>
-      <w:r>
-        <w:rPr>
-          <w:lang w:val="en-CA"/>
-        </w:rPr>
-        <w:t xml:space="preserve"> M., Alcaraz P.E. (2023). Relationship Between Athlete-Reported Outcome Measures and Subsequent Match Performance in Team Sports: A Systematic Review. </w:t>
-      </w:r>
-      <w:r>
-        <w:t xml:space="preserve">Journal of </w:t>
-      </w:r>
-      <w:proofErr w:type="spellStart"/>
-      <w:r>
-        <w:t>Strength</w:t>
-      </w:r>
-      <w:proofErr w:type="spellEnd"/>
-      <w:r>
-        <w:t xml:space="preserve"> and </w:t>
-      </w:r>
-      <w:proofErr w:type="spellStart"/>
-      <w:r>
-        <w:t>Conditioning</w:t>
-      </w:r>
-      <w:proofErr w:type="spellEnd"/>
-      <w:r>
-        <w:t xml:space="preserve"> Research, 37(11), 2</w:t>
-      </w:r>
-      <w:r>
-        <w:t>302–2313.</w:t>
-      </w:r>
-    </w:p>
-    <w:p>
-      <w:pPr>
-        <w:pStyle w:val="Paragraphedeliste"/>
-        <w:numPr>
-          <w:ilvl w:val="0"/>
-          <w:numId w:val="3"/>
-        </w:numPr>
-        <w:spacing w:after="90"/>
-      </w:pPr>
-      <w:r>
-        <w:rPr>
-          <w:lang w:val="en-CA"/>
-        </w:rPr>
-        <w:t xml:space="preserve">Saw A.E., Main L.C., </w:t>
-      </w:r>
-      <w:proofErr w:type="spellStart"/>
-      <w:r>
-        <w:rPr>
-          <w:lang w:val="en-CA"/>
-        </w:rPr>
-        <w:t>Gastin</w:t>
-      </w:r>
-      <w:proofErr w:type="spellEnd"/>
-      <w:r>
-        <w:rPr>
-          <w:lang w:val="en-CA"/>
-        </w:rPr>
-        <w:t xml:space="preserve"> P.B. (2016). Monitoring the athlete training response: subjective self-reported measures trump commonly used objective measures: a systematic review. </w:t>
-      </w:r>
-      <w:r>
-        <w:t xml:space="preserve">British Journal of Sports </w:t>
-      </w:r>
-      <w:proofErr w:type="spellStart"/>
-      <w:r>
-        <w:t>Medicine</w:t>
-      </w:r>
-      <w:proofErr w:type="spellEnd"/>
-      <w:r>
-        <w:t>, 50(5), 281–291.</w:t>
-      </w:r>
-    </w:p>
+        <w:t xml:space="preserve">Saw A.E., Main L.C., Gastin P.B. (2016). Monitoring the athlete training response: subjective self-reported measures trump commonly used objective measures: a systematic review. </w:t>
+      </w:r>
+      <w:r>
+        <w:t>British Journal of Sports Medicine, 50(5), 281–291.</w:t>
+      </w:r>
+    </w:p>
+    <w:p/>
     <w:sectPr>
       <w:pgSz w:w="11906" w:h="16838"/>
       <w:pgMar w:top="1134" w:right="1134" w:bottom="1134" w:left="1134" w:header="708" w:footer="708" w:gutter="0"/>
@@ -4388,213 +3814,121 @@
 <file path=word/numbering.xml><?xml version="1.0" encoding="utf-8"?>
 <w:numbering xmlns:wpc="http://schemas.microsoft.com/office/word/2010/wordprocessingCanvas" xmlns:cx="http://schemas.microsoft.com/office/drawing/2014/chartex" xmlns:cx1="http://schemas.microsoft.com/office/drawing/2015/9/8/chartex" xmlns:cx2="http://schemas.microsoft.com/office/drawing/2015/10/21/chartex" xmlns:cx3="http://schemas.microsoft.com/office/drawing/2016/5/9/chartex" xmlns:cx4="http://schemas.microsoft.com/office/drawing/2016/5/10/chartex" xmlns:cx5="http://schemas.microsoft.com/office/drawing/2016/5/11/chartex" xmlns:cx6="http://schemas.microsoft.com/office/drawing/2016/5/12/chartex" xmlns:cx7="http://schemas.microsoft.com/office/drawing/2016/5/13/chartex" xmlns:cx8="http://schemas.microsoft.com/office/drawing/2016/5/14/chartex" xmlns:mc="http://schemas.openxmlformats.org/markup-compatibility/2006" xmlns:aink="http://schemas.microsoft.com/office/drawing/2016/ink" xmlns:am3d="http://schemas.microsoft.com/office/drawing/2017/model3d" xmlns:o="urn:schemas-microsoft-com:office:office" xmlns:r="http://schemas.openxmlformats.org/officeDocument/2006/relationships" xmlns:m="http://schemas.openxmlformats.org/officeDocument/2006/math" xmlns:v="urn:schemas-microsoft-com:vml" xmlns:wp14="http://schemas.microsoft.com/office/word/2010/wordprocessingDrawing" xmlns:wp="http://schemas.openxmlformats.org/drawingml/2006/wordprocessingDrawing" xmlns:w10="urn:schemas-microsoft-com:office:word" xmlns:w="http://schemas.openxmlformats.org/wordprocessingml/2006/main" xmlns:w14="http://schemas.microsoft.com/office/word/2010/wordml" xmlns:w15="http://schemas.microsoft.com/office/word/2012/wordml" xmlns:w16cex="http://schemas.microsoft.com/office/word/2018/wordml/cex" xmlns:w16cid="http://schemas.microsoft.com/office/word/2016/wordml/cid" xmlns:w16="http://schemas.microsoft.com/office/word/2018/wordml" xmlns:w16sdtdh="http://schemas.microsoft.com/office/word/2020/wordml/sdtdatahash" xmlns:w16se="http://schemas.microsoft.com/office/word/2015/wordml/symex" xmlns:wpg="http://schemas.microsoft.com/office/word/2010/wordprocessingGroup" xmlns:wpi="http://schemas.microsoft.com/office/word/2010/wordprocessingInk" xmlns:wne="http://schemas.microsoft.com/office/word/2006/wordml" xmlns:wps="http://schemas.microsoft.com/office/word/2010/wordprocessingShape" mc:Ignorable="w14 w15 w16se w16cid w16 w16cex w16sdtdh wp14">
   <w:abstractNum w:abstractNumId="0" w15:restartNumberingAfterBreak="0">
-    <w:nsid w:val="1A3D545B"/>
+    <w:nsid w:val="15215A84"/>
     <w:multiLevelType w:val="hybridMultilevel"/>
-    <w:tmpl w:val="C610D4D8"/>
-    <w:lvl w:ilvl="0" w:tplc="E46A4D50">
+    <w:tmpl w:val="77D6E6E6"/>
+    <w:lvl w:ilvl="0" w:tplc="C1A68BC0">
       <w:start w:val="1"/>
-      <w:numFmt w:val="decimal"/>
-      <w:lvlText w:val="%1."/>
+      <w:numFmt w:val="bullet"/>
+      <w:lvlText w:val="•"/>
       <w:lvlJc w:val="left"/>
       <w:pPr>
         <w:ind w:left="460" w:hanging="240"/>
       </w:pPr>
     </w:lvl>
-    <w:lvl w:ilvl="1" w:tplc="76F4D95C">
+    <w:lvl w:ilvl="1" w:tplc="A75AAEDC">
       <w:numFmt w:val="decimal"/>
       <w:lvlText w:val=""/>
       <w:lvlJc w:val="left"/>
     </w:lvl>
-    <w:lvl w:ilvl="2" w:tplc="45C0622E">
+    <w:lvl w:ilvl="2" w:tplc="BBDA4046">
       <w:numFmt w:val="decimal"/>
       <w:lvlText w:val=""/>
       <w:lvlJc w:val="left"/>
     </w:lvl>
-    <w:lvl w:ilvl="3" w:tplc="E256A7C8">
+    <w:lvl w:ilvl="3" w:tplc="332A5458">
       <w:numFmt w:val="decimal"/>
       <w:lvlText w:val=""/>
       <w:lvlJc w:val="left"/>
     </w:lvl>
-    <w:lvl w:ilvl="4" w:tplc="4C5A8C40">
+    <w:lvl w:ilvl="4" w:tplc="2730B5A2">
       <w:numFmt w:val="decimal"/>
       <w:lvlText w:val=""/>
       <w:lvlJc w:val="left"/>
     </w:lvl>
-    <w:lvl w:ilvl="5" w:tplc="E91A3D2C">
+    <w:lvl w:ilvl="5" w:tplc="9CD8A4DA">
       <w:numFmt w:val="decimal"/>
       <w:lvlText w:val=""/>
       <w:lvlJc w:val="left"/>
     </w:lvl>
-    <w:lvl w:ilvl="6" w:tplc="3F02A2A2">
+    <w:lvl w:ilvl="6" w:tplc="C54A5F70">
       <w:numFmt w:val="decimal"/>
       <w:lvlText w:val=""/>
       <w:lvlJc w:val="left"/>
     </w:lvl>
-    <w:lvl w:ilvl="7" w:tplc="8F1CD268">
+    <w:lvl w:ilvl="7" w:tplc="B08ED2D2">
       <w:numFmt w:val="decimal"/>
       <w:lvlText w:val=""/>
       <w:lvlJc w:val="left"/>
     </w:lvl>
-    <w:lvl w:ilvl="8" w:tplc="74207F1C">
+    <w:lvl w:ilvl="8" w:tplc="7756A0E2">
       <w:numFmt w:val="decimal"/>
       <w:lvlText w:val=""/>
       <w:lvlJc w:val="left"/>
     </w:lvl>
   </w:abstractNum>
   <w:abstractNum w:abstractNumId="1" w15:restartNumberingAfterBreak="0">
-    <w:nsid w:val="296D6437"/>
+    <w:nsid w:val="4312525E"/>
     <w:multiLevelType w:val="hybridMultilevel"/>
-    <w:tmpl w:val="E212846A"/>
-    <w:lvl w:ilvl="0" w:tplc="737CD86A">
+    <w:tmpl w:val="3E76A88A"/>
+    <w:lvl w:ilvl="0" w:tplc="3AA2CACC">
       <w:start w:val="1"/>
-      <w:numFmt w:val="bullet"/>
-      <w:lvlText w:val="•"/>
+      <w:numFmt w:val="decimal"/>
+      <w:lvlText w:val="%1."/>
       <w:lvlJc w:val="left"/>
       <w:pPr>
         <w:ind w:left="460" w:hanging="240"/>
       </w:pPr>
     </w:lvl>
-    <w:lvl w:ilvl="1" w:tplc="E6F87016">
+    <w:lvl w:ilvl="1" w:tplc="791EF3EC">
       <w:numFmt w:val="decimal"/>
       <w:lvlText w:val=""/>
       <w:lvlJc w:val="left"/>
     </w:lvl>
-    <w:lvl w:ilvl="2" w:tplc="94F88360">
+    <w:lvl w:ilvl="2" w:tplc="3C6ECE96">
       <w:numFmt w:val="decimal"/>
       <w:lvlText w:val=""/>
       <w:lvlJc w:val="left"/>
     </w:lvl>
-    <w:lvl w:ilvl="3" w:tplc="7E9A7CD6">
+    <w:lvl w:ilvl="3" w:tplc="E9D2A3B4">
       <w:numFmt w:val="decimal"/>
       <w:lvlText w:val=""/>
       <w:lvlJc w:val="left"/>
     </w:lvl>
-    <w:lvl w:ilvl="4" w:tplc="B3A2D832">
+    <w:lvl w:ilvl="4" w:tplc="B82A9644">
       <w:numFmt w:val="decimal"/>
       <w:lvlText w:val=""/>
       <w:lvlJc w:val="left"/>
     </w:lvl>
-    <w:lvl w:ilvl="5" w:tplc="A256609A">
+    <w:lvl w:ilvl="5" w:tplc="5318277A">
       <w:numFmt w:val="decimal"/>
       <w:lvlText w:val=""/>
       <w:lvlJc w:val="left"/>
     </w:lvl>
-    <w:lvl w:ilvl="6" w:tplc="853006A4">
+    <w:lvl w:ilvl="6" w:tplc="FF54D968">
       <w:numFmt w:val="decimal"/>
       <w:lvlText w:val=""/>
       <w:lvlJc w:val="left"/>
     </w:lvl>
-    <w:lvl w:ilvl="7" w:tplc="1F8A35E2">
+    <w:lvl w:ilvl="7" w:tplc="0F3E0AD8">
       <w:numFmt w:val="decimal"/>
       <w:lvlText w:val=""/>
       <w:lvlJc w:val="left"/>
     </w:lvl>
-    <w:lvl w:ilvl="8" w:tplc="ABE64096">
+    <w:lvl w:ilvl="8" w:tplc="6ACEF91A">
       <w:numFmt w:val="decimal"/>
       <w:lvlText w:val=""/>
       <w:lvlJc w:val="left"/>
     </w:lvl>
   </w:abstractNum>
-  <w:abstractNum w:abstractNumId="2" w15:restartNumberingAfterBreak="0">
-    <w:nsid w:val="74D84AE5"/>
-    <w:multiLevelType w:val="hybridMultilevel"/>
-    <w:tmpl w:val="D93EC594"/>
-    <w:lvl w:ilvl="0" w:tplc="6A2696F4">
-      <w:start w:val="1"/>
-      <w:numFmt w:val="bullet"/>
-      <w:lvlText w:val="●"/>
-      <w:lvlJc w:val="left"/>
-      <w:pPr>
-        <w:ind w:left="720" w:hanging="360"/>
-      </w:pPr>
-    </w:lvl>
-    <w:lvl w:ilvl="1" w:tplc="8E36567E">
-      <w:start w:val="1"/>
-      <w:numFmt w:val="bullet"/>
-      <w:lvlText w:val="○"/>
-      <w:lvlJc w:val="left"/>
-      <w:pPr>
-        <w:ind w:left="1440" w:hanging="360"/>
-      </w:pPr>
-    </w:lvl>
-    <w:lvl w:ilvl="2" w:tplc="7DD62346">
-      <w:start w:val="1"/>
-      <w:numFmt w:val="bullet"/>
-      <w:lvlText w:val="■"/>
-      <w:lvlJc w:val="left"/>
-      <w:pPr>
-        <w:ind w:left="2160" w:hanging="360"/>
-      </w:pPr>
-    </w:lvl>
-    <w:lvl w:ilvl="3" w:tplc="BCD00C4A">
-      <w:start w:val="1"/>
-      <w:numFmt w:val="bullet"/>
-      <w:lvlText w:val="●"/>
-      <w:lvlJc w:val="left"/>
-      <w:pPr>
-        <w:ind w:left="2880" w:hanging="360"/>
-      </w:pPr>
-    </w:lvl>
-    <w:lvl w:ilvl="4" w:tplc="D34A563E">
-      <w:start w:val="1"/>
-      <w:numFmt w:val="bullet"/>
-      <w:lvlText w:val="○"/>
-      <w:lvlJc w:val="left"/>
-      <w:pPr>
-        <w:ind w:left="3600" w:hanging="360"/>
-      </w:pPr>
-    </w:lvl>
-    <w:lvl w:ilvl="5" w:tplc="15EA0930">
-      <w:start w:val="1"/>
-      <w:numFmt w:val="bullet"/>
-      <w:lvlText w:val="■"/>
-      <w:lvlJc w:val="left"/>
-      <w:pPr>
-        <w:ind w:left="4320" w:hanging="360"/>
-      </w:pPr>
-    </w:lvl>
-    <w:lvl w:ilvl="6" w:tplc="B22491B6">
-      <w:start w:val="1"/>
-      <w:numFmt w:val="bullet"/>
-      <w:lvlText w:val="●"/>
-      <w:lvlJc w:val="left"/>
-      <w:pPr>
-        <w:ind w:left="5040" w:hanging="360"/>
-      </w:pPr>
-    </w:lvl>
-    <w:lvl w:ilvl="7" w:tplc="6A9ED22A">
-      <w:start w:val="1"/>
-      <w:numFmt w:val="bullet"/>
-      <w:lvlText w:val="●"/>
-      <w:lvlJc w:val="left"/>
-      <w:pPr>
-        <w:ind w:left="5760" w:hanging="360"/>
-      </w:pPr>
-    </w:lvl>
-    <w:lvl w:ilvl="8" w:tplc="20A252B4">
-      <w:start w:val="1"/>
-      <w:numFmt w:val="bullet"/>
-      <w:lvlText w:val="●"/>
-      <w:lvlJc w:val="left"/>
-      <w:pPr>
-        <w:ind w:left="6480" w:hanging="360"/>
-      </w:pPr>
-    </w:lvl>
-  </w:abstractNum>
   <w:num w:numId="1">
-    <w:abstractNumId w:val="2"/>
+    <w:abstractNumId w:val="1"/>
     <w:lvlOverride w:ilvl="0">
       <w:startOverride w:val="1"/>
     </w:lvlOverride>
   </w:num>
   <w:num w:numId="2">
     <w:abstractNumId w:val="0"/>
-    <w:lvlOverride w:ilvl="0">
-      <w:startOverride w:val="1"/>
-    </w:lvlOverride>
-  </w:num>
-  <w:num w:numId="3">
-    <w:abstractNumId w:val="1"/>
     <w:lvlOverride w:ilvl="0">
       <w:startOverride w:val="1"/>
     </w:lvlOverride>
@@ -4607,13 +3941,17 @@
   <w:docDefaults>
     <w:rPrDefault>
       <w:rPr>
-        <w:rFonts w:ascii="Calibri" w:eastAsia="Calibri" w:hAnsi="Calibri" w:cs="Calibri"/>
+        <w:rFonts w:asciiTheme="minorHAnsi" w:eastAsiaTheme="minorHAnsi" w:hAnsiTheme="minorHAnsi" w:cstheme="minorBidi"/>
         <w:sz w:val="22"/>
         <w:szCs w:val="22"/>
-        <w:lang w:val="fr-FR" w:eastAsia="fr-FR" w:bidi="ar-SA"/>
+        <w:lang w:val="fr-FR" w:eastAsia="en-US" w:bidi="ar-SA"/>
       </w:rPr>
     </w:rPrDefault>
-    <w:pPrDefault/>
+    <w:pPrDefault>
+      <w:pPr>
+        <w:spacing w:after="160" w:line="259" w:lineRule="auto"/>
+      </w:pPr>
+    </w:pPrDefault>
   </w:docDefaults>
   <w:latentStyles w:defLockedState="0" w:defUIPriority="99" w:defSemiHidden="0" w:defUnhideWhenUsed="0" w:defQFormat="0" w:count="376">
     <w:lsdException w:name="Normal" w:uiPriority="0" w:qFormat="1"/>
@@ -4795,7 +4133,7 @@
     <w:lsdException w:name="Medium Shading 2 Accent 1" w:uiPriority="64"/>
     <w:lsdException w:name="Medium List 1 Accent 1" w:uiPriority="65"/>
     <w:lsdException w:name="Revision" w:semiHidden="1"/>
-    <w:lsdException w:name="List Paragraph" w:uiPriority="34" w:qFormat="1"/>
+    <w:lsdException w:name="List Paragraph" w:uiPriority="0" w:qFormat="1"/>
     <w:lsdException w:name="Quote" w:uiPriority="29" w:qFormat="1"/>
     <w:lsdException w:name="Intense Quote" w:uiPriority="30" w:qFormat="1"/>
     <w:lsdException w:name="Medium List 2 Accent 1" w:uiPriority="66"/>
@@ -4996,92 +4334,54 @@
   <w:style w:type="paragraph" w:default="1" w:styleId="Normal">
     <w:name w:val="Normal"/>
     <w:qFormat/>
+    <w:rsid w:val="008F0FDF"/>
+    <w:pPr>
+      <w:spacing w:after="0" w:line="240" w:lineRule="auto"/>
+    </w:pPr>
+    <w:rPr>
+      <w:rFonts w:ascii="Calibri" w:eastAsia="Calibri" w:hAnsi="Calibri" w:cs="Calibri"/>
+      <w:lang w:eastAsia="fr-FR"/>
+    </w:rPr>
   </w:style>
   <w:style w:type="paragraph" w:styleId="Titre1">
     <w:name w:val="heading 1"/>
+    <w:link w:val="Titre1Car"/>
     <w:uiPriority w:val="9"/>
     <w:qFormat/>
+    <w:rsid w:val="008F0FDF"/>
     <w:pPr>
+      <w:spacing w:after="0" w:line="240" w:lineRule="auto"/>
       <w:outlineLvl w:val="0"/>
     </w:pPr>
     <w:rPr>
+      <w:rFonts w:ascii="Calibri" w:eastAsia="Calibri" w:hAnsi="Calibri" w:cs="Calibri"/>
       <w:b/>
       <w:bCs/>
       <w:color w:val="1F3864"/>
       <w:sz w:val="32"/>
       <w:szCs w:val="32"/>
+      <w:lang w:eastAsia="fr-FR"/>
     </w:rPr>
   </w:style>
   <w:style w:type="paragraph" w:styleId="Titre2">
     <w:name w:val="heading 2"/>
+    <w:link w:val="Titre2Car"/>
     <w:uiPriority w:val="9"/>
     <w:unhideWhenUsed/>
     <w:qFormat/>
+    <w:rsid w:val="008F0FDF"/>
     <w:pPr>
+      <w:spacing w:after="0" w:line="240" w:lineRule="auto"/>
       <w:outlineLvl w:val="1"/>
     </w:pPr>
     <w:rPr>
+      <w:rFonts w:ascii="Calibri" w:eastAsia="Calibri" w:hAnsi="Calibri" w:cs="Calibri"/>
       <w:b/>
       <w:bCs/>
       <w:color w:val="2E5496"/>
       <w:sz w:val="26"/>
       <w:szCs w:val="26"/>
-    </w:rPr>
-  </w:style>
-  <w:style w:type="paragraph" w:styleId="Titre3">
-    <w:name w:val="heading 3"/>
-    <w:uiPriority w:val="9"/>
-    <w:semiHidden/>
-    <w:unhideWhenUsed/>
-    <w:qFormat/>
-    <w:pPr>
-      <w:outlineLvl w:val="2"/>
-    </w:pPr>
-    <w:rPr>
-      <w:color w:val="1F4D78"/>
-      <w:sz w:val="24"/>
-      <w:szCs w:val="24"/>
-    </w:rPr>
-  </w:style>
-  <w:style w:type="paragraph" w:styleId="Titre4">
-    <w:name w:val="heading 4"/>
-    <w:uiPriority w:val="9"/>
-    <w:semiHidden/>
-    <w:unhideWhenUsed/>
-    <w:qFormat/>
-    <w:pPr>
-      <w:outlineLvl w:val="3"/>
-    </w:pPr>
-    <w:rPr>
-      <w:i/>
-      <w:iCs/>
-      <w:color w:val="2E74B5"/>
-    </w:rPr>
-  </w:style>
-  <w:style w:type="paragraph" w:styleId="Titre5">
-    <w:name w:val="heading 5"/>
-    <w:uiPriority w:val="9"/>
-    <w:semiHidden/>
-    <w:unhideWhenUsed/>
-    <w:qFormat/>
-    <w:pPr>
-      <w:outlineLvl w:val="4"/>
-    </w:pPr>
-    <w:rPr>
-      <w:color w:val="2E74B5"/>
-    </w:rPr>
-  </w:style>
-  <w:style w:type="paragraph" w:styleId="Titre6">
-    <w:name w:val="heading 6"/>
-    <w:uiPriority w:val="9"/>
-    <w:semiHidden/>
-    <w:unhideWhenUsed/>
-    <w:qFormat/>
-    <w:pPr>
-      <w:outlineLvl w:val="5"/>
-    </w:pPr>
-    <w:rPr>
-      <w:color w:val="1F4D78"/>
+      <w:lang w:eastAsia="fr-FR"/>
     </w:rPr>
   </w:style>
   <w:style w:type="character" w:default="1" w:styleId="Policepardfaut">
@@ -5111,96 +4411,48 @@
     <w:semiHidden/>
     <w:unhideWhenUsed/>
   </w:style>
-  <w:style w:type="paragraph" w:styleId="Titre">
-    <w:name w:val="Title"/>
-    <w:uiPriority w:val="10"/>
-    <w:qFormat/>
+  <w:style w:type="character" w:customStyle="1" w:styleId="Titre1Car">
+    <w:name w:val="Titre 1 Car"/>
+    <w:basedOn w:val="Policepardfaut"/>
+    <w:link w:val="Titre1"/>
+    <w:uiPriority w:val="9"/>
+    <w:rsid w:val="008F0FDF"/>
     <w:rPr>
-      <w:sz w:val="56"/>
-      <w:szCs w:val="56"/>
+      <w:rFonts w:ascii="Calibri" w:eastAsia="Calibri" w:hAnsi="Calibri" w:cs="Calibri"/>
+      <w:b/>
+      <w:bCs/>
+      <w:color w:val="1F3864"/>
+      <w:sz w:val="32"/>
+      <w:szCs w:val="32"/>
+      <w:lang w:eastAsia="fr-FR"/>
     </w:rPr>
   </w:style>
-  <w:style w:type="paragraph" w:customStyle="1" w:styleId="lev1">
-    <w:name w:val="Élevé1"/>
-    <w:qFormat/>
+  <w:style w:type="character" w:customStyle="1" w:styleId="Titre2Car">
+    <w:name w:val="Titre 2 Car"/>
+    <w:basedOn w:val="Policepardfaut"/>
+    <w:link w:val="Titre2"/>
+    <w:uiPriority w:val="9"/>
+    <w:rsid w:val="008F0FDF"/>
     <w:rPr>
+      <w:rFonts w:ascii="Calibri" w:eastAsia="Calibri" w:hAnsi="Calibri" w:cs="Calibri"/>
       <w:b/>
       <w:bCs/>
+      <w:color w:val="2E5496"/>
+      <w:sz w:val="26"/>
+      <w:szCs w:val="26"/>
+      <w:lang w:eastAsia="fr-FR"/>
     </w:rPr>
   </w:style>
   <w:style w:type="paragraph" w:styleId="Paragraphedeliste">
     <w:name w:val="List Paragraph"/>
     <w:qFormat/>
-  </w:style>
-  <w:style w:type="character" w:styleId="Lienhypertexte">
-    <w:name w:val="Hyperlink"/>
-    <w:uiPriority w:val="99"/>
-    <w:unhideWhenUsed/>
+    <w:rsid w:val="008F0FDF"/>
+    <w:pPr>
+      <w:spacing w:after="0" w:line="240" w:lineRule="auto"/>
+    </w:pPr>
     <w:rPr>
-      <w:color w:val="0563C1"/>
-      <w:u w:val="single"/>
-    </w:rPr>
-  </w:style>
-  <w:style w:type="character" w:styleId="Appelnotedebasdep">
-    <w:name w:val="footnote reference"/>
-    <w:uiPriority w:val="99"/>
-    <w:semiHidden/>
-    <w:unhideWhenUsed/>
-    <w:rPr>
-      <w:vertAlign w:val="superscript"/>
-    </w:rPr>
-  </w:style>
-  <w:style w:type="paragraph" w:styleId="Notedebasdepage">
-    <w:name w:val="footnote text"/>
-    <w:link w:val="NotedebasdepageCar"/>
-    <w:uiPriority w:val="99"/>
-    <w:semiHidden/>
-    <w:unhideWhenUsed/>
-    <w:rPr>
-      <w:sz w:val="20"/>
-      <w:szCs w:val="20"/>
-    </w:rPr>
-  </w:style>
-  <w:style w:type="character" w:customStyle="1" w:styleId="NotedebasdepageCar">
-    <w:name w:val="Note de bas de page Car"/>
-    <w:link w:val="Notedebasdepage"/>
-    <w:uiPriority w:val="99"/>
-    <w:semiHidden/>
-    <w:unhideWhenUsed/>
-    <w:rPr>
-      <w:sz w:val="20"/>
-      <w:szCs w:val="20"/>
-    </w:rPr>
-  </w:style>
-  <w:style w:type="character" w:styleId="Appeldenotedefin">
-    <w:name w:val="endnote reference"/>
-    <w:uiPriority w:val="99"/>
-    <w:semiHidden/>
-    <w:unhideWhenUsed/>
-    <w:rPr>
-      <w:vertAlign w:val="superscript"/>
-    </w:rPr>
-  </w:style>
-  <w:style w:type="paragraph" w:styleId="Notedefin">
-    <w:name w:val="endnote text"/>
-    <w:link w:val="NotedefinCar"/>
-    <w:uiPriority w:val="99"/>
-    <w:semiHidden/>
-    <w:unhideWhenUsed/>
-    <w:rPr>
-      <w:sz w:val="20"/>
-      <w:szCs w:val="20"/>
-    </w:rPr>
-  </w:style>
-  <w:style w:type="character" w:customStyle="1" w:styleId="NotedefinCar">
-    <w:name w:val="Note de fin Car"/>
-    <w:link w:val="Notedefin"/>
-    <w:uiPriority w:val="99"/>
-    <w:semiHidden/>
-    <w:unhideWhenUsed/>
-    <w:rPr>
-      <w:sz w:val="20"/>
-      <w:szCs w:val="20"/>
+      <w:rFonts w:ascii="Calibri" w:eastAsia="Calibri" w:hAnsi="Calibri" w:cs="Calibri"/>
+      <w:lang w:eastAsia="fr-FR"/>
     </w:rPr>
   </w:style>
 </w:styles>

--- a/rapport_analyse_athletes.docx
+++ b/rapport_analyse_athletes.docx
@@ -5,11 +5,9 @@
     <w:p>
       <w:pPr>
         <w:spacing w:after="80"/>
-        <w:rPr>
-          <w:rFonts w:ascii="Times New Roman" w:hAnsi="Times New Roman" w:cs="Times New Roman"/>
-          <w:b/>
-          <w:bCs/>
-          <w:color w:val="1F3864"/>
+        <w:jc w:val="both"/>
+        <w:rPr>
+          <w:rFonts w:ascii="Times New Roman" w:hAnsi="Times New Roman" w:cs="Times New Roman"/>
           <w:sz w:val="40"/>
           <w:szCs w:val="40"/>
         </w:rPr>
@@ -17,35 +15,90 @@
       <w:r>
         <w:rPr>
           <w:rFonts w:ascii="Times New Roman" w:hAnsi="Times New Roman" w:cs="Times New Roman"/>
-          <w:b/>
-          <w:bCs/>
-          <w:color w:val="1F3864"/>
           <w:sz w:val="40"/>
           <w:szCs w:val="40"/>
         </w:rPr>
+        <w:t>Rapport :</w:t>
+      </w:r>
+      <w:r>
+        <w:rPr>
+          <w:rFonts w:ascii="Times New Roman" w:hAnsi="Times New Roman" w:cs="Times New Roman"/>
+          <w:sz w:val="40"/>
+          <w:szCs w:val="40"/>
+        </w:rPr>
+        <w:t xml:space="preserve"> </w:t>
+      </w:r>
+      <w:r>
+        <w:rPr>
+          <w:rFonts w:ascii="Times New Roman" w:hAnsi="Times New Roman" w:cs="Times New Roman"/>
+          <w:sz w:val="40"/>
+          <w:szCs w:val="40"/>
+        </w:rPr>
         <w:t>Analyse multimodale de données d'athlètes</w:t>
       </w:r>
     </w:p>
     <w:p>
       <w:pPr>
-        <w:pStyle w:val="Titre2"/>
-        <w:spacing w:before="260" w:after="140"/>
-        <w:rPr>
-          <w:rFonts w:ascii="Times New Roman" w:hAnsi="Times New Roman" w:cs="Times New Roman"/>
-        </w:rPr>
-      </w:pPr>
-    </w:p>
-    <w:p>
-      <w:pPr>
-        <w:rPr>
-          <w:rFonts w:ascii="Times New Roman" w:hAnsi="Times New Roman" w:cs="Times New Roman"/>
-        </w:rPr>
-      </w:pPr>
-      <w:r>
-        <w:rPr>
-          <w:rFonts w:ascii="Times New Roman" w:hAnsi="Times New Roman" w:cs="Times New Roman"/>
-        </w:rPr>
-        <w:t>Trois sportifs ont été suivis de novembre 2019 à mars 2020, avec plusieurs</w:t>
+        <w:pStyle w:val="Titre1"/>
+        <w:jc w:val="both"/>
+        <w:rPr>
+          <w:rFonts w:ascii="Times New Roman" w:hAnsi="Times New Roman" w:cs="Times New Roman"/>
+          <w:color w:val="auto"/>
+          <w:u w:val="single"/>
+        </w:rPr>
+      </w:pPr>
+      <w:r>
+        <w:rPr>
+          <w:rFonts w:ascii="Times New Roman" w:hAnsi="Times New Roman" w:cs="Times New Roman"/>
+          <w:color w:val="auto"/>
+          <w:u w:val="single"/>
+        </w:rPr>
+        <w:t xml:space="preserve">1) </w:t>
+      </w:r>
+      <w:r>
+        <w:rPr>
+          <w:rFonts w:ascii="Times New Roman" w:hAnsi="Times New Roman" w:cs="Times New Roman"/>
+          <w:color w:val="auto"/>
+          <w:u w:val="single"/>
+        </w:rPr>
+        <w:t>Contexte</w:t>
+      </w:r>
+    </w:p>
+    <w:p>
+      <w:pPr>
+        <w:pStyle w:val="Titre1"/>
+        <w:jc w:val="both"/>
+        <w:rPr>
+          <w:rFonts w:ascii="Times New Roman" w:hAnsi="Times New Roman" w:cs="Times New Roman"/>
+          <w:color w:val="auto"/>
+          <w:u w:val="single"/>
+        </w:rPr>
+      </w:pPr>
+    </w:p>
+    <w:p>
+      <w:pPr>
+        <w:jc w:val="both"/>
+        <w:rPr>
+          <w:rFonts w:ascii="Times New Roman" w:hAnsi="Times New Roman" w:cs="Times New Roman"/>
+        </w:rPr>
+      </w:pPr>
+      <w:r>
+        <w:rPr>
+          <w:rFonts w:ascii="Times New Roman" w:hAnsi="Times New Roman" w:cs="Times New Roman"/>
+        </w:rPr>
+        <w:t xml:space="preserve">Trois </w:t>
+      </w:r>
+      <w:r>
+        <w:rPr>
+          <w:rFonts w:ascii="Times New Roman" w:hAnsi="Times New Roman" w:cs="Times New Roman"/>
+        </w:rPr>
+        <w:t>sportifs</w:t>
+      </w:r>
+      <w:r>
+        <w:rPr>
+          <w:rFonts w:ascii="Times New Roman" w:hAnsi="Times New Roman" w:cs="Times New Roman"/>
+        </w:rPr>
+        <w:t xml:space="preserve"> ont été suivis de novembre 2019 à mars 2020, avec plusieurs</w:t>
       </w:r>
       <w:r>
         <w:rPr>
@@ -62,40 +115,29 @@
     </w:p>
     <w:p>
       <w:pPr>
-        <w:rPr>
-          <w:rFonts w:ascii="Times New Roman" w:hAnsi="Times New Roman" w:cs="Times New Roman"/>
-        </w:rPr>
-      </w:pPr>
-    </w:p>
-    <w:p>
-      <w:pPr>
-        <w:rPr>
-          <w:rFonts w:ascii="Times New Roman" w:hAnsi="Times New Roman" w:cs="Times New Roman"/>
-        </w:rPr>
-      </w:pPr>
-      <w:r>
-        <w:rPr>
-          <w:rFonts w:ascii="Times New Roman" w:hAnsi="Times New Roman" w:cs="Times New Roman"/>
-        </w:rPr>
-        <w:t xml:space="preserve">- un capteur </w:t>
-      </w:r>
-      <w:proofErr w:type="spellStart"/>
-      <w:r>
-        <w:rPr>
-          <w:rFonts w:ascii="Times New Roman" w:hAnsi="Times New Roman" w:cs="Times New Roman"/>
-        </w:rPr>
-        <w:t>Fitbit</w:t>
-      </w:r>
-      <w:proofErr w:type="spellEnd"/>
-      <w:r>
-        <w:rPr>
-          <w:rFonts w:ascii="Times New Roman" w:hAnsi="Times New Roman" w:cs="Times New Roman"/>
-        </w:rPr>
-        <w:t xml:space="preserve"> ;</w:t>
-      </w:r>
-    </w:p>
-    <w:p>
-      <w:pPr>
+        <w:jc w:val="both"/>
+        <w:rPr>
+          <w:rFonts w:ascii="Times New Roman" w:hAnsi="Times New Roman" w:cs="Times New Roman"/>
+        </w:rPr>
+      </w:pPr>
+    </w:p>
+    <w:p>
+      <w:pPr>
+        <w:jc w:val="both"/>
+        <w:rPr>
+          <w:rFonts w:ascii="Times New Roman" w:hAnsi="Times New Roman" w:cs="Times New Roman"/>
+        </w:rPr>
+      </w:pPr>
+      <w:r>
+        <w:rPr>
+          <w:rFonts w:ascii="Times New Roman" w:hAnsi="Times New Roman" w:cs="Times New Roman"/>
+        </w:rPr>
+        <w:t>- un capteur Fitbit ;</w:t>
+      </w:r>
+    </w:p>
+    <w:p>
+      <w:pPr>
+        <w:jc w:val="both"/>
         <w:rPr>
           <w:rFonts w:ascii="Times New Roman" w:hAnsi="Times New Roman" w:cs="Times New Roman"/>
         </w:rPr>
@@ -109,6 +151,7 @@
     </w:p>
     <w:p>
       <w:pPr>
+        <w:jc w:val="both"/>
         <w:rPr>
           <w:rFonts w:ascii="Times New Roman" w:hAnsi="Times New Roman" w:cs="Times New Roman"/>
         </w:rPr>
@@ -122,13 +165,15 @@
     </w:p>
     <w:p>
       <w:pPr>
-        <w:rPr>
-          <w:rFonts w:ascii="Times New Roman" w:hAnsi="Times New Roman" w:cs="Times New Roman"/>
-        </w:rPr>
-      </w:pPr>
-    </w:p>
-    <w:p>
-      <w:pPr>
+        <w:jc w:val="both"/>
+        <w:rPr>
+          <w:rFonts w:ascii="Times New Roman" w:hAnsi="Times New Roman" w:cs="Times New Roman"/>
+        </w:rPr>
+      </w:pPr>
+    </w:p>
+    <w:p>
+      <w:pPr>
+        <w:jc w:val="both"/>
         <w:rPr>
           <w:rFonts w:ascii="Times New Roman" w:hAnsi="Times New Roman" w:cs="Times New Roman"/>
         </w:rPr>
@@ -148,6 +193,7 @@
     </w:p>
     <w:p>
       <w:pPr>
+        <w:jc w:val="both"/>
         <w:rPr>
           <w:rFonts w:ascii="Times New Roman" w:hAnsi="Times New Roman" w:cs="Times New Roman"/>
         </w:rPr>
@@ -162,25 +208,12 @@
         <w:rPr>
           <w:rFonts w:ascii="Times New Roman" w:hAnsi="Times New Roman" w:cs="Times New Roman"/>
         </w:rPr>
-        <w:t xml:space="preserve"> machine </w:t>
-      </w:r>
-      <w:proofErr w:type="spellStart"/>
-      <w:r>
-        <w:rPr>
-          <w:rFonts w:ascii="Times New Roman" w:hAnsi="Times New Roman" w:cs="Times New Roman"/>
-        </w:rPr>
-        <w:t>learning</w:t>
-      </w:r>
-      <w:proofErr w:type="spellEnd"/>
-      <w:r>
-        <w:rPr>
-          <w:rFonts w:ascii="Times New Roman" w:hAnsi="Times New Roman" w:cs="Times New Roman"/>
-        </w:rPr>
-        <w:t xml:space="preserve">. </w:t>
-      </w:r>
-    </w:p>
-    <w:p>
-      <w:pPr>
+        <w:t xml:space="preserve"> machine learning. </w:t>
+      </w:r>
+    </w:p>
+    <w:p>
+      <w:pPr>
+        <w:jc w:val="both"/>
         <w:rPr>
           <w:rFonts w:ascii="Times New Roman" w:hAnsi="Times New Roman" w:cs="Times New Roman"/>
         </w:rPr>
@@ -194,13 +227,15 @@
     </w:p>
     <w:p>
       <w:pPr>
-        <w:rPr>
-          <w:rFonts w:ascii="Times New Roman" w:hAnsi="Times New Roman" w:cs="Times New Roman"/>
-        </w:rPr>
-      </w:pPr>
-    </w:p>
-    <w:p>
-      <w:pPr>
+        <w:jc w:val="both"/>
+        <w:rPr>
+          <w:rFonts w:ascii="Times New Roman" w:hAnsi="Times New Roman" w:cs="Times New Roman"/>
+        </w:rPr>
+      </w:pPr>
+    </w:p>
+    <w:p>
+      <w:pPr>
+        <w:jc w:val="both"/>
         <w:rPr>
           <w:rFonts w:ascii="Times New Roman" w:hAnsi="Times New Roman" w:cs="Times New Roman"/>
         </w:rPr>
@@ -250,6 +285,7 @@
     </w:p>
     <w:p>
       <w:pPr>
+        <w:jc w:val="both"/>
         <w:rPr>
           <w:rFonts w:ascii="Times New Roman" w:hAnsi="Times New Roman" w:cs="Times New Roman"/>
         </w:rPr>
@@ -287,13 +323,15 @@
     </w:p>
     <w:p>
       <w:pPr>
-        <w:rPr>
-          <w:rFonts w:ascii="Times New Roman" w:hAnsi="Times New Roman" w:cs="Times New Roman"/>
-        </w:rPr>
-      </w:pPr>
-    </w:p>
-    <w:p>
-      <w:pPr>
+        <w:jc w:val="both"/>
+        <w:rPr>
+          <w:rFonts w:ascii="Times New Roman" w:hAnsi="Times New Roman" w:cs="Times New Roman"/>
+        </w:rPr>
+      </w:pPr>
+    </w:p>
+    <w:p>
+      <w:pPr>
+        <w:jc w:val="both"/>
         <w:rPr>
           <w:rFonts w:ascii="Times New Roman" w:hAnsi="Times New Roman" w:cs="Times New Roman"/>
         </w:rPr>
@@ -312,21 +350,16 @@
           <w:ilvl w:val="0"/>
           <w:numId w:val="6"/>
         </w:numPr>
-        <w:rPr>
-          <w:rFonts w:ascii="Times New Roman" w:hAnsi="Times New Roman" w:cs="Times New Roman"/>
-        </w:rPr>
-      </w:pPr>
-      <w:r>
-        <w:rPr>
-          <w:rFonts w:ascii="Times New Roman" w:hAnsi="Times New Roman" w:cs="Times New Roman"/>
-        </w:rPr>
-        <w:t>4</w:t>
-      </w:r>
-      <w:r>
-        <w:rPr>
-          <w:rFonts w:ascii="Times New Roman" w:hAnsi="Times New Roman" w:cs="Times New Roman"/>
-        </w:rPr>
-        <w:t xml:space="preserve"> épisodes de blessure distincts sur l'ensemble des participants, et des</w:t>
+        <w:jc w:val="both"/>
+        <w:rPr>
+          <w:rFonts w:ascii="Times New Roman" w:hAnsi="Times New Roman" w:cs="Times New Roman"/>
+        </w:rPr>
+      </w:pPr>
+      <w:r>
+        <w:rPr>
+          <w:rFonts w:ascii="Times New Roman" w:hAnsi="Times New Roman" w:cs="Times New Roman"/>
+        </w:rPr>
+        <w:t>4 épisodes de blessure distincts sur l'ensemble des participants, et des</w:t>
       </w:r>
     </w:p>
     <w:p>
@@ -336,27 +369,23 @@
           <w:ilvl w:val="0"/>
           <w:numId w:val="6"/>
         </w:numPr>
-        <w:rPr>
-          <w:rFonts w:ascii="Times New Roman" w:hAnsi="Times New Roman" w:cs="Times New Roman"/>
-        </w:rPr>
-      </w:pPr>
-      <w:r>
-        <w:rPr>
-          <w:rFonts w:ascii="Times New Roman" w:hAnsi="Times New Roman" w:cs="Times New Roman"/>
-        </w:rPr>
-        <w:t>Protocoles</w:t>
-      </w:r>
-      <w:r>
-        <w:rPr>
-          <w:rFonts w:ascii="Times New Roman" w:hAnsi="Times New Roman" w:cs="Times New Roman"/>
-        </w:rPr>
-        <w:t xml:space="preserve"> de déclaration hétérogènes d'un sujet à l'autre.</w:t>
+        <w:jc w:val="both"/>
+        <w:rPr>
+          <w:rFonts w:ascii="Times New Roman" w:hAnsi="Times New Roman" w:cs="Times New Roman"/>
+        </w:rPr>
+      </w:pPr>
+      <w:r>
+        <w:rPr>
+          <w:rFonts w:ascii="Times New Roman" w:hAnsi="Times New Roman" w:cs="Times New Roman"/>
+        </w:rPr>
+        <w:t>Protocoles de déclaration hétérogènes d'un sujet à l'autre.</w:t>
       </w:r>
     </w:p>
     <w:p>
       <w:pPr>
         <w:pStyle w:val="Titre2"/>
         <w:spacing w:before="260" w:after="140"/>
+        <w:jc w:val="both"/>
         <w:rPr>
           <w:rFonts w:ascii="Times New Roman" w:hAnsi="Times New Roman" w:cs="Times New Roman"/>
         </w:rPr>
@@ -380,93 +409,43 @@
         <w:t xml:space="preserve">et </w:t>
       </w:r>
       <w:r>
-        <w:t>état</w:t>
-      </w:r>
-      <w:r>
-        <w:t xml:space="preserve"> de l'art </w:t>
-      </w:r>
-      <w:r>
-        <w:t>pour</w:t>
-      </w:r>
-      <w:r>
-        <w:t xml:space="preserve"> construire un indice de préparation</w:t>
+        <w:t>état de l'art pour construire un indice de préparation</w:t>
       </w:r>
     </w:p>
     <w:p>
       <w:pPr>
         <w:spacing w:after="140" w:line="276" w:lineRule="auto"/>
-        <w:rPr>
-          <w:rFonts w:ascii="Times New Roman" w:hAnsi="Times New Roman" w:cs="Times New Roman"/>
-        </w:rPr>
-      </w:pPr>
-      <w:proofErr w:type="spellStart"/>
-      <w:r>
-        <w:rPr>
-          <w:rFonts w:ascii="Times New Roman" w:hAnsi="Times New Roman" w:cs="Times New Roman"/>
-        </w:rPr>
-        <w:t>Fitbit</w:t>
-      </w:r>
-      <w:proofErr w:type="spellEnd"/>
-      <w:r>
-        <w:rPr>
-          <w:rFonts w:ascii="Times New Roman" w:hAnsi="Times New Roman" w:cs="Times New Roman"/>
-        </w:rPr>
-        <w:t xml:space="preserve"> fournit des données objectives sur l'activité physique, la fréquence cardiaque, le sommeil et les séances détectées.</w:t>
+        <w:jc w:val="both"/>
+        <w:rPr>
+          <w:rFonts w:ascii="Times New Roman" w:hAnsi="Times New Roman" w:cs="Times New Roman"/>
+        </w:rPr>
+      </w:pPr>
+      <w:r>
+        <w:rPr>
+          <w:rFonts w:ascii="Times New Roman" w:hAnsi="Times New Roman" w:cs="Times New Roman"/>
+        </w:rPr>
+        <w:t>Fitbit fournit des données objectives sur l'activité physique, la fréquence cardiaque, le sommeil et les séances détectées.</w:t>
       </w:r>
     </w:p>
     <w:p>
       <w:pPr>
         <w:spacing w:after="140" w:line="276" w:lineRule="auto"/>
-        <w:rPr>
-          <w:rFonts w:ascii="Times New Roman" w:hAnsi="Times New Roman" w:cs="Times New Roman"/>
-        </w:rPr>
-      </w:pPr>
-      <w:r>
-        <w:rPr>
-          <w:rFonts w:ascii="Times New Roman" w:hAnsi="Times New Roman" w:cs="Times New Roman"/>
-        </w:rPr>
-        <w:t>Les questionnaires quotidiens fournissent des informations sur la fatigue, l'humeur, la qualité du sommeil, les courbatures, le stress et la disponibilité perçue du joueur (</w:t>
-      </w:r>
-      <w:proofErr w:type="spellStart"/>
-      <w:r>
-        <w:rPr>
-          <w:rFonts w:ascii="Times New Roman" w:hAnsi="Times New Roman" w:cs="Times New Roman"/>
-        </w:rPr>
-        <w:t>readiness</w:t>
-      </w:r>
-      <w:proofErr w:type="spellEnd"/>
-      <w:r>
-        <w:rPr>
-          <w:rFonts w:ascii="Times New Roman" w:hAnsi="Times New Roman" w:cs="Times New Roman"/>
-        </w:rPr>
-        <w:t xml:space="preserve">). Ces variables sont proches des dimensions utilisées dans le suivi quotidien des athlètes, notamment dans l'approche de </w:t>
-      </w:r>
-      <w:proofErr w:type="spellStart"/>
-      <w:r>
-        <w:rPr>
-          <w:rFonts w:ascii="Times New Roman" w:hAnsi="Times New Roman" w:cs="Times New Roman"/>
-        </w:rPr>
-        <w:t>Hooper</w:t>
-      </w:r>
-      <w:proofErr w:type="spellEnd"/>
-      <w:r>
-        <w:rPr>
-          <w:rFonts w:ascii="Times New Roman" w:hAnsi="Times New Roman" w:cs="Times New Roman"/>
-        </w:rPr>
-        <w:t xml:space="preserve"> et Mackinnon (</w:t>
-      </w:r>
-      <w:r>
-        <w:rPr>
-          <w:rFonts w:ascii="Times New Roman" w:hAnsi="Times New Roman" w:cs="Times New Roman"/>
-        </w:rPr>
-        <w:t>1995</w:t>
-      </w:r>
-      <w:proofErr w:type="gramStart"/>
-      <w:r>
-        <w:rPr>
-          <w:rFonts w:ascii="Times New Roman" w:hAnsi="Times New Roman" w:cs="Times New Roman"/>
-        </w:rPr>
-        <w:t>)</w:t>
+        <w:jc w:val="both"/>
+        <w:rPr>
+          <w:rFonts w:ascii="Times New Roman" w:hAnsi="Times New Roman" w:cs="Times New Roman"/>
+        </w:rPr>
+      </w:pPr>
+      <w:r>
+        <w:rPr>
+          <w:rFonts w:ascii="Times New Roman" w:hAnsi="Times New Roman" w:cs="Times New Roman"/>
+        </w:rPr>
+        <w:t>Les questionnaires quotidiens fournissent des informations sur la fatigue, l'humeur, la qualité du sommeil, les courbatures, le stress et la disponibilité perçue du joueur (readiness). Ces variables sont proches des dimensions utilisées dans le suivi quotidien des athlètes, notamment dans l'approche de Hooper et Mackinnon (</w:t>
+      </w:r>
+      <w:r>
+        <w:rPr>
+          <w:rFonts w:ascii="Times New Roman" w:hAnsi="Times New Roman" w:cs="Times New Roman"/>
+        </w:rPr>
+        <w:t>1995)</w:t>
       </w:r>
       <w:r>
         <w:rPr>
@@ -480,11 +459,11 @@
         </w:rPr>
         <w:t>.</w:t>
       </w:r>
-      <w:proofErr w:type="gramEnd"/>
     </w:p>
     <w:p>
       <w:pPr>
         <w:spacing w:after="140" w:line="276" w:lineRule="auto"/>
+        <w:jc w:val="both"/>
         <w:rPr>
           <w:rFonts w:ascii="Times New Roman" w:hAnsi="Times New Roman" w:cs="Times New Roman"/>
         </w:rPr>
@@ -523,6 +502,7 @@
     <w:p>
       <w:pPr>
         <w:spacing w:after="140" w:line="276" w:lineRule="auto"/>
+        <w:jc w:val="both"/>
         <w:rPr>
           <w:rFonts w:ascii="Times New Roman" w:hAnsi="Times New Roman" w:cs="Times New Roman"/>
         </w:rPr>
@@ -575,29 +555,16 @@
     <w:p>
       <w:pPr>
         <w:spacing w:after="140" w:line="276" w:lineRule="auto"/>
-        <w:rPr>
-          <w:rFonts w:ascii="Times New Roman" w:hAnsi="Times New Roman" w:cs="Times New Roman"/>
-        </w:rPr>
-      </w:pPr>
-      <w:r>
-        <w:rPr>
-          <w:rFonts w:ascii="Times New Roman" w:hAnsi="Times New Roman" w:cs="Times New Roman"/>
-        </w:rPr>
-        <w:t xml:space="preserve">À la place, je construis un indice de </w:t>
-      </w:r>
-      <w:proofErr w:type="spellStart"/>
-      <w:r>
-        <w:rPr>
-          <w:rFonts w:ascii="Times New Roman" w:hAnsi="Times New Roman" w:cs="Times New Roman"/>
-        </w:rPr>
-        <w:t>readiness</w:t>
-      </w:r>
-      <w:proofErr w:type="spellEnd"/>
-      <w:r>
-        <w:rPr>
-          <w:rFonts w:ascii="Times New Roman" w:hAnsi="Times New Roman" w:cs="Times New Roman"/>
-        </w:rPr>
-        <w:t xml:space="preserve">, </w:t>
+        <w:jc w:val="both"/>
+        <w:rPr>
+          <w:rFonts w:ascii="Times New Roman" w:hAnsi="Times New Roman" w:cs="Times New Roman"/>
+        </w:rPr>
+      </w:pPr>
+      <w:r>
+        <w:rPr>
+          <w:rFonts w:ascii="Times New Roman" w:hAnsi="Times New Roman" w:cs="Times New Roman"/>
+        </w:rPr>
+        <w:t xml:space="preserve">À la place, je construis un indice de readiness, </w:t>
       </w:r>
       <w:r>
         <w:rPr>
@@ -609,34 +576,7 @@
         <w:rPr>
           <w:rFonts w:ascii="Times New Roman" w:hAnsi="Times New Roman" w:cs="Times New Roman"/>
         </w:rPr>
-        <w:t xml:space="preserve"> à partir des informations disponibles. Cette notion est utilisée dans la littérature pour décrire l'état de préparation ou de récupération d'un athlète (</w:t>
-      </w:r>
-      <w:proofErr w:type="spellStart"/>
-      <w:r>
-        <w:rPr>
-          <w:rFonts w:ascii="Times New Roman" w:hAnsi="Times New Roman" w:cs="Times New Roman"/>
-        </w:rPr>
-        <w:t>Sansone</w:t>
-      </w:r>
-      <w:proofErr w:type="spellEnd"/>
-      <w:r>
-        <w:rPr>
-          <w:rFonts w:ascii="Times New Roman" w:hAnsi="Times New Roman" w:cs="Times New Roman"/>
-        </w:rPr>
-        <w:t xml:space="preserve"> et al., 2023</w:t>
-      </w:r>
-      <w:proofErr w:type="gramStart"/>
-      <w:r>
-        <w:rPr>
-          <w:rFonts w:ascii="Times New Roman" w:hAnsi="Times New Roman" w:cs="Times New Roman"/>
-        </w:rPr>
-        <w:t>)</w:t>
-      </w:r>
-      <w:r>
-        <w:rPr>
-          <w:rFonts w:ascii="Times New Roman" w:hAnsi="Times New Roman" w:cs="Times New Roman"/>
-        </w:rPr>
-        <w:t xml:space="preserve"> </w:t>
+        <w:t xml:space="preserve"> à partir des informations disponibles. Cette notion est utilisée dans la littérature pour décrire l'état de préparation ou de récupération d'un athlète (Sansone et al., 2023)</w:t>
       </w:r>
       <w:r>
         <w:rPr>
@@ -644,90 +584,47 @@
         </w:rPr>
         <w:t>.</w:t>
       </w:r>
-      <w:proofErr w:type="gramEnd"/>
     </w:p>
     <w:p>
       <w:pPr>
         <w:spacing w:after="140" w:line="276" w:lineRule="auto"/>
-        <w:rPr>
-          <w:rFonts w:ascii="Times New Roman" w:hAnsi="Times New Roman" w:cs="Times New Roman"/>
-        </w:rPr>
-      </w:pPr>
-      <w:r>
-        <w:rPr>
-          <w:rFonts w:ascii="Times New Roman" w:hAnsi="Times New Roman" w:cs="Times New Roman"/>
-        </w:rPr>
-        <w:t xml:space="preserve">Une distinction importante oriente la suite : </w:t>
-      </w:r>
-      <w:proofErr w:type="spellStart"/>
-      <w:r>
-        <w:rPr>
-          <w:rFonts w:ascii="Times New Roman" w:hAnsi="Times New Roman" w:cs="Times New Roman"/>
-        </w:rPr>
-        <w:t>Saw</w:t>
-      </w:r>
-      <w:proofErr w:type="spellEnd"/>
-      <w:r>
-        <w:rPr>
-          <w:rFonts w:ascii="Times New Roman" w:hAnsi="Times New Roman" w:cs="Times New Roman"/>
-        </w:rPr>
-        <w:t xml:space="preserve"> et al. (2016), sur une revue systématique de 56 études, établissent que mesures subjectives et objectives du bien-être ne corrèlent généralement pas, les premières reflétant la charge d'entraînement avec une sensibilité supérieure.</w:t>
+        <w:jc w:val="both"/>
+        <w:rPr>
+          <w:rFonts w:ascii="Times New Roman" w:hAnsi="Times New Roman" w:cs="Times New Roman"/>
+        </w:rPr>
+      </w:pPr>
+      <w:r>
+        <w:rPr>
+          <w:rFonts w:ascii="Times New Roman" w:hAnsi="Times New Roman" w:cs="Times New Roman"/>
+        </w:rPr>
+        <w:t xml:space="preserve">Une distinction importante oriente la suite : Saw et al. (2016), </w:t>
+      </w:r>
+      <w:r>
+        <w:rPr>
+          <w:rFonts w:ascii="Times New Roman" w:hAnsi="Times New Roman" w:cs="Times New Roman"/>
+        </w:rPr>
+        <w:t>dans</w:t>
+      </w:r>
+      <w:r>
+        <w:rPr>
+          <w:rFonts w:ascii="Times New Roman" w:hAnsi="Times New Roman" w:cs="Times New Roman"/>
+        </w:rPr>
+        <w:t xml:space="preserve"> une revue systématique de 56 études, établissent que mesures subjectives et objectives du bien-être ne corrèlent généralement pas, les premières reflétant la charge d'entraînement avec une sensibilité supérieure.</w:t>
       </w:r>
     </w:p>
     <w:p>
       <w:pPr>
         <w:spacing w:after="140" w:line="276" w:lineRule="auto"/>
-        <w:rPr>
-          <w:rFonts w:ascii="Times New Roman" w:hAnsi="Times New Roman" w:cs="Times New Roman"/>
-        </w:rPr>
-      </w:pPr>
-      <w:r>
-        <w:rPr>
-          <w:rFonts w:ascii="Times New Roman" w:hAnsi="Times New Roman" w:cs="Times New Roman"/>
-        </w:rPr>
-        <w:t xml:space="preserve">Le lien entre </w:t>
-      </w:r>
-      <w:proofErr w:type="spellStart"/>
-      <w:r>
-        <w:rPr>
-          <w:rFonts w:ascii="Times New Roman" w:hAnsi="Times New Roman" w:cs="Times New Roman"/>
-        </w:rPr>
-        <w:t>readiness</w:t>
-      </w:r>
-      <w:proofErr w:type="spellEnd"/>
-      <w:r>
-        <w:rPr>
-          <w:rFonts w:ascii="Times New Roman" w:hAnsi="Times New Roman" w:cs="Times New Roman"/>
-        </w:rPr>
-        <w:t xml:space="preserve"> et performance n'est d'ailleurs pas établi, y compris lorsque les deux sont mesurés. </w:t>
-      </w:r>
-      <w:proofErr w:type="spellStart"/>
-      <w:r>
-        <w:rPr>
-          <w:rFonts w:ascii="Times New Roman" w:hAnsi="Times New Roman" w:cs="Times New Roman"/>
-        </w:rPr>
-        <w:t>Janetzki</w:t>
-      </w:r>
-      <w:proofErr w:type="spellEnd"/>
-      <w:r>
-        <w:rPr>
-          <w:rFonts w:ascii="Times New Roman" w:hAnsi="Times New Roman" w:cs="Times New Roman"/>
-        </w:rPr>
-        <w:t xml:space="preserve"> et al. (2023) ont systématisé 165 études et méta-analysé vingt marqueurs de </w:t>
-      </w:r>
-      <w:proofErr w:type="spellStart"/>
-      <w:r>
-        <w:rPr>
-          <w:rFonts w:ascii="Times New Roman" w:hAnsi="Times New Roman" w:cs="Times New Roman"/>
-        </w:rPr>
-        <w:t>readiness</w:t>
-      </w:r>
-      <w:proofErr w:type="spellEnd"/>
-      <w:r>
-        <w:rPr>
-          <w:rFonts w:ascii="Times New Roman" w:hAnsi="Times New Roman" w:cs="Times New Roman"/>
-        </w:rPr>
-        <w:t xml:space="preserve"> : seule la hauteur de saut vertical prédit la vitesse sur 10 mètres (r = 0,69), les marqueurs physiologiques et biochimiques</w:t>
+        <w:jc w:val="both"/>
+        <w:rPr>
+          <w:rFonts w:ascii="Times New Roman" w:hAnsi="Times New Roman" w:cs="Times New Roman"/>
+        </w:rPr>
+      </w:pPr>
+      <w:r>
+        <w:rPr>
+          <w:rFonts w:ascii="Times New Roman" w:hAnsi="Times New Roman" w:cs="Times New Roman"/>
+        </w:rPr>
+        <w:t>Le lien entre readiness et performance n'est d'ailleurs pas établi, y compris lorsque les deux sont mesurés. Janetzki et al. (2023) ont systématisé 165 études et méta-analysé vingt marqueurs de readiness : seule la hauteur de saut vertical prédit la vitesse sur 10 mètres (r = 0,69), les marqueurs physiologiques et biochimiques</w:t>
       </w:r>
       <w:r>
         <w:rPr>
@@ -757,6 +654,7 @@
     <w:p>
       <w:pPr>
         <w:spacing w:after="140" w:line="276" w:lineRule="auto"/>
+        <w:jc w:val="both"/>
         <w:rPr>
           <w:rFonts w:ascii="Times New Roman" w:hAnsi="Times New Roman" w:cs="Times New Roman"/>
         </w:rPr>
@@ -765,6 +663,7 @@
     <w:p>
       <w:pPr>
         <w:spacing w:after="140" w:line="276" w:lineRule="auto"/>
+        <w:jc w:val="both"/>
         <w:rPr>
           <w:rFonts w:ascii="Times New Roman" w:hAnsi="Times New Roman" w:cs="Times New Roman"/>
         </w:rPr>
@@ -773,6 +672,7 @@
     <w:p>
       <w:pPr>
         <w:spacing w:after="140" w:line="276" w:lineRule="auto"/>
+        <w:jc w:val="both"/>
         <w:rPr>
           <w:rFonts w:ascii="Times New Roman" w:hAnsi="Times New Roman" w:cs="Times New Roman"/>
         </w:rPr>
@@ -782,6 +682,7 @@
       <w:pPr>
         <w:pStyle w:val="Titre1"/>
         <w:spacing w:before="320" w:after="180"/>
+        <w:jc w:val="both"/>
         <w:rPr>
           <w:rFonts w:ascii="Times New Roman" w:hAnsi="Times New Roman" w:cs="Times New Roman"/>
           <w:color w:val="auto"/>
@@ -795,6 +696,14 @@
           <w:u w:val="single"/>
         </w:rPr>
         <w:lastRenderedPageBreak/>
+        <w:t xml:space="preserve">2) </w:t>
+      </w:r>
+      <w:r>
+        <w:rPr>
+          <w:rFonts w:ascii="Times New Roman" w:hAnsi="Times New Roman" w:cs="Times New Roman"/>
+          <w:color w:val="auto"/>
+          <w:u w:val="single"/>
+        </w:rPr>
         <w:t>Audit des données</w:t>
       </w:r>
     </w:p>
@@ -802,6 +711,7 @@
       <w:pPr>
         <w:pStyle w:val="Titre2"/>
         <w:spacing w:before="260" w:after="140"/>
+        <w:jc w:val="both"/>
         <w:rPr>
           <w:rFonts w:ascii="Times New Roman" w:hAnsi="Times New Roman" w:cs="Times New Roman"/>
           <w:b w:val="0"/>
@@ -855,7 +765,6 @@
         </w:rPr>
         <w:t xml:space="preserve"> ligne par participant et par </w:t>
       </w:r>
-      <w:proofErr w:type="gramStart"/>
       <w:r>
         <w:rPr>
           <w:rFonts w:ascii="Times New Roman" w:hAnsi="Times New Roman" w:cs="Times New Roman"/>
@@ -865,7 +774,7 @@
           <w:sz w:val="22"/>
           <w:szCs w:val="22"/>
         </w:rPr>
-        <w:t xml:space="preserve">jour </w:t>
+        <w:t>jour)</w:t>
       </w:r>
       <w:r>
         <w:rPr>
@@ -876,9 +785,8 @@
           <w:sz w:val="22"/>
           <w:szCs w:val="22"/>
         </w:rPr>
-        <w:t>)</w:t>
-      </w:r>
-      <w:proofErr w:type="gramEnd"/>
+        <w:t xml:space="preserve"> a </w:t>
+      </w:r>
       <w:r>
         <w:rPr>
           <w:rFonts w:ascii="Times New Roman" w:hAnsi="Times New Roman" w:cs="Times New Roman"/>
@@ -888,7 +796,7 @@
           <w:sz w:val="22"/>
           <w:szCs w:val="22"/>
         </w:rPr>
-        <w:t xml:space="preserve"> a </w:t>
+        <w:t>été précédée</w:t>
       </w:r>
       <w:r>
         <w:rPr>
@@ -899,7 +807,7 @@
           <w:sz w:val="22"/>
           <w:szCs w:val="22"/>
         </w:rPr>
-        <w:t>été précédée</w:t>
+        <w:t xml:space="preserve"> d'un audit des sources, les décisions de traitement </w:t>
       </w:r>
       <w:r>
         <w:rPr>
@@ -910,7 +818,7 @@
           <w:sz w:val="22"/>
           <w:szCs w:val="22"/>
         </w:rPr>
-        <w:t xml:space="preserve"> d'un audit des sources, les décisions de traitement </w:t>
+        <w:t>dépendent</w:t>
       </w:r>
       <w:r>
         <w:rPr>
@@ -921,7 +829,7 @@
           <w:sz w:val="22"/>
           <w:szCs w:val="22"/>
         </w:rPr>
-        <w:t>dépendent</w:t>
+        <w:t xml:space="preserve"> de ce que</w:t>
       </w:r>
       <w:r>
         <w:rPr>
@@ -932,7 +840,7 @@
           <w:sz w:val="22"/>
           <w:szCs w:val="22"/>
         </w:rPr>
-        <w:t xml:space="preserve"> de ce que</w:t>
+        <w:t xml:space="preserve"> </w:t>
       </w:r>
       <w:r>
         <w:rPr>
@@ -943,7 +851,7 @@
           <w:sz w:val="22"/>
           <w:szCs w:val="22"/>
         </w:rPr>
-        <w:t xml:space="preserve"> </w:t>
+        <w:t>les</w:t>
       </w:r>
       <w:r>
         <w:rPr>
@@ -954,13 +862,14 @@
           <w:sz w:val="22"/>
           <w:szCs w:val="22"/>
         </w:rPr>
-        <w:t>es fichiers contiennent réellement. Cinq constats en ressortent</w:t>
+        <w:t xml:space="preserve"> fichiers contiennent réellement. Cinq constats en ressortent</w:t>
       </w:r>
     </w:p>
     <w:p>
       <w:pPr>
         <w:pStyle w:val="Titre2"/>
         <w:spacing w:before="260" w:after="140"/>
+        <w:jc w:val="both"/>
         <w:rPr>
           <w:rFonts w:ascii="Times New Roman" w:hAnsi="Times New Roman" w:cs="Times New Roman"/>
           <w:b w:val="0"/>
@@ -980,6 +889,7 @@
     <w:p>
       <w:pPr>
         <w:spacing w:after="140" w:line="276" w:lineRule="auto"/>
+        <w:jc w:val="both"/>
         <w:rPr>
           <w:rFonts w:ascii="Times New Roman" w:hAnsi="Times New Roman" w:cs="Times New Roman"/>
         </w:rPr>
@@ -1030,21 +940,7 @@
         <w:rPr>
           <w:rFonts w:ascii="Times New Roman" w:hAnsi="Times New Roman" w:cs="Times New Roman"/>
         </w:rPr>
-        <w:t xml:space="preserve"> des disponibilités très différentes : 152 jours de données </w:t>
-      </w:r>
-      <w:proofErr w:type="spellStart"/>
-      <w:r>
-        <w:rPr>
-          <w:rFonts w:ascii="Times New Roman" w:hAnsi="Times New Roman" w:cs="Times New Roman"/>
-        </w:rPr>
-        <w:t>Fitbit</w:t>
-      </w:r>
-      <w:proofErr w:type="spellEnd"/>
-      <w:r>
-        <w:rPr>
-          <w:rFonts w:ascii="Times New Roman" w:hAnsi="Times New Roman" w:cs="Times New Roman"/>
-        </w:rPr>
-        <w:t xml:space="preserve"> pour p01, 144 pour p05 et</w:t>
+        <w:t xml:space="preserve"> des disponibilités très différentes : 152 jours de données Fitbit pour p01, 144 pour p05 et</w:t>
       </w:r>
       <w:r>
         <w:rPr>
@@ -1056,6 +952,7 @@
     <w:p>
       <w:pPr>
         <w:spacing w:after="140" w:line="276" w:lineRule="auto"/>
+        <w:jc w:val="both"/>
         <w:rPr>
           <w:rFonts w:ascii="Times New Roman" w:hAnsi="Times New Roman" w:cs="Times New Roman"/>
         </w:rPr>
@@ -1124,7 +1021,7 @@
     <w:p>
       <w:pPr>
         <w:spacing w:before="160" w:after="60"/>
-        <w:jc w:val="center"/>
+        <w:jc w:val="both"/>
         <w:rPr>
           <w:rFonts w:ascii="Times New Roman" w:hAnsi="Times New Roman" w:cs="Times New Roman"/>
         </w:rPr>
@@ -1177,7 +1074,7 @@
     <w:p>
       <w:pPr>
         <w:spacing w:after="220"/>
-        <w:jc w:val="center"/>
+        <w:jc w:val="both"/>
         <w:rPr>
           <w:rFonts w:ascii="Times New Roman" w:hAnsi="Times New Roman" w:cs="Times New Roman"/>
         </w:rPr>
@@ -1242,6 +1139,7 @@
       <w:pPr>
         <w:pStyle w:val="Titre2"/>
         <w:spacing w:before="260" w:after="140"/>
+        <w:jc w:val="both"/>
         <w:rPr>
           <w:rFonts w:ascii="Times New Roman" w:hAnsi="Times New Roman" w:cs="Times New Roman"/>
         </w:rPr>
@@ -1256,6 +1154,7 @@
     <w:p>
       <w:pPr>
         <w:spacing w:after="140" w:line="276" w:lineRule="auto"/>
+        <w:jc w:val="both"/>
         <w:rPr>
           <w:rFonts w:ascii="Times New Roman" w:hAnsi="Times New Roman" w:cs="Times New Roman"/>
         </w:rPr>
@@ -1266,45 +1165,19 @@
         </w:rPr>
         <w:t xml:space="preserve">Le fichier </w:t>
       </w:r>
-      <w:proofErr w:type="spellStart"/>
-      <w:proofErr w:type="gramStart"/>
       <w:r>
         <w:rPr>
           <w:rFonts w:ascii="Times New Roman" w:hAnsi="Times New Roman" w:cs="Times New Roman"/>
           <w:b/>
           <w:bCs/>
         </w:rPr>
-        <w:t>calories.json</w:t>
-      </w:r>
-      <w:proofErr w:type="spellEnd"/>
-      <w:proofErr w:type="gramEnd"/>
-      <w:r>
-        <w:rPr>
-          <w:rFonts w:ascii="Times New Roman" w:hAnsi="Times New Roman" w:cs="Times New Roman"/>
-          <w:b/>
-          <w:bCs/>
-        </w:rPr>
-        <w:t xml:space="preserve"> compte exactement 218 880 lignes pour les trois participants</w:t>
-      </w:r>
-      <w:r>
-        <w:rPr>
-          <w:rFonts w:ascii="Times New Roman" w:hAnsi="Times New Roman" w:cs="Times New Roman"/>
-        </w:rPr>
-        <w:t xml:space="preserve">, soit 152 jours × 1 440 minutes. </w:t>
-      </w:r>
-      <w:proofErr w:type="spellStart"/>
-      <w:r>
-        <w:rPr>
-          <w:rFonts w:ascii="Times New Roman" w:hAnsi="Times New Roman" w:cs="Times New Roman"/>
-        </w:rPr>
-        <w:t>Fitbit</w:t>
-      </w:r>
-      <w:proofErr w:type="spellEnd"/>
-      <w:r>
-        <w:rPr>
-          <w:rFonts w:ascii="Times New Roman" w:hAnsi="Times New Roman" w:cs="Times New Roman"/>
-        </w:rPr>
-        <w:t xml:space="preserve"> produit une valeur à chaque minute</w:t>
+        <w:t>calories.json compte exactement 218 880 lignes pour les trois participants</w:t>
+      </w:r>
+      <w:r>
+        <w:rPr>
+          <w:rFonts w:ascii="Times New Roman" w:hAnsi="Times New Roman" w:cs="Times New Roman"/>
+        </w:rPr>
+        <w:t>, soit 152 jours × 1 440 minutes. Fitbit produit une valeur à chaque minute</w:t>
       </w:r>
       <w:r>
         <w:rPr>
@@ -1322,6 +1195,7 @@
     <w:p>
       <w:pPr>
         <w:spacing w:after="140" w:line="276" w:lineRule="auto"/>
+        <w:jc w:val="both"/>
         <w:rPr>
           <w:rFonts w:ascii="Times New Roman" w:hAnsi="Times New Roman" w:cs="Times New Roman"/>
         </w:rPr>
@@ -1381,25 +1255,14 @@
         <w:rPr>
           <w:rFonts w:ascii="Times New Roman" w:hAnsi="Times New Roman" w:cs="Times New Roman"/>
         </w:rPr>
-        <w:t xml:space="preserve"> mesuré. Ces valeurs ont été ramenées à l'état manquant, la présence </w:t>
-      </w:r>
-      <w:r>
-        <w:rPr>
-          <w:rFonts w:ascii="Times New Roman" w:hAnsi="Times New Roman" w:cs="Times New Roman"/>
-        </w:rPr>
-        <w:t>ne constituant pas un</w:t>
-      </w:r>
-      <w:r>
-        <w:rPr>
-          <w:rFonts w:ascii="Times New Roman" w:hAnsi="Times New Roman" w:cs="Times New Roman"/>
-        </w:rPr>
-        <w:t xml:space="preserve"> critère de port effectif.</w:t>
+        <w:t xml:space="preserve"> mesuré.</w:t>
       </w:r>
     </w:p>
     <w:p>
       <w:pPr>
         <w:pStyle w:val="Titre2"/>
         <w:spacing w:before="260" w:after="140"/>
+        <w:jc w:val="both"/>
         <w:rPr>
           <w:rFonts w:ascii="Times New Roman" w:hAnsi="Times New Roman" w:cs="Times New Roman"/>
         </w:rPr>
@@ -1414,29 +1277,16 @@
     <w:p>
       <w:pPr>
         <w:spacing w:after="140" w:line="276" w:lineRule="auto"/>
-        <w:rPr>
-          <w:rFonts w:ascii="Times New Roman" w:hAnsi="Times New Roman" w:cs="Times New Roman"/>
-        </w:rPr>
-      </w:pPr>
-      <w:r>
-        <w:rPr>
-          <w:rFonts w:ascii="Times New Roman" w:hAnsi="Times New Roman" w:cs="Times New Roman"/>
-        </w:rPr>
-        <w:t xml:space="preserve">Le </w:t>
-      </w:r>
-      <w:proofErr w:type="spellStart"/>
-      <w:r>
-        <w:rPr>
-          <w:rFonts w:ascii="Times New Roman" w:hAnsi="Times New Roman" w:cs="Times New Roman"/>
-        </w:rPr>
-        <w:t>sRPE</w:t>
-      </w:r>
-      <w:proofErr w:type="spellEnd"/>
-      <w:r>
-        <w:rPr>
-          <w:rFonts w:ascii="Times New Roman" w:hAnsi="Times New Roman" w:cs="Times New Roman"/>
-        </w:rPr>
-        <w:t xml:space="preserve">, </w:t>
+        <w:jc w:val="both"/>
+        <w:rPr>
+          <w:rFonts w:ascii="Times New Roman" w:hAnsi="Times New Roman" w:cs="Times New Roman"/>
+        </w:rPr>
+      </w:pPr>
+      <w:r>
+        <w:rPr>
+          <w:rFonts w:ascii="Times New Roman" w:hAnsi="Times New Roman" w:cs="Times New Roman"/>
+        </w:rPr>
+        <w:t xml:space="preserve">Le sRPE, </w:t>
       </w:r>
       <w:r>
         <w:rPr>
@@ -1479,25 +1329,17 @@
     </w:p>
     <w:p>
       <w:pPr>
-        <w:spacing w:after="140" w:line="276" w:lineRule="auto"/>
-        <w:rPr>
-          <w:rFonts w:ascii="Times New Roman" w:hAnsi="Times New Roman" w:cs="Times New Roman"/>
-        </w:rPr>
-      </w:pPr>
-    </w:p>
-    <w:p>
-      <w:pPr>
         <w:pStyle w:val="Titre2"/>
         <w:spacing w:before="260" w:after="140"/>
-        <w:rPr>
-          <w:rFonts w:ascii="Times New Roman" w:hAnsi="Times New Roman" w:cs="Times New Roman"/>
-        </w:rPr>
-      </w:pPr>
-      <w:r>
-        <w:rPr>
-          <w:rFonts w:ascii="Times New Roman" w:hAnsi="Times New Roman" w:cs="Times New Roman"/>
-        </w:rPr>
-        <w:lastRenderedPageBreak/>
+        <w:jc w:val="both"/>
+        <w:rPr>
+          <w:rFonts w:ascii="Times New Roman" w:hAnsi="Times New Roman" w:cs="Times New Roman"/>
+        </w:rPr>
+      </w:pPr>
+      <w:r>
+        <w:rPr>
+          <w:rFonts w:ascii="Times New Roman" w:hAnsi="Times New Roman" w:cs="Times New Roman"/>
+        </w:rPr>
         <w:t>Protocoles de déclaration hétérogènes</w:t>
       </w:r>
     </w:p>
@@ -1521,6 +1363,7 @@
           </w:tcPr>
           <w:p>
             <w:pPr>
+              <w:jc w:val="both"/>
               <w:rPr>
                 <w:rFonts w:ascii="Times New Roman" w:hAnsi="Times New Roman" w:cs="Times New Roman"/>
               </w:rPr>
@@ -1533,6 +1376,7 @@
                 <w:sz w:val="20"/>
                 <w:szCs w:val="20"/>
               </w:rPr>
+              <w:lastRenderedPageBreak/>
               <w:t>Participant</w:t>
             </w:r>
           </w:p>
@@ -1543,6 +1387,7 @@
           </w:tcPr>
           <w:p>
             <w:pPr>
+              <w:jc w:val="both"/>
               <w:rPr>
                 <w:rFonts w:ascii="Times New Roman" w:hAnsi="Times New Roman" w:cs="Times New Roman"/>
               </w:rPr>
@@ -1565,6 +1410,7 @@
           </w:tcPr>
           <w:p>
             <w:pPr>
+              <w:jc w:val="both"/>
               <w:rPr>
                 <w:rFonts w:ascii="Times New Roman" w:hAnsi="Times New Roman" w:cs="Times New Roman"/>
               </w:rPr>
@@ -1587,6 +1433,7 @@
           </w:tcPr>
           <w:p>
             <w:pPr>
+              <w:jc w:val="both"/>
               <w:rPr>
                 <w:rFonts w:ascii="Times New Roman" w:hAnsi="Times New Roman" w:cs="Times New Roman"/>
               </w:rPr>
@@ -1611,27 +1458,18 @@
           </w:tcPr>
           <w:p>
             <w:pPr>
-              <w:rPr>
-                <w:rFonts w:ascii="Times New Roman" w:hAnsi="Times New Roman" w:cs="Times New Roman"/>
-              </w:rPr>
-            </w:pPr>
-            <w:proofErr w:type="gramStart"/>
-            <w:r>
-              <w:rPr>
-                <w:rFonts w:ascii="Times New Roman" w:hAnsi="Times New Roman" w:cs="Times New Roman"/>
-                <w:sz w:val="20"/>
-                <w:szCs w:val="20"/>
-              </w:rPr>
-              <w:t>p</w:t>
-            </w:r>
-            <w:proofErr w:type="gramEnd"/>
-            <w:r>
-              <w:rPr>
-                <w:rFonts w:ascii="Times New Roman" w:hAnsi="Times New Roman" w:cs="Times New Roman"/>
-                <w:sz w:val="20"/>
-                <w:szCs w:val="20"/>
-              </w:rPr>
-              <w:t>01</w:t>
+              <w:jc w:val="both"/>
+              <w:rPr>
+                <w:rFonts w:ascii="Times New Roman" w:hAnsi="Times New Roman" w:cs="Times New Roman"/>
+              </w:rPr>
+            </w:pPr>
+            <w:r>
+              <w:rPr>
+                <w:rFonts w:ascii="Times New Roman" w:hAnsi="Times New Roman" w:cs="Times New Roman"/>
+                <w:sz w:val="20"/>
+                <w:szCs w:val="20"/>
+              </w:rPr>
+              <w:t>p01</w:t>
             </w:r>
           </w:p>
         </w:tc>
@@ -1641,6 +1479,7 @@
           </w:tcPr>
           <w:p>
             <w:pPr>
+              <w:jc w:val="both"/>
               <w:rPr>
                 <w:rFonts w:ascii="Times New Roman" w:hAnsi="Times New Roman" w:cs="Times New Roman"/>
               </w:rPr>
@@ -1661,6 +1500,7 @@
           </w:tcPr>
           <w:p>
             <w:pPr>
+              <w:jc w:val="both"/>
               <w:rPr>
                 <w:rFonts w:ascii="Times New Roman" w:hAnsi="Times New Roman" w:cs="Times New Roman"/>
               </w:rPr>
@@ -1681,6 +1521,7 @@
           </w:tcPr>
           <w:p>
             <w:pPr>
+              <w:jc w:val="both"/>
               <w:rPr>
                 <w:rFonts w:ascii="Times New Roman" w:hAnsi="Times New Roman" w:cs="Times New Roman"/>
               </w:rPr>
@@ -1703,27 +1544,18 @@
           </w:tcPr>
           <w:p>
             <w:pPr>
-              <w:rPr>
-                <w:rFonts w:ascii="Times New Roman" w:hAnsi="Times New Roman" w:cs="Times New Roman"/>
-              </w:rPr>
-            </w:pPr>
-            <w:proofErr w:type="gramStart"/>
-            <w:r>
-              <w:rPr>
-                <w:rFonts w:ascii="Times New Roman" w:hAnsi="Times New Roman" w:cs="Times New Roman"/>
-                <w:sz w:val="20"/>
-                <w:szCs w:val="20"/>
-              </w:rPr>
-              <w:t>p</w:t>
-            </w:r>
-            <w:proofErr w:type="gramEnd"/>
-            <w:r>
-              <w:rPr>
-                <w:rFonts w:ascii="Times New Roman" w:hAnsi="Times New Roman" w:cs="Times New Roman"/>
-                <w:sz w:val="20"/>
-                <w:szCs w:val="20"/>
-              </w:rPr>
-              <w:t>03</w:t>
+              <w:jc w:val="both"/>
+              <w:rPr>
+                <w:rFonts w:ascii="Times New Roman" w:hAnsi="Times New Roman" w:cs="Times New Roman"/>
+              </w:rPr>
+            </w:pPr>
+            <w:r>
+              <w:rPr>
+                <w:rFonts w:ascii="Times New Roman" w:hAnsi="Times New Roman" w:cs="Times New Roman"/>
+                <w:sz w:val="20"/>
+                <w:szCs w:val="20"/>
+              </w:rPr>
+              <w:t>p03</w:t>
             </w:r>
           </w:p>
         </w:tc>
@@ -1733,6 +1565,7 @@
           </w:tcPr>
           <w:p>
             <w:pPr>
+              <w:jc w:val="both"/>
               <w:rPr>
                 <w:rFonts w:ascii="Times New Roman" w:hAnsi="Times New Roman" w:cs="Times New Roman"/>
               </w:rPr>
@@ -1753,6 +1586,7 @@
           </w:tcPr>
           <w:p>
             <w:pPr>
+              <w:jc w:val="both"/>
               <w:rPr>
                 <w:rFonts w:ascii="Times New Roman" w:hAnsi="Times New Roman" w:cs="Times New Roman"/>
               </w:rPr>
@@ -1773,6 +1607,7 @@
           </w:tcPr>
           <w:p>
             <w:pPr>
+              <w:jc w:val="both"/>
               <w:rPr>
                 <w:rFonts w:ascii="Times New Roman" w:hAnsi="Times New Roman" w:cs="Times New Roman"/>
               </w:rPr>
@@ -1795,27 +1630,18 @@
           </w:tcPr>
           <w:p>
             <w:pPr>
-              <w:rPr>
-                <w:rFonts w:ascii="Times New Roman" w:hAnsi="Times New Roman" w:cs="Times New Roman"/>
-              </w:rPr>
-            </w:pPr>
-            <w:proofErr w:type="gramStart"/>
-            <w:r>
-              <w:rPr>
-                <w:rFonts w:ascii="Times New Roman" w:hAnsi="Times New Roman" w:cs="Times New Roman"/>
-                <w:sz w:val="20"/>
-                <w:szCs w:val="20"/>
-              </w:rPr>
-              <w:t>p</w:t>
-            </w:r>
-            <w:proofErr w:type="gramEnd"/>
-            <w:r>
-              <w:rPr>
-                <w:rFonts w:ascii="Times New Roman" w:hAnsi="Times New Roman" w:cs="Times New Roman"/>
-                <w:sz w:val="20"/>
-                <w:szCs w:val="20"/>
-              </w:rPr>
-              <w:t>05</w:t>
+              <w:jc w:val="both"/>
+              <w:rPr>
+                <w:rFonts w:ascii="Times New Roman" w:hAnsi="Times New Roman" w:cs="Times New Roman"/>
+              </w:rPr>
+            </w:pPr>
+            <w:r>
+              <w:rPr>
+                <w:rFonts w:ascii="Times New Roman" w:hAnsi="Times New Roman" w:cs="Times New Roman"/>
+                <w:sz w:val="20"/>
+                <w:szCs w:val="20"/>
+              </w:rPr>
+              <w:t>p05</w:t>
             </w:r>
           </w:p>
         </w:tc>
@@ -1825,6 +1651,7 @@
           </w:tcPr>
           <w:p>
             <w:pPr>
+              <w:jc w:val="both"/>
               <w:rPr>
                 <w:rFonts w:ascii="Times New Roman" w:hAnsi="Times New Roman" w:cs="Times New Roman"/>
               </w:rPr>
@@ -1845,6 +1672,7 @@
           </w:tcPr>
           <w:p>
             <w:pPr>
+              <w:jc w:val="both"/>
               <w:rPr>
                 <w:rFonts w:ascii="Times New Roman" w:hAnsi="Times New Roman" w:cs="Times New Roman"/>
               </w:rPr>
@@ -1865,6 +1693,7 @@
           </w:tcPr>
           <w:p>
             <w:pPr>
+              <w:jc w:val="both"/>
               <w:rPr>
                 <w:rFonts w:ascii="Times New Roman" w:hAnsi="Times New Roman" w:cs="Times New Roman"/>
               </w:rPr>
@@ -1884,6 +1713,7 @@
     <w:p>
       <w:pPr>
         <w:spacing w:after="140"/>
+        <w:jc w:val="both"/>
         <w:rPr>
           <w:rFonts w:ascii="Times New Roman" w:hAnsi="Times New Roman" w:cs="Times New Roman"/>
         </w:rPr>
@@ -1892,29 +1722,23 @@
     <w:p>
       <w:pPr>
         <w:spacing w:after="140" w:line="276" w:lineRule="auto"/>
-        <w:rPr>
-          <w:rFonts w:ascii="Times New Roman" w:hAnsi="Times New Roman" w:cs="Times New Roman"/>
-        </w:rPr>
-      </w:pPr>
-      <w:proofErr w:type="gramStart"/>
-      <w:r>
-        <w:rPr>
-          <w:rFonts w:ascii="Times New Roman" w:hAnsi="Times New Roman" w:cs="Times New Roman"/>
-        </w:rPr>
-        <w:t>p</w:t>
-      </w:r>
-      <w:proofErr w:type="gramEnd"/>
-      <w:r>
-        <w:rPr>
-          <w:rFonts w:ascii="Times New Roman" w:hAnsi="Times New Roman" w:cs="Times New Roman"/>
-        </w:rPr>
-        <w:t>01 renseigne le formulaire régulièrement, qu'il soit blessé ou non ; p05 ne le renseigne qu'en cas de blessure. Les trois participants ne mesurent donc pas le même phénomène.</w:t>
+        <w:jc w:val="both"/>
+        <w:rPr>
+          <w:rFonts w:ascii="Times New Roman" w:hAnsi="Times New Roman" w:cs="Times New Roman"/>
+        </w:rPr>
+      </w:pPr>
+      <w:r>
+        <w:rPr>
+          <w:rFonts w:ascii="Times New Roman" w:hAnsi="Times New Roman" w:cs="Times New Roman"/>
+        </w:rPr>
+        <w:t>p01 renseigne le formulaire régulièrement, qu'il soit blessé ou non ; p05 ne le renseigne qu'en cas de blessure. Les trois participants ne mesurent donc pas le même phénomène.</w:t>
       </w:r>
     </w:p>
     <w:p>
       <w:pPr>
         <w:pStyle w:val="Titre2"/>
         <w:spacing w:before="260" w:after="140"/>
+        <w:jc w:val="both"/>
         <w:rPr>
           <w:rFonts w:ascii="Times New Roman" w:hAnsi="Times New Roman" w:cs="Times New Roman"/>
         </w:rPr>
@@ -1929,6 +1753,7 @@
     <w:p>
       <w:pPr>
         <w:spacing w:after="140" w:line="276" w:lineRule="auto"/>
+        <w:jc w:val="both"/>
         <w:rPr>
           <w:rFonts w:ascii="Times New Roman" w:hAnsi="Times New Roman" w:cs="Times New Roman"/>
         </w:rPr>
@@ -1957,6 +1782,7 @@
     <w:p>
       <w:pPr>
         <w:spacing w:after="140" w:line="276" w:lineRule="auto"/>
+        <w:jc w:val="both"/>
         <w:rPr>
           <w:rFonts w:ascii="Times New Roman" w:hAnsi="Times New Roman" w:cs="Times New Roman"/>
         </w:rPr>
@@ -1971,6 +1797,7 @@
     <w:p>
       <w:pPr>
         <w:pStyle w:val="Titre2"/>
+        <w:jc w:val="both"/>
       </w:pPr>
       <w:r>
         <w:t xml:space="preserve">Avant de passer à l’étape suivante </w:t>
@@ -1979,11 +1806,13 @@
     <w:p>
       <w:pPr>
         <w:pStyle w:val="Titre2"/>
+        <w:jc w:val="both"/>
       </w:pPr>
     </w:p>
     <w:p>
       <w:pPr>
         <w:pStyle w:val="Titre2"/>
+        <w:jc w:val="both"/>
         <w:rPr>
           <w:rFonts w:ascii="Times New Roman" w:hAnsi="Times New Roman" w:cs="Times New Roman"/>
           <w:b w:val="0"/>
@@ -2006,9 +1835,8 @@
           <w:sz w:val="22"/>
           <w:szCs w:val="22"/>
         </w:rPr>
-        <w:t xml:space="preserve">En tant que data </w:t>
-      </w:r>
-      <w:proofErr w:type="spellStart"/>
+        <w:t>En tant que data scientist, je demanderais au fournisseur de retrouver le fichier</w:t>
+      </w:r>
       <w:r>
         <w:rPr>
           <w:rFonts w:ascii="Times New Roman" w:hAnsi="Times New Roman" w:cs="Times New Roman"/>
@@ -2020,9 +1848,8 @@
           <w:sz w:val="22"/>
           <w:szCs w:val="22"/>
         </w:rPr>
-        <w:t>scientist</w:t>
-      </w:r>
-      <w:proofErr w:type="spellEnd"/>
+        <w:t xml:space="preserve"> </w:t>
+      </w:r>
       <w:r>
         <w:rPr>
           <w:rFonts w:ascii="Times New Roman" w:hAnsi="Times New Roman" w:cs="Times New Roman"/>
@@ -2034,7 +1861,7 @@
           <w:sz w:val="22"/>
           <w:szCs w:val="22"/>
         </w:rPr>
-        <w:t>, je demanderais au fournisseur de retrouver le fichier</w:t>
+        <w:t xml:space="preserve">`heart_rate.json` manquant </w:t>
       </w:r>
       <w:r>
         <w:rPr>
@@ -2047,7 +1874,7 @@
           <w:sz w:val="22"/>
           <w:szCs w:val="22"/>
         </w:rPr>
-        <w:t xml:space="preserve"> </w:t>
+        <w:t>sur</w:t>
       </w:r>
       <w:r>
         <w:rPr>
@@ -2060,9 +1887,8 @@
           <w:sz w:val="22"/>
           <w:szCs w:val="22"/>
         </w:rPr>
-        <w:t>`</w:t>
-      </w:r>
-      <w:proofErr w:type="spellStart"/>
+        <w:t xml:space="preserve"> p03 avant d'aller plus loin. Il ne s'agit pas de</w:t>
+      </w:r>
       <w:r>
         <w:rPr>
           <w:rFonts w:ascii="Times New Roman" w:hAnsi="Times New Roman" w:cs="Times New Roman"/>
@@ -2074,9 +1900,8 @@
           <w:sz w:val="22"/>
           <w:szCs w:val="22"/>
         </w:rPr>
-        <w:t>heart_</w:t>
-      </w:r>
-      <w:proofErr w:type="gramStart"/>
+        <w:t xml:space="preserve"> </w:t>
+      </w:r>
       <w:r>
         <w:rPr>
           <w:rFonts w:ascii="Times New Roman" w:hAnsi="Times New Roman" w:cs="Times New Roman"/>
@@ -2088,10 +1913,8 @@
           <w:sz w:val="22"/>
           <w:szCs w:val="22"/>
         </w:rPr>
-        <w:t>rate.json</w:t>
-      </w:r>
-      <w:proofErr w:type="spellEnd"/>
-      <w:proofErr w:type="gramEnd"/>
+        <w:t>valeurs non enregistrées mais d'un fichier absent de la livraison : l'information</w:t>
+      </w:r>
       <w:r>
         <w:rPr>
           <w:rFonts w:ascii="Times New Roman" w:hAnsi="Times New Roman" w:cs="Times New Roman"/>
@@ -2103,7 +1926,7 @@
           <w:sz w:val="22"/>
           <w:szCs w:val="22"/>
         </w:rPr>
-        <w:t xml:space="preserve">` manquant </w:t>
+        <w:t xml:space="preserve"> </w:t>
       </w:r>
       <w:r>
         <w:rPr>
@@ -2116,9 +1939,13 @@
           <w:sz w:val="22"/>
           <w:szCs w:val="22"/>
         </w:rPr>
-        <w:t>sur</w:t>
-      </w:r>
-      <w:r>
+        <w:t>existe probablement à la source, et aucune imputation ne peut reconstituer</w:t>
+      </w:r>
+    </w:p>
+    <w:p>
+      <w:pPr>
+        <w:pStyle w:val="Titre2"/>
+        <w:jc w:val="both"/>
         <w:rPr>
           <w:rFonts w:ascii="Times New Roman" w:hAnsi="Times New Roman" w:cs="Times New Roman"/>
           <w:b w:val="0"/>
@@ -2129,8 +1956,7 @@
           <w:sz w:val="22"/>
           <w:szCs w:val="22"/>
         </w:rPr>
-        <w:t xml:space="preserve"> p03 avant d'aller plus loin. Il ne s'agit pas de</w:t>
-      </w:r>
+      </w:pPr>
       <w:r>
         <w:rPr>
           <w:rFonts w:ascii="Times New Roman" w:hAnsi="Times New Roman" w:cs="Times New Roman"/>
@@ -2142,9 +1968,13 @@
           <w:sz w:val="22"/>
           <w:szCs w:val="22"/>
         </w:rPr>
-        <w:t xml:space="preserve"> </w:t>
-      </w:r>
-      <w:r>
+        <w:t>152 jours de fréquence cardiaque.</w:t>
+      </w:r>
+    </w:p>
+    <w:p>
+      <w:pPr>
+        <w:pStyle w:val="Titre2"/>
+        <w:jc w:val="both"/>
         <w:rPr>
           <w:rFonts w:ascii="Times New Roman" w:hAnsi="Times New Roman" w:cs="Times New Roman"/>
           <w:b w:val="0"/>
@@ -2155,9 +1985,12 @@
           <w:sz w:val="22"/>
           <w:szCs w:val="22"/>
         </w:rPr>
-        <w:t>valeurs non enregistrées mais d'un fichier absent de la livraison : l'information</w:t>
-      </w:r>
-      <w:r>
+      </w:pPr>
+    </w:p>
+    <w:p>
+      <w:pPr>
+        <w:pStyle w:val="Titre2"/>
+        <w:jc w:val="both"/>
         <w:rPr>
           <w:rFonts w:ascii="Times New Roman" w:hAnsi="Times New Roman" w:cs="Times New Roman"/>
           <w:b w:val="0"/>
@@ -2168,8 +2001,7 @@
           <w:sz w:val="22"/>
           <w:szCs w:val="22"/>
         </w:rPr>
-        <w:t xml:space="preserve"> </w:t>
-      </w:r>
+      </w:pPr>
       <w:r>
         <w:rPr>
           <w:rFonts w:ascii="Times New Roman" w:hAnsi="Times New Roman" w:cs="Times New Roman"/>
@@ -2181,12 +2013,9 @@
           <w:sz w:val="22"/>
           <w:szCs w:val="22"/>
         </w:rPr>
-        <w:t>existe probablement à la source, et aucune imputation ne peut reconstituer</w:t>
-      </w:r>
-    </w:p>
-    <w:p>
-      <w:pPr>
-        <w:pStyle w:val="Titre2"/>
+        <w:t xml:space="preserve">Je vérifierais également les protocoles de déclaration : p05 ne renseigne le formulaire de blessure que lorsqu'il est blessé, ce qui rend sa cible </w:t>
+      </w:r>
+      <w:r>
         <w:rPr>
           <w:rFonts w:ascii="Times New Roman" w:hAnsi="Times New Roman" w:cs="Times New Roman"/>
           <w:b w:val="0"/>
@@ -2197,7 +2026,8 @@
           <w:sz w:val="22"/>
           <w:szCs w:val="22"/>
         </w:rPr>
-      </w:pPr>
+        <w:t>incomparable</w:t>
+      </w:r>
       <w:r>
         <w:rPr>
           <w:rFonts w:ascii="Times New Roman" w:hAnsi="Times New Roman" w:cs="Times New Roman"/>
@@ -2209,12 +2039,9 @@
           <w:sz w:val="22"/>
           <w:szCs w:val="22"/>
         </w:rPr>
-        <w:t>152 jours de fréquence cardiaque.</w:t>
-      </w:r>
-    </w:p>
-    <w:p>
-      <w:pPr>
-        <w:pStyle w:val="Titre2"/>
+        <w:t xml:space="preserve"> à celle des autres. Un protocole homogène pour déclarer l'absence de blessure</w:t>
+      </w:r>
+      <w:r>
         <w:rPr>
           <w:rFonts w:ascii="Times New Roman" w:hAnsi="Times New Roman" w:cs="Times New Roman"/>
           <w:b w:val="0"/>
@@ -2225,11 +2052,9 @@
           <w:sz w:val="22"/>
           <w:szCs w:val="22"/>
         </w:rPr>
-      </w:pPr>
-    </w:p>
-    <w:p>
-      <w:pPr>
-        <w:pStyle w:val="Titre2"/>
+        <w:t>, tout comme sa présence,</w:t>
+      </w:r>
+      <w:r>
         <w:rPr>
           <w:rFonts w:ascii="Times New Roman" w:hAnsi="Times New Roman" w:cs="Times New Roman"/>
           <w:b w:val="0"/>
@@ -2240,7 +2065,8 @@
           <w:sz w:val="22"/>
           <w:szCs w:val="22"/>
         </w:rPr>
-      </w:pPr>
+        <w:t xml:space="preserve"> est un prérequis </w:t>
+      </w:r>
       <w:r>
         <w:rPr>
           <w:rFonts w:ascii="Times New Roman" w:hAnsi="Times New Roman" w:cs="Times New Roman"/>
@@ -2252,7 +2078,7 @@
           <w:sz w:val="22"/>
           <w:szCs w:val="22"/>
         </w:rPr>
-        <w:t>Je vérifierais également les protocoles de déclaration : p05 ne renseigne le</w:t>
+        <w:t>pour</w:t>
       </w:r>
       <w:r>
         <w:rPr>
@@ -2265,9 +2091,17 @@
           <w:sz w:val="22"/>
           <w:szCs w:val="22"/>
         </w:rPr>
-        <w:t xml:space="preserve"> </w:t>
-      </w:r>
-      <w:r>
+        <w:t xml:space="preserve"> toute modélisation.</w:t>
+      </w:r>
+    </w:p>
+    <w:p>
+      <w:pPr>
+        <w:pStyle w:val="Titre2"/>
+        <w:numPr>
+          <w:ilvl w:val="0"/>
+          <w:numId w:val="6"/>
+        </w:numPr>
+        <w:jc w:val="both"/>
         <w:rPr>
           <w:rFonts w:ascii="Times New Roman" w:hAnsi="Times New Roman" w:cs="Times New Roman"/>
           <w:b w:val="0"/>
@@ -2278,8 +2112,7 @@
           <w:sz w:val="22"/>
           <w:szCs w:val="22"/>
         </w:rPr>
-        <w:t>formulaire de blessure que lorsqu'il est blessé, ce qui rend sa cible</w:t>
-      </w:r>
+      </w:pPr>
       <w:r>
         <w:rPr>
           <w:rFonts w:ascii="Times New Roman" w:hAnsi="Times New Roman" w:cs="Times New Roman"/>
@@ -2291,181 +2124,6 @@
           <w:sz w:val="22"/>
           <w:szCs w:val="22"/>
         </w:rPr>
-        <w:t xml:space="preserve"> </w:t>
-      </w:r>
-      <w:r>
-        <w:rPr>
-          <w:rFonts w:ascii="Times New Roman" w:hAnsi="Times New Roman" w:cs="Times New Roman"/>
-          <w:b w:val="0"/>
-          <w:bCs w:val="0"/>
-          <w:i/>
-          <w:iCs/>
-          <w:color w:val="auto"/>
-          <w:sz w:val="22"/>
-          <w:szCs w:val="22"/>
-        </w:rPr>
-        <w:t>incomparable</w:t>
-      </w:r>
-      <w:r>
-        <w:rPr>
-          <w:rFonts w:ascii="Times New Roman" w:hAnsi="Times New Roman" w:cs="Times New Roman"/>
-          <w:b w:val="0"/>
-          <w:bCs w:val="0"/>
-          <w:i/>
-          <w:iCs/>
-          <w:color w:val="auto"/>
-          <w:sz w:val="22"/>
-          <w:szCs w:val="22"/>
-        </w:rPr>
-        <w:t xml:space="preserve"> à celle des autres. Un protocole homogène </w:t>
-      </w:r>
-      <w:r>
-        <w:rPr>
-          <w:rFonts w:ascii="Times New Roman" w:hAnsi="Times New Roman" w:cs="Times New Roman"/>
-          <w:b w:val="0"/>
-          <w:bCs w:val="0"/>
-          <w:i/>
-          <w:iCs/>
-          <w:color w:val="auto"/>
-          <w:sz w:val="22"/>
-          <w:szCs w:val="22"/>
-        </w:rPr>
-        <w:t>pour</w:t>
-      </w:r>
-      <w:r>
-        <w:rPr>
-          <w:rFonts w:ascii="Times New Roman" w:hAnsi="Times New Roman" w:cs="Times New Roman"/>
-          <w:b w:val="0"/>
-          <w:bCs w:val="0"/>
-          <w:i/>
-          <w:iCs/>
-          <w:color w:val="auto"/>
-          <w:sz w:val="22"/>
-          <w:szCs w:val="22"/>
-        </w:rPr>
-        <w:t xml:space="preserve"> déclarer l'absence de</w:t>
-      </w:r>
-      <w:r>
-        <w:rPr>
-          <w:rFonts w:ascii="Times New Roman" w:hAnsi="Times New Roman" w:cs="Times New Roman"/>
-          <w:b w:val="0"/>
-          <w:bCs w:val="0"/>
-          <w:i/>
-          <w:iCs/>
-          <w:color w:val="auto"/>
-          <w:sz w:val="22"/>
-          <w:szCs w:val="22"/>
-        </w:rPr>
-        <w:t xml:space="preserve"> </w:t>
-      </w:r>
-      <w:r>
-        <w:rPr>
-          <w:rFonts w:ascii="Times New Roman" w:hAnsi="Times New Roman" w:cs="Times New Roman"/>
-          <w:b w:val="0"/>
-          <w:bCs w:val="0"/>
-          <w:i/>
-          <w:iCs/>
-          <w:color w:val="auto"/>
-          <w:sz w:val="22"/>
-          <w:szCs w:val="22"/>
-        </w:rPr>
-        <w:t>blessure</w:t>
-      </w:r>
-      <w:r>
-        <w:rPr>
-          <w:rFonts w:ascii="Times New Roman" w:hAnsi="Times New Roman" w:cs="Times New Roman"/>
-          <w:b w:val="0"/>
-          <w:bCs w:val="0"/>
-          <w:i/>
-          <w:iCs/>
-          <w:color w:val="auto"/>
-          <w:sz w:val="22"/>
-          <w:szCs w:val="22"/>
-        </w:rPr>
-        <w:t>, tout comme sa présence,</w:t>
-      </w:r>
-      <w:r>
-        <w:rPr>
-          <w:rFonts w:ascii="Times New Roman" w:hAnsi="Times New Roman" w:cs="Times New Roman"/>
-          <w:b w:val="0"/>
-          <w:bCs w:val="0"/>
-          <w:i/>
-          <w:iCs/>
-          <w:color w:val="auto"/>
-          <w:sz w:val="22"/>
-          <w:szCs w:val="22"/>
-        </w:rPr>
-        <w:t xml:space="preserve"> est</w:t>
-      </w:r>
-      <w:r>
-        <w:rPr>
-          <w:rFonts w:ascii="Times New Roman" w:hAnsi="Times New Roman" w:cs="Times New Roman"/>
-          <w:b w:val="0"/>
-          <w:bCs w:val="0"/>
-          <w:i/>
-          <w:iCs/>
-          <w:color w:val="auto"/>
-          <w:sz w:val="22"/>
-          <w:szCs w:val="22"/>
-        </w:rPr>
-        <w:t xml:space="preserve"> un prérequis </w:t>
-      </w:r>
-      <w:r>
-        <w:rPr>
-          <w:rFonts w:ascii="Times New Roman" w:hAnsi="Times New Roman" w:cs="Times New Roman"/>
-          <w:b w:val="0"/>
-          <w:bCs w:val="0"/>
-          <w:i/>
-          <w:iCs/>
-          <w:color w:val="auto"/>
-          <w:sz w:val="22"/>
-          <w:szCs w:val="22"/>
-        </w:rPr>
-        <w:t>pour</w:t>
-      </w:r>
-      <w:r>
-        <w:rPr>
-          <w:rFonts w:ascii="Times New Roman" w:hAnsi="Times New Roman" w:cs="Times New Roman"/>
-          <w:b w:val="0"/>
-          <w:bCs w:val="0"/>
-          <w:i/>
-          <w:iCs/>
-          <w:color w:val="auto"/>
-          <w:sz w:val="22"/>
-          <w:szCs w:val="22"/>
-        </w:rPr>
-        <w:t xml:space="preserve"> toute modélisation.</w:t>
-      </w:r>
-    </w:p>
-    <w:p>
-      <w:pPr>
-        <w:pStyle w:val="Titre2"/>
-        <w:numPr>
-          <w:ilvl w:val="0"/>
-          <w:numId w:val="6"/>
-        </w:numPr>
-        <w:rPr>
-          <w:rFonts w:ascii="Times New Roman" w:hAnsi="Times New Roman" w:cs="Times New Roman"/>
-          <w:b w:val="0"/>
-          <w:bCs w:val="0"/>
-          <w:i/>
-          <w:iCs/>
-          <w:color w:val="auto"/>
-          <w:sz w:val="22"/>
-          <w:szCs w:val="22"/>
-        </w:rPr>
-      </w:pPr>
-      <w:r>
-        <w:rPr>
-          <w:rFonts w:ascii="Times New Roman" w:hAnsi="Times New Roman" w:cs="Times New Roman"/>
-          <w:b w:val="0"/>
-          <w:bCs w:val="0"/>
-          <w:i/>
-          <w:iCs/>
-          <w:color w:val="auto"/>
-          <w:sz w:val="22"/>
-          <w:szCs w:val="22"/>
-        </w:rPr>
         <w:t xml:space="preserve">Revoir le protocole et les consignes données </w:t>
       </w:r>
     </w:p>
@@ -2473,6 +2131,7 @@
       <w:pPr>
         <w:pStyle w:val="Titre1"/>
         <w:spacing w:before="320" w:after="180"/>
+        <w:jc w:val="both"/>
         <w:rPr>
           <w:rFonts w:ascii="Times New Roman" w:hAnsi="Times New Roman" w:cs="Times New Roman"/>
           <w:color w:val="auto"/>
@@ -2483,12 +2142,20 @@
           <w:rFonts w:ascii="Times New Roman" w:hAnsi="Times New Roman" w:cs="Times New Roman"/>
           <w:color w:val="auto"/>
         </w:rPr>
+        <w:t xml:space="preserve">3) </w:t>
+      </w:r>
+      <w:r>
+        <w:rPr>
+          <w:rFonts w:ascii="Times New Roman" w:hAnsi="Times New Roman" w:cs="Times New Roman"/>
+          <w:color w:val="auto"/>
+        </w:rPr>
         <w:t>Construction du jeu de données</w:t>
       </w:r>
     </w:p>
     <w:p>
       <w:pPr>
         <w:spacing w:after="140" w:line="276" w:lineRule="auto"/>
+        <w:jc w:val="both"/>
         <w:rPr>
           <w:rFonts w:ascii="Times New Roman" w:hAnsi="Times New Roman" w:cs="Times New Roman"/>
         </w:rPr>
@@ -2515,6 +2182,7 @@
     <w:p>
       <w:pPr>
         <w:spacing w:after="140" w:line="276" w:lineRule="auto"/>
+        <w:jc w:val="both"/>
         <w:rPr>
           <w:rFonts w:ascii="Times New Roman" w:hAnsi="Times New Roman" w:cs="Times New Roman"/>
         </w:rPr>
@@ -2552,56 +2220,8 @@
     </w:p>
     <w:p>
       <w:pPr>
-        <w:spacing w:after="140" w:line="276" w:lineRule="auto"/>
-        <w:rPr>
-          <w:rFonts w:ascii="Times New Roman" w:hAnsi="Times New Roman" w:cs="Times New Roman"/>
-        </w:rPr>
-      </w:pPr>
-    </w:p>
-    <w:p>
-      <w:pPr>
-        <w:spacing w:after="140" w:line="276" w:lineRule="auto"/>
-        <w:rPr>
-          <w:rFonts w:ascii="Times New Roman" w:hAnsi="Times New Roman" w:cs="Times New Roman"/>
-        </w:rPr>
-      </w:pPr>
-    </w:p>
-    <w:p>
-      <w:pPr>
-        <w:spacing w:after="140" w:line="276" w:lineRule="auto"/>
-        <w:rPr>
-          <w:rFonts w:ascii="Times New Roman" w:hAnsi="Times New Roman" w:cs="Times New Roman"/>
-        </w:rPr>
-      </w:pPr>
-    </w:p>
-    <w:p>
-      <w:pPr>
-        <w:spacing w:after="140" w:line="276" w:lineRule="auto"/>
-        <w:rPr>
-          <w:rFonts w:ascii="Times New Roman" w:hAnsi="Times New Roman" w:cs="Times New Roman"/>
-        </w:rPr>
-      </w:pPr>
-    </w:p>
-    <w:p>
-      <w:pPr>
-        <w:spacing w:after="140" w:line="276" w:lineRule="auto"/>
-        <w:rPr>
-          <w:rFonts w:ascii="Times New Roman" w:hAnsi="Times New Roman" w:cs="Times New Roman"/>
-        </w:rPr>
-      </w:pPr>
-    </w:p>
-    <w:p>
-      <w:pPr>
-        <w:spacing w:after="140" w:line="276" w:lineRule="auto"/>
-        <w:rPr>
-          <w:rFonts w:ascii="Times New Roman" w:hAnsi="Times New Roman" w:cs="Times New Roman"/>
-        </w:rPr>
-      </w:pPr>
-    </w:p>
-    <w:p>
-      <w:pPr>
         <w:spacing w:before="160" w:after="60"/>
-        <w:jc w:val="center"/>
+        <w:jc w:val="both"/>
         <w:rPr>
           <w:rFonts w:ascii="Times New Roman" w:hAnsi="Times New Roman" w:cs="Times New Roman"/>
         </w:rPr>
@@ -2613,9 +2233,9 @@
         </w:rPr>
         <w:lastRenderedPageBreak/>
         <w:drawing>
-          <wp:inline distT="0" distB="0" distL="0" distR="0" wp14:anchorId="25F31E53" wp14:editId="7ADF1B3C">
-            <wp:extent cx="4953000" cy="2714625"/>
-            <wp:effectExtent l="0" t="0" r="0" b="0"/>
+          <wp:inline distT="0" distB="0" distL="0" distR="0" wp14:anchorId="25F31E53" wp14:editId="204AC237">
+            <wp:extent cx="4962525" cy="2719845"/>
+            <wp:effectExtent l="0" t="0" r="0" b="4445"/>
             <wp:docPr id="3" name="Image 3"/>
             <wp:cNvGraphicFramePr>
               <a:graphicFrameLocks xmlns:a="http://schemas.openxmlformats.org/drawingml/2006/main" noChangeAspect="1"/>
@@ -2639,7 +2259,7 @@
                   <pic:spPr bwMode="auto">
                     <a:xfrm>
                       <a:off x="0" y="0"/>
-                      <a:ext cx="4953000" cy="2714625"/>
+                      <a:ext cx="4966738" cy="2722154"/>
                     </a:xfrm>
                     <a:prstGeom prst="rect">
                       <a:avLst/>
@@ -2655,6 +2275,7 @@
     <w:p>
       <w:pPr>
         <w:spacing w:after="140" w:line="276" w:lineRule="auto"/>
+        <w:jc w:val="both"/>
         <w:rPr>
           <w:rFonts w:ascii="Times New Roman" w:hAnsi="Times New Roman" w:cs="Times New Roman"/>
         </w:rPr>
@@ -2674,6 +2295,7 @@
     <w:p>
       <w:pPr>
         <w:spacing w:after="140" w:line="276" w:lineRule="auto"/>
+        <w:jc w:val="both"/>
         <w:rPr>
           <w:rFonts w:ascii="Times New Roman" w:hAnsi="Times New Roman" w:cs="Times New Roman"/>
         </w:rPr>
@@ -2682,6 +2304,7 @@
     <w:p>
       <w:pPr>
         <w:pStyle w:val="Titre2"/>
+        <w:jc w:val="both"/>
       </w:pPr>
       <w:r>
         <w:t>Cas de la fréquence cardiaque</w:t>
@@ -2690,11 +2313,13 @@
     <w:p>
       <w:pPr>
         <w:pStyle w:val="Titre2"/>
+        <w:jc w:val="both"/>
       </w:pPr>
     </w:p>
     <w:p>
       <w:pPr>
         <w:spacing w:after="140" w:line="276" w:lineRule="auto"/>
+        <w:jc w:val="both"/>
         <w:rPr>
           <w:rFonts w:ascii="Times New Roman" w:hAnsi="Times New Roman" w:cs="Times New Roman"/>
         </w:rPr>
@@ -2745,6 +2370,7 @@
     <w:p>
       <w:pPr>
         <w:spacing w:after="140" w:line="276" w:lineRule="auto"/>
+        <w:jc w:val="both"/>
         <w:rPr>
           <w:rFonts w:ascii="Times New Roman" w:hAnsi="Times New Roman" w:cs="Times New Roman"/>
         </w:rPr>
@@ -2791,19 +2417,12 @@
         </w:rPr>
         <w:t>.</w:t>
       </w:r>
-    </w:p>
-    <w:p>
-      <w:pPr>
-        <w:spacing w:after="140" w:line="276" w:lineRule="auto"/>
-        <w:rPr>
-          <w:rFonts w:ascii="Times New Roman" w:hAnsi="Times New Roman" w:cs="Times New Roman"/>
-        </w:rPr>
-      </w:pPr>
     </w:p>
     <w:p>
       <w:pPr>
         <w:pStyle w:val="Titre2"/>
         <w:spacing w:before="260" w:after="140"/>
+        <w:jc w:val="both"/>
         <w:rPr>
           <w:rFonts w:ascii="Times New Roman" w:hAnsi="Times New Roman" w:cs="Times New Roman"/>
         </w:rPr>
@@ -2818,6 +2437,7 @@
     <w:p>
       <w:pPr>
         <w:spacing w:after="140" w:line="276" w:lineRule="auto"/>
+        <w:jc w:val="both"/>
         <w:rPr>
           <w:rFonts w:ascii="Times New Roman" w:hAnsi="Times New Roman" w:cs="Times New Roman"/>
         </w:rPr>
@@ -2832,34 +2452,22 @@
     <w:p>
       <w:pPr>
         <w:spacing w:after="140" w:line="276" w:lineRule="auto"/>
-        <w:rPr>
-          <w:rFonts w:ascii="Times New Roman" w:hAnsi="Times New Roman" w:cs="Times New Roman"/>
-        </w:rPr>
-      </w:pPr>
-      <w:r>
-        <w:rPr>
-          <w:rFonts w:ascii="Times New Roman" w:hAnsi="Times New Roman" w:cs="Times New Roman"/>
-        </w:rPr>
-        <w:t xml:space="preserve">L'estimation calorique à partir du contenu des images a été écartée. </w:t>
-      </w:r>
-      <w:proofErr w:type="spellStart"/>
-      <w:r>
-        <w:rPr>
-          <w:rFonts w:ascii="Times New Roman" w:hAnsi="Times New Roman" w:cs="Times New Roman"/>
-        </w:rPr>
-        <w:t>Fridolfsson</w:t>
-      </w:r>
-      <w:proofErr w:type="spellEnd"/>
-      <w:r>
-        <w:rPr>
-          <w:rFonts w:ascii="Times New Roman" w:hAnsi="Times New Roman" w:cs="Times New Roman"/>
-        </w:rPr>
-        <w:t xml:space="preserve"> et al. (2025) rapportent une erreur absolue moyenne de 35,8 % sur l'énergie pour les meilleurs modèles multimodaux, avec une sous-estimation systématique qui s'aggrave avec la taille des portions. Les pipelines classiques reposent par ailleurs sur un objet de calibration absent ici, et aucune vérité terrain nutritionnelle n'accompagne les images : une telle erreur serait invérifiable.</w:t>
+        <w:jc w:val="both"/>
+        <w:rPr>
+          <w:rFonts w:ascii="Times New Roman" w:hAnsi="Times New Roman" w:cs="Times New Roman"/>
+        </w:rPr>
+      </w:pPr>
+      <w:r>
+        <w:rPr>
+          <w:rFonts w:ascii="Times New Roman" w:hAnsi="Times New Roman" w:cs="Times New Roman"/>
+        </w:rPr>
+        <w:t>L'estimation calorique à partir du contenu des images a été écartée. Fridolfsson et al. (2025) rapportent une erreur absolue moyenne de 35,8 % sur l'énergie pour les meilleurs modèles multimodaux, avec une sous-estimation systématique qui s'aggrave avec la taille des portions. Les pipelines classiques reposent par ailleurs sur un objet de calibration absent ici, et aucune vérité terrain nutritionnelle n'accompagne les images : une telle erreur serait invérifiable.</w:t>
       </w:r>
     </w:p>
     <w:p>
       <w:pPr>
         <w:spacing w:after="140" w:line="276" w:lineRule="auto"/>
+        <w:jc w:val="both"/>
         <w:rPr>
           <w:rFonts w:ascii="Times New Roman" w:hAnsi="Times New Roman" w:cs="Times New Roman"/>
         </w:rPr>
@@ -2874,6 +2482,7 @@
     <w:p>
       <w:pPr>
         <w:spacing w:after="140" w:line="276" w:lineRule="auto"/>
+        <w:jc w:val="both"/>
         <w:rPr>
           <w:rFonts w:ascii="Times New Roman" w:hAnsi="Times New Roman" w:cs="Times New Roman"/>
         </w:rPr>
@@ -2900,13 +2509,7 @@
         <w:rPr>
           <w:rFonts w:ascii="Times New Roman" w:hAnsi="Times New Roman" w:cs="Times New Roman"/>
         </w:rPr>
-        <w:t>trois</w:t>
-      </w:r>
-      <w:r>
-        <w:rPr>
-          <w:rFonts w:ascii="Times New Roman" w:hAnsi="Times New Roman" w:cs="Times New Roman"/>
-        </w:rPr>
-        <w:t xml:space="preserve"> a</w:t>
+        <w:t>trois a</w:t>
       </w:r>
       <w:r>
         <w:rPr>
@@ -2923,6 +2526,7 @@
           <w:numId w:val="4"/>
         </w:numPr>
         <w:spacing w:after="140" w:line="276" w:lineRule="auto"/>
+        <w:jc w:val="both"/>
         <w:rPr>
           <w:rFonts w:ascii="Times New Roman" w:hAnsi="Times New Roman" w:cs="Times New Roman"/>
         </w:rPr>
@@ -2978,6 +2582,83 @@
           <w:numId w:val="4"/>
         </w:numPr>
         <w:spacing w:after="140" w:line="276" w:lineRule="auto"/>
+        <w:jc w:val="both"/>
+        <w:rPr>
+          <w:rFonts w:ascii="Times New Roman" w:hAnsi="Times New Roman" w:cs="Times New Roman"/>
+        </w:rPr>
+      </w:pPr>
+      <w:r>
+        <w:rPr>
+          <w:rFonts w:ascii="Times New Roman" w:hAnsi="Times New Roman" w:cs="Times New Roman"/>
+        </w:rPr>
+        <w:t xml:space="preserve">Un modèle de classification pré-entraîné sur </w:t>
+      </w:r>
+      <w:r>
+        <w:rPr>
+          <w:rFonts w:ascii="Times New Roman" w:hAnsi="Times New Roman" w:cs="Times New Roman"/>
+        </w:rPr>
+        <w:t>des images d'aliments</w:t>
+      </w:r>
+      <w:r>
+        <w:rPr>
+          <w:rFonts w:ascii="Times New Roman" w:hAnsi="Times New Roman" w:cs="Times New Roman"/>
+        </w:rPr>
+        <w:t>,</w:t>
+      </w:r>
+      <w:r>
+        <w:rPr>
+          <w:rFonts w:ascii="Times New Roman" w:hAnsi="Times New Roman" w:cs="Times New Roman"/>
+        </w:rPr>
+        <w:t xml:space="preserve"> </w:t>
+      </w:r>
+      <w:r>
+        <w:rPr>
+          <w:rFonts w:ascii="Times New Roman" w:hAnsi="Times New Roman" w:cs="Times New Roman"/>
+        </w:rPr>
+        <w:t>suivi d'une table de correspondance calorique par catégorie. L'erreur porterait</w:t>
+      </w:r>
+      <w:r>
+        <w:rPr>
+          <w:rFonts w:ascii="Times New Roman" w:hAnsi="Times New Roman" w:cs="Times New Roman"/>
+        </w:rPr>
+        <w:t xml:space="preserve"> </w:t>
+      </w:r>
+      <w:r>
+        <w:rPr>
+          <w:rFonts w:ascii="Times New Roman" w:hAnsi="Times New Roman" w:cs="Times New Roman"/>
+        </w:rPr>
+        <w:t xml:space="preserve">alors sur l'estimation de </w:t>
+      </w:r>
+      <w:r>
+        <w:rPr>
+          <w:rFonts w:ascii="Times New Roman" w:hAnsi="Times New Roman" w:cs="Times New Roman"/>
+        </w:rPr>
+        <w:t>la part</w:t>
+      </w:r>
+      <w:r>
+        <w:rPr>
+          <w:rFonts w:ascii="Times New Roman" w:hAnsi="Times New Roman" w:cs="Times New Roman"/>
+        </w:rPr>
+        <w:t xml:space="preserve"> plutôt que sur la reconnaissance.</w:t>
+      </w:r>
+      <w:r>
+        <w:rPr>
+          <w:rFonts w:ascii="Times New Roman" w:hAnsi="Times New Roman" w:cs="Times New Roman"/>
+        </w:rPr>
+        <w:t xml:space="preserve"> </w:t>
+      </w:r>
+      <w:r>
+        <w:rPr>
+          <w:rFonts w:ascii="Times New Roman" w:hAnsi="Times New Roman" w:cs="Times New Roman"/>
+        </w:rPr>
+        <w:t xml:space="preserve">Une approche hybride enfin, que recommande Chotwanvirat et al. (2024) </w:t>
+      </w:r>
+    </w:p>
+    <w:p>
+      <w:pPr>
+        <w:spacing w:after="140" w:line="276" w:lineRule="auto"/>
+        <w:ind w:left="360"/>
+        <w:jc w:val="both"/>
         <w:rPr>
           <w:rFonts w:ascii="Times New Roman" w:hAnsi="Times New Roman" w:cs="Times New Roman"/>
         </w:rPr>
@@ -2987,19 +2668,13 @@
           <w:rFonts w:ascii="Times New Roman" w:hAnsi="Times New Roman" w:cs="Times New Roman"/>
         </w:rPr>
         <w:lastRenderedPageBreak/>
-        <w:t xml:space="preserve">Un modèle de classification pré-entraîné sur </w:t>
-      </w:r>
-      <w:r>
-        <w:rPr>
-          <w:rFonts w:ascii="Times New Roman" w:hAnsi="Times New Roman" w:cs="Times New Roman"/>
-        </w:rPr>
-        <w:t>des images d'aliments</w:t>
-      </w:r>
-      <w:r>
-        <w:rPr>
-          <w:rFonts w:ascii="Times New Roman" w:hAnsi="Times New Roman" w:cs="Times New Roman"/>
-        </w:rPr>
-        <w:t>,</w:t>
+        <w:t xml:space="preserve">Combiner l'image avec une saisie contextuelle de l'utilisateur plutôt que </w:t>
+      </w:r>
+      <w:r>
+        <w:rPr>
+          <w:rFonts w:ascii="Times New Roman" w:hAnsi="Times New Roman" w:cs="Times New Roman"/>
+        </w:rPr>
+        <w:t>de s'appuyer</w:t>
       </w:r>
       <w:r>
         <w:rPr>
@@ -3011,173 +2686,50 @@
         <w:rPr>
           <w:rFonts w:ascii="Times New Roman" w:hAnsi="Times New Roman" w:cs="Times New Roman"/>
         </w:rPr>
-        <w:t>suivi d'une table de correspondance calorique par catégorie. L'erreur porterait</w:t>
-      </w:r>
-      <w:r>
-        <w:rPr>
-          <w:rFonts w:ascii="Times New Roman" w:hAnsi="Times New Roman" w:cs="Times New Roman"/>
-        </w:rPr>
-        <w:t xml:space="preserve"> </w:t>
-      </w:r>
-      <w:r>
-        <w:rPr>
-          <w:rFonts w:ascii="Times New Roman" w:hAnsi="Times New Roman" w:cs="Times New Roman"/>
-        </w:rPr>
-        <w:t xml:space="preserve">alors sur l'estimation de </w:t>
-      </w:r>
-      <w:r>
-        <w:rPr>
-          <w:rFonts w:ascii="Times New Roman" w:hAnsi="Times New Roman" w:cs="Times New Roman"/>
-        </w:rPr>
-        <w:t xml:space="preserve">la </w:t>
-      </w:r>
-      <w:r>
-        <w:rPr>
-          <w:rFonts w:ascii="Times New Roman" w:hAnsi="Times New Roman" w:cs="Times New Roman"/>
-        </w:rPr>
-        <w:t>part</w:t>
-      </w:r>
-      <w:r>
-        <w:rPr>
-          <w:rFonts w:ascii="Times New Roman" w:hAnsi="Times New Roman" w:cs="Times New Roman"/>
-        </w:rPr>
-        <w:t xml:space="preserve"> plutôt que sur la reconnaissance.</w:t>
-      </w:r>
-      <w:r>
-        <w:rPr>
-          <w:rFonts w:ascii="Times New Roman" w:hAnsi="Times New Roman" w:cs="Times New Roman"/>
-        </w:rPr>
-        <w:t xml:space="preserve"> </w:t>
-      </w:r>
-      <w:r>
-        <w:rPr>
-          <w:rFonts w:ascii="Times New Roman" w:hAnsi="Times New Roman" w:cs="Times New Roman"/>
-        </w:rPr>
-        <w:t xml:space="preserve">Une approche hybride enfin, que recommande </w:t>
-      </w:r>
-      <w:proofErr w:type="spellStart"/>
-      <w:r>
-        <w:rPr>
-          <w:rFonts w:ascii="Times New Roman" w:hAnsi="Times New Roman" w:cs="Times New Roman"/>
-        </w:rPr>
-        <w:t>Chotwanvirat</w:t>
-      </w:r>
-      <w:proofErr w:type="spellEnd"/>
-      <w:r>
-        <w:rPr>
-          <w:rFonts w:ascii="Times New Roman" w:hAnsi="Times New Roman" w:cs="Times New Roman"/>
-        </w:rPr>
-        <w:t xml:space="preserve"> et al. (2024) </w:t>
-      </w:r>
-    </w:p>
-    <w:p>
-      <w:pPr>
-        <w:pStyle w:val="Paragraphedeliste"/>
-        <w:numPr>
-          <w:ilvl w:val="0"/>
-          <w:numId w:val="4"/>
-        </w:numPr>
+        <w:t>uniquement sur l'image</w:t>
+      </w:r>
+      <w:r>
+        <w:rPr>
+          <w:rFonts w:ascii="Times New Roman" w:hAnsi="Times New Roman" w:cs="Times New Roman"/>
+        </w:rPr>
+        <w:t>. C'est la logique retenue ici, en croisant les</w:t>
+      </w:r>
+      <w:r>
+        <w:rPr>
+          <w:rFonts w:ascii="Times New Roman" w:hAnsi="Times New Roman" w:cs="Times New Roman"/>
+        </w:rPr>
+        <w:t xml:space="preserve"> p</w:t>
+      </w:r>
+      <w:r>
+        <w:rPr>
+          <w:rFonts w:ascii="Times New Roman" w:hAnsi="Times New Roman" w:cs="Times New Roman"/>
+        </w:rPr>
+        <w:t>hotographies et les repas déclarés.</w:t>
+      </w:r>
+    </w:p>
+    <w:p>
+      <w:pPr>
         <w:spacing w:after="140" w:line="276" w:lineRule="auto"/>
-        <w:rPr>
-          <w:rFonts w:ascii="Times New Roman" w:hAnsi="Times New Roman" w:cs="Times New Roman"/>
-        </w:rPr>
-      </w:pPr>
-      <w:r>
-        <w:rPr>
-          <w:rFonts w:ascii="Times New Roman" w:hAnsi="Times New Roman" w:cs="Times New Roman"/>
-        </w:rPr>
-        <w:t>Combiner l'image avec une saisie contextuelle de l'utilisateur plutôt que de</w:t>
-      </w:r>
-    </w:p>
-    <w:p>
-      <w:pPr>
-        <w:pStyle w:val="Paragraphedeliste"/>
-        <w:numPr>
-          <w:ilvl w:val="0"/>
-          <w:numId w:val="4"/>
-        </w:numPr>
-        <w:spacing w:after="140" w:line="276" w:lineRule="auto"/>
-        <w:rPr>
-          <w:rFonts w:ascii="Times New Roman" w:hAnsi="Times New Roman" w:cs="Times New Roman"/>
-        </w:rPr>
-      </w:pPr>
-      <w:r>
-        <w:rPr>
-          <w:rFonts w:ascii="Times New Roman" w:hAnsi="Times New Roman" w:cs="Times New Roman"/>
-        </w:rPr>
-        <w:t>S'appuyer</w:t>
-      </w:r>
-      <w:r>
-        <w:rPr>
-          <w:rFonts w:ascii="Times New Roman" w:hAnsi="Times New Roman" w:cs="Times New Roman"/>
-        </w:rPr>
-        <w:t xml:space="preserve"> sur l'image seule. C'est la logique retenue ici, en croisant les</w:t>
-      </w:r>
-    </w:p>
-    <w:p>
-      <w:pPr>
-        <w:pStyle w:val="Paragraphedeliste"/>
-        <w:numPr>
-          <w:ilvl w:val="0"/>
-          <w:numId w:val="4"/>
-        </w:numPr>
-        <w:spacing w:after="140" w:line="276" w:lineRule="auto"/>
-        <w:rPr>
-          <w:rFonts w:ascii="Times New Roman" w:hAnsi="Times New Roman" w:cs="Times New Roman"/>
-        </w:rPr>
-      </w:pPr>
-      <w:r>
-        <w:rPr>
-          <w:rFonts w:ascii="Times New Roman" w:hAnsi="Times New Roman" w:cs="Times New Roman"/>
-        </w:rPr>
-        <w:t>Photographies et les repas déclarés.</w:t>
-      </w:r>
-    </w:p>
-    <w:p>
-      <w:pPr>
-        <w:spacing w:after="140" w:line="276" w:lineRule="auto"/>
-        <w:rPr>
-          <w:rFonts w:ascii="Times New Roman" w:hAnsi="Times New Roman" w:cs="Times New Roman"/>
-        </w:rPr>
-      </w:pPr>
-    </w:p>
-    <w:p>
-      <w:pPr>
-        <w:spacing w:after="140" w:line="276" w:lineRule="auto"/>
-        <w:rPr>
-          <w:rFonts w:ascii="Times New Roman" w:hAnsi="Times New Roman" w:cs="Times New Roman"/>
-        </w:rPr>
-      </w:pPr>
-      <w:r>
-        <w:rPr>
-          <w:rFonts w:ascii="Times New Roman" w:hAnsi="Times New Roman" w:cs="Times New Roman"/>
-        </w:rPr>
-        <w:t>Dans tous les cas, une validation supposerait une vérité terrain nutritionnelle</w:t>
-      </w:r>
-      <w:r>
-        <w:rPr>
-          <w:rFonts w:ascii="Times New Roman" w:hAnsi="Times New Roman" w:cs="Times New Roman"/>
-        </w:rPr>
-        <w:t xml:space="preserve"> absente</w:t>
-      </w:r>
-      <w:r>
-        <w:rPr>
-          <w:rFonts w:ascii="Times New Roman" w:hAnsi="Times New Roman" w:cs="Times New Roman"/>
-        </w:rPr>
-        <w:t xml:space="preserve"> de ce jeu de données.</w:t>
-      </w:r>
-    </w:p>
-    <w:p>
-      <w:pPr>
-        <w:spacing w:after="140" w:line="276" w:lineRule="auto"/>
-        <w:rPr>
-          <w:rFonts w:ascii="Times New Roman" w:hAnsi="Times New Roman" w:cs="Times New Roman"/>
-        </w:rPr>
-      </w:pPr>
+        <w:jc w:val="both"/>
+        <w:rPr>
+          <w:rFonts w:ascii="Times New Roman" w:hAnsi="Times New Roman" w:cs="Times New Roman"/>
+          <w:b/>
+          <w:bCs/>
+        </w:rPr>
+      </w:pPr>
+      <w:r>
+        <w:rPr>
+          <w:rFonts w:ascii="Times New Roman" w:hAnsi="Times New Roman" w:cs="Times New Roman"/>
+          <w:b/>
+          <w:bCs/>
+        </w:rPr>
+        <w:t>Dans tous les cas, une validation supposerait une vérité terrain nutritionnelle absente de ce jeu de données.</w:t>
+      </w:r>
     </w:p>
     <w:p>
       <w:pPr>
         <w:pStyle w:val="Titre1"/>
+        <w:jc w:val="both"/>
         <w:rPr>
           <w:color w:val="auto"/>
         </w:rPr>
@@ -3186,12 +2738,19 @@
         <w:rPr>
           <w:color w:val="auto"/>
         </w:rPr>
+        <w:t xml:space="preserve">4) </w:t>
+      </w:r>
+      <w:r>
+        <w:rPr>
+          <w:color w:val="auto"/>
+        </w:rPr>
         <w:t xml:space="preserve">Pré-traitement des données </w:t>
       </w:r>
     </w:p>
     <w:p>
       <w:pPr>
         <w:pStyle w:val="Titre1"/>
+        <w:jc w:val="both"/>
         <w:rPr>
           <w:color w:val="auto"/>
         </w:rPr>
@@ -3200,6 +2759,7 @@
     <w:p>
       <w:pPr>
         <w:pStyle w:val="Titre2"/>
+        <w:jc w:val="both"/>
       </w:pPr>
       <w:r>
         <w:t>Trois principes ont guidé ce prétraitement</w:t>
@@ -3208,6 +2768,7 @@
     <w:p>
       <w:pPr>
         <w:pStyle w:val="Titre1"/>
+        <w:jc w:val="both"/>
         <w:rPr>
           <w:rFonts w:ascii="Times New Roman" w:hAnsi="Times New Roman" w:cs="Times New Roman"/>
           <w:sz w:val="22"/>
@@ -3218,6 +2779,7 @@
     <w:p>
       <w:pPr>
         <w:spacing w:after="140" w:line="276" w:lineRule="auto"/>
+        <w:jc w:val="both"/>
         <w:rPr>
           <w:rFonts w:ascii="Times New Roman" w:hAnsi="Times New Roman" w:cs="Times New Roman"/>
         </w:rPr>
@@ -3248,6 +2810,7 @@
     <w:p>
       <w:pPr>
         <w:spacing w:after="140" w:line="276" w:lineRule="auto"/>
+        <w:jc w:val="both"/>
         <w:rPr>
           <w:rFonts w:ascii="Times New Roman" w:hAnsi="Times New Roman" w:cs="Times New Roman"/>
         </w:rPr>
@@ -3271,6 +2834,7 @@
     <w:p>
       <w:pPr>
         <w:spacing w:after="140" w:line="276" w:lineRule="auto"/>
+        <w:jc w:val="both"/>
         <w:rPr>
           <w:rFonts w:ascii="Times New Roman" w:hAnsi="Times New Roman" w:cs="Times New Roman"/>
         </w:rPr>
@@ -3303,6 +2867,7 @@
       <w:pPr>
         <w:pStyle w:val="Titre2"/>
         <w:spacing w:before="260" w:after="140"/>
+        <w:jc w:val="both"/>
         <w:rPr>
           <w:rFonts w:ascii="Times New Roman" w:hAnsi="Times New Roman" w:cs="Times New Roman"/>
         </w:rPr>
@@ -3317,6 +2882,7 @@
     <w:p>
       <w:pPr>
         <w:spacing w:after="140" w:line="276" w:lineRule="auto"/>
+        <w:jc w:val="both"/>
         <w:rPr>
           <w:rFonts w:ascii="Times New Roman" w:hAnsi="Times New Roman" w:cs="Times New Roman"/>
         </w:rPr>
@@ -3367,6 +2933,7 @@
     <w:p>
       <w:pPr>
         <w:spacing w:after="140" w:line="276" w:lineRule="auto"/>
+        <w:jc w:val="both"/>
         <w:rPr>
           <w:rFonts w:ascii="Times New Roman" w:hAnsi="Times New Roman" w:cs="Times New Roman"/>
         </w:rPr>
@@ -3383,21 +2950,7 @@
         <w:rPr>
           <w:rFonts w:ascii="Times New Roman" w:hAnsi="Times New Roman" w:cs="Times New Roman"/>
         </w:rPr>
-        <w:t xml:space="preserve"> le </w:t>
-      </w:r>
-      <w:proofErr w:type="spellStart"/>
-      <w:r>
-        <w:rPr>
-          <w:rFonts w:ascii="Times New Roman" w:hAnsi="Times New Roman" w:cs="Times New Roman"/>
-        </w:rPr>
-        <w:t>readiness</w:t>
-      </w:r>
-      <w:proofErr w:type="spellEnd"/>
-      <w:r>
-        <w:rPr>
-          <w:rFonts w:ascii="Times New Roman" w:hAnsi="Times New Roman" w:cs="Times New Roman"/>
-        </w:rPr>
-        <w:t xml:space="preserve"> de p05 ne prend que deux valeurs, 0 et 5. L'examen de leur répartition mensuelle montre que les zéros se concentrent en novembre et </w:t>
+        <w:t xml:space="preserve"> le readiness de p05 ne prend que deux valeurs, 0 et 5. L'examen de leur répartition mensuelle montre que les zéros se concentrent en novembre et </w:t>
       </w:r>
       <w:r>
         <w:rPr>
@@ -3432,6 +2985,7 @@
           <w:numId w:val="5"/>
         </w:numPr>
         <w:spacing w:after="140" w:line="276" w:lineRule="auto"/>
+        <w:jc w:val="both"/>
         <w:rPr>
           <w:rFonts w:ascii="Times New Roman" w:hAnsi="Times New Roman" w:cs="Times New Roman"/>
         </w:rPr>
@@ -3481,28 +3035,8 @@
     </w:p>
     <w:p>
       <w:pPr>
-        <w:pStyle w:val="Paragraphedeliste"/>
         <w:spacing w:after="140" w:line="276" w:lineRule="auto"/>
-        <w:ind w:left="720"/>
-        <w:rPr>
-          <w:rFonts w:ascii="Times New Roman" w:hAnsi="Times New Roman" w:cs="Times New Roman"/>
-        </w:rPr>
-      </w:pPr>
-      <w:r>
-        <w:rPr>
-          <w:rFonts w:ascii="Times New Roman" w:hAnsi="Times New Roman" w:cs="Times New Roman"/>
-          <w:i/>
-          <w:iCs/>
-          <w:color w:val="595959"/>
-          <w:sz w:val="18"/>
-          <w:szCs w:val="18"/>
-        </w:rPr>
-        <w:t>.</w:t>
-      </w:r>
-    </w:p>
-    <w:p>
-      <w:pPr>
-        <w:spacing w:after="140" w:line="276" w:lineRule="auto"/>
+        <w:jc w:val="both"/>
         <w:rPr>
           <w:rFonts w:ascii="Times New Roman" w:hAnsi="Times New Roman" w:cs="Times New Roman"/>
         </w:rPr>
@@ -3554,35 +3088,11 @@
     </w:p>
     <w:p>
       <w:pPr>
-        <w:spacing w:after="140" w:line="276" w:lineRule="auto"/>
-        <w:rPr>
-          <w:rFonts w:ascii="Times New Roman" w:hAnsi="Times New Roman" w:cs="Times New Roman"/>
-        </w:rPr>
-      </w:pPr>
-    </w:p>
-    <w:p>
-      <w:pPr>
-        <w:spacing w:after="140" w:line="276" w:lineRule="auto"/>
-        <w:rPr>
-          <w:rFonts w:ascii="Times New Roman" w:hAnsi="Times New Roman" w:cs="Times New Roman"/>
-        </w:rPr>
-      </w:pPr>
-    </w:p>
-    <w:p>
-      <w:pPr>
-        <w:spacing w:after="140" w:line="276" w:lineRule="auto"/>
-        <w:rPr>
-          <w:rFonts w:ascii="Times New Roman" w:hAnsi="Times New Roman" w:cs="Times New Roman"/>
-        </w:rPr>
-      </w:pPr>
-    </w:p>
-    <w:p>
-      <w:pPr>
         <w:pStyle w:val="Lgende"/>
         <w:keepNext/>
-      </w:pPr>
-      <w:r>
-        <w:lastRenderedPageBreak/>
+        <w:jc w:val="both"/>
+      </w:pPr>
+      <w:r>
         <w:t xml:space="preserve">Tableau </w:t>
       </w:r>
       <w:r>
@@ -3631,7 +3141,7 @@
           </w:tcPr>
           <w:p>
             <w:pPr>
-              <w:jc w:val="center"/>
+              <w:jc w:val="both"/>
               <w:rPr>
                 <w:rFonts w:ascii="Times New Roman" w:hAnsi="Times New Roman" w:cs="Times New Roman"/>
               </w:rPr>
@@ -3655,7 +3165,7 @@
           </w:tcPr>
           <w:p>
             <w:pPr>
-              <w:jc w:val="center"/>
+              <w:jc w:val="both"/>
               <w:rPr>
                 <w:rFonts w:ascii="Times New Roman" w:hAnsi="Times New Roman" w:cs="Times New Roman"/>
               </w:rPr>
@@ -3679,7 +3189,7 @@
           </w:tcPr>
           <w:p>
             <w:pPr>
-              <w:jc w:val="center"/>
+              <w:jc w:val="both"/>
               <w:rPr>
                 <w:rFonts w:ascii="Times New Roman" w:hAnsi="Times New Roman" w:cs="Times New Roman"/>
               </w:rPr>
@@ -3708,7 +3218,7 @@
           </w:tcPr>
           <w:p>
             <w:pPr>
-              <w:jc w:val="center"/>
+              <w:jc w:val="both"/>
               <w:rPr>
                 <w:rFonts w:ascii="Times New Roman" w:hAnsi="Times New Roman" w:cs="Times New Roman"/>
               </w:rPr>
@@ -3730,7 +3240,7 @@
           </w:tcPr>
           <w:p>
             <w:pPr>
-              <w:jc w:val="center"/>
+              <w:jc w:val="both"/>
               <w:rPr>
                 <w:rFonts w:ascii="Times New Roman" w:hAnsi="Times New Roman" w:cs="Times New Roman"/>
               </w:rPr>
@@ -3752,7 +3262,7 @@
           </w:tcPr>
           <w:p>
             <w:pPr>
-              <w:jc w:val="center"/>
+              <w:jc w:val="both"/>
               <w:rPr>
                 <w:rFonts w:ascii="Times New Roman" w:hAnsi="Times New Roman" w:cs="Times New Roman"/>
               </w:rPr>
@@ -3780,7 +3290,7 @@
           </w:tcPr>
           <w:p>
             <w:pPr>
-              <w:jc w:val="center"/>
+              <w:jc w:val="both"/>
               <w:rPr>
                 <w:rFonts w:ascii="Times New Roman" w:hAnsi="Times New Roman" w:cs="Times New Roman"/>
               </w:rPr>
@@ -3802,7 +3312,7 @@
           </w:tcPr>
           <w:p>
             <w:pPr>
-              <w:jc w:val="center"/>
+              <w:jc w:val="both"/>
               <w:rPr>
                 <w:rFonts w:ascii="Times New Roman" w:hAnsi="Times New Roman" w:cs="Times New Roman"/>
               </w:rPr>
@@ -3824,7 +3334,7 @@
           </w:tcPr>
           <w:p>
             <w:pPr>
-              <w:jc w:val="center"/>
+              <w:jc w:val="both"/>
               <w:rPr>
                 <w:rFonts w:ascii="Times New Roman" w:hAnsi="Times New Roman" w:cs="Times New Roman"/>
               </w:rPr>
@@ -3851,7 +3361,7 @@
           </w:tcPr>
           <w:p>
             <w:pPr>
-              <w:jc w:val="center"/>
+              <w:jc w:val="both"/>
               <w:rPr>
                 <w:rFonts w:ascii="Times New Roman" w:hAnsi="Times New Roman" w:cs="Times New Roman"/>
               </w:rPr>
@@ -3873,7 +3383,7 @@
           </w:tcPr>
           <w:p>
             <w:pPr>
-              <w:jc w:val="center"/>
+              <w:jc w:val="both"/>
               <w:rPr>
                 <w:rFonts w:ascii="Times New Roman" w:hAnsi="Times New Roman" w:cs="Times New Roman"/>
               </w:rPr>
@@ -3895,7 +3405,7 @@
           </w:tcPr>
           <w:p>
             <w:pPr>
-              <w:jc w:val="center"/>
+              <w:jc w:val="both"/>
               <w:rPr>
                 <w:rFonts w:ascii="Times New Roman" w:hAnsi="Times New Roman" w:cs="Times New Roman"/>
               </w:rPr>
@@ -3923,7 +3433,7 @@
           </w:tcPr>
           <w:p>
             <w:pPr>
-              <w:jc w:val="center"/>
+              <w:jc w:val="both"/>
               <w:rPr>
                 <w:rFonts w:ascii="Times New Roman" w:hAnsi="Times New Roman" w:cs="Times New Roman"/>
               </w:rPr>
@@ -3945,7 +3455,7 @@
           </w:tcPr>
           <w:p>
             <w:pPr>
-              <w:jc w:val="center"/>
+              <w:jc w:val="both"/>
               <w:rPr>
                 <w:rFonts w:ascii="Times New Roman" w:hAnsi="Times New Roman" w:cs="Times New Roman"/>
               </w:rPr>
@@ -3967,7 +3477,7 @@
           </w:tcPr>
           <w:p>
             <w:pPr>
-              <w:jc w:val="center"/>
+              <w:jc w:val="both"/>
               <w:rPr>
                 <w:rFonts w:ascii="Times New Roman" w:hAnsi="Times New Roman" w:cs="Times New Roman"/>
               </w:rPr>
@@ -3994,7 +3504,7 @@
           </w:tcPr>
           <w:p>
             <w:pPr>
-              <w:jc w:val="center"/>
+              <w:jc w:val="both"/>
               <w:rPr>
                 <w:rFonts w:ascii="Times New Roman" w:hAnsi="Times New Roman" w:cs="Times New Roman"/>
               </w:rPr>
@@ -4016,7 +3526,7 @@
           </w:tcPr>
           <w:p>
             <w:pPr>
-              <w:jc w:val="center"/>
+              <w:jc w:val="both"/>
               <w:rPr>
                 <w:rFonts w:ascii="Times New Roman" w:hAnsi="Times New Roman" w:cs="Times New Roman"/>
               </w:rPr>
@@ -4038,7 +3548,7 @@
           </w:tcPr>
           <w:p>
             <w:pPr>
-              <w:jc w:val="center"/>
+              <w:jc w:val="both"/>
               <w:rPr>
                 <w:rFonts w:ascii="Times New Roman" w:hAnsi="Times New Roman" w:cs="Times New Roman"/>
               </w:rPr>
@@ -4074,7 +3584,7 @@
           </w:tcPr>
           <w:p>
             <w:pPr>
-              <w:jc w:val="center"/>
+              <w:jc w:val="both"/>
               <w:rPr>
                 <w:rFonts w:ascii="Times New Roman" w:hAnsi="Times New Roman" w:cs="Times New Roman"/>
               </w:rPr>
@@ -4096,7 +3606,7 @@
           </w:tcPr>
           <w:p>
             <w:pPr>
-              <w:jc w:val="center"/>
+              <w:jc w:val="both"/>
               <w:rPr>
                 <w:rFonts w:ascii="Times New Roman" w:hAnsi="Times New Roman" w:cs="Times New Roman"/>
               </w:rPr>
@@ -4118,7 +3628,7 @@
           </w:tcPr>
           <w:p>
             <w:pPr>
-              <w:jc w:val="center"/>
+              <w:jc w:val="both"/>
               <w:rPr>
                 <w:rFonts w:ascii="Times New Roman" w:hAnsi="Times New Roman" w:cs="Times New Roman"/>
               </w:rPr>
@@ -4146,6 +3656,25 @@
     <w:p>
       <w:pPr>
         <w:spacing w:after="140"/>
+        <w:jc w:val="both"/>
+        <w:rPr>
+          <w:rFonts w:ascii="Times New Roman" w:hAnsi="Times New Roman" w:cs="Times New Roman"/>
+        </w:rPr>
+      </w:pPr>
+    </w:p>
+    <w:p>
+      <w:pPr>
+        <w:spacing w:after="140"/>
+        <w:jc w:val="both"/>
+        <w:rPr>
+          <w:rFonts w:ascii="Times New Roman" w:hAnsi="Times New Roman" w:cs="Times New Roman"/>
+        </w:rPr>
+      </w:pPr>
+    </w:p>
+    <w:p>
+      <w:pPr>
+        <w:spacing w:after="140"/>
+        <w:jc w:val="both"/>
         <w:rPr>
           <w:rFonts w:ascii="Times New Roman" w:hAnsi="Times New Roman" w:cs="Times New Roman"/>
         </w:rPr>
@@ -4154,6 +3683,7 @@
     <w:p>
       <w:pPr>
         <w:spacing w:after="140" w:line="276" w:lineRule="auto"/>
+        <w:jc w:val="both"/>
         <w:rPr>
           <w:rFonts w:ascii="Times New Roman" w:hAnsi="Times New Roman" w:cs="Times New Roman"/>
         </w:rPr>
@@ -4181,14 +3711,16 @@
           <w:numId w:val="5"/>
         </w:numPr>
         <w:spacing w:after="140" w:line="276" w:lineRule="auto"/>
-        <w:rPr>
-          <w:rFonts w:ascii="Times New Roman" w:hAnsi="Times New Roman" w:cs="Times New Roman"/>
-        </w:rPr>
-      </w:pPr>
-      <w:r>
-        <w:rPr>
-          <w:rFonts w:ascii="Times New Roman" w:hAnsi="Times New Roman" w:cs="Times New Roman"/>
-        </w:rPr>
+        <w:jc w:val="both"/>
+        <w:rPr>
+          <w:rFonts w:ascii="Times New Roman" w:hAnsi="Times New Roman" w:cs="Times New Roman"/>
+        </w:rPr>
+      </w:pPr>
+      <w:r>
+        <w:rPr>
+          <w:rFonts w:ascii="Times New Roman" w:hAnsi="Times New Roman" w:cs="Times New Roman"/>
+        </w:rPr>
+        <w:lastRenderedPageBreak/>
         <w:t xml:space="preserve"> L'autocorrélation à un jour d'intervalle est faible pour l'ensemble des variables candidates : 0,03 pour la durée de sommeil, 0,21 pour la fatigue, 0,26 pour la fréquence cardiaque. La valeur de la veille ne constitue donc pas un prédicteur fiable, y compris sur des trous courts. Et l'interpolation cubique produit des valeurs hors </w:t>
       </w:r>
       <w:r>
@@ -4206,28 +3738,23 @@
     </w:p>
     <w:p>
       <w:pPr>
+        <w:pStyle w:val="Titre2"/>
+        <w:jc w:val="both"/>
+      </w:pPr>
+      <w:r>
+        <w:t>Décision retenue</w:t>
+      </w:r>
+    </w:p>
+    <w:p>
+      <w:pPr>
+        <w:pStyle w:val="Titre2"/>
+        <w:jc w:val="both"/>
+      </w:pPr>
+    </w:p>
+    <w:p>
+      <w:pPr>
         <w:spacing w:after="140" w:line="276" w:lineRule="auto"/>
-        <w:rPr>
-          <w:rFonts w:ascii="Times New Roman" w:hAnsi="Times New Roman" w:cs="Times New Roman"/>
-        </w:rPr>
-      </w:pPr>
-    </w:p>
-    <w:p>
-      <w:pPr>
-        <w:pStyle w:val="Titre2"/>
-      </w:pPr>
-      <w:r>
-        <w:t>Décision retenue</w:t>
-      </w:r>
-    </w:p>
-    <w:p>
-      <w:pPr>
-        <w:pStyle w:val="Titre2"/>
-      </w:pPr>
-    </w:p>
-    <w:p>
-      <w:pPr>
-        <w:spacing w:after="140" w:line="276" w:lineRule="auto"/>
+        <w:jc w:val="both"/>
         <w:rPr>
           <w:rFonts w:ascii="Times New Roman" w:hAnsi="Times New Roman" w:cs="Times New Roman"/>
         </w:rPr>
@@ -4256,6 +3783,7 @@
     <w:p>
       <w:pPr>
         <w:spacing w:after="140" w:line="276" w:lineRule="auto"/>
+        <w:jc w:val="both"/>
         <w:rPr>
           <w:rFonts w:ascii="Times New Roman" w:hAnsi="Times New Roman" w:cs="Times New Roman"/>
         </w:rPr>
@@ -4270,35 +3798,7 @@
         <w:rPr>
           <w:rFonts w:ascii="Times New Roman" w:hAnsi="Times New Roman" w:cs="Times New Roman"/>
         </w:rPr>
-        <w:t xml:space="preserve">au sein du pipeline de modélisation, en apprentissage </w:t>
-      </w:r>
-      <w:proofErr w:type="spellStart"/>
-      <w:r>
-        <w:rPr>
-          <w:rFonts w:ascii="Times New Roman" w:hAnsi="Times New Roman" w:cs="Times New Roman"/>
-        </w:rPr>
-        <w:t>fold</w:t>
-      </w:r>
-      <w:proofErr w:type="spellEnd"/>
-      <w:r>
-        <w:rPr>
-          <w:rFonts w:ascii="Times New Roman" w:hAnsi="Times New Roman" w:cs="Times New Roman"/>
-        </w:rPr>
-        <w:t xml:space="preserve"> par </w:t>
-      </w:r>
-      <w:proofErr w:type="spellStart"/>
-      <w:r>
-        <w:rPr>
-          <w:rFonts w:ascii="Times New Roman" w:hAnsi="Times New Roman" w:cs="Times New Roman"/>
-        </w:rPr>
-        <w:t>fold</w:t>
-      </w:r>
-      <w:proofErr w:type="spellEnd"/>
-      <w:r>
-        <w:rPr>
-          <w:rFonts w:ascii="Times New Roman" w:hAnsi="Times New Roman" w:cs="Times New Roman"/>
-        </w:rPr>
-        <w:t>, ce qui évite toute</w:t>
+        <w:t>au sein du pipeline de modélisation, en apprentissage fold par fold, ce qui évite toute</w:t>
       </w:r>
       <w:r>
         <w:rPr>
@@ -4306,19 +3806,12 @@
         </w:rPr>
         <w:t xml:space="preserve"> fuite d'information vers les données de test.</w:t>
       </w:r>
-    </w:p>
-    <w:p>
-      <w:pPr>
-        <w:spacing w:after="140" w:line="276" w:lineRule="auto"/>
-        <w:rPr>
-          <w:rFonts w:ascii="Times New Roman" w:hAnsi="Times New Roman" w:cs="Times New Roman"/>
-        </w:rPr>
-      </w:pPr>
     </w:p>
     <w:p>
       <w:pPr>
         <w:pStyle w:val="Titre1"/>
         <w:spacing w:before="320" w:after="180"/>
+        <w:jc w:val="both"/>
         <w:rPr>
           <w:rFonts w:ascii="Times New Roman" w:hAnsi="Times New Roman" w:cs="Times New Roman"/>
           <w:color w:val="auto"/>
@@ -4329,69 +3822,116 @@
           <w:rFonts w:ascii="Times New Roman" w:hAnsi="Times New Roman" w:cs="Times New Roman"/>
           <w:color w:val="auto"/>
         </w:rPr>
-        <w:t>Construction de l'indice</w:t>
-      </w:r>
-      <w:r>
-        <w:rPr>
-          <w:rFonts w:ascii="Times New Roman" w:hAnsi="Times New Roman" w:cs="Times New Roman"/>
-          <w:color w:val="auto"/>
-        </w:rPr>
-        <w:t xml:space="preserve"> de </w:t>
-      </w:r>
-      <w:proofErr w:type="spellStart"/>
-      <w:r>
-        <w:rPr>
-          <w:rFonts w:ascii="Times New Roman" w:hAnsi="Times New Roman" w:cs="Times New Roman"/>
-          <w:color w:val="auto"/>
-        </w:rPr>
-        <w:t>readiness</w:t>
-      </w:r>
-      <w:proofErr w:type="spellEnd"/>
+        <w:t>5) Feature Engineering</w:t>
+      </w:r>
+    </w:p>
+    <w:p>
+      <w:pPr>
+        <w:pStyle w:val="Titre2"/>
+        <w:spacing w:before="260" w:after="140"/>
+        <w:jc w:val="both"/>
+      </w:pPr>
+      <w:r>
+        <w:t>Construction des variables</w:t>
+      </w:r>
     </w:p>
     <w:p>
       <w:pPr>
         <w:spacing w:after="140" w:line="276" w:lineRule="auto"/>
-        <w:rPr>
-          <w:rFonts w:ascii="Times New Roman" w:hAnsi="Times New Roman" w:cs="Times New Roman"/>
-        </w:rPr>
-      </w:pPr>
-      <w:r>
-        <w:rPr>
-          <w:rFonts w:ascii="Times New Roman" w:hAnsi="Times New Roman" w:cs="Times New Roman"/>
-        </w:rPr>
-        <w:t xml:space="preserve">Le questionnaire contient une question directe de </w:t>
-      </w:r>
-      <w:proofErr w:type="spellStart"/>
-      <w:r>
-        <w:rPr>
-          <w:rFonts w:ascii="Times New Roman" w:hAnsi="Times New Roman" w:cs="Times New Roman"/>
-        </w:rPr>
-        <w:t>readiness</w:t>
-      </w:r>
-      <w:proofErr w:type="spellEnd"/>
-      <w:r>
-        <w:rPr>
-          <w:rFonts w:ascii="Times New Roman" w:hAnsi="Times New Roman" w:cs="Times New Roman"/>
-        </w:rPr>
-        <w:t xml:space="preserve"> sur une échelle de 0 à 10. Son examen montre qu'elle n'est pas exploitable telle quelle : après correction des zéros, l'écart-type est de 1,41 pour p01 mais de 0,30 et 0,48 pour p03 et p05. La variable ne varie que chez un participant sur trois</w:t>
-      </w:r>
-      <w:r>
-        <w:rPr>
-          <w:rFonts w:ascii="Times New Roman" w:hAnsi="Times New Roman" w:cs="Times New Roman"/>
-        </w:rPr>
-        <w:t xml:space="preserve"> (Figure 4)</w:t>
-      </w:r>
-      <w:r>
-        <w:rPr>
-          <w:rFonts w:ascii="Times New Roman" w:hAnsi="Times New Roman" w:cs="Times New Roman"/>
-        </w:rPr>
-        <w:t>.</w:t>
+        <w:jc w:val="both"/>
+      </w:pPr>
+      <w:r>
+        <w:t>Les valeurs brutes quotidiennes rendent mal compte de deux phénomènes établis en sciences du sport : l'accumulation de charge sur plusieurs jours, et l'écart d'un individu à sa propre norme</w:t>
+      </w:r>
+      <w:r>
+        <w:rPr>
+          <w:b/>
+          <w:bCs/>
+        </w:rPr>
+        <w:t>. Nous devons construire de nouvelles variables.</w:t>
+      </w:r>
+    </w:p>
+    <w:p>
+      <w:pPr>
+        <w:spacing w:after="140" w:line="276" w:lineRule="auto"/>
+        <w:jc w:val="both"/>
+      </w:pPr>
+      <w:r>
+        <w:rPr>
+          <w:b/>
+          <w:bCs/>
+        </w:rPr>
+        <w:t xml:space="preserve">Charge d'entraînement. </w:t>
+      </w:r>
+      <w:r>
+        <w:t>Le sRPE étant inexploitable (1 à 20 % de complétude), la charge est approchée par le volume d'activité du capteur. Trois indicateurs sont construits.</w:t>
+      </w:r>
+    </w:p>
+    <w:p>
+      <w:pPr>
+        <w:spacing w:after="140" w:line="276" w:lineRule="auto"/>
+        <w:jc w:val="both"/>
+      </w:pPr>
+      <w:r>
+        <w:t>La charge aiguë cumule l'activité des sept derniers jours. La charge chronique cumule celle des vingt-huit derniers jours, ramenée à une base hebdomadaire. L'ACWR est le rapport des deux : il mesure un écart à l'habitude plutôt qu'un volume absolu. Une valeur de 1,5 indique que le participant a réalisé 50 % de plus que sa moyenne récente.</w:t>
+      </w:r>
+    </w:p>
+    <w:p>
+      <w:pPr>
+        <w:spacing w:after="140" w:line="276" w:lineRule="auto"/>
+        <w:jc w:val="both"/>
+      </w:pPr>
+      <w:r>
+        <w:t>L'ACWR fait toutefois l'objet de critiques méthodologiques : Impellizzeri et al. (2020) concluent qu'aucune preuve ne soutient son usage et identifient un couplage mathématique entre le numérateur et le dénominateur. Il est conservé à titre conventionnel, les charges brutes demeurant les principaux prédicteurs.</w:t>
+      </w:r>
+    </w:p>
+    <w:p>
+      <w:pPr>
+        <w:spacing w:after="140" w:line="276" w:lineRule="auto"/>
+        <w:jc w:val="both"/>
+      </w:pPr>
+      <w:r>
+        <w:rPr>
+          <w:b/>
+          <w:bCs/>
+        </w:rPr>
+        <w:t xml:space="preserve">Dette de sommeil. </w:t>
+      </w:r>
+      <w:r>
+        <w:t>Une revue de 2021 identifie sept heures ou moins comme le seuil associé à un risque accru, l'association apparaissant lorsque le déficit est maintenu sur au moins quatorze jours (risque 1,7 fois supérieur). La variable cumule donc, sur une fenêtre glissante de quatorze jours, l'écart au seuil de 420 minutes pour les nuits déficitaires.</w:t>
+      </w:r>
+    </w:p>
+    <w:p>
+      <w:pPr>
+        <w:spacing w:after="140" w:line="276" w:lineRule="auto"/>
+        <w:jc w:val="both"/>
+      </w:pPr>
+      <w:r>
+        <w:t>Toutes ces variables sont décalées d'un jour : au moment où un score serait produit, les données du jour même ne sont pas disponibles.</w:t>
+      </w:r>
+    </w:p>
+    <w:p>
+      <w:pPr>
+        <w:pStyle w:val="Titre2"/>
+        <w:jc w:val="both"/>
+      </w:pPr>
+      <w:r>
+        <w:t>Construction de l'indice de readiness</w:t>
       </w:r>
     </w:p>
     <w:p>
       <w:pPr>
         <w:spacing w:before="160" w:after="60"/>
-        <w:jc w:val="center"/>
+        <w:jc w:val="both"/>
+      </w:pPr>
+      <w:r>
+        <w:t>Le questionnaire contient une question directe de readiness sur une échelle de 0 à 10. Son examen montre qu'elle n'est pas exploitable telle quelle : après correction des zéros, l'écart-type est de 1,41 pour p01 mais de 0,30 et 0,48 pour p03 et p05. La variable ne varie que chez un participant sur trois (figure 4).</w:t>
+      </w:r>
+    </w:p>
+    <w:p>
+      <w:pPr>
+        <w:spacing w:before="160" w:after="60"/>
+        <w:jc w:val="both"/>
         <w:rPr>
           <w:rFonts w:ascii="Times New Roman" w:hAnsi="Times New Roman" w:cs="Times New Roman"/>
         </w:rPr>
@@ -4401,6 +3941,7 @@
           <w:rFonts w:ascii="Times New Roman" w:hAnsi="Times New Roman" w:cs="Times New Roman"/>
           <w:noProof/>
         </w:rPr>
+        <w:lastRenderedPageBreak/>
         <w:drawing>
           <wp:inline distT="0" distB="0" distL="0" distR="0" wp14:anchorId="1B69734B" wp14:editId="3778C955">
             <wp:extent cx="5143500" cy="1676400"/>
@@ -4444,7 +3985,7 @@
     <w:p>
       <w:pPr>
         <w:spacing w:after="220"/>
-        <w:jc w:val="center"/>
+        <w:jc w:val="both"/>
         <w:rPr>
           <w:rFonts w:ascii="Times New Roman" w:hAnsi="Times New Roman" w:cs="Times New Roman"/>
         </w:rPr>
@@ -4458,126 +3999,25 @@
           <w:sz w:val="18"/>
           <w:szCs w:val="18"/>
         </w:rPr>
-        <w:t xml:space="preserve">Figure 4Distribution du </w:t>
-      </w:r>
-      <w:proofErr w:type="spellStart"/>
-      <w:r>
-        <w:rPr>
-          <w:rFonts w:ascii="Times New Roman" w:hAnsi="Times New Roman" w:cs="Times New Roman"/>
-          <w:i/>
-          <w:iCs/>
-          <w:color w:val="595959"/>
-          <w:sz w:val="18"/>
-          <w:szCs w:val="18"/>
-        </w:rPr>
-        <w:t>readiness</w:t>
-      </w:r>
-      <w:proofErr w:type="spellEnd"/>
-      <w:r>
-        <w:rPr>
-          <w:rFonts w:ascii="Times New Roman" w:hAnsi="Times New Roman" w:cs="Times New Roman"/>
-          <w:i/>
-          <w:iCs/>
-          <w:color w:val="595959"/>
-          <w:sz w:val="18"/>
-          <w:szCs w:val="18"/>
-        </w:rPr>
-        <w:t xml:space="preserve"> déclaré. </w:t>
-      </w:r>
-      <w:proofErr w:type="gramStart"/>
-      <w:r>
-        <w:rPr>
-          <w:rFonts w:ascii="Times New Roman" w:hAnsi="Times New Roman" w:cs="Times New Roman"/>
-          <w:i/>
-          <w:iCs/>
-          <w:color w:val="595959"/>
-          <w:sz w:val="18"/>
-          <w:szCs w:val="18"/>
-        </w:rPr>
-        <w:t>p</w:t>
-      </w:r>
-      <w:proofErr w:type="gramEnd"/>
-      <w:r>
-        <w:rPr>
-          <w:rFonts w:ascii="Times New Roman" w:hAnsi="Times New Roman" w:cs="Times New Roman"/>
-          <w:i/>
-          <w:iCs/>
-          <w:color w:val="595959"/>
-          <w:sz w:val="18"/>
-          <w:szCs w:val="18"/>
-        </w:rPr>
-        <w:t>03 répond 5 dans 74 cas sur 78 ; p05 alterne entre 0 et 5 sans valeur intermédiaire. Seul p01 utilise l'échelle.</w:t>
+        <w:t>Figure 4Distribution du readiness déclaré. p03 répond 5 dans 74 cas sur 78 ; p05 alterne entre 0 et 5 sans valeur intermédiaire. Seul p01 utilise l'échelle.</w:t>
       </w:r>
     </w:p>
     <w:p>
       <w:pPr>
         <w:spacing w:after="140" w:line="276" w:lineRule="auto"/>
-        <w:rPr>
-          <w:rFonts w:ascii="Times New Roman" w:hAnsi="Times New Roman" w:cs="Times New Roman"/>
-        </w:rPr>
-      </w:pPr>
-      <w:r>
-        <w:rPr>
-          <w:rFonts w:ascii="Times New Roman" w:hAnsi="Times New Roman" w:cs="Times New Roman"/>
-          <w:b/>
-          <w:bCs/>
-        </w:rPr>
-        <w:t>Un indice composite a donc été construit</w:t>
-      </w:r>
-      <w:r>
-        <w:rPr>
-          <w:rFonts w:ascii="Times New Roman" w:hAnsi="Times New Roman" w:cs="Times New Roman"/>
-        </w:rPr>
-        <w:t xml:space="preserve"> à partir des dimensions du questionnaire, selon l'approche de </w:t>
-      </w:r>
-      <w:proofErr w:type="spellStart"/>
-      <w:r>
-        <w:rPr>
-          <w:rFonts w:ascii="Times New Roman" w:hAnsi="Times New Roman" w:cs="Times New Roman"/>
-        </w:rPr>
-        <w:t>Hooper</w:t>
-      </w:r>
-      <w:proofErr w:type="spellEnd"/>
-      <w:r>
-        <w:rPr>
-          <w:rFonts w:ascii="Times New Roman" w:hAnsi="Times New Roman" w:cs="Times New Roman"/>
-        </w:rPr>
-        <w:t xml:space="preserve"> et Mackinnon. La sélection s'appuie sur l'association de chaque dimension avec le </w:t>
-      </w:r>
-      <w:proofErr w:type="spellStart"/>
-      <w:r>
-        <w:rPr>
-          <w:rFonts w:ascii="Times New Roman" w:hAnsi="Times New Roman" w:cs="Times New Roman"/>
-        </w:rPr>
-        <w:t>readiness</w:t>
-      </w:r>
-      <w:proofErr w:type="spellEnd"/>
-      <w:r>
-        <w:rPr>
-          <w:rFonts w:ascii="Times New Roman" w:hAnsi="Times New Roman" w:cs="Times New Roman"/>
-        </w:rPr>
-        <w:t xml:space="preserve"> déclaré chez p01, seul participant dont cette variable présente une variabilité suffisante.</w:t>
+        <w:jc w:val="both"/>
+        <w:rPr>
+          <w:rFonts w:ascii="Times New Roman" w:hAnsi="Times New Roman" w:cs="Times New Roman"/>
+        </w:rPr>
+      </w:pPr>
+      <w:r>
+        <w:t>Un indice composite a donc été construit à partir des dimensions du questionnaire, selon l'approche de Hooper et Mackinnon. La sélection s'appuie sur l'association de chaque dimension avec le readiness déclaré chez p01.</w:t>
       </w:r>
     </w:p>
     <w:p>
       <w:pPr>
         <w:spacing w:after="140" w:line="276" w:lineRule="auto"/>
-        <w:rPr>
-          <w:rFonts w:ascii="Times New Roman" w:hAnsi="Times New Roman" w:cs="Times New Roman"/>
-        </w:rPr>
-      </w:pPr>
-    </w:p>
-    <w:p>
-      <w:pPr>
-        <w:spacing w:after="140" w:line="276" w:lineRule="auto"/>
-        <w:rPr>
-          <w:rFonts w:ascii="Times New Roman" w:hAnsi="Times New Roman" w:cs="Times New Roman"/>
-        </w:rPr>
-      </w:pPr>
-    </w:p>
-    <w:p>
-      <w:pPr>
-        <w:spacing w:after="140" w:line="276" w:lineRule="auto"/>
+        <w:jc w:val="both"/>
         <w:rPr>
           <w:rFonts w:ascii="Times New Roman" w:hAnsi="Times New Roman" w:cs="Times New Roman"/>
         </w:rPr>
@@ -4587,6 +4027,7 @@
       <w:pPr>
         <w:pStyle w:val="Lgende"/>
         <w:keepNext/>
+        <w:jc w:val="both"/>
       </w:pPr>
       <w:r>
         <w:t xml:space="preserve">Tableau </w:t>
@@ -4610,18 +4051,7 @@
         <w:fldChar w:fldCharType="end"/>
       </w:r>
       <w:r>
-        <w:t xml:space="preserve">. Association de chaque dimension du questionnaire avec le </w:t>
-      </w:r>
-      <w:proofErr w:type="spellStart"/>
-      <w:r>
-        <w:t>readiness</w:t>
-      </w:r>
-      <w:proofErr w:type="spellEnd"/>
-      <w:r>
-        <w:t xml:space="preserve"> déclaré chez p01, seul participant pour lequel</w:t>
-      </w:r>
-      <w:r>
-        <w:t xml:space="preserve"> cette variable présente une variabilité suffisante. Corrélation de Spearman.</w:t>
+        <w:t>. Association de chaque dimension du questionnaire avec le readiness déclaré chez p01, seul participant pour lequel cette variable présente une variabilité suffisante. Corrélation de Spearman.</w:t>
       </w:r>
     </w:p>
     <w:tbl>
@@ -4646,6 +4076,7 @@
           </w:tcPr>
           <w:p>
             <w:pPr>
+              <w:jc w:val="both"/>
               <w:rPr>
                 <w:rFonts w:ascii="Times New Roman" w:hAnsi="Times New Roman" w:cs="Times New Roman"/>
               </w:rPr>
@@ -4668,6 +4099,7 @@
           </w:tcPr>
           <w:p>
             <w:pPr>
+              <w:jc w:val="both"/>
               <w:rPr>
                 <w:rFonts w:ascii="Times New Roman" w:hAnsi="Times New Roman" w:cs="Times New Roman"/>
               </w:rPr>
@@ -4690,6 +4122,7 @@
           </w:tcPr>
           <w:p>
             <w:pPr>
+              <w:jc w:val="both"/>
               <w:rPr>
                 <w:rFonts w:ascii="Times New Roman" w:hAnsi="Times New Roman" w:cs="Times New Roman"/>
               </w:rPr>
@@ -4717,6 +4150,7 @@
           </w:tcPr>
           <w:p>
             <w:pPr>
+              <w:jc w:val="both"/>
               <w:rPr>
                 <w:rFonts w:ascii="Times New Roman" w:hAnsi="Times New Roman" w:cs="Times New Roman"/>
               </w:rPr>
@@ -4737,6 +4171,7 @@
           </w:tcPr>
           <w:p>
             <w:pPr>
+              <w:jc w:val="both"/>
               <w:rPr>
                 <w:rFonts w:ascii="Times New Roman" w:hAnsi="Times New Roman" w:cs="Times New Roman"/>
               </w:rPr>
@@ -4757,11 +4192,11 @@
           </w:tcPr>
           <w:p>
             <w:pPr>
-              <w:rPr>
-                <w:rFonts w:ascii="Times New Roman" w:hAnsi="Times New Roman" w:cs="Times New Roman"/>
-              </w:rPr>
-            </w:pPr>
-            <w:proofErr w:type="gramStart"/>
+              <w:jc w:val="both"/>
+              <w:rPr>
+                <w:rFonts w:ascii="Times New Roman" w:hAnsi="Times New Roman" w:cs="Times New Roman"/>
+              </w:rPr>
+            </w:pPr>
             <w:r>
               <w:rPr>
                 <w:rFonts w:ascii="Times New Roman" w:hAnsi="Times New Roman" w:cs="Times New Roman"/>
@@ -4770,7 +4205,6 @@
               </w:rPr>
               <w:t>oui</w:t>
             </w:r>
-            <w:proofErr w:type="gramEnd"/>
           </w:p>
         </w:tc>
       </w:tr>
@@ -4784,6 +4218,7 @@
           </w:tcPr>
           <w:p>
             <w:pPr>
+              <w:jc w:val="both"/>
               <w:rPr>
                 <w:rFonts w:ascii="Times New Roman" w:hAnsi="Times New Roman" w:cs="Times New Roman"/>
               </w:rPr>
@@ -4804,6 +4239,7 @@
           </w:tcPr>
           <w:p>
             <w:pPr>
+              <w:jc w:val="both"/>
               <w:rPr>
                 <w:rFonts w:ascii="Times New Roman" w:hAnsi="Times New Roman" w:cs="Times New Roman"/>
               </w:rPr>
@@ -4824,11 +4260,11 @@
           </w:tcPr>
           <w:p>
             <w:pPr>
-              <w:rPr>
-                <w:rFonts w:ascii="Times New Roman" w:hAnsi="Times New Roman" w:cs="Times New Roman"/>
-              </w:rPr>
-            </w:pPr>
-            <w:proofErr w:type="gramStart"/>
+              <w:jc w:val="both"/>
+              <w:rPr>
+                <w:rFonts w:ascii="Times New Roman" w:hAnsi="Times New Roman" w:cs="Times New Roman"/>
+              </w:rPr>
+            </w:pPr>
             <w:r>
               <w:rPr>
                 <w:rFonts w:ascii="Times New Roman" w:hAnsi="Times New Roman" w:cs="Times New Roman"/>
@@ -4837,7 +4273,6 @@
               </w:rPr>
               <w:t>oui</w:t>
             </w:r>
-            <w:proofErr w:type="gramEnd"/>
           </w:p>
         </w:tc>
       </w:tr>
@@ -4851,6 +4286,7 @@
           </w:tcPr>
           <w:p>
             <w:pPr>
+              <w:jc w:val="both"/>
               <w:rPr>
                 <w:rFonts w:ascii="Times New Roman" w:hAnsi="Times New Roman" w:cs="Times New Roman"/>
               </w:rPr>
@@ -4871,6 +4307,7 @@
           </w:tcPr>
           <w:p>
             <w:pPr>
+              <w:jc w:val="both"/>
               <w:rPr>
                 <w:rFonts w:ascii="Times New Roman" w:hAnsi="Times New Roman" w:cs="Times New Roman"/>
               </w:rPr>
@@ -4891,11 +4328,11 @@
           </w:tcPr>
           <w:p>
             <w:pPr>
-              <w:rPr>
-                <w:rFonts w:ascii="Times New Roman" w:hAnsi="Times New Roman" w:cs="Times New Roman"/>
-              </w:rPr>
-            </w:pPr>
-            <w:proofErr w:type="gramStart"/>
+              <w:jc w:val="both"/>
+              <w:rPr>
+                <w:rFonts w:ascii="Times New Roman" w:hAnsi="Times New Roman" w:cs="Times New Roman"/>
+              </w:rPr>
+            </w:pPr>
             <w:r>
               <w:rPr>
                 <w:rFonts w:ascii="Times New Roman" w:hAnsi="Times New Roman" w:cs="Times New Roman"/>
@@ -4904,7 +4341,6 @@
               </w:rPr>
               <w:t>oui</w:t>
             </w:r>
-            <w:proofErr w:type="gramEnd"/>
           </w:p>
         </w:tc>
       </w:tr>
@@ -4918,6 +4354,7 @@
           </w:tcPr>
           <w:p>
             <w:pPr>
+              <w:jc w:val="both"/>
               <w:rPr>
                 <w:rFonts w:ascii="Times New Roman" w:hAnsi="Times New Roman" w:cs="Times New Roman"/>
               </w:rPr>
@@ -4938,6 +4375,7 @@
           </w:tcPr>
           <w:p>
             <w:pPr>
+              <w:jc w:val="both"/>
               <w:rPr>
                 <w:rFonts w:ascii="Times New Roman" w:hAnsi="Times New Roman" w:cs="Times New Roman"/>
               </w:rPr>
@@ -4958,11 +4396,11 @@
           </w:tcPr>
           <w:p>
             <w:pPr>
-              <w:rPr>
-                <w:rFonts w:ascii="Times New Roman" w:hAnsi="Times New Roman" w:cs="Times New Roman"/>
-              </w:rPr>
-            </w:pPr>
-            <w:proofErr w:type="gramStart"/>
+              <w:jc w:val="both"/>
+              <w:rPr>
+                <w:rFonts w:ascii="Times New Roman" w:hAnsi="Times New Roman" w:cs="Times New Roman"/>
+              </w:rPr>
+            </w:pPr>
             <w:r>
               <w:rPr>
                 <w:rFonts w:ascii="Times New Roman" w:hAnsi="Times New Roman" w:cs="Times New Roman"/>
@@ -4971,7 +4409,6 @@
               </w:rPr>
               <w:t>non</w:t>
             </w:r>
-            <w:proofErr w:type="gramEnd"/>
           </w:p>
         </w:tc>
       </w:tr>
@@ -4985,6 +4422,7 @@
           </w:tcPr>
           <w:p>
             <w:pPr>
+              <w:jc w:val="both"/>
               <w:rPr>
                 <w:rFonts w:ascii="Times New Roman" w:hAnsi="Times New Roman" w:cs="Times New Roman"/>
               </w:rPr>
@@ -5005,6 +4443,7 @@
           </w:tcPr>
           <w:p>
             <w:pPr>
+              <w:jc w:val="both"/>
               <w:rPr>
                 <w:rFonts w:ascii="Times New Roman" w:hAnsi="Times New Roman" w:cs="Times New Roman"/>
               </w:rPr>
@@ -5025,11 +4464,11 @@
           </w:tcPr>
           <w:p>
             <w:pPr>
-              <w:rPr>
-                <w:rFonts w:ascii="Times New Roman" w:hAnsi="Times New Roman" w:cs="Times New Roman"/>
-              </w:rPr>
-            </w:pPr>
-            <w:proofErr w:type="gramStart"/>
+              <w:jc w:val="both"/>
+              <w:rPr>
+                <w:rFonts w:ascii="Times New Roman" w:hAnsi="Times New Roman" w:cs="Times New Roman"/>
+              </w:rPr>
+            </w:pPr>
             <w:r>
               <w:rPr>
                 <w:rFonts w:ascii="Times New Roman" w:hAnsi="Times New Roman" w:cs="Times New Roman"/>
@@ -5038,7 +4477,6 @@
               </w:rPr>
               <w:t>non</w:t>
             </w:r>
-            <w:proofErr w:type="gramEnd"/>
           </w:p>
         </w:tc>
       </w:tr>
@@ -5046,210 +4484,23 @@
     <w:p>
       <w:pPr>
         <w:spacing w:after="140"/>
-        <w:rPr>
-          <w:rFonts w:ascii="Times New Roman" w:hAnsi="Times New Roman" w:cs="Times New Roman"/>
-        </w:rPr>
-      </w:pPr>
-    </w:p>
-    <w:p>
-      <w:pPr>
-        <w:spacing w:after="140" w:line="276" w:lineRule="auto"/>
-        <w:rPr>
-          <w:rFonts w:ascii="Times New Roman" w:hAnsi="Times New Roman" w:cs="Times New Roman"/>
-        </w:rPr>
-      </w:pPr>
-      <w:r>
-        <w:rPr>
-          <w:rFonts w:ascii="Times New Roman" w:hAnsi="Times New Roman" w:cs="Times New Roman"/>
-        </w:rPr>
-        <w:t>Cette analyse a révélé un point non explicité dans la documentation</w:t>
-      </w:r>
-      <w:r>
-        <w:rPr>
-          <w:rFonts w:ascii="Times New Roman" w:hAnsi="Times New Roman" w:cs="Times New Roman"/>
-        </w:rPr>
-        <w:t>, décrit dans le tableau 2 : pour la fatigue et les courbatures, une valeur élevée correspond à un meilleur état :  l'échelle mesure l'absence de symptômes</w:t>
-      </w:r>
-      <w:r>
-        <w:rPr>
-          <w:rFonts w:ascii="Times New Roman" w:hAnsi="Times New Roman" w:cs="Times New Roman"/>
-        </w:rPr>
-        <w:t xml:space="preserve">. Une inversion intuitive de ces dimensions produisait une corrélation de −0,56 avec le </w:t>
-      </w:r>
-      <w:proofErr w:type="spellStart"/>
-      <w:r>
-        <w:rPr>
-          <w:rFonts w:ascii="Times New Roman" w:hAnsi="Times New Roman" w:cs="Times New Roman"/>
-        </w:rPr>
-        <w:t>readiness</w:t>
-      </w:r>
-      <w:proofErr w:type="spellEnd"/>
-      <w:r>
-        <w:rPr>
-          <w:rFonts w:ascii="Times New Roman" w:hAnsi="Times New Roman" w:cs="Times New Roman"/>
-        </w:rPr>
-        <w:t xml:space="preserve">, </w:t>
-      </w:r>
-      <w:r>
-        <w:rPr>
-          <w:rFonts w:ascii="Times New Roman" w:hAnsi="Times New Roman" w:cs="Times New Roman"/>
-        </w:rPr>
-        <w:t xml:space="preserve">ce qui </w:t>
-      </w:r>
-      <w:r>
-        <w:rPr>
-          <w:rFonts w:ascii="Times New Roman" w:hAnsi="Times New Roman" w:cs="Times New Roman"/>
-        </w:rPr>
-        <w:t>indiquait</w:t>
-      </w:r>
-      <w:r>
-        <w:rPr>
-          <w:rFonts w:ascii="Times New Roman" w:hAnsi="Times New Roman" w:cs="Times New Roman"/>
-        </w:rPr>
-        <w:t xml:space="preserve"> une erreur</w:t>
-      </w:r>
-      <w:r>
-        <w:rPr>
-          <w:rFonts w:ascii="Times New Roman" w:hAnsi="Times New Roman" w:cs="Times New Roman"/>
-        </w:rPr>
-        <w:t xml:space="preserve">. </w:t>
-      </w:r>
-      <w:proofErr w:type="spellStart"/>
-      <w:r>
-        <w:rPr>
-          <w:rFonts w:ascii="Times New Roman" w:hAnsi="Times New Roman" w:cs="Times New Roman"/>
-        </w:rPr>
-        <w:t>Saw</w:t>
-      </w:r>
-      <w:proofErr w:type="spellEnd"/>
-      <w:r>
-        <w:rPr>
-          <w:rFonts w:ascii="Times New Roman" w:hAnsi="Times New Roman" w:cs="Times New Roman"/>
-        </w:rPr>
-        <w:t xml:space="preserve"> et al. (2016) </w:t>
-      </w:r>
-      <w:r>
-        <w:rPr>
-          <w:rFonts w:ascii="Times New Roman" w:hAnsi="Times New Roman" w:cs="Times New Roman"/>
-        </w:rPr>
-        <w:t>soulignent précisément que la direction de ces échelles varie selon les études et recommandent de veiller à</w:t>
-      </w:r>
-      <w:r>
-        <w:rPr>
-          <w:rFonts w:ascii="Times New Roman" w:hAnsi="Times New Roman" w:cs="Times New Roman"/>
-        </w:rPr>
-        <w:t xml:space="preserve"> ce point.</w:t>
-      </w:r>
-    </w:p>
-    <w:p>
-      <w:pPr>
-        <w:spacing w:after="140" w:line="276" w:lineRule="auto"/>
-        <w:rPr>
-          <w:rFonts w:ascii="Times New Roman" w:hAnsi="Times New Roman" w:cs="Times New Roman"/>
-        </w:rPr>
-      </w:pPr>
-      <w:r>
-        <w:rPr>
-          <w:rFonts w:ascii="Times New Roman" w:hAnsi="Times New Roman" w:cs="Times New Roman"/>
-        </w:rPr>
-        <w:t xml:space="preserve">Cette validation n'est pas une précaution superflue. </w:t>
-      </w:r>
-      <w:proofErr w:type="spellStart"/>
-      <w:r>
-        <w:rPr>
-          <w:rFonts w:ascii="Times New Roman" w:hAnsi="Times New Roman" w:cs="Times New Roman"/>
-        </w:rPr>
-        <w:t>Sansone</w:t>
-      </w:r>
-      <w:proofErr w:type="spellEnd"/>
-      <w:r>
-        <w:rPr>
-          <w:rFonts w:ascii="Times New Roman" w:hAnsi="Times New Roman" w:cs="Times New Roman"/>
-        </w:rPr>
-        <w:t xml:space="preserve"> et al. (2023) relèvent que 11 des 15 études incluses dans leur revue utilisaient des mesures auto-rapportées non validées</w:t>
-      </w:r>
-      <w:r>
-        <w:rPr>
-          <w:rFonts w:ascii="Times New Roman" w:hAnsi="Times New Roman" w:cs="Times New Roman"/>
-        </w:rPr>
-        <w:t xml:space="preserve"> et concluent qu'une validation préalable des questionnaires est indispensable avant de</w:t>
-      </w:r>
-      <w:r>
-        <w:rPr>
-          <w:rFonts w:ascii="Times New Roman" w:hAnsi="Times New Roman" w:cs="Times New Roman"/>
-        </w:rPr>
-        <w:t xml:space="preserve"> formuler des recommandations aux praticiens.</w:t>
-      </w:r>
-    </w:p>
-    <w:p>
-      <w:pPr>
-        <w:spacing w:after="140" w:line="276" w:lineRule="auto"/>
-        <w:rPr>
-          <w:rFonts w:ascii="Times New Roman" w:hAnsi="Times New Roman" w:cs="Times New Roman"/>
-        </w:rPr>
-      </w:pPr>
-      <w:r>
-        <w:rPr>
-          <w:rFonts w:ascii="Times New Roman" w:hAnsi="Times New Roman" w:cs="Times New Roman"/>
-          <w:b/>
-          <w:bCs/>
-        </w:rPr>
-        <w:t xml:space="preserve">Validation. </w:t>
-      </w:r>
-      <w:r>
-        <w:rPr>
-          <w:rFonts w:ascii="Times New Roman" w:hAnsi="Times New Roman" w:cs="Times New Roman"/>
-        </w:rPr>
-        <w:t xml:space="preserve">L'indice, moyenne </w:t>
-      </w:r>
-      <w:r>
-        <w:rPr>
-          <w:rFonts w:ascii="Times New Roman" w:hAnsi="Times New Roman" w:cs="Times New Roman"/>
-        </w:rPr>
-        <w:t>des trois dimensions ramenées</w:t>
-      </w:r>
-      <w:r>
-        <w:rPr>
-          <w:rFonts w:ascii="Times New Roman" w:hAnsi="Times New Roman" w:cs="Times New Roman"/>
-        </w:rPr>
-        <w:t xml:space="preserve"> </w:t>
-      </w:r>
-      <w:r>
-        <w:rPr>
-          <w:rFonts w:ascii="Times New Roman" w:hAnsi="Times New Roman" w:cs="Times New Roman"/>
-        </w:rPr>
-        <w:t>à</w:t>
-      </w:r>
-      <w:r>
-        <w:rPr>
-          <w:rFonts w:ascii="Times New Roman" w:hAnsi="Times New Roman" w:cs="Times New Roman"/>
-        </w:rPr>
-        <w:t xml:space="preserve"> 100, corrèle à 0,66 avec la question directe de </w:t>
-      </w:r>
-      <w:proofErr w:type="spellStart"/>
-      <w:r>
-        <w:rPr>
-          <w:rFonts w:ascii="Times New Roman" w:hAnsi="Times New Roman" w:cs="Times New Roman"/>
-        </w:rPr>
-        <w:t>readiness</w:t>
-      </w:r>
-      <w:proofErr w:type="spellEnd"/>
-      <w:r>
-        <w:rPr>
-          <w:rFonts w:ascii="Times New Roman" w:hAnsi="Times New Roman" w:cs="Times New Roman"/>
-        </w:rPr>
-        <w:t xml:space="preserve"> chez p01, sans l'utiliser. Il peut donc être appliqué aux trois participants, y compris ceux chez qui la question directe est inexploitable. Le gain est net : 134 jours renseignés chez p05 contre 77, et un écart-type de 7,1 contre 0,48.</w:t>
-      </w:r>
-    </w:p>
-    <w:p>
-      <w:pPr>
-        <w:pStyle w:val="Titre1"/>
-        <w:spacing w:before="320" w:after="180"/>
+        <w:jc w:val="both"/>
+        <w:rPr>
+          <w:rFonts w:ascii="Times New Roman" w:hAnsi="Times New Roman" w:cs="Times New Roman"/>
+        </w:rPr>
+      </w:pPr>
+    </w:p>
+    <w:p>
+      <w:pPr>
+        <w:pStyle w:val="Titre2"/>
+        <w:jc w:val="both"/>
         <w:rPr>
           <w:rFonts w:ascii="Times New Roman" w:hAnsi="Times New Roman" w:cs="Times New Roman"/>
           <w:b w:val="0"/>
           <w:bCs w:val="0"/>
           <w:color w:val="auto"/>
+          <w:sz w:val="22"/>
+          <w:szCs w:val="22"/>
         </w:rPr>
       </w:pPr>
       <w:r>
@@ -5258,51 +4509,505 @@
           <w:b w:val="0"/>
           <w:bCs w:val="0"/>
           <w:color w:val="auto"/>
+          <w:sz w:val="22"/>
+          <w:szCs w:val="22"/>
+        </w:rPr>
+        <w:t>Cette analyse a révélé un point non explicité dans la documentation : pour la</w:t>
+      </w:r>
+      <w:r>
+        <w:rPr>
+          <w:rFonts w:ascii="Times New Roman" w:hAnsi="Times New Roman" w:cs="Times New Roman"/>
+          <w:b w:val="0"/>
+          <w:bCs w:val="0"/>
+          <w:color w:val="auto"/>
+          <w:sz w:val="22"/>
+          <w:szCs w:val="22"/>
+        </w:rPr>
+        <w:t xml:space="preserve"> </w:t>
+      </w:r>
+      <w:r>
+        <w:rPr>
+          <w:rFonts w:ascii="Times New Roman" w:hAnsi="Times New Roman" w:cs="Times New Roman"/>
+          <w:b w:val="0"/>
+          <w:bCs w:val="0"/>
+          <w:color w:val="auto"/>
+          <w:sz w:val="22"/>
+          <w:szCs w:val="22"/>
+        </w:rPr>
+        <w:t>fatigue et les courbatures, une valeur élevée correspond à un meilleur état,</w:t>
+      </w:r>
+      <w:r>
+        <w:rPr>
+          <w:rFonts w:ascii="Times New Roman" w:hAnsi="Times New Roman" w:cs="Times New Roman"/>
+          <w:b w:val="0"/>
+          <w:bCs w:val="0"/>
+          <w:color w:val="auto"/>
+          <w:sz w:val="22"/>
+          <w:szCs w:val="22"/>
+        </w:rPr>
+        <w:t xml:space="preserve"> </w:t>
+      </w:r>
+      <w:r>
+        <w:rPr>
+          <w:rFonts w:ascii="Times New Roman" w:hAnsi="Times New Roman" w:cs="Times New Roman"/>
+          <w:b w:val="0"/>
+          <w:bCs w:val="0"/>
+          <w:color w:val="auto"/>
+          <w:sz w:val="22"/>
+          <w:szCs w:val="22"/>
+        </w:rPr>
+        <w:t>l'échelle mesurant l'absence de symptômes. Une première version de l'indice,</w:t>
+      </w:r>
+      <w:r>
+        <w:rPr>
+          <w:rFonts w:ascii="Times New Roman" w:hAnsi="Times New Roman" w:cs="Times New Roman"/>
+          <w:b w:val="0"/>
+          <w:bCs w:val="0"/>
+          <w:color w:val="auto"/>
+          <w:sz w:val="22"/>
+          <w:szCs w:val="22"/>
+        </w:rPr>
+        <w:t xml:space="preserve"> </w:t>
+      </w:r>
+      <w:r>
+        <w:rPr>
+          <w:rFonts w:ascii="Times New Roman" w:hAnsi="Times New Roman" w:cs="Times New Roman"/>
+          <w:b w:val="0"/>
+          <w:bCs w:val="0"/>
+          <w:color w:val="auto"/>
+          <w:sz w:val="22"/>
+          <w:szCs w:val="22"/>
+        </w:rPr>
+        <w:t>construite en inversant ces dimensions, présentait une corrélation de −0,56 avec</w:t>
+      </w:r>
+      <w:r>
+        <w:rPr>
+          <w:rFonts w:ascii="Times New Roman" w:hAnsi="Times New Roman" w:cs="Times New Roman"/>
+          <w:b w:val="0"/>
+          <w:bCs w:val="0"/>
+          <w:color w:val="auto"/>
+          <w:sz w:val="22"/>
+          <w:szCs w:val="22"/>
+        </w:rPr>
+        <w:t xml:space="preserve"> </w:t>
+      </w:r>
+      <w:r>
+        <w:rPr>
+          <w:rFonts w:ascii="Times New Roman" w:hAnsi="Times New Roman" w:cs="Times New Roman"/>
+          <w:b w:val="0"/>
+          <w:bCs w:val="0"/>
+          <w:color w:val="auto"/>
+          <w:sz w:val="22"/>
+          <w:szCs w:val="22"/>
+        </w:rPr>
+        <w:t>le readiness déclaré ; ce signe négatif a conduit à vérifier la direction réelle</w:t>
+      </w:r>
+      <w:r>
+        <w:rPr>
+          <w:rFonts w:ascii="Times New Roman" w:hAnsi="Times New Roman" w:cs="Times New Roman"/>
+          <w:b w:val="0"/>
+          <w:bCs w:val="0"/>
+          <w:color w:val="auto"/>
+          <w:sz w:val="22"/>
+          <w:szCs w:val="22"/>
+        </w:rPr>
+        <w:t xml:space="preserve"> </w:t>
+      </w:r>
+      <w:r>
+        <w:rPr>
+          <w:rFonts w:ascii="Times New Roman" w:hAnsi="Times New Roman" w:cs="Times New Roman"/>
+          <w:b w:val="0"/>
+          <w:bCs w:val="0"/>
+          <w:color w:val="auto"/>
+          <w:sz w:val="22"/>
+          <w:szCs w:val="22"/>
+        </w:rPr>
+        <w:t>de l'échelle. Saw et al. (2016) soulignent que la direction de ces échelles varie</w:t>
+      </w:r>
+      <w:r>
+        <w:rPr>
+          <w:rFonts w:ascii="Times New Roman" w:hAnsi="Times New Roman" w:cs="Times New Roman"/>
+          <w:b w:val="0"/>
+          <w:bCs w:val="0"/>
+          <w:color w:val="auto"/>
+          <w:sz w:val="22"/>
+          <w:szCs w:val="22"/>
+        </w:rPr>
+        <w:t xml:space="preserve"> </w:t>
+      </w:r>
+      <w:r>
+        <w:rPr>
+          <w:rFonts w:ascii="Times New Roman" w:hAnsi="Times New Roman" w:cs="Times New Roman"/>
+          <w:b w:val="0"/>
+          <w:bCs w:val="0"/>
+          <w:color w:val="auto"/>
+          <w:sz w:val="22"/>
+          <w:szCs w:val="22"/>
+        </w:rPr>
+        <w:t>selon les études.</w:t>
+      </w:r>
+    </w:p>
+    <w:p>
+      <w:pPr>
+        <w:pStyle w:val="Titre2"/>
+        <w:jc w:val="both"/>
+        <w:rPr>
+          <w:rFonts w:ascii="Times New Roman" w:hAnsi="Times New Roman" w:cs="Times New Roman"/>
+          <w:b w:val="0"/>
+          <w:bCs w:val="0"/>
+          <w:color w:val="auto"/>
+          <w:sz w:val="22"/>
+          <w:szCs w:val="22"/>
+        </w:rPr>
+      </w:pPr>
+    </w:p>
+    <w:p>
+      <w:pPr>
+        <w:pStyle w:val="Titre2"/>
+        <w:jc w:val="both"/>
+        <w:rPr>
+          <w:rFonts w:ascii="Times New Roman" w:hAnsi="Times New Roman" w:cs="Times New Roman"/>
+          <w:b w:val="0"/>
+          <w:bCs w:val="0"/>
+          <w:color w:val="auto"/>
+          <w:sz w:val="22"/>
+          <w:szCs w:val="22"/>
+        </w:rPr>
+      </w:pPr>
+      <w:r>
+        <w:rPr>
+          <w:rFonts w:ascii="Times New Roman" w:hAnsi="Times New Roman" w:cs="Times New Roman"/>
+          <w:b w:val="0"/>
+          <w:bCs w:val="0"/>
+          <w:color w:val="auto"/>
+          <w:sz w:val="22"/>
+          <w:szCs w:val="22"/>
+        </w:rPr>
+        <w:t>L'indice retenu est la moyenne des trois dimensions, ramenée sur 0-100. Il</w:t>
+      </w:r>
+      <w:r>
+        <w:rPr>
+          <w:rFonts w:ascii="Times New Roman" w:hAnsi="Times New Roman" w:cs="Times New Roman"/>
+          <w:b w:val="0"/>
+          <w:bCs w:val="0"/>
+          <w:color w:val="auto"/>
+          <w:sz w:val="22"/>
+          <w:szCs w:val="22"/>
+        </w:rPr>
+        <w:t xml:space="preserve"> </w:t>
+      </w:r>
+      <w:r>
+        <w:rPr>
+          <w:rFonts w:ascii="Times New Roman" w:hAnsi="Times New Roman" w:cs="Times New Roman"/>
+          <w:b w:val="0"/>
+          <w:bCs w:val="0"/>
+          <w:color w:val="auto"/>
+          <w:sz w:val="22"/>
+          <w:szCs w:val="22"/>
+        </w:rPr>
+        <w:t>corrèle à 0,66 avec la question directe chez p01, sans l'utiliser, et peut donc</w:t>
+      </w:r>
+      <w:r>
+        <w:rPr>
+          <w:rFonts w:ascii="Times New Roman" w:hAnsi="Times New Roman" w:cs="Times New Roman"/>
+          <w:b w:val="0"/>
+          <w:bCs w:val="0"/>
+          <w:color w:val="auto"/>
+          <w:sz w:val="22"/>
+          <w:szCs w:val="22"/>
+        </w:rPr>
+        <w:t xml:space="preserve"> </w:t>
+      </w:r>
+      <w:r>
+        <w:rPr>
+          <w:rFonts w:ascii="Times New Roman" w:hAnsi="Times New Roman" w:cs="Times New Roman"/>
+          <w:b w:val="0"/>
+          <w:bCs w:val="0"/>
+          <w:color w:val="auto"/>
+          <w:sz w:val="22"/>
+          <w:szCs w:val="22"/>
+        </w:rPr>
+        <w:t>être appliqué aux trois participants. Le gain est net : 134 jours renseignés chez</w:t>
+      </w:r>
+      <w:r>
+        <w:rPr>
+          <w:rFonts w:ascii="Times New Roman" w:hAnsi="Times New Roman" w:cs="Times New Roman"/>
+          <w:b w:val="0"/>
+          <w:bCs w:val="0"/>
+          <w:color w:val="auto"/>
+          <w:sz w:val="22"/>
+          <w:szCs w:val="22"/>
+        </w:rPr>
+        <w:t xml:space="preserve"> </w:t>
+      </w:r>
+      <w:r>
+        <w:rPr>
+          <w:rFonts w:ascii="Times New Roman" w:hAnsi="Times New Roman" w:cs="Times New Roman"/>
+          <w:b w:val="0"/>
+          <w:bCs w:val="0"/>
+          <w:color w:val="auto"/>
+          <w:sz w:val="22"/>
+          <w:szCs w:val="22"/>
+        </w:rPr>
+        <w:t>p05 contre 77, et un écart-type de 7,1 contre 0,48.</w:t>
+      </w:r>
+    </w:p>
+    <w:p>
+      <w:pPr>
+        <w:pStyle w:val="Titre2"/>
+        <w:jc w:val="both"/>
+        <w:rPr>
+          <w:rFonts w:ascii="Times New Roman" w:hAnsi="Times New Roman" w:cs="Times New Roman"/>
+          <w:b w:val="0"/>
+          <w:bCs w:val="0"/>
+          <w:color w:val="auto"/>
+          <w:sz w:val="22"/>
+          <w:szCs w:val="22"/>
+        </w:rPr>
+      </w:pPr>
+    </w:p>
+    <w:p>
+      <w:pPr>
+        <w:pStyle w:val="Titre2"/>
+        <w:jc w:val="both"/>
+        <w:rPr>
+          <w:rFonts w:ascii="Times New Roman" w:hAnsi="Times New Roman" w:cs="Times New Roman"/>
+          <w:b w:val="0"/>
+          <w:bCs w:val="0"/>
+          <w:color w:val="auto"/>
+          <w:sz w:val="22"/>
+          <w:szCs w:val="22"/>
+        </w:rPr>
+      </w:pPr>
+      <w:r>
+        <w:rPr>
+          <w:rFonts w:ascii="Times New Roman" w:hAnsi="Times New Roman" w:cs="Times New Roman"/>
+          <w:b w:val="0"/>
+          <w:bCs w:val="0"/>
+          <w:color w:val="auto"/>
+          <w:sz w:val="22"/>
+          <w:szCs w:val="22"/>
+        </w:rPr>
+        <w:t xml:space="preserve">Cela est confirmé par la littérature : </w:t>
+      </w:r>
+      <w:r>
+        <w:rPr>
+          <w:rFonts w:ascii="Times New Roman" w:hAnsi="Times New Roman" w:cs="Times New Roman"/>
+          <w:b w:val="0"/>
+          <w:bCs w:val="0"/>
+          <w:color w:val="auto"/>
+          <w:sz w:val="22"/>
+          <w:szCs w:val="22"/>
+        </w:rPr>
+        <w:t>Sansone et al. (2023) relèvent que 11</w:t>
+      </w:r>
+      <w:r>
+        <w:rPr>
+          <w:rFonts w:ascii="Times New Roman" w:hAnsi="Times New Roman" w:cs="Times New Roman"/>
+          <w:b w:val="0"/>
+          <w:bCs w:val="0"/>
+          <w:color w:val="auto"/>
+          <w:sz w:val="22"/>
+          <w:szCs w:val="22"/>
+        </w:rPr>
+        <w:t xml:space="preserve"> </w:t>
+      </w:r>
+      <w:r>
+        <w:rPr>
+          <w:rFonts w:ascii="Times New Roman" w:hAnsi="Times New Roman" w:cs="Times New Roman"/>
+          <w:b w:val="0"/>
+          <w:bCs w:val="0"/>
+          <w:color w:val="auto"/>
+          <w:sz w:val="22"/>
+          <w:szCs w:val="22"/>
+        </w:rPr>
+        <w:t>des 15 études de leur revue utilisaient des mesures auto-rapportées non validées.</w:t>
+      </w:r>
+    </w:p>
+    <w:p>
+      <w:pPr>
+        <w:pStyle w:val="Titre1"/>
+        <w:spacing w:before="320" w:after="180"/>
+        <w:jc w:val="both"/>
+        <w:rPr>
+          <w:rFonts w:ascii="Times New Roman" w:hAnsi="Times New Roman" w:cs="Times New Roman"/>
+          <w:color w:val="auto"/>
+        </w:rPr>
+      </w:pPr>
+      <w:r>
+        <w:rPr>
+          <w:rFonts w:ascii="Times New Roman" w:hAnsi="Times New Roman" w:cs="Times New Roman"/>
+          <w:color w:val="auto"/>
+        </w:rPr>
+        <w:t xml:space="preserve">6) </w:t>
+      </w:r>
+      <w:r>
+        <w:rPr>
+          <w:rFonts w:ascii="Times New Roman" w:hAnsi="Times New Roman" w:cs="Times New Roman"/>
+          <w:color w:val="auto"/>
         </w:rPr>
         <w:t>Modélisation</w:t>
+      </w:r>
+    </w:p>
+    <w:p>
+      <w:pPr>
+        <w:pStyle w:val="Titre2"/>
+        <w:jc w:val="both"/>
+      </w:pPr>
+      <w:r>
+        <w:t>Analyse bivariée</w:t>
+      </w:r>
+    </w:p>
+    <w:p>
+      <w:pPr>
+        <w:jc w:val="both"/>
+        <w:rPr>
+          <w:rFonts w:ascii="Times New Roman" w:hAnsi="Times New Roman" w:cs="Times New Roman"/>
+        </w:rPr>
+      </w:pPr>
+      <w:r>
+        <w:rPr>
+          <w:rFonts w:ascii="Times New Roman" w:hAnsi="Times New Roman" w:cs="Times New Roman"/>
+        </w:rPr>
+        <w:t>Avant de modéliser, il faut savoir si les prédicteurs sont associés à la cible,</w:t>
+      </w:r>
+      <w:r>
+        <w:rPr>
+          <w:rFonts w:ascii="Times New Roman" w:hAnsi="Times New Roman" w:cs="Times New Roman"/>
+        </w:rPr>
+        <w:t xml:space="preserve"> </w:t>
+      </w:r>
+      <w:r>
+        <w:rPr>
+          <w:rFonts w:ascii="Times New Roman" w:hAnsi="Times New Roman" w:cs="Times New Roman"/>
+        </w:rPr>
+        <w:t xml:space="preserve">et si cette association est la même chez tous les participants. </w:t>
+      </w:r>
+    </w:p>
+    <w:p>
+      <w:pPr>
+        <w:jc w:val="both"/>
+        <w:rPr>
+          <w:rFonts w:ascii="Times New Roman" w:hAnsi="Times New Roman" w:cs="Times New Roman"/>
+        </w:rPr>
+      </w:pPr>
+    </w:p>
+    <w:p>
+      <w:pPr>
+        <w:jc w:val="both"/>
+        <w:rPr>
+          <w:rFonts w:ascii="Times New Roman" w:hAnsi="Times New Roman" w:cs="Times New Roman"/>
+        </w:rPr>
+      </w:pPr>
+      <w:r>
+        <w:rPr>
+          <w:rFonts w:ascii="Times New Roman" w:hAnsi="Times New Roman" w:cs="Times New Roman"/>
+        </w:rPr>
+        <w:t xml:space="preserve">L'association entre chaque prédicteur et l'indice est donc </w:t>
+      </w:r>
+      <w:r>
+        <w:rPr>
+          <w:rFonts w:ascii="Times New Roman" w:hAnsi="Times New Roman" w:cs="Times New Roman"/>
+          <w:b/>
+          <w:bCs/>
+        </w:rPr>
+        <w:t>mesurée par la corrélation de Spearman</w:t>
+      </w:r>
+      <w:r>
+        <w:rPr>
+          <w:rFonts w:ascii="Times New Roman" w:hAnsi="Times New Roman" w:cs="Times New Roman"/>
+        </w:rPr>
+        <w:t xml:space="preserve">, participant par participant. Une corrélation calculée sur les trois mélangés capterait surtout les différences de niveau entre les individus. Le résultat est net : pour six variables sur dix, le signe s'inverse selon le participant. Ce qui est associé à un meilleur état chez l'un l'est à un moins bon chez l'autre. Seules la charge aiguë et l'ACWR restent négatives partout, ce qui est cohérent avec une dégradation de l'état perçu </w:t>
+      </w:r>
+      <w:r>
+        <w:rPr>
+          <w:rFonts w:ascii="Times New Roman" w:hAnsi="Times New Roman" w:cs="Times New Roman"/>
+        </w:rPr>
+        <w:t>à</w:t>
+      </w:r>
+      <w:r>
+        <w:rPr>
+          <w:rFonts w:ascii="Times New Roman" w:hAnsi="Times New Roman" w:cs="Times New Roman"/>
+        </w:rPr>
+        <w:t xml:space="preserve"> charge élevée.</w:t>
+      </w:r>
+    </w:p>
+    <w:p>
+      <w:pPr>
+        <w:jc w:val="both"/>
+        <w:rPr>
+          <w:rFonts w:ascii="Times New Roman" w:hAnsi="Times New Roman" w:cs="Times New Roman"/>
+        </w:rPr>
+      </w:pPr>
+    </w:p>
+    <w:p>
+      <w:pPr>
+        <w:jc w:val="both"/>
+        <w:rPr>
+          <w:rFonts w:ascii="Times New Roman" w:hAnsi="Times New Roman" w:cs="Times New Roman"/>
+        </w:rPr>
+      </w:pPr>
+      <w:r>
+        <w:rPr>
+          <w:rFonts w:ascii="Times New Roman" w:hAnsi="Times New Roman" w:cs="Times New Roman"/>
+        </w:rPr>
+        <w:t xml:space="preserve">Aucune relation n'étant commune aux trois sujets, un modèle entraîné sur </w:t>
+      </w:r>
+      <w:r>
+        <w:rPr>
+          <w:rFonts w:ascii="Times New Roman" w:hAnsi="Times New Roman" w:cs="Times New Roman"/>
+        </w:rPr>
+        <w:t>deux d'entre</w:t>
+      </w:r>
+      <w:r>
+        <w:rPr>
+          <w:rFonts w:ascii="Times New Roman" w:hAnsi="Times New Roman" w:cs="Times New Roman"/>
+        </w:rPr>
+        <w:t xml:space="preserve"> eux appliquera au troisième des associations qui ne s'y vérifient pas.</w:t>
       </w:r>
     </w:p>
     <w:p>
       <w:pPr>
         <w:pStyle w:val="Titre2"/>
         <w:spacing w:before="260" w:after="140"/>
-        <w:rPr>
-          <w:rFonts w:ascii="Times New Roman" w:hAnsi="Times New Roman" w:cs="Times New Roman"/>
-        </w:rPr>
-      </w:pPr>
-      <w:r>
-        <w:rPr>
-          <w:rFonts w:ascii="Times New Roman" w:hAnsi="Times New Roman" w:cs="Times New Roman"/>
-        </w:rPr>
+        <w:jc w:val="both"/>
+        <w:rPr>
+          <w:rFonts w:ascii="Times New Roman" w:hAnsi="Times New Roman" w:cs="Times New Roman"/>
+        </w:rPr>
+      </w:pPr>
+      <w:r>
+        <w:rPr>
+          <w:rFonts w:ascii="Times New Roman" w:hAnsi="Times New Roman" w:cs="Times New Roman"/>
+        </w:rPr>
+        <w:lastRenderedPageBreak/>
         <w:t>Protocole de validation</w:t>
       </w:r>
     </w:p>
     <w:p>
       <w:pPr>
         <w:spacing w:after="140" w:line="276" w:lineRule="auto"/>
-        <w:rPr>
-          <w:rFonts w:ascii="Times New Roman" w:hAnsi="Times New Roman" w:cs="Times New Roman"/>
-        </w:rPr>
-      </w:pPr>
-      <w:r>
-        <w:rPr>
-          <w:rFonts w:ascii="Times New Roman" w:hAnsi="Times New Roman" w:cs="Times New Roman"/>
-        </w:rPr>
-        <w:t xml:space="preserve">Le </w:t>
-      </w:r>
-      <w:proofErr w:type="spellStart"/>
-      <w:r>
-        <w:rPr>
-          <w:rFonts w:ascii="Times New Roman" w:hAnsi="Times New Roman" w:cs="Times New Roman"/>
-        </w:rPr>
-        <w:t>leave</w:t>
-      </w:r>
-      <w:proofErr w:type="spellEnd"/>
-      <w:r>
-        <w:rPr>
-          <w:rFonts w:ascii="Times New Roman" w:hAnsi="Times New Roman" w:cs="Times New Roman"/>
-        </w:rPr>
-        <w:t xml:space="preserve">-one-participant-out est retenu car les observations ne sont pas indépendantes : les 152 jours d'un même participant partagent sa physiologie et son niveau de base. Un découpage aléatoire permettrait au modèle de reconnaître l'individu plutôt que d'apprendre une relation, </w:t>
+        <w:jc w:val="both"/>
+        <w:rPr>
+          <w:rFonts w:ascii="Times New Roman" w:hAnsi="Times New Roman" w:cs="Times New Roman"/>
+        </w:rPr>
+      </w:pPr>
+      <w:r>
+        <w:rPr>
+          <w:rFonts w:ascii="Times New Roman" w:hAnsi="Times New Roman" w:cs="Times New Roman"/>
+        </w:rPr>
+        <w:t xml:space="preserve">Le leave-one-participant-out </w:t>
+      </w:r>
+      <w:r>
+        <w:rPr>
+          <w:rFonts w:ascii="Times New Roman" w:hAnsi="Times New Roman" w:cs="Times New Roman"/>
+        </w:rPr>
+        <w:t xml:space="preserve">(LOPO) </w:t>
+      </w:r>
+      <w:r>
+        <w:rPr>
+          <w:rFonts w:ascii="Times New Roman" w:hAnsi="Times New Roman" w:cs="Times New Roman"/>
+        </w:rPr>
+        <w:t xml:space="preserve">est retenu car les observations ne sont pas indépendantes : les 152 jours d'un même participant partagent sa physiologie et son niveau de base. Un découpage aléatoire permettrait au modèle de reconnaître l'individu plutôt que d'apprendre une relation, </w:t>
       </w:r>
       <w:r>
         <w:rPr>
@@ -5332,6 +5037,7 @@
     <w:p>
       <w:pPr>
         <w:spacing w:after="140" w:line="276" w:lineRule="auto"/>
+        <w:jc w:val="both"/>
         <w:rPr>
           <w:rFonts w:ascii="Times New Roman" w:hAnsi="Times New Roman" w:cs="Times New Roman"/>
         </w:rPr>
@@ -5364,49 +5070,22 @@
         <w:rPr>
           <w:rFonts w:ascii="Times New Roman" w:hAnsi="Times New Roman" w:cs="Times New Roman"/>
         </w:rPr>
-        <w:t xml:space="preserve"> trois </w:t>
-      </w:r>
-      <w:proofErr w:type="spellStart"/>
-      <w:r>
-        <w:rPr>
-          <w:rFonts w:ascii="Times New Roman" w:hAnsi="Times New Roman" w:cs="Times New Roman"/>
-        </w:rPr>
-        <w:t>folds</w:t>
-      </w:r>
-      <w:proofErr w:type="spellEnd"/>
-      <w:r>
-        <w:rPr>
-          <w:rFonts w:ascii="Times New Roman" w:hAnsi="Times New Roman" w:cs="Times New Roman"/>
-        </w:rPr>
-        <w:t xml:space="preserve"> ne permettent aucune conclusion statistique.</w:t>
+        <w:t xml:space="preserve"> trois folds ne permettent aucune conclusion statistique.</w:t>
       </w:r>
     </w:p>
     <w:p>
       <w:pPr>
         <w:spacing w:after="140" w:line="276" w:lineRule="auto"/>
-        <w:rPr>
-          <w:rFonts w:ascii="Times New Roman" w:hAnsi="Times New Roman" w:cs="Times New Roman"/>
-        </w:rPr>
-      </w:pPr>
-      <w:r>
-        <w:rPr>
-          <w:rFonts w:ascii="Times New Roman" w:hAnsi="Times New Roman" w:cs="Times New Roman"/>
-        </w:rPr>
-        <w:t xml:space="preserve">Une limite supplémentaire tient à l'hétérogénéité des </w:t>
-      </w:r>
-      <w:proofErr w:type="spellStart"/>
-      <w:r>
-        <w:rPr>
-          <w:rFonts w:ascii="Times New Roman" w:hAnsi="Times New Roman" w:cs="Times New Roman"/>
-        </w:rPr>
-        <w:t>folds</w:t>
-      </w:r>
-      <w:proofErr w:type="spellEnd"/>
-      <w:r>
-        <w:rPr>
-          <w:rFonts w:ascii="Times New Roman" w:hAnsi="Times New Roman" w:cs="Times New Roman"/>
-        </w:rPr>
-        <w:t xml:space="preserve"> : p01 dispose d'une couverture quasi complète, p03 </w:t>
+        <w:jc w:val="both"/>
+        <w:rPr>
+          <w:rFonts w:ascii="Times New Roman" w:hAnsi="Times New Roman" w:cs="Times New Roman"/>
+        </w:rPr>
+      </w:pPr>
+      <w:r>
+        <w:rPr>
+          <w:rFonts w:ascii="Times New Roman" w:hAnsi="Times New Roman" w:cs="Times New Roman"/>
+        </w:rPr>
+        <w:t xml:space="preserve">Une limite supplémentaire tient à l'hétérogénéité des folds : p01 dispose d'une couverture quasi complète, p03 </w:t>
       </w:r>
       <w:r>
         <w:rPr>
@@ -5418,21 +5097,7 @@
         <w:rPr>
           <w:rFonts w:ascii="Times New Roman" w:hAnsi="Times New Roman" w:cs="Times New Roman"/>
         </w:rPr>
-        <w:t xml:space="preserve"> de la moitié de son questionnaire. Les trois </w:t>
-      </w:r>
-      <w:proofErr w:type="spellStart"/>
-      <w:r>
-        <w:rPr>
-          <w:rFonts w:ascii="Times New Roman" w:hAnsi="Times New Roman" w:cs="Times New Roman"/>
-        </w:rPr>
-        <w:t>folds</w:t>
-      </w:r>
-      <w:proofErr w:type="spellEnd"/>
-      <w:r>
-        <w:rPr>
-          <w:rFonts w:ascii="Times New Roman" w:hAnsi="Times New Roman" w:cs="Times New Roman"/>
-        </w:rPr>
-        <w:t xml:space="preserve"> n'apportent donc pas la même information, ce qui rend leur moyenne peu interprétable. Le protocole reste néanmoins préférable à un découpage aléatoire, qui permettrait au modèle de reconnaître l'individu et </w:t>
+        <w:t xml:space="preserve"> de la moitié de son questionnaire. Les trois folds n'apportent donc pas la même information, ce qui rend leur moyenne peu interprétable. Le protocole reste néanmoins préférable à un découpage aléatoire, qui permettrait au modèle de reconnaître l'individu et </w:t>
       </w:r>
       <w:r>
         <w:rPr>
@@ -5451,6 +5116,7 @@
       <w:pPr>
         <w:pStyle w:val="Titre2"/>
         <w:spacing w:before="260" w:after="140"/>
+        <w:jc w:val="both"/>
         <w:rPr>
           <w:rFonts w:ascii="Times New Roman" w:hAnsi="Times New Roman" w:cs="Times New Roman"/>
         </w:rPr>
@@ -5465,6 +5131,7 @@
     <w:p>
       <w:pPr>
         <w:spacing w:after="140" w:line="276" w:lineRule="auto"/>
+        <w:jc w:val="both"/>
         <w:rPr>
           <w:rFonts w:ascii="Times New Roman" w:hAnsi="Times New Roman" w:cs="Times New Roman"/>
         </w:rPr>
@@ -5509,137 +5176,25 @@
         <w:rPr>
           <w:rFonts w:ascii="Times New Roman" w:hAnsi="Times New Roman" w:cs="Times New Roman"/>
         </w:rPr>
-        <w:t xml:space="preserve"> capter d'éventuelles relations non linéaires.</w:t>
+        <w:t xml:space="preserve"> capter d'éventuelles relations non linéaires.Les paramètres sont fixés a priori plutôt qu'optimisés : trois folds ne permettent pas </w:t>
+      </w:r>
+      <w:r>
+        <w:rPr>
+          <w:rFonts w:ascii="Times New Roman" w:hAnsi="Times New Roman" w:cs="Times New Roman"/>
+        </w:rPr>
+        <w:t>de rechercher les hyperparamètres</w:t>
+      </w:r>
+      <w:r>
+        <w:rPr>
+          <w:rFonts w:ascii="Times New Roman" w:hAnsi="Times New Roman" w:cs="Times New Roman"/>
+        </w:rPr>
+        <w:t xml:space="preserve"> sans surapprentissage. Le paramètre min_samples_leaf est fixé à 5 pour limiter le surapprentissage sur 350 observations, et class_weight à « balanced » pour la classification, la prévalence étant de 27 %.</w:t>
       </w:r>
     </w:p>
     <w:p>
       <w:pPr>
         <w:spacing w:after="140" w:line="276" w:lineRule="auto"/>
-        <w:rPr>
-          <w:rFonts w:ascii="Times New Roman" w:hAnsi="Times New Roman" w:cs="Times New Roman"/>
-          <w:b/>
-          <w:bCs/>
-          <w:u w:val="single"/>
-        </w:rPr>
-      </w:pPr>
-      <w:proofErr w:type="spellStart"/>
-      <w:r>
-        <w:rPr>
-          <w:rFonts w:ascii="Times New Roman" w:hAnsi="Times New Roman" w:cs="Times New Roman"/>
-          <w:b/>
-          <w:bCs/>
-          <w:u w:val="single"/>
-        </w:rPr>
-        <w:t>Grid</w:t>
-      </w:r>
-      <w:proofErr w:type="spellEnd"/>
-      <w:r>
-        <w:rPr>
-          <w:rFonts w:ascii="Times New Roman" w:hAnsi="Times New Roman" w:cs="Times New Roman"/>
-          <w:b/>
-          <w:bCs/>
-          <w:u w:val="single"/>
-        </w:rPr>
-        <w:t xml:space="preserve"> </w:t>
-      </w:r>
-      <w:proofErr w:type="spellStart"/>
-      <w:r>
-        <w:rPr>
-          <w:rFonts w:ascii="Times New Roman" w:hAnsi="Times New Roman" w:cs="Times New Roman"/>
-          <w:b/>
-          <w:bCs/>
-          <w:u w:val="single"/>
-        </w:rPr>
-        <w:t>search</w:t>
-      </w:r>
-      <w:proofErr w:type="spellEnd"/>
-    </w:p>
-    <w:p>
-      <w:pPr>
-        <w:spacing w:after="140" w:line="276" w:lineRule="auto"/>
-        <w:rPr>
-          <w:rFonts w:ascii="Times New Roman" w:hAnsi="Times New Roman" w:cs="Times New Roman"/>
-        </w:rPr>
-      </w:pPr>
-      <w:r>
-        <w:rPr>
-          <w:rFonts w:ascii="Times New Roman" w:hAnsi="Times New Roman" w:cs="Times New Roman"/>
-        </w:rPr>
-        <w:lastRenderedPageBreak/>
-        <w:t xml:space="preserve">Les paramètres sont fixés a priori plutôt qu'optimisés : trois </w:t>
-      </w:r>
-      <w:proofErr w:type="spellStart"/>
-      <w:r>
-        <w:rPr>
-          <w:rFonts w:ascii="Times New Roman" w:hAnsi="Times New Roman" w:cs="Times New Roman"/>
-        </w:rPr>
-        <w:t>folds</w:t>
-      </w:r>
-      <w:proofErr w:type="spellEnd"/>
-      <w:r>
-        <w:rPr>
-          <w:rFonts w:ascii="Times New Roman" w:hAnsi="Times New Roman" w:cs="Times New Roman"/>
-        </w:rPr>
-        <w:t xml:space="preserve"> ne permettent pas </w:t>
-      </w:r>
-      <w:r>
-        <w:rPr>
-          <w:rFonts w:ascii="Times New Roman" w:hAnsi="Times New Roman" w:cs="Times New Roman"/>
-        </w:rPr>
-        <w:t>de rechercher les hyperparamètres</w:t>
-      </w:r>
-      <w:r>
-        <w:rPr>
-          <w:rFonts w:ascii="Times New Roman" w:hAnsi="Times New Roman" w:cs="Times New Roman"/>
-        </w:rPr>
-        <w:t xml:space="preserve"> sans surapprentissage. Le paramètre </w:t>
-      </w:r>
-      <w:proofErr w:type="spellStart"/>
-      <w:r>
-        <w:rPr>
-          <w:rFonts w:ascii="Times New Roman" w:hAnsi="Times New Roman" w:cs="Times New Roman"/>
-        </w:rPr>
-        <w:t>min_samples_leaf</w:t>
-      </w:r>
-      <w:proofErr w:type="spellEnd"/>
-      <w:r>
-        <w:rPr>
-          <w:rFonts w:ascii="Times New Roman" w:hAnsi="Times New Roman" w:cs="Times New Roman"/>
-        </w:rPr>
-        <w:t xml:space="preserve"> est fixé à 5 pour limiter le surapprentissage sur 350 observations, et </w:t>
-      </w:r>
-      <w:proofErr w:type="spellStart"/>
-      <w:r>
-        <w:rPr>
-          <w:rFonts w:ascii="Times New Roman" w:hAnsi="Times New Roman" w:cs="Times New Roman"/>
-        </w:rPr>
-        <w:t>class_weight</w:t>
-      </w:r>
-      <w:proofErr w:type="spellEnd"/>
-      <w:r>
-        <w:rPr>
-          <w:rFonts w:ascii="Times New Roman" w:hAnsi="Times New Roman" w:cs="Times New Roman"/>
-        </w:rPr>
-        <w:t xml:space="preserve"> à « </w:t>
-      </w:r>
-      <w:proofErr w:type="spellStart"/>
-      <w:r>
-        <w:rPr>
-          <w:rFonts w:ascii="Times New Roman" w:hAnsi="Times New Roman" w:cs="Times New Roman"/>
-        </w:rPr>
-        <w:t>balanced</w:t>
-      </w:r>
-      <w:proofErr w:type="spellEnd"/>
-      <w:r>
-        <w:rPr>
-          <w:rFonts w:ascii="Times New Roman" w:hAnsi="Times New Roman" w:cs="Times New Roman"/>
-        </w:rPr>
-        <w:t xml:space="preserve"> » pour la classification, la prévalence étant de 27 %.</w:t>
-      </w:r>
-    </w:p>
-    <w:p>
-      <w:pPr>
-        <w:spacing w:after="140" w:line="276" w:lineRule="auto"/>
+        <w:jc w:val="both"/>
         <w:rPr>
           <w:rFonts w:ascii="Times New Roman" w:hAnsi="Times New Roman" w:cs="Times New Roman"/>
         </w:rPr>
@@ -5667,6 +5222,7 @@
       <w:pPr>
         <w:pStyle w:val="Titre2"/>
         <w:spacing w:before="260" w:after="140"/>
+        <w:jc w:val="both"/>
         <w:rPr>
           <w:rFonts w:ascii="Times New Roman" w:hAnsi="Times New Roman" w:cs="Times New Roman"/>
         </w:rPr>
@@ -5687,21 +5243,14 @@
         <w:rPr>
           <w:rFonts w:ascii="Times New Roman" w:hAnsi="Times New Roman" w:cs="Times New Roman"/>
         </w:rPr>
-        <w:t xml:space="preserve"> Indice de </w:t>
-      </w:r>
-      <w:proofErr w:type="spellStart"/>
-      <w:r>
-        <w:rPr>
-          <w:rFonts w:ascii="Times New Roman" w:hAnsi="Times New Roman" w:cs="Times New Roman"/>
-        </w:rPr>
-        <w:t>readiness</w:t>
-      </w:r>
-      <w:proofErr w:type="spellEnd"/>
+        <w:t xml:space="preserve"> Indice de readiness</w:t>
+      </w:r>
     </w:p>
     <w:p>
       <w:pPr>
         <w:pStyle w:val="Lgende"/>
         <w:keepNext/>
+        <w:jc w:val="both"/>
       </w:pPr>
       <w:r>
         <w:t xml:space="preserve">Tableau </w:t>
@@ -5725,15 +5274,7 @@
         <w:fldChar w:fldCharType="end"/>
       </w:r>
       <w:r>
-        <w:t xml:space="preserve">  Performances du modèle de </w:t>
-      </w:r>
-      <w:proofErr w:type="spellStart"/>
-      <w:r>
-        <w:t>readiness</w:t>
-      </w:r>
-      <w:proofErr w:type="spellEnd"/>
-      <w:r>
-        <w:t xml:space="preserve"> selon la configuration,</w:t>
+        <w:t xml:space="preserve">  Performances du modèle de readiness selon la configuration,</w:t>
       </w:r>
     </w:p>
     <w:tbl>
@@ -5758,6 +5299,7 @@
           </w:tcPr>
           <w:p>
             <w:pPr>
+              <w:jc w:val="both"/>
               <w:rPr>
                 <w:rFonts w:ascii="Times New Roman" w:hAnsi="Times New Roman" w:cs="Times New Roman"/>
               </w:rPr>
@@ -5780,6 +5322,7 @@
           </w:tcPr>
           <w:p>
             <w:pPr>
+              <w:jc w:val="both"/>
               <w:rPr>
                 <w:rFonts w:ascii="Times New Roman" w:hAnsi="Times New Roman" w:cs="Times New Roman"/>
               </w:rPr>
@@ -5802,6 +5345,7 @@
           </w:tcPr>
           <w:p>
             <w:pPr>
+              <w:jc w:val="both"/>
               <w:rPr>
                 <w:rFonts w:ascii="Times New Roman" w:hAnsi="Times New Roman" w:cs="Times New Roman"/>
               </w:rPr>
@@ -5829,6 +5373,7 @@
           </w:tcPr>
           <w:p>
             <w:pPr>
+              <w:jc w:val="both"/>
               <w:rPr>
                 <w:rFonts w:ascii="Times New Roman" w:hAnsi="Times New Roman" w:cs="Times New Roman"/>
               </w:rPr>
@@ -5849,6 +5394,7 @@
           </w:tcPr>
           <w:p>
             <w:pPr>
+              <w:jc w:val="both"/>
               <w:rPr>
                 <w:rFonts w:ascii="Times New Roman" w:hAnsi="Times New Roman" w:cs="Times New Roman"/>
               </w:rPr>
@@ -5869,6 +5415,7 @@
           </w:tcPr>
           <w:p>
             <w:pPr>
+              <w:jc w:val="both"/>
               <w:rPr>
                 <w:rFonts w:ascii="Times New Roman" w:hAnsi="Times New Roman" w:cs="Times New Roman"/>
               </w:rPr>
@@ -5894,6 +5441,7 @@
           </w:tcPr>
           <w:p>
             <w:pPr>
+              <w:jc w:val="both"/>
               <w:rPr>
                 <w:rFonts w:ascii="Times New Roman" w:hAnsi="Times New Roman" w:cs="Times New Roman"/>
               </w:rPr>
@@ -5914,6 +5462,7 @@
           </w:tcPr>
           <w:p>
             <w:pPr>
+              <w:jc w:val="both"/>
               <w:rPr>
                 <w:rFonts w:ascii="Times New Roman" w:hAnsi="Times New Roman" w:cs="Times New Roman"/>
               </w:rPr>
@@ -5934,6 +5483,7 @@
           </w:tcPr>
           <w:p>
             <w:pPr>
+              <w:jc w:val="both"/>
               <w:rPr>
                 <w:rFonts w:ascii="Times New Roman" w:hAnsi="Times New Roman" w:cs="Times New Roman"/>
               </w:rPr>
@@ -5959,27 +5509,18 @@
           </w:tcPr>
           <w:p>
             <w:pPr>
-              <w:rPr>
-                <w:rFonts w:ascii="Times New Roman" w:hAnsi="Times New Roman" w:cs="Times New Roman"/>
-              </w:rPr>
-            </w:pPr>
-            <w:proofErr w:type="spellStart"/>
-            <w:r>
-              <w:rPr>
-                <w:rFonts w:ascii="Times New Roman" w:hAnsi="Times New Roman" w:cs="Times New Roman"/>
-                <w:sz w:val="20"/>
-                <w:szCs w:val="20"/>
-              </w:rPr>
-              <w:t>Random</w:t>
-            </w:r>
-            <w:proofErr w:type="spellEnd"/>
-            <w:r>
-              <w:rPr>
-                <w:rFonts w:ascii="Times New Roman" w:hAnsi="Times New Roman" w:cs="Times New Roman"/>
-                <w:sz w:val="20"/>
-                <w:szCs w:val="20"/>
-              </w:rPr>
-              <w:t xml:space="preserve"> Forest, cible brute</w:t>
+              <w:jc w:val="both"/>
+              <w:rPr>
+                <w:rFonts w:ascii="Times New Roman" w:hAnsi="Times New Roman" w:cs="Times New Roman"/>
+              </w:rPr>
+            </w:pPr>
+            <w:r>
+              <w:rPr>
+                <w:rFonts w:ascii="Times New Roman" w:hAnsi="Times New Roman" w:cs="Times New Roman"/>
+                <w:sz w:val="20"/>
+                <w:szCs w:val="20"/>
+              </w:rPr>
+              <w:t>Random Forest, cible brute</w:t>
             </w:r>
           </w:p>
         </w:tc>
@@ -5989,6 +5530,7 @@
           </w:tcPr>
           <w:p>
             <w:pPr>
+              <w:jc w:val="both"/>
               <w:rPr>
                 <w:rFonts w:ascii="Times New Roman" w:hAnsi="Times New Roman" w:cs="Times New Roman"/>
               </w:rPr>
@@ -6009,6 +5551,7 @@
           </w:tcPr>
           <w:p>
             <w:pPr>
+              <w:jc w:val="both"/>
               <w:rPr>
                 <w:rFonts w:ascii="Times New Roman" w:hAnsi="Times New Roman" w:cs="Times New Roman"/>
               </w:rPr>
@@ -6034,6 +5577,7 @@
           </w:tcPr>
           <w:p>
             <w:pPr>
+              <w:jc w:val="both"/>
               <w:rPr>
                 <w:rFonts w:ascii="Times New Roman" w:hAnsi="Times New Roman" w:cs="Times New Roman"/>
               </w:rPr>
@@ -6054,6 +5598,7 @@
           </w:tcPr>
           <w:p>
             <w:pPr>
+              <w:jc w:val="both"/>
               <w:rPr>
                 <w:rFonts w:ascii="Times New Roman" w:hAnsi="Times New Roman" w:cs="Times New Roman"/>
               </w:rPr>
@@ -6074,6 +5619,7 @@
           </w:tcPr>
           <w:p>
             <w:pPr>
+              <w:jc w:val="both"/>
               <w:rPr>
                 <w:rFonts w:ascii="Times New Roman" w:hAnsi="Times New Roman" w:cs="Times New Roman"/>
               </w:rPr>
@@ -6099,6 +5645,7 @@
           </w:tcPr>
           <w:p>
             <w:pPr>
+              <w:jc w:val="both"/>
               <w:rPr>
                 <w:rFonts w:ascii="Times New Roman" w:hAnsi="Times New Roman" w:cs="Times New Roman"/>
               </w:rPr>
@@ -6119,6 +5666,7 @@
           </w:tcPr>
           <w:p>
             <w:pPr>
+              <w:jc w:val="both"/>
               <w:rPr>
                 <w:rFonts w:ascii="Times New Roman" w:hAnsi="Times New Roman" w:cs="Times New Roman"/>
               </w:rPr>
@@ -6139,6 +5687,7 @@
           </w:tcPr>
           <w:p>
             <w:pPr>
+              <w:jc w:val="both"/>
               <w:rPr>
                 <w:rFonts w:ascii="Times New Roman" w:hAnsi="Times New Roman" w:cs="Times New Roman"/>
               </w:rPr>
@@ -6158,6 +5707,7 @@
     <w:p>
       <w:pPr>
         <w:spacing w:after="140"/>
+        <w:jc w:val="both"/>
         <w:rPr>
           <w:rFonts w:ascii="Times New Roman" w:hAnsi="Times New Roman" w:cs="Times New Roman"/>
         </w:rPr>
@@ -6166,6 +5716,7 @@
     <w:p>
       <w:pPr>
         <w:spacing w:after="140" w:line="276" w:lineRule="auto"/>
+        <w:jc w:val="both"/>
         <w:rPr>
           <w:rFonts w:ascii="Times New Roman" w:hAnsi="Times New Roman" w:cs="Times New Roman"/>
         </w:rPr>
@@ -6270,45 +5821,34 @@
     <w:p>
       <w:pPr>
         <w:spacing w:after="140" w:line="276" w:lineRule="auto"/>
-        <w:rPr>
-          <w:rFonts w:ascii="Times New Roman" w:hAnsi="Times New Roman" w:cs="Times New Roman"/>
-        </w:rPr>
-      </w:pPr>
-      <w:r>
-        <w:rPr>
-          <w:rFonts w:ascii="Times New Roman" w:hAnsi="Times New Roman" w:cs="Times New Roman"/>
-        </w:rPr>
-        <w:t xml:space="preserve">La figure 5 illustre cette difficulté : les distributions de fréquence cardiaque de p01 et p05 se recouvrent à peine. Un modèle entraîné sur l'un </w:t>
-      </w:r>
-      <w:r>
-        <w:rPr>
-          <w:rFonts w:ascii="Times New Roman" w:hAnsi="Times New Roman" w:cs="Times New Roman"/>
-        </w:rPr>
-        <w:t>s'applique à l'autre avec</w:t>
-      </w:r>
-      <w:r>
-        <w:rPr>
-          <w:rFonts w:ascii="Times New Roman" w:hAnsi="Times New Roman" w:cs="Times New Roman"/>
-        </w:rPr>
-        <w:t xml:space="preserve"> un niveau de référence </w:t>
-      </w:r>
-      <w:r>
-        <w:rPr>
-          <w:rFonts w:ascii="Times New Roman" w:hAnsi="Times New Roman" w:cs="Times New Roman"/>
-        </w:rPr>
-        <w:t>inapproprié</w:t>
-      </w:r>
-      <w:r>
-        <w:rPr>
-          <w:rFonts w:ascii="Times New Roman" w:hAnsi="Times New Roman" w:cs="Times New Roman"/>
-        </w:rPr>
-        <w:t>.</w:t>
+        <w:jc w:val="both"/>
+        <w:rPr>
+          <w:rFonts w:ascii="Times New Roman" w:hAnsi="Times New Roman" w:cs="Times New Roman"/>
+        </w:rPr>
+      </w:pPr>
+      <w:r>
+        <w:rPr>
+          <w:rFonts w:ascii="Times New Roman" w:hAnsi="Times New Roman" w:cs="Times New Roman"/>
+        </w:rPr>
+        <w:t xml:space="preserve">La figure 5 </w:t>
+      </w:r>
+      <w:r>
+        <w:rPr>
+          <w:rFonts w:ascii="Times New Roman" w:hAnsi="Times New Roman" w:cs="Times New Roman"/>
+        </w:rPr>
+        <w:t>ontre</w:t>
+      </w:r>
+      <w:r>
+        <w:rPr>
+          <w:rFonts w:ascii="Times New Roman" w:hAnsi="Times New Roman" w:cs="Times New Roman"/>
+        </w:rPr>
+        <w:t xml:space="preserve"> cette difficulté : les distributions de fréquence cardiaque de p01 et p05 se recouvrent à peine. Un modèle entraîné sur l'un s'applique à l'autre avec un niveau de référence inapproprié.</w:t>
       </w:r>
     </w:p>
     <w:p>
       <w:pPr>
         <w:spacing w:before="160" w:after="60"/>
-        <w:jc w:val="center"/>
+        <w:jc w:val="both"/>
         <w:rPr>
           <w:rFonts w:ascii="Times New Roman" w:hAnsi="Times New Roman" w:cs="Times New Roman"/>
         </w:rPr>
@@ -6318,6 +5858,7 @@
           <w:rFonts w:ascii="Times New Roman" w:hAnsi="Times New Roman" w:cs="Times New Roman"/>
           <w:noProof/>
         </w:rPr>
+        <w:lastRenderedPageBreak/>
         <w:drawing>
           <wp:inline distT="0" distB="0" distL="0" distR="0" wp14:anchorId="2FD0877D" wp14:editId="6DEA966E">
             <wp:extent cx="5143500" cy="1676400"/>
@@ -6361,7 +5902,7 @@
     <w:p>
       <w:pPr>
         <w:spacing w:after="220"/>
-        <w:jc w:val="center"/>
+        <w:jc w:val="both"/>
         <w:rPr>
           <w:rFonts w:ascii="Times New Roman" w:hAnsi="Times New Roman" w:cs="Times New Roman"/>
         </w:rPr>
@@ -6425,6 +5966,7 @@
     <w:p>
       <w:pPr>
         <w:spacing w:after="140" w:line="276" w:lineRule="auto"/>
+        <w:jc w:val="both"/>
         <w:rPr>
           <w:rFonts w:ascii="Times New Roman" w:hAnsi="Times New Roman" w:cs="Times New Roman"/>
         </w:rPr>
@@ -6435,7 +5977,7 @@
           <w:b/>
           <w:bCs/>
         </w:rPr>
-        <w:t xml:space="preserve">L'ajout de l'état de veille </w:t>
+        <w:t xml:space="preserve">L'ajout de </w:t>
       </w:r>
       <w:r>
         <w:rPr>
@@ -6443,7 +5985,7 @@
           <w:b/>
           <w:bCs/>
         </w:rPr>
-        <w:t>constitue</w:t>
+        <w:t xml:space="preserve">la </w:t>
       </w:r>
       <w:r>
         <w:rPr>
@@ -6451,28 +5993,45 @@
           <w:b/>
           <w:bCs/>
         </w:rPr>
-        <w:t xml:space="preserve"> le seul apport décisif</w:t>
-      </w:r>
-      <w:r>
-        <w:rPr>
-          <w:rFonts w:ascii="Times New Roman" w:hAnsi="Times New Roman" w:cs="Times New Roman"/>
-        </w:rPr>
-        <w:t>. Autrement dit, le meilleur prédicteur de l'état de demain est l'état d'aujourd'hui ; les variables objectives d'activité et de sommeil n'apportent qu'un gain marginal.</w:t>
-      </w:r>
-    </w:p>
-    <w:p>
-      <w:pPr>
-        <w:spacing w:after="140" w:line="276" w:lineRule="auto"/>
-        <w:rPr>
-          <w:rFonts w:ascii="Times New Roman" w:hAnsi="Times New Roman" w:cs="Times New Roman"/>
-        </w:rPr>
-      </w:pPr>
+        <w:t xml:space="preserve">veille </w:t>
+      </w:r>
       <w:r>
         <w:rPr>
           <w:rFonts w:ascii="Times New Roman" w:hAnsi="Times New Roman" w:cs="Times New Roman"/>
           <w:b/>
           <w:bCs/>
         </w:rPr>
+        <w:t>constitue</w:t>
+      </w:r>
+      <w:r>
+        <w:rPr>
+          <w:rFonts w:ascii="Times New Roman" w:hAnsi="Times New Roman" w:cs="Times New Roman"/>
+          <w:b/>
+          <w:bCs/>
+        </w:rPr>
+        <w:t xml:space="preserve"> le seul apport décisif</w:t>
+      </w:r>
+      <w:r>
+        <w:rPr>
+          <w:rFonts w:ascii="Times New Roman" w:hAnsi="Times New Roman" w:cs="Times New Roman"/>
+        </w:rPr>
+        <w:t>. Autrement dit, le meilleur prédicteur de l'état de demain est l'état d'aujourd'hui ; les variables objectives d'activité et de sommeil n'apportent qu'un gain marginal.</w:t>
+      </w:r>
+    </w:p>
+    <w:p>
+      <w:pPr>
+        <w:spacing w:after="140" w:line="276" w:lineRule="auto"/>
+        <w:jc w:val="both"/>
+        <w:rPr>
+          <w:rFonts w:ascii="Times New Roman" w:hAnsi="Times New Roman" w:cs="Times New Roman"/>
+        </w:rPr>
+      </w:pPr>
+      <w:r>
+        <w:rPr>
+          <w:rFonts w:ascii="Times New Roman" w:hAnsi="Times New Roman" w:cs="Times New Roman"/>
+          <w:b/>
+          <w:bCs/>
+        </w:rPr>
         <w:t>L'analyse bivariée en donne la raison</w:t>
       </w:r>
       <w:r>
@@ -6491,59 +6050,34 @@
         <w:rPr>
           <w:rFonts w:ascii="Times New Roman" w:hAnsi="Times New Roman" w:cs="Times New Roman"/>
         </w:rPr>
-        <w:t xml:space="preserve">, le signe de l'association avec l'indice s'inverse selon le participant. Seules la charge aiguë et l'ACWR conservent un signe négatif chez les trois, </w:t>
-      </w:r>
-      <w:r>
-        <w:rPr>
-          <w:rFonts w:ascii="Times New Roman" w:hAnsi="Times New Roman" w:cs="Times New Roman"/>
-        </w:rPr>
-        <w:t xml:space="preserve">ce qui est </w:t>
-      </w:r>
-      <w:r>
-        <w:rPr>
-          <w:rFonts w:ascii="Times New Roman" w:hAnsi="Times New Roman" w:cs="Times New Roman"/>
-        </w:rPr>
-        <w:t xml:space="preserve">cohérent avec une dégradation de l'état perçu </w:t>
-      </w:r>
-      <w:r>
-        <w:rPr>
-          <w:rFonts w:ascii="Times New Roman" w:hAnsi="Times New Roman" w:cs="Times New Roman"/>
-        </w:rPr>
-        <w:t>à</w:t>
-      </w:r>
-      <w:r>
-        <w:rPr>
-          <w:rFonts w:ascii="Times New Roman" w:hAnsi="Times New Roman" w:cs="Times New Roman"/>
-        </w:rPr>
-        <w:t xml:space="preserve"> charge élevée.</w:t>
+        <w:t xml:space="preserve">, le signe de l'association avec l'indice s'inverse selon le participant. </w:t>
+      </w:r>
+      <w:r>
+        <w:rPr>
+          <w:rFonts w:ascii="Times New Roman" w:hAnsi="Times New Roman" w:cs="Times New Roman"/>
+        </w:rPr>
+        <w:t>Seules la charge aiguë et l'ACWR conservent un signe négatif chez les trois</w:t>
+      </w:r>
+      <w:r>
+        <w:rPr>
+          <w:rFonts w:ascii="Times New Roman" w:hAnsi="Times New Roman" w:cs="Times New Roman"/>
+        </w:rPr>
+        <w:t>.</w:t>
       </w:r>
     </w:p>
     <w:p>
       <w:pPr>
         <w:spacing w:after="140" w:line="276" w:lineRule="auto"/>
-        <w:rPr>
-          <w:rFonts w:ascii="Times New Roman" w:hAnsi="Times New Roman" w:cs="Times New Roman"/>
-        </w:rPr>
-      </w:pPr>
-      <w:r>
-        <w:rPr>
-          <w:rFonts w:ascii="Times New Roman" w:hAnsi="Times New Roman" w:cs="Times New Roman"/>
-        </w:rPr>
-        <w:t xml:space="preserve">Ce résultat rejoint la littérature. </w:t>
-      </w:r>
-      <w:proofErr w:type="spellStart"/>
-      <w:r>
-        <w:rPr>
-          <w:rFonts w:ascii="Times New Roman" w:hAnsi="Times New Roman" w:cs="Times New Roman"/>
-        </w:rPr>
-        <w:t>Saw</w:t>
-      </w:r>
-      <w:proofErr w:type="spellEnd"/>
-      <w:r>
-        <w:rPr>
-          <w:rFonts w:ascii="Times New Roman" w:hAnsi="Times New Roman" w:cs="Times New Roman"/>
-        </w:rPr>
-        <w:t xml:space="preserve"> et al. (2016) établissent, sur </w:t>
+        <w:jc w:val="both"/>
+        <w:rPr>
+          <w:rFonts w:ascii="Times New Roman" w:hAnsi="Times New Roman" w:cs="Times New Roman"/>
+        </w:rPr>
+      </w:pPr>
+      <w:r>
+        <w:rPr>
+          <w:rFonts w:ascii="Times New Roman" w:hAnsi="Times New Roman" w:cs="Times New Roman"/>
+        </w:rPr>
+        <w:t xml:space="preserve">Ce résultat rejoint la littérature. Saw et al. (2016) établissent, sur </w:t>
       </w:r>
       <w:r>
         <w:rPr>
@@ -6587,35 +6121,12 @@
         </w:rPr>
         <w:t>données.</w:t>
       </w:r>
-    </w:p>
-    <w:p>
-      <w:pPr>
-        <w:spacing w:after="140" w:line="276" w:lineRule="auto"/>
-        <w:rPr>
-          <w:rFonts w:ascii="Times New Roman" w:hAnsi="Times New Roman" w:cs="Times New Roman"/>
-        </w:rPr>
-      </w:pPr>
-    </w:p>
-    <w:p>
-      <w:pPr>
-        <w:spacing w:after="140" w:line="276" w:lineRule="auto"/>
-        <w:rPr>
-          <w:rFonts w:ascii="Times New Roman" w:hAnsi="Times New Roman" w:cs="Times New Roman"/>
-        </w:rPr>
-      </w:pPr>
-    </w:p>
-    <w:p>
-      <w:pPr>
-        <w:spacing w:after="140" w:line="276" w:lineRule="auto"/>
-        <w:rPr>
-          <w:rFonts w:ascii="Times New Roman" w:hAnsi="Times New Roman" w:cs="Times New Roman"/>
-        </w:rPr>
-      </w:pPr>
     </w:p>
     <w:p>
       <w:pPr>
         <w:pStyle w:val="Titre2"/>
         <w:spacing w:before="260" w:after="140"/>
+        <w:jc w:val="both"/>
         <w:rPr>
           <w:rFonts w:ascii="Times New Roman" w:hAnsi="Times New Roman" w:cs="Times New Roman"/>
         </w:rPr>
@@ -6642,39 +6153,116 @@
     <w:p>
       <w:pPr>
         <w:spacing w:after="140" w:line="276" w:lineRule="auto"/>
-        <w:rPr>
-          <w:rFonts w:ascii="Times New Roman" w:hAnsi="Times New Roman" w:cs="Times New Roman"/>
-        </w:rPr>
-      </w:pPr>
-      <w:r>
-        <w:rPr>
-          <w:rFonts w:ascii="Times New Roman" w:hAnsi="Times New Roman" w:cs="Times New Roman"/>
-        </w:rPr>
-        <w:t xml:space="preserve">Deux formulations de la cible ont été testées. L'état courant propage chaque déclaration sur 14 jours, durée correspondant aux écarts observés entre déclarations consécutives chez p05 (1 à 15 jours) ; le modèle répond alors à </w:t>
-      </w:r>
-      <w:r>
-        <w:rPr>
-          <w:rFonts w:ascii="Times New Roman" w:hAnsi="Times New Roman" w:cs="Times New Roman"/>
+        <w:jc w:val="both"/>
+        <w:rPr>
+          <w:rFonts w:ascii="Times New Roman" w:hAnsi="Times New Roman" w:cs="Times New Roman"/>
+        </w:rPr>
+      </w:pPr>
+      <w:r>
+        <w:rPr>
+          <w:rFonts w:ascii="Times New Roman" w:hAnsi="Times New Roman" w:cs="Times New Roman"/>
+        </w:rPr>
+        <w:t xml:space="preserve">Deux formulations de la cible ont été testées. </w:t>
+      </w:r>
+    </w:p>
+    <w:p>
+      <w:pPr>
+        <w:pStyle w:val="Paragraphedeliste"/>
+        <w:numPr>
+          <w:ilvl w:val="0"/>
+          <w:numId w:val="5"/>
+        </w:numPr>
+        <w:spacing w:after="140" w:line="276" w:lineRule="auto"/>
+        <w:jc w:val="both"/>
+        <w:rPr>
+          <w:rFonts w:ascii="Times New Roman" w:hAnsi="Times New Roman" w:cs="Times New Roman"/>
+        </w:rPr>
+      </w:pPr>
+      <w:r>
+        <w:rPr>
+          <w:rFonts w:ascii="Times New Roman" w:hAnsi="Times New Roman" w:cs="Times New Roman"/>
+          <w:b/>
+          <w:bCs/>
+        </w:rPr>
+        <w:t>L'état courant propage</w:t>
+      </w:r>
+      <w:r>
+        <w:rPr>
+          <w:rFonts w:ascii="Times New Roman" w:hAnsi="Times New Roman" w:cs="Times New Roman"/>
+        </w:rPr>
+        <w:t xml:space="preserve"> chaque déclaration sur 14 jours, durée correspondant aux écarts observés entre déclarations consécutives chez p05 (1 à 15 jours) ; le modèle répond </w:t>
+      </w:r>
+      <w:r>
+        <w:rPr>
+          <w:rFonts w:ascii="Times New Roman" w:hAnsi="Times New Roman" w:cs="Times New Roman"/>
+          <w:b/>
+          <w:bCs/>
+        </w:rPr>
+        <w:t xml:space="preserve">alors à </w:t>
+      </w:r>
+      <w:r>
+        <w:rPr>
+          <w:rFonts w:ascii="Times New Roman" w:hAnsi="Times New Roman" w:cs="Times New Roman"/>
+          <w:b/>
+          <w:bCs/>
         </w:rPr>
         <w:t xml:space="preserve">la question </w:t>
       </w:r>
       <w:r>
         <w:rPr>
           <w:rFonts w:ascii="Times New Roman" w:hAnsi="Times New Roman" w:cs="Times New Roman"/>
+          <w:b/>
+          <w:bCs/>
         </w:rPr>
         <w:t xml:space="preserve">« ce joueur est-il blessé aujourd'hui </w:t>
       </w:r>
       <w:r>
         <w:rPr>
           <w:rFonts w:ascii="Times New Roman" w:hAnsi="Times New Roman" w:cs="Times New Roman"/>
-        </w:rPr>
-        <w:t xml:space="preserve">? </w:t>
-      </w:r>
-      <w:r>
-        <w:rPr>
-          <w:rFonts w:ascii="Times New Roman" w:hAnsi="Times New Roman" w:cs="Times New Roman"/>
-        </w:rPr>
-        <w:t xml:space="preserve">». Le risque prospectif, construit par jointure temporelle, porte sur une blessure survenant dans les 7 jours </w:t>
+          <w:b/>
+          <w:bCs/>
+        </w:rPr>
+        <w:t>?</w:t>
+      </w:r>
+      <w:r>
+        <w:rPr>
+          <w:rFonts w:ascii="Times New Roman" w:hAnsi="Times New Roman" w:cs="Times New Roman"/>
+        </w:rPr>
+        <w:t xml:space="preserve"> </w:t>
+      </w:r>
+      <w:r>
+        <w:rPr>
+          <w:rFonts w:ascii="Times New Roman" w:hAnsi="Times New Roman" w:cs="Times New Roman"/>
+        </w:rPr>
+        <w:t>».</w:t>
+      </w:r>
+    </w:p>
+    <w:p>
+      <w:pPr>
+        <w:pStyle w:val="Paragraphedeliste"/>
+        <w:numPr>
+          <w:ilvl w:val="0"/>
+          <w:numId w:val="5"/>
+        </w:numPr>
+        <w:spacing w:after="140" w:line="276" w:lineRule="auto"/>
+        <w:jc w:val="both"/>
+        <w:rPr>
+          <w:rFonts w:ascii="Times New Roman" w:hAnsi="Times New Roman" w:cs="Times New Roman"/>
+        </w:rPr>
+      </w:pPr>
+      <w:r>
+        <w:rPr>
+          <w:rFonts w:ascii="Times New Roman" w:hAnsi="Times New Roman" w:cs="Times New Roman"/>
+          <w:b/>
+          <w:bCs/>
+        </w:rPr>
+        <w:t>Le risque prospectif</w:t>
+      </w:r>
+      <w:r>
+        <w:rPr>
+          <w:rFonts w:ascii="Times New Roman" w:hAnsi="Times New Roman" w:cs="Times New Roman"/>
+        </w:rPr>
+        <w:t xml:space="preserve">, construit par jointure temporelle, porte sur une blessure survenant dans les 7 jours </w:t>
       </w:r>
       <w:r>
         <w:rPr>
@@ -6692,12 +6280,21 @@
         <w:rPr>
           <w:rFonts w:ascii="Times New Roman" w:hAnsi="Times New Roman" w:cs="Times New Roman"/>
         </w:rPr>
-        <w:t xml:space="preserve"> « ce joueur risque-t-il de se blesser », formulation plus conforme à un usage opérationnel.</w:t>
+        <w:t xml:space="preserve"> « </w:t>
+      </w:r>
+      <w:r>
+        <w:rPr>
+          <w:rFonts w:ascii="Times New Roman" w:hAnsi="Times New Roman" w:cs="Times New Roman"/>
+          <w:b/>
+          <w:bCs/>
+        </w:rPr>
+        <w:t>ce joueur risque-t-il de se blesser », formulation plus conforme à un usage opérationnel.</w:t>
       </w:r>
     </w:p>
     <w:p>
       <w:pPr>
         <w:spacing w:after="140" w:line="276" w:lineRule="auto"/>
+        <w:jc w:val="both"/>
         <w:rPr>
           <w:rFonts w:ascii="Times New Roman" w:hAnsi="Times New Roman" w:cs="Times New Roman"/>
         </w:rPr>
@@ -6720,25 +6317,18 @@
         </w:rPr>
         <w:t xml:space="preserve"> même validation </w:t>
       </w:r>
-      <w:proofErr w:type="spellStart"/>
-      <w:r>
-        <w:rPr>
-          <w:rFonts w:ascii="Times New Roman" w:hAnsi="Times New Roman" w:cs="Times New Roman"/>
-        </w:rPr>
-        <w:t>leave</w:t>
-      </w:r>
-      <w:proofErr w:type="spellEnd"/>
-      <w:r>
-        <w:rPr>
-          <w:rFonts w:ascii="Times New Roman" w:hAnsi="Times New Roman" w:cs="Times New Roman"/>
-        </w:rPr>
-        <w:t>-one-participant-out.</w:t>
+      <w:r>
+        <w:rPr>
+          <w:rFonts w:ascii="Times New Roman" w:hAnsi="Times New Roman" w:cs="Times New Roman"/>
+        </w:rPr>
+        <w:t>LOPO </w:t>
       </w:r>
     </w:p>
     <w:p>
       <w:pPr>
         <w:pStyle w:val="Lgende"/>
         <w:keepNext/>
+        <w:jc w:val="both"/>
       </w:pPr>
       <w:r>
         <w:t xml:space="preserve">Tableau </w:t>
@@ -6785,6 +6375,7 @@
           </w:tcPr>
           <w:p>
             <w:pPr>
+              <w:jc w:val="both"/>
               <w:rPr>
                 <w:rFonts w:ascii="Times New Roman" w:hAnsi="Times New Roman" w:cs="Times New Roman"/>
               </w:rPr>
@@ -6807,6 +6398,7 @@
           </w:tcPr>
           <w:p>
             <w:pPr>
+              <w:jc w:val="both"/>
               <w:rPr>
                 <w:rFonts w:ascii="Times New Roman" w:hAnsi="Times New Roman" w:cs="Times New Roman"/>
               </w:rPr>
@@ -6829,6 +6421,7 @@
           </w:tcPr>
           <w:p>
             <w:pPr>
+              <w:jc w:val="both"/>
               <w:rPr>
                 <w:rFonts w:ascii="Times New Roman" w:hAnsi="Times New Roman" w:cs="Times New Roman"/>
               </w:rPr>
@@ -6851,6 +6444,7 @@
           </w:tcPr>
           <w:p>
             <w:pPr>
+              <w:jc w:val="both"/>
               <w:rPr>
                 <w:rFonts w:ascii="Times New Roman" w:hAnsi="Times New Roman" w:cs="Times New Roman"/>
               </w:rPr>
@@ -6873,6 +6467,7 @@
           </w:tcPr>
           <w:p>
             <w:pPr>
+              <w:jc w:val="both"/>
               <w:rPr>
                 <w:rFonts w:ascii="Times New Roman" w:hAnsi="Times New Roman" w:cs="Times New Roman"/>
               </w:rPr>
@@ -6897,6 +6492,7 @@
           </w:tcPr>
           <w:p>
             <w:pPr>
+              <w:jc w:val="both"/>
               <w:rPr>
                 <w:rFonts w:ascii="Times New Roman" w:hAnsi="Times New Roman" w:cs="Times New Roman"/>
               </w:rPr>
@@ -6917,6 +6513,7 @@
           </w:tcPr>
           <w:p>
             <w:pPr>
+              <w:jc w:val="both"/>
               <w:rPr>
                 <w:rFonts w:ascii="Times New Roman" w:hAnsi="Times New Roman" w:cs="Times New Roman"/>
               </w:rPr>
@@ -6937,6 +6534,7 @@
           </w:tcPr>
           <w:p>
             <w:pPr>
+              <w:jc w:val="both"/>
               <w:rPr>
                 <w:rFonts w:ascii="Times New Roman" w:hAnsi="Times New Roman" w:cs="Times New Roman"/>
               </w:rPr>
@@ -6957,6 +6555,7 @@
           </w:tcPr>
           <w:p>
             <w:pPr>
+              <w:jc w:val="both"/>
               <w:rPr>
                 <w:rFonts w:ascii="Times New Roman" w:hAnsi="Times New Roman" w:cs="Times New Roman"/>
               </w:rPr>
@@ -6977,6 +6576,7 @@
           </w:tcPr>
           <w:p>
             <w:pPr>
+              <w:jc w:val="both"/>
               <w:rPr>
                 <w:rFonts w:ascii="Times New Roman" w:hAnsi="Times New Roman" w:cs="Times New Roman"/>
               </w:rPr>
@@ -6999,6 +6599,7 @@
           </w:tcPr>
           <w:p>
             <w:pPr>
+              <w:jc w:val="both"/>
               <w:rPr>
                 <w:rFonts w:ascii="Times New Roman" w:hAnsi="Times New Roman" w:cs="Times New Roman"/>
               </w:rPr>
@@ -7019,6 +6620,7 @@
           </w:tcPr>
           <w:p>
             <w:pPr>
+              <w:jc w:val="both"/>
               <w:rPr>
                 <w:rFonts w:ascii="Times New Roman" w:hAnsi="Times New Roman" w:cs="Times New Roman"/>
               </w:rPr>
@@ -7039,6 +6641,7 @@
           </w:tcPr>
           <w:p>
             <w:pPr>
+              <w:jc w:val="both"/>
               <w:rPr>
                 <w:rFonts w:ascii="Times New Roman" w:hAnsi="Times New Roman" w:cs="Times New Roman"/>
               </w:rPr>
@@ -7059,6 +6662,7 @@
           </w:tcPr>
           <w:p>
             <w:pPr>
+              <w:jc w:val="both"/>
               <w:rPr>
                 <w:rFonts w:ascii="Times New Roman" w:hAnsi="Times New Roman" w:cs="Times New Roman"/>
               </w:rPr>
@@ -7079,6 +6683,7 @@
           </w:tcPr>
           <w:p>
             <w:pPr>
+              <w:jc w:val="both"/>
               <w:rPr>
                 <w:rFonts w:ascii="Times New Roman" w:hAnsi="Times New Roman" w:cs="Times New Roman"/>
               </w:rPr>
@@ -7098,6 +6703,7 @@
     <w:p>
       <w:pPr>
         <w:spacing w:after="140"/>
+        <w:jc w:val="both"/>
         <w:rPr>
           <w:rFonts w:ascii="Times New Roman" w:hAnsi="Times New Roman" w:cs="Times New Roman"/>
         </w:rPr>
@@ -7106,6 +6712,7 @@
     <w:p>
       <w:pPr>
         <w:spacing w:after="140" w:line="276" w:lineRule="auto"/>
+        <w:jc w:val="both"/>
         <w:rPr>
           <w:rFonts w:ascii="Times New Roman" w:hAnsi="Times New Roman" w:cs="Times New Roman"/>
         </w:rPr>
@@ -7153,6 +6760,7 @@
       <w:pPr>
         <w:pStyle w:val="Lgende"/>
         <w:keepNext/>
+        <w:jc w:val="both"/>
       </w:pPr>
       <w:r>
         <w:t xml:space="preserve">Tableau </w:t>
@@ -7204,6 +6812,7 @@
           </w:tcPr>
           <w:p>
             <w:pPr>
+              <w:jc w:val="both"/>
               <w:rPr>
                 <w:rFonts w:ascii="Times New Roman" w:hAnsi="Times New Roman" w:cs="Times New Roman"/>
               </w:rPr>
@@ -7226,6 +6835,7 @@
           </w:tcPr>
           <w:p>
             <w:pPr>
+              <w:jc w:val="both"/>
               <w:rPr>
                 <w:rFonts w:ascii="Times New Roman" w:hAnsi="Times New Roman" w:cs="Times New Roman"/>
               </w:rPr>
@@ -7248,6 +6858,7 @@
           </w:tcPr>
           <w:p>
             <w:pPr>
+              <w:jc w:val="both"/>
               <w:rPr>
                 <w:rFonts w:ascii="Times New Roman" w:hAnsi="Times New Roman" w:cs="Times New Roman"/>
               </w:rPr>
@@ -7275,27 +6886,18 @@
           </w:tcPr>
           <w:p>
             <w:pPr>
-              <w:rPr>
-                <w:rFonts w:ascii="Times New Roman" w:hAnsi="Times New Roman" w:cs="Times New Roman"/>
-              </w:rPr>
-            </w:pPr>
-            <w:proofErr w:type="gramStart"/>
-            <w:r>
-              <w:rPr>
-                <w:rFonts w:ascii="Times New Roman" w:hAnsi="Times New Roman" w:cs="Times New Roman"/>
-                <w:sz w:val="20"/>
-                <w:szCs w:val="20"/>
-              </w:rPr>
-              <w:t>p</w:t>
-            </w:r>
-            <w:proofErr w:type="gramEnd"/>
-            <w:r>
-              <w:rPr>
-                <w:rFonts w:ascii="Times New Roman" w:hAnsi="Times New Roman" w:cs="Times New Roman"/>
-                <w:sz w:val="20"/>
-                <w:szCs w:val="20"/>
-              </w:rPr>
-              <w:t>01</w:t>
+              <w:jc w:val="both"/>
+              <w:rPr>
+                <w:rFonts w:ascii="Times New Roman" w:hAnsi="Times New Roman" w:cs="Times New Roman"/>
+              </w:rPr>
+            </w:pPr>
+            <w:r>
+              <w:rPr>
+                <w:rFonts w:ascii="Times New Roman" w:hAnsi="Times New Roman" w:cs="Times New Roman"/>
+                <w:sz w:val="20"/>
+                <w:szCs w:val="20"/>
+              </w:rPr>
+              <w:t>p01</w:t>
             </w:r>
           </w:p>
         </w:tc>
@@ -7305,6 +6907,7 @@
           </w:tcPr>
           <w:p>
             <w:pPr>
+              <w:jc w:val="both"/>
               <w:rPr>
                 <w:rFonts w:ascii="Times New Roman" w:hAnsi="Times New Roman" w:cs="Times New Roman"/>
               </w:rPr>
@@ -7325,6 +6928,7 @@
           </w:tcPr>
           <w:p>
             <w:pPr>
+              <w:jc w:val="both"/>
               <w:rPr>
                 <w:rFonts w:ascii="Times New Roman" w:hAnsi="Times New Roman" w:cs="Times New Roman"/>
               </w:rPr>
@@ -7350,27 +6954,18 @@
           </w:tcPr>
           <w:p>
             <w:pPr>
-              <w:rPr>
-                <w:rFonts w:ascii="Times New Roman" w:hAnsi="Times New Roman" w:cs="Times New Roman"/>
-              </w:rPr>
-            </w:pPr>
-            <w:proofErr w:type="gramStart"/>
-            <w:r>
-              <w:rPr>
-                <w:rFonts w:ascii="Times New Roman" w:hAnsi="Times New Roman" w:cs="Times New Roman"/>
-                <w:sz w:val="20"/>
-                <w:szCs w:val="20"/>
-              </w:rPr>
-              <w:t>p</w:t>
-            </w:r>
-            <w:proofErr w:type="gramEnd"/>
-            <w:r>
-              <w:rPr>
-                <w:rFonts w:ascii="Times New Roman" w:hAnsi="Times New Roman" w:cs="Times New Roman"/>
-                <w:sz w:val="20"/>
-                <w:szCs w:val="20"/>
-              </w:rPr>
-              <w:t>03</w:t>
+              <w:jc w:val="both"/>
+              <w:rPr>
+                <w:rFonts w:ascii="Times New Roman" w:hAnsi="Times New Roman" w:cs="Times New Roman"/>
+              </w:rPr>
+            </w:pPr>
+            <w:r>
+              <w:rPr>
+                <w:rFonts w:ascii="Times New Roman" w:hAnsi="Times New Roman" w:cs="Times New Roman"/>
+                <w:sz w:val="20"/>
+                <w:szCs w:val="20"/>
+              </w:rPr>
+              <w:t>p03</w:t>
             </w:r>
           </w:p>
         </w:tc>
@@ -7380,6 +6975,7 @@
           </w:tcPr>
           <w:p>
             <w:pPr>
+              <w:jc w:val="both"/>
               <w:rPr>
                 <w:rFonts w:ascii="Times New Roman" w:hAnsi="Times New Roman" w:cs="Times New Roman"/>
               </w:rPr>
@@ -7400,6 +6996,7 @@
           </w:tcPr>
           <w:p>
             <w:pPr>
+              <w:jc w:val="both"/>
               <w:rPr>
                 <w:rFonts w:ascii="Times New Roman" w:hAnsi="Times New Roman" w:cs="Times New Roman"/>
               </w:rPr>
@@ -7425,27 +7022,18 @@
           </w:tcPr>
           <w:p>
             <w:pPr>
-              <w:rPr>
-                <w:rFonts w:ascii="Times New Roman" w:hAnsi="Times New Roman" w:cs="Times New Roman"/>
-              </w:rPr>
-            </w:pPr>
-            <w:proofErr w:type="gramStart"/>
-            <w:r>
-              <w:rPr>
-                <w:rFonts w:ascii="Times New Roman" w:hAnsi="Times New Roman" w:cs="Times New Roman"/>
-                <w:sz w:val="20"/>
-                <w:szCs w:val="20"/>
-              </w:rPr>
-              <w:t>p</w:t>
-            </w:r>
-            <w:proofErr w:type="gramEnd"/>
-            <w:r>
-              <w:rPr>
-                <w:rFonts w:ascii="Times New Roman" w:hAnsi="Times New Roman" w:cs="Times New Roman"/>
-                <w:sz w:val="20"/>
-                <w:szCs w:val="20"/>
-              </w:rPr>
-              <w:t>05</w:t>
+              <w:jc w:val="both"/>
+              <w:rPr>
+                <w:rFonts w:ascii="Times New Roman" w:hAnsi="Times New Roman" w:cs="Times New Roman"/>
+              </w:rPr>
+            </w:pPr>
+            <w:r>
+              <w:rPr>
+                <w:rFonts w:ascii="Times New Roman" w:hAnsi="Times New Roman" w:cs="Times New Roman"/>
+                <w:sz w:val="20"/>
+                <w:szCs w:val="20"/>
+              </w:rPr>
+              <w:t>p05</w:t>
             </w:r>
           </w:p>
         </w:tc>
@@ -7455,6 +7043,7 @@
           </w:tcPr>
           <w:p>
             <w:pPr>
+              <w:jc w:val="both"/>
               <w:rPr>
                 <w:rFonts w:ascii="Times New Roman" w:hAnsi="Times New Roman" w:cs="Times New Roman"/>
               </w:rPr>
@@ -7475,6 +7064,7 @@
           </w:tcPr>
           <w:p>
             <w:pPr>
+              <w:jc w:val="both"/>
               <w:rPr>
                 <w:rFonts w:ascii="Times New Roman" w:hAnsi="Times New Roman" w:cs="Times New Roman"/>
               </w:rPr>
@@ -7494,6 +7084,7 @@
     <w:p>
       <w:pPr>
         <w:spacing w:after="140"/>
+        <w:jc w:val="both"/>
         <w:rPr>
           <w:rFonts w:ascii="Times New Roman" w:hAnsi="Times New Roman" w:cs="Times New Roman"/>
         </w:rPr>
@@ -7502,7 +7093,7 @@
     <w:p>
       <w:pPr>
         <w:spacing w:before="160" w:after="60"/>
-        <w:jc w:val="center"/>
+        <w:jc w:val="both"/>
         <w:rPr>
           <w:rFonts w:ascii="Times New Roman" w:hAnsi="Times New Roman" w:cs="Times New Roman"/>
         </w:rPr>
@@ -7512,6 +7103,7 @@
           <w:rFonts w:ascii="Times New Roman" w:hAnsi="Times New Roman" w:cs="Times New Roman"/>
           <w:noProof/>
         </w:rPr>
+        <w:lastRenderedPageBreak/>
         <w:drawing>
           <wp:inline distT="0" distB="0" distL="0" distR="0" wp14:anchorId="5B99F9DD" wp14:editId="3D136F86">
             <wp:extent cx="4762500" cy="2381250"/>
@@ -7555,7 +7147,7 @@
     <w:p>
       <w:pPr>
         <w:spacing w:after="220"/>
-        <w:jc w:val="center"/>
+        <w:jc w:val="both"/>
         <w:rPr>
           <w:rFonts w:ascii="Times New Roman" w:hAnsi="Times New Roman" w:cs="Times New Roman"/>
         </w:rPr>
@@ -7569,45 +7161,34 @@
           <w:sz w:val="18"/>
           <w:szCs w:val="18"/>
         </w:rPr>
-        <w:t xml:space="preserve">Figure 6 Probabilités prédites sur la cible prospective. </w:t>
-      </w:r>
-      <w:proofErr w:type="gramStart"/>
-      <w:r>
-        <w:rPr>
-          <w:rFonts w:ascii="Times New Roman" w:hAnsi="Times New Roman" w:cs="Times New Roman"/>
-          <w:i/>
-          <w:iCs/>
-          <w:color w:val="595959"/>
-          <w:sz w:val="18"/>
-          <w:szCs w:val="18"/>
-        </w:rPr>
-        <w:t>p</w:t>
-      </w:r>
-      <w:proofErr w:type="gramEnd"/>
-      <w:r>
-        <w:rPr>
-          <w:rFonts w:ascii="Times New Roman" w:hAnsi="Times New Roman" w:cs="Times New Roman"/>
-          <w:i/>
-          <w:iCs/>
-          <w:color w:val="595959"/>
-          <w:sz w:val="18"/>
-          <w:szCs w:val="18"/>
-        </w:rPr>
-        <w:t>05, seul participant à présenter des épisodes, reçoit les probabilités les plus basses ; p03, qui n'en déclare aucun, les plus élevées.</w:t>
+        <w:t>Figure 6 Probabilités prédites sur la cible prospective. p05, seul participant à présenter des épisodes, reçoit les probabilités les plus basses ; p03, qui n'en déclare aucun, les plus élevées.</w:t>
       </w:r>
     </w:p>
     <w:p>
       <w:pPr>
         <w:spacing w:after="140" w:line="276" w:lineRule="auto"/>
-        <w:rPr>
-          <w:rFonts w:ascii="Times New Roman" w:hAnsi="Times New Roman" w:cs="Times New Roman"/>
-        </w:rPr>
-      </w:pPr>
-      <w:r>
-        <w:rPr>
-          <w:rFonts w:ascii="Times New Roman" w:hAnsi="Times New Roman" w:cs="Times New Roman"/>
-        </w:rPr>
-        <w:t>Lors de la validation LOPO, le modèle testé sur p05 a été entraîné sur deux sujets quasi exempts de blessures</w:t>
+        <w:jc w:val="both"/>
+        <w:rPr>
+          <w:rFonts w:ascii="Times New Roman" w:hAnsi="Times New Roman" w:cs="Times New Roman"/>
+        </w:rPr>
+      </w:pPr>
+      <w:r>
+        <w:rPr>
+          <w:rFonts w:ascii="Times New Roman" w:hAnsi="Times New Roman" w:cs="Times New Roman"/>
+        </w:rPr>
+        <w:t>Lors de la validation</w:t>
+      </w:r>
+      <w:r>
+        <w:rPr>
+          <w:rFonts w:ascii="Times New Roman" w:hAnsi="Times New Roman" w:cs="Times New Roman"/>
+        </w:rPr>
+        <w:t xml:space="preserve"> en</w:t>
+      </w:r>
+      <w:r>
+        <w:rPr>
+          <w:rFonts w:ascii="Times New Roman" w:hAnsi="Times New Roman" w:cs="Times New Roman"/>
+        </w:rPr>
+        <w:t xml:space="preserve"> LOPO, le modèle testé sur p05 a été entraîné sur deux sujets quasi exempts de blessures</w:t>
       </w:r>
       <w:r>
         <w:rPr>
@@ -7637,12 +7218,31 @@
         <w:rPr>
           <w:rFonts w:ascii="Times New Roman" w:hAnsi="Times New Roman" w:cs="Times New Roman"/>
         </w:rPr>
-        <w:t xml:space="preserve"> au troisième.</w:t>
+        <w:t xml:space="preserve"> au troisième</w:t>
+      </w:r>
+      <w:r>
+        <w:rPr>
+          <w:rFonts w:ascii="Times New Roman" w:hAnsi="Times New Roman" w:cs="Times New Roman"/>
+        </w:rPr>
+        <w:t xml:space="preserve"> profil</w:t>
+      </w:r>
+      <w:r>
+        <w:rPr>
+          <w:rFonts w:ascii="Times New Roman" w:hAnsi="Times New Roman" w:cs="Times New Roman"/>
+        </w:rPr>
+        <w:t xml:space="preserve"> (Figure 6)</w:t>
+      </w:r>
+      <w:r>
+        <w:rPr>
+          <w:rFonts w:ascii="Times New Roman" w:hAnsi="Times New Roman" w:cs="Times New Roman"/>
+        </w:rPr>
+        <w:t>.</w:t>
       </w:r>
     </w:p>
     <w:p>
       <w:pPr>
         <w:spacing w:after="140" w:line="276" w:lineRule="auto"/>
+        <w:jc w:val="both"/>
         <w:rPr>
           <w:rFonts w:ascii="Times New Roman" w:hAnsi="Times New Roman" w:cs="Times New Roman"/>
         </w:rPr>
@@ -7693,6 +7293,7 @@
     <w:p>
       <w:pPr>
         <w:spacing w:after="140" w:line="276" w:lineRule="auto"/>
+        <w:jc w:val="both"/>
         <w:rPr>
           <w:rFonts w:ascii="Times New Roman" w:hAnsi="Times New Roman" w:cs="Times New Roman"/>
         </w:rPr>
@@ -7725,21 +7326,21 @@
         <w:rPr>
           <w:rFonts w:ascii="Times New Roman" w:hAnsi="Times New Roman" w:cs="Times New Roman"/>
         </w:rPr>
-        <w:t xml:space="preserve"> (Figure 6)</w:t>
+        <w:t>.</w:t>
       </w:r>
     </w:p>
     <w:p>
       <w:pPr>
         <w:spacing w:after="140" w:line="276" w:lineRule="auto"/>
-        <w:rPr>
-          <w:rFonts w:ascii="Times New Roman" w:hAnsi="Times New Roman" w:cs="Times New Roman"/>
-        </w:rPr>
-      </w:pPr>
-      <w:r>
-        <w:rPr>
-          <w:rFonts w:ascii="Times New Roman" w:hAnsi="Times New Roman" w:cs="Times New Roman"/>
-        </w:rPr>
-        <w:lastRenderedPageBreak/>
+        <w:jc w:val="both"/>
+        <w:rPr>
+          <w:rFonts w:ascii="Times New Roman" w:hAnsi="Times New Roman" w:cs="Times New Roman"/>
+        </w:rPr>
+      </w:pPr>
+      <w:r>
+        <w:rPr>
+          <w:rFonts w:ascii="Times New Roman" w:hAnsi="Times New Roman" w:cs="Times New Roman"/>
+        </w:rPr>
         <w:t xml:space="preserve">La reformulation prospective ne résout donc pas le problème de fond : la cible reste portée par un seul participant, et p03 n'y contribue par aucun événement. Le modèle discrimine les individus, </w:t>
       </w:r>
       <w:r>
@@ -7758,29 +7359,16 @@
     <w:p>
       <w:pPr>
         <w:spacing w:after="140" w:line="276" w:lineRule="auto"/>
-        <w:rPr>
-          <w:rFonts w:ascii="Times New Roman" w:hAnsi="Times New Roman" w:cs="Times New Roman"/>
-        </w:rPr>
-      </w:pPr>
-      <w:r>
-        <w:rPr>
-          <w:rFonts w:ascii="Times New Roman" w:hAnsi="Times New Roman" w:cs="Times New Roman"/>
-        </w:rPr>
-        <w:t>Ces limites sont celles du domaine : les revues récentes identifient les effectifs réduits, les définitions hétérogènes de la blessure et l'absence de validation externe comme les faiblesses récurrentes des modèles publiés (</w:t>
-      </w:r>
-      <w:proofErr w:type="spellStart"/>
-      <w:r>
-        <w:rPr>
-          <w:rFonts w:ascii="Times New Roman" w:hAnsi="Times New Roman" w:cs="Times New Roman"/>
-        </w:rPr>
-        <w:t>Leckey</w:t>
-      </w:r>
-      <w:proofErr w:type="spellEnd"/>
-      <w:r>
-        <w:rPr>
-          <w:rFonts w:ascii="Times New Roman" w:hAnsi="Times New Roman" w:cs="Times New Roman"/>
-        </w:rPr>
-        <w:t xml:space="preserve"> et al., 2025). Le choix d'un modèle linéaire plutôt que d'une architecture complexe suit la même logique </w:t>
+        <w:jc w:val="both"/>
+        <w:rPr>
+          <w:rFonts w:ascii="Times New Roman" w:hAnsi="Times New Roman" w:cs="Times New Roman"/>
+        </w:rPr>
+      </w:pPr>
+      <w:r>
+        <w:rPr>
+          <w:rFonts w:ascii="Times New Roman" w:hAnsi="Times New Roman" w:cs="Times New Roman"/>
+        </w:rPr>
+        <w:t xml:space="preserve">Ces limites sont celles du domaine : les revues récentes identifient les effectifs réduits, les définitions hétérogènes de la blessure et l'absence de validation externe comme les faiblesses récurrentes des modèles publiés (Leckey et al., 2025). Le choix d'un modèle linéaire plutôt que d'une architecture complexe suit la même logique </w:t>
       </w:r>
       <w:r>
         <w:rPr>
@@ -7798,6 +7386,7 @@
     <w:p>
       <w:pPr>
         <w:spacing w:after="140" w:line="276" w:lineRule="auto"/>
+        <w:jc w:val="both"/>
         <w:rPr>
           <w:rFonts w:ascii="Times New Roman" w:hAnsi="Times New Roman" w:cs="Times New Roman"/>
         </w:rPr>
@@ -7839,49 +7428,7 @@
         <w:rPr>
           <w:rFonts w:ascii="Times New Roman" w:hAnsi="Times New Roman" w:cs="Times New Roman"/>
         </w:rPr>
-        <w:t xml:space="preserve">Les </w:t>
-      </w:r>
-      <w:proofErr w:type="spellStart"/>
-      <w:r>
-        <w:rPr>
-          <w:rFonts w:ascii="Times New Roman" w:hAnsi="Times New Roman" w:cs="Times New Roman"/>
-        </w:rPr>
-        <w:t>foundation</w:t>
-      </w:r>
-      <w:proofErr w:type="spellEnd"/>
-      <w:r>
-        <w:rPr>
-          <w:rFonts w:ascii="Times New Roman" w:hAnsi="Times New Roman" w:cs="Times New Roman"/>
-        </w:rPr>
-        <w:t xml:space="preserve"> </w:t>
-      </w:r>
-      <w:proofErr w:type="spellStart"/>
-      <w:r>
-        <w:rPr>
-          <w:rFonts w:ascii="Times New Roman" w:hAnsi="Times New Roman" w:cs="Times New Roman"/>
-        </w:rPr>
-        <w:t>models</w:t>
-      </w:r>
-      <w:proofErr w:type="spellEnd"/>
-      <w:r>
-        <w:rPr>
-          <w:rFonts w:ascii="Times New Roman" w:hAnsi="Times New Roman" w:cs="Times New Roman"/>
-        </w:rPr>
-        <w:t xml:space="preserve"> tabulaires (</w:t>
-      </w:r>
-      <w:proofErr w:type="spellStart"/>
-      <w:r>
-        <w:rPr>
-          <w:rFonts w:ascii="Times New Roman" w:hAnsi="Times New Roman" w:cs="Times New Roman"/>
-        </w:rPr>
-        <w:t>TabPFN</w:t>
-      </w:r>
-      <w:proofErr w:type="spellEnd"/>
-      <w:r>
-        <w:rPr>
-          <w:rFonts w:ascii="Times New Roman" w:hAnsi="Times New Roman" w:cs="Times New Roman"/>
-        </w:rPr>
-        <w:t xml:space="preserve"> et dérivés) constituent une piste</w:t>
+        <w:t>Les foundation models tabulaires (TabPFN et dérivés) constituent une piste</w:t>
       </w:r>
       <w:r>
         <w:rPr>
@@ -7893,16 +7440,8 @@
         <w:rPr>
           <w:rFonts w:ascii="Times New Roman" w:hAnsi="Times New Roman" w:cs="Times New Roman"/>
         </w:rPr>
-        <w:t xml:space="preserve"> sur de petits effectifs, régime où ils surpassent le gradient </w:t>
-      </w:r>
-      <w:proofErr w:type="spellStart"/>
-      <w:r>
-        <w:rPr>
-          <w:rFonts w:ascii="Times New Roman" w:hAnsi="Times New Roman" w:cs="Times New Roman"/>
-        </w:rPr>
-        <w:t>boosting</w:t>
-      </w:r>
-      <w:proofErr w:type="spellEnd"/>
+        <w:t xml:space="preserve"> sur de petits effectifs, régime où ils surpassent le gradient boosting</w:t>
+      </w:r>
       <w:r>
         <w:rPr>
           <w:rFonts w:ascii="Times New Roman" w:hAnsi="Times New Roman" w:cs="Times New Roman"/>
@@ -7950,6 +7489,7 @@
       <w:pPr>
         <w:pStyle w:val="Titre1"/>
         <w:spacing w:before="320" w:after="180"/>
+        <w:jc w:val="both"/>
         <w:rPr>
           <w:rFonts w:ascii="Times New Roman" w:hAnsi="Times New Roman" w:cs="Times New Roman"/>
           <w:b w:val="0"/>
@@ -7970,6 +7510,7 @@
     <w:p>
       <w:pPr>
         <w:spacing w:after="140" w:line="276" w:lineRule="auto"/>
+        <w:jc w:val="both"/>
         <w:rPr>
           <w:rFonts w:ascii="Times New Roman" w:hAnsi="Times New Roman" w:cs="Times New Roman"/>
         </w:rPr>
@@ -7998,16 +7539,8 @@
         <w:rPr>
           <w:rFonts w:ascii="Times New Roman" w:hAnsi="Times New Roman" w:cs="Times New Roman"/>
         </w:rPr>
-        <w:t xml:space="preserve"> pas participant-jour produit une table exploitable de 456 lignes. L'indice de </w:t>
-      </w:r>
-      <w:proofErr w:type="spellStart"/>
-      <w:r>
-        <w:rPr>
-          <w:rFonts w:ascii="Times New Roman" w:hAnsi="Times New Roman" w:cs="Times New Roman"/>
-        </w:rPr>
-        <w:t>readiness</w:t>
-      </w:r>
-      <w:proofErr w:type="spellEnd"/>
+        <w:t xml:space="preserve"> pas participant-jour produit une table exploitable de 456 lignes. L'indice de readiness</w:t>
+      </w:r>
       <w:r>
         <w:rPr>
           <w:rFonts w:ascii="Times New Roman" w:hAnsi="Times New Roman" w:cs="Times New Roman"/>
@@ -8024,6 +7557,7 @@
     <w:p>
       <w:pPr>
         <w:spacing w:after="140" w:line="276" w:lineRule="auto"/>
+        <w:jc w:val="both"/>
         <w:rPr>
           <w:rFonts w:ascii="Times New Roman" w:hAnsi="Times New Roman" w:cs="Times New Roman"/>
         </w:rPr>
@@ -8058,29 +7592,16 @@
     <w:p>
       <w:pPr>
         <w:spacing w:after="140" w:line="276" w:lineRule="auto"/>
-        <w:rPr>
-          <w:rFonts w:ascii="Times New Roman" w:hAnsi="Times New Roman" w:cs="Times New Roman"/>
-        </w:rPr>
-      </w:pPr>
-      <w:r>
-        <w:rPr>
-          <w:rFonts w:ascii="Times New Roman" w:hAnsi="Times New Roman" w:cs="Times New Roman"/>
-        </w:rPr>
-        <w:t xml:space="preserve">La prédiction de </w:t>
-      </w:r>
-      <w:proofErr w:type="spellStart"/>
-      <w:r>
-        <w:rPr>
-          <w:rFonts w:ascii="Times New Roman" w:hAnsi="Times New Roman" w:cs="Times New Roman"/>
-        </w:rPr>
-        <w:t>readiness</w:t>
-      </w:r>
-      <w:proofErr w:type="spellEnd"/>
-      <w:r>
-        <w:rPr>
-          <w:rFonts w:ascii="Times New Roman" w:hAnsi="Times New Roman" w:cs="Times New Roman"/>
-        </w:rPr>
-        <w:t xml:space="preserve"> ne dépasse </w:t>
+        <w:jc w:val="both"/>
+        <w:rPr>
+          <w:rFonts w:ascii="Times New Roman" w:hAnsi="Times New Roman" w:cs="Times New Roman"/>
+        </w:rPr>
+      </w:pPr>
+      <w:r>
+        <w:rPr>
+          <w:rFonts w:ascii="Times New Roman" w:hAnsi="Times New Roman" w:cs="Times New Roman"/>
+        </w:rPr>
+        <w:t xml:space="preserve">La prédiction de readiness ne dépasse </w:t>
       </w:r>
       <w:r>
         <w:rPr>
@@ -8110,20 +7631,37 @@
     <w:p>
       <w:pPr>
         <w:spacing w:after="140" w:line="276" w:lineRule="auto"/>
-        <w:rPr>
-          <w:rFonts w:ascii="Times New Roman" w:hAnsi="Times New Roman" w:cs="Times New Roman"/>
-        </w:rPr>
-      </w:pPr>
-      <w:r>
-        <w:rPr>
-          <w:rFonts w:ascii="Times New Roman" w:hAnsi="Times New Roman" w:cs="Times New Roman"/>
-        </w:rPr>
-        <w:t>Ce qu'il faudrait : un effectif permettant une validation crédible ; l'ordre de grandeur habituel est de 30 événements. Un protocole de déclaration homogène, imposant de renseigner tant l'absence de blessure que sa présence. Une distinction des mécanismes lésionnels : la charge d'entraînement ne permet d'approcher que les lésions de surcharge. Et une mesure de performance, absente ici, sans laquelle un indice construit sur des dimensions auto-déclarées ne peut être validé par rapport à un critère externe</w:t>
+        <w:jc w:val="both"/>
+        <w:rPr>
+          <w:rFonts w:ascii="Times New Roman" w:hAnsi="Times New Roman" w:cs="Times New Roman"/>
+        </w:rPr>
+      </w:pPr>
+      <w:r>
+        <w:rPr>
+          <w:rFonts w:ascii="Times New Roman" w:hAnsi="Times New Roman" w:cs="Times New Roman"/>
+          <w:b/>
+          <w:bCs/>
+        </w:rPr>
+        <w:t>Ce qu'il faudrait</w:t>
+      </w:r>
+      <w:r>
+        <w:rPr>
+          <w:rFonts w:ascii="Times New Roman" w:hAnsi="Times New Roman" w:cs="Times New Roman"/>
+        </w:rPr>
+        <w:t xml:space="preserve"> : un effectif permettant une validation crédible ; l'ordre de grandeur habituel est de 30 événements. Un protocole de déclaration homogène, imposant de renseigner tant l'absence de blessure que sa </w:t>
+      </w:r>
+      <w:r>
+        <w:rPr>
+          <w:rFonts w:ascii="Times New Roman" w:hAnsi="Times New Roman" w:cs="Times New Roman"/>
+        </w:rPr>
+        <w:lastRenderedPageBreak/>
+        <w:t>présence. Une distinction des mécanismes lésionnels : la charge d'entraînement ne permet d'approcher que les lésions de surcharge. Et une mesure de performance, absente ici, sans laquelle un indice construit sur des dimensions auto-déclarées ne peut être validé par rapport à un critère externe</w:t>
       </w:r>
     </w:p>
     <w:p>
       <w:pPr>
         <w:spacing w:after="140" w:line="276" w:lineRule="auto"/>
+        <w:jc w:val="both"/>
         <w:rPr>
           <w:rFonts w:ascii="Times New Roman" w:hAnsi="Times New Roman" w:cs="Times New Roman"/>
           <w:sz w:val="16"/>
@@ -8134,6 +7672,7 @@
     <w:p>
       <w:pPr>
         <w:pStyle w:val="Titre2"/>
+        <w:jc w:val="both"/>
         <w:rPr>
           <w:rFonts w:ascii="Times New Roman" w:hAnsi="Times New Roman" w:cs="Times New Roman"/>
           <w:sz w:val="20"/>
@@ -8153,6 +7692,7 @@
       <w:pPr>
         <w:spacing w:after="90"/>
         <w:ind w:left="220"/>
+        <w:jc w:val="both"/>
         <w:rPr>
           <w:rFonts w:ascii="Times New Roman" w:hAnsi="Times New Roman" w:cs="Times New Roman"/>
           <w:sz w:val="16"/>
@@ -8168,6 +7708,7 @@
           <w:numId w:val="2"/>
         </w:numPr>
         <w:spacing w:after="90"/>
+        <w:jc w:val="both"/>
         <w:rPr>
           <w:rFonts w:ascii="Times New Roman" w:hAnsi="Times New Roman" w:cs="Times New Roman"/>
           <w:sz w:val="16"/>
@@ -8181,53 +7722,15 @@
           <w:szCs w:val="16"/>
           <w:lang w:val="en-CA"/>
         </w:rPr>
-        <w:t xml:space="preserve">Benson L.C., Stilling C., </w:t>
-      </w:r>
-      <w:proofErr w:type="spellStart"/>
+        <w:t xml:space="preserve">Benson L.C., Stilling C., Owoeye O.B., Emery C.A. (2021). Evaluating methods for imputing missing data from longitudinal monitoring of athlete workload. </w:t>
+      </w:r>
       <w:r>
         <w:rPr>
           <w:rFonts w:ascii="Times New Roman" w:hAnsi="Times New Roman" w:cs="Times New Roman"/>
           <w:sz w:val="16"/>
           <w:szCs w:val="16"/>
-          <w:lang w:val="en-CA"/>
-        </w:rPr>
-        <w:t>Owoeye</w:t>
-      </w:r>
-      <w:proofErr w:type="spellEnd"/>
-      <w:r>
-        <w:rPr>
-          <w:rFonts w:ascii="Times New Roman" w:hAnsi="Times New Roman" w:cs="Times New Roman"/>
-          <w:sz w:val="16"/>
-          <w:szCs w:val="16"/>
-          <w:lang w:val="en-CA"/>
-        </w:rPr>
-        <w:t xml:space="preserve"> O.B., Emery C.A. (2021). Evaluating methods for imputing missing data from longitudinal monitoring of athlete workload. </w:t>
-      </w:r>
-      <w:r>
-        <w:rPr>
-          <w:rFonts w:ascii="Times New Roman" w:hAnsi="Times New Roman" w:cs="Times New Roman"/>
-          <w:sz w:val="16"/>
-          <w:szCs w:val="16"/>
-        </w:rPr>
-        <w:t xml:space="preserve">Journal of Sports Science &amp; </w:t>
-      </w:r>
-      <w:proofErr w:type="spellStart"/>
-      <w:r>
-        <w:rPr>
-          <w:rFonts w:ascii="Times New Roman" w:hAnsi="Times New Roman" w:cs="Times New Roman"/>
-          <w:sz w:val="16"/>
-          <w:szCs w:val="16"/>
-        </w:rPr>
-        <w:t>Medicine</w:t>
-      </w:r>
-      <w:proofErr w:type="spellEnd"/>
-      <w:r>
-        <w:rPr>
-          <w:rFonts w:ascii="Times New Roman" w:hAnsi="Times New Roman" w:cs="Times New Roman"/>
-          <w:sz w:val="16"/>
-          <w:szCs w:val="16"/>
-        </w:rPr>
-        <w:t>, 20(2), 188.</w:t>
+        </w:rPr>
+        <w:t>Journal of Sports Science &amp; Medicine, 20(2), 188.</w:t>
       </w:r>
     </w:p>
     <w:p>
@@ -8238,83 +7741,20 @@
           <w:numId w:val="2"/>
         </w:numPr>
         <w:spacing w:after="90"/>
+        <w:jc w:val="both"/>
         <w:rPr>
           <w:rFonts w:ascii="Times New Roman" w:hAnsi="Times New Roman" w:cs="Times New Roman"/>
           <w:sz w:val="16"/>
           <w:szCs w:val="16"/>
         </w:rPr>
       </w:pPr>
-      <w:proofErr w:type="spellStart"/>
       <w:r>
         <w:rPr>
           <w:rFonts w:ascii="Times New Roman" w:hAnsi="Times New Roman" w:cs="Times New Roman"/>
           <w:sz w:val="16"/>
           <w:szCs w:val="16"/>
         </w:rPr>
-        <w:t>Chotwanvirat</w:t>
-      </w:r>
-      <w:proofErr w:type="spellEnd"/>
-      <w:r>
-        <w:rPr>
-          <w:rFonts w:ascii="Times New Roman" w:hAnsi="Times New Roman" w:cs="Times New Roman"/>
-          <w:sz w:val="16"/>
-          <w:szCs w:val="16"/>
-        </w:rPr>
-        <w:t xml:space="preserve"> P., </w:t>
-      </w:r>
-      <w:proofErr w:type="spellStart"/>
-      <w:r>
-        <w:rPr>
-          <w:rFonts w:ascii="Times New Roman" w:hAnsi="Times New Roman" w:cs="Times New Roman"/>
-          <w:sz w:val="16"/>
-          <w:szCs w:val="16"/>
-        </w:rPr>
-        <w:t>Prachansuwan</w:t>
-      </w:r>
-      <w:proofErr w:type="spellEnd"/>
-      <w:r>
-        <w:rPr>
-          <w:rFonts w:ascii="Times New Roman" w:hAnsi="Times New Roman" w:cs="Times New Roman"/>
-          <w:sz w:val="16"/>
-          <w:szCs w:val="16"/>
-        </w:rPr>
-        <w:t xml:space="preserve"> A., </w:t>
-      </w:r>
-      <w:proofErr w:type="spellStart"/>
-      <w:r>
-        <w:rPr>
-          <w:rFonts w:ascii="Times New Roman" w:hAnsi="Times New Roman" w:cs="Times New Roman"/>
-          <w:sz w:val="16"/>
-          <w:szCs w:val="16"/>
-        </w:rPr>
-        <w:t>Sridonpai</w:t>
-      </w:r>
-      <w:proofErr w:type="spellEnd"/>
-      <w:r>
-        <w:rPr>
-          <w:rFonts w:ascii="Times New Roman" w:hAnsi="Times New Roman" w:cs="Times New Roman"/>
-          <w:sz w:val="16"/>
-          <w:szCs w:val="16"/>
-        </w:rPr>
-        <w:t xml:space="preserve"> P., </w:t>
-      </w:r>
-      <w:proofErr w:type="spellStart"/>
-      <w:r>
-        <w:rPr>
-          <w:rFonts w:ascii="Times New Roman" w:hAnsi="Times New Roman" w:cs="Times New Roman"/>
-          <w:sz w:val="16"/>
-          <w:szCs w:val="16"/>
-        </w:rPr>
-        <w:t>Kriengsinyos</w:t>
-      </w:r>
-      <w:proofErr w:type="spellEnd"/>
-      <w:r>
-        <w:rPr>
-          <w:rFonts w:ascii="Times New Roman" w:hAnsi="Times New Roman" w:cs="Times New Roman"/>
-          <w:sz w:val="16"/>
-          <w:szCs w:val="16"/>
-        </w:rPr>
-        <w:t xml:space="preserve"> W. (2024). </w:t>
+        <w:t xml:space="preserve">Chotwanvirat P., Prachansuwan A., Sridonpai P., Kriengsinyos W. (2024). </w:t>
       </w:r>
       <w:r>
         <w:rPr>
@@ -8342,13 +7782,13 @@
           <w:numId w:val="2"/>
         </w:numPr>
         <w:spacing w:after="90"/>
+        <w:jc w:val="both"/>
         <w:rPr>
           <w:rFonts w:ascii="Times New Roman" w:hAnsi="Times New Roman" w:cs="Times New Roman"/>
           <w:sz w:val="16"/>
           <w:szCs w:val="16"/>
         </w:rPr>
       </w:pPr>
-      <w:proofErr w:type="spellStart"/>
       <w:r>
         <w:rPr>
           <w:rFonts w:ascii="Times New Roman" w:hAnsi="Times New Roman" w:cs="Times New Roman"/>
@@ -8356,53 +7796,15 @@
           <w:szCs w:val="16"/>
           <w:lang w:val="en-CA"/>
         </w:rPr>
-        <w:t>Fridolfsson</w:t>
-      </w:r>
-      <w:proofErr w:type="spellEnd"/>
+        <w:t xml:space="preserve">Fridolfsson J. et al. (2025). Evaluation of multimodal large language models for nutritional estimation from food images. </w:t>
+      </w:r>
       <w:r>
         <w:rPr>
           <w:rFonts w:ascii="Times New Roman" w:hAnsi="Times New Roman" w:cs="Times New Roman"/>
           <w:sz w:val="16"/>
           <w:szCs w:val="16"/>
-          <w:lang w:val="en-CA"/>
-        </w:rPr>
-        <w:t xml:space="preserve"> J. et al. (2025). Evaluation of multimodal large language models for nutritional estimation from food images. </w:t>
-      </w:r>
-      <w:proofErr w:type="spellStart"/>
-      <w:r>
-        <w:rPr>
-          <w:rFonts w:ascii="Times New Roman" w:hAnsi="Times New Roman" w:cs="Times New Roman"/>
-          <w:sz w:val="16"/>
-          <w:szCs w:val="16"/>
-        </w:rPr>
-        <w:t>Current</w:t>
-      </w:r>
-      <w:proofErr w:type="spellEnd"/>
-      <w:r>
-        <w:rPr>
-          <w:rFonts w:ascii="Times New Roman" w:hAnsi="Times New Roman" w:cs="Times New Roman"/>
-          <w:sz w:val="16"/>
-          <w:szCs w:val="16"/>
-        </w:rPr>
-        <w:t xml:space="preserve"> </w:t>
-      </w:r>
-      <w:proofErr w:type="spellStart"/>
-      <w:r>
-        <w:rPr>
-          <w:rFonts w:ascii="Times New Roman" w:hAnsi="Times New Roman" w:cs="Times New Roman"/>
-          <w:sz w:val="16"/>
-          <w:szCs w:val="16"/>
-        </w:rPr>
-        <w:t>Developments</w:t>
-      </w:r>
-      <w:proofErr w:type="spellEnd"/>
-      <w:r>
-        <w:rPr>
-          <w:rFonts w:ascii="Times New Roman" w:hAnsi="Times New Roman" w:cs="Times New Roman"/>
-          <w:sz w:val="16"/>
-          <w:szCs w:val="16"/>
-        </w:rPr>
-        <w:t xml:space="preserve"> in Nutrition.</w:t>
+        </w:rPr>
+        <w:t>Current Developments in Nutrition.</w:t>
       </w:r>
     </w:p>
     <w:p>
@@ -8413,6 +7815,7 @@
           <w:numId w:val="2"/>
         </w:numPr>
         <w:spacing w:after="90"/>
+        <w:jc w:val="both"/>
         <w:rPr>
           <w:rFonts w:ascii="Times New Roman" w:hAnsi="Times New Roman" w:cs="Times New Roman"/>
           <w:sz w:val="16"/>
@@ -8434,25 +7837,7 @@
           <w:sz w:val="16"/>
           <w:szCs w:val="16"/>
         </w:rPr>
-        <w:t xml:space="preserve">Sports </w:t>
-      </w:r>
-      <w:proofErr w:type="spellStart"/>
-      <w:r>
-        <w:rPr>
-          <w:rFonts w:ascii="Times New Roman" w:hAnsi="Times New Roman" w:cs="Times New Roman"/>
-          <w:sz w:val="16"/>
-          <w:szCs w:val="16"/>
-        </w:rPr>
-        <w:t>Medicine</w:t>
-      </w:r>
-      <w:proofErr w:type="spellEnd"/>
-      <w:r>
-        <w:rPr>
-          <w:rFonts w:ascii="Times New Roman" w:hAnsi="Times New Roman" w:cs="Times New Roman"/>
-          <w:sz w:val="16"/>
-          <w:szCs w:val="16"/>
-        </w:rPr>
-        <w:t>, 20(5), 321–327.</w:t>
+        <w:t>Sports Medicine, 20(5), 321–327.</w:t>
       </w:r>
     </w:p>
     <w:p>
@@ -8463,6 +7848,7 @@
           <w:numId w:val="2"/>
         </w:numPr>
         <w:spacing w:after="90"/>
+        <w:jc w:val="both"/>
         <w:rPr>
           <w:rFonts w:ascii="Times New Roman" w:hAnsi="Times New Roman" w:cs="Times New Roman"/>
           <w:sz w:val="16"/>
@@ -8470,7 +7856,6 @@
           <w:lang w:val="en-CA"/>
         </w:rPr>
       </w:pPr>
-      <w:proofErr w:type="spellStart"/>
       <w:r>
         <w:rPr>
           <w:rFonts w:ascii="Times New Roman" w:hAnsi="Times New Roman" w:cs="Times New Roman"/>
@@ -8478,59 +7863,7 @@
           <w:szCs w:val="16"/>
           <w:lang w:val="en-CA"/>
         </w:rPr>
-        <w:t>Impellizzeri</w:t>
-      </w:r>
-      <w:proofErr w:type="spellEnd"/>
-      <w:r>
-        <w:rPr>
-          <w:rFonts w:ascii="Times New Roman" w:hAnsi="Times New Roman" w:cs="Times New Roman"/>
-          <w:sz w:val="16"/>
-          <w:szCs w:val="16"/>
-          <w:lang w:val="en-CA"/>
-        </w:rPr>
-        <w:t xml:space="preserve"> F.M., </w:t>
-      </w:r>
-      <w:proofErr w:type="spellStart"/>
-      <w:r>
-        <w:rPr>
-          <w:rFonts w:ascii="Times New Roman" w:hAnsi="Times New Roman" w:cs="Times New Roman"/>
-          <w:sz w:val="16"/>
-          <w:szCs w:val="16"/>
-          <w:lang w:val="en-CA"/>
-        </w:rPr>
-        <w:t>Tenan</w:t>
-      </w:r>
-      <w:proofErr w:type="spellEnd"/>
-      <w:r>
-        <w:rPr>
-          <w:rFonts w:ascii="Times New Roman" w:hAnsi="Times New Roman" w:cs="Times New Roman"/>
-          <w:sz w:val="16"/>
-          <w:szCs w:val="16"/>
-          <w:lang w:val="en-CA"/>
-        </w:rPr>
-        <w:t xml:space="preserve"> M.S., Kempton T., Novak A., Coutts A.J. (2020). </w:t>
-      </w:r>
-      <w:proofErr w:type="spellStart"/>
-      <w:proofErr w:type="gramStart"/>
-      <w:r>
-        <w:rPr>
-          <w:rFonts w:ascii="Times New Roman" w:hAnsi="Times New Roman" w:cs="Times New Roman"/>
-          <w:sz w:val="16"/>
-          <w:szCs w:val="16"/>
-          <w:lang w:val="en-CA"/>
-        </w:rPr>
-        <w:t>Acute:Chronic</w:t>
-      </w:r>
-      <w:proofErr w:type="spellEnd"/>
-      <w:proofErr w:type="gramEnd"/>
-      <w:r>
-        <w:rPr>
-          <w:rFonts w:ascii="Times New Roman" w:hAnsi="Times New Roman" w:cs="Times New Roman"/>
-          <w:sz w:val="16"/>
-          <w:szCs w:val="16"/>
-          <w:lang w:val="en-CA"/>
-        </w:rPr>
-        <w:t xml:space="preserve"> Workload Ratio: Conceptual Issues and Fundamental Pitfalls. International Journal of Sports Physiology and Performance, 15(6), 907–913.</w:t>
+        <w:t>Impellizzeri F.M., Tenan M.S., Kempton T., Novak A., Coutts A.J. (2020). Acute:Chronic Workload Ratio: Conceptual Issues and Fundamental Pitfalls. International Journal of Sports Physiology and Performance, 15(6), 907–913.</w:t>
       </w:r>
     </w:p>
     <w:p>
@@ -8541,13 +7874,13 @@
           <w:numId w:val="2"/>
         </w:numPr>
         <w:spacing w:after="90"/>
+        <w:jc w:val="both"/>
         <w:rPr>
           <w:rFonts w:ascii="Times New Roman" w:hAnsi="Times New Roman" w:cs="Times New Roman"/>
           <w:sz w:val="16"/>
           <w:szCs w:val="16"/>
         </w:rPr>
       </w:pPr>
-      <w:proofErr w:type="spellStart"/>
       <w:r>
         <w:rPr>
           <w:rFonts w:ascii="Times New Roman" w:hAnsi="Times New Roman" w:cs="Times New Roman"/>
@@ -8555,37 +7888,7 @@
           <w:szCs w:val="16"/>
           <w:lang w:val="en-CA"/>
         </w:rPr>
-        <w:t>Janetzki</w:t>
-      </w:r>
-      <w:proofErr w:type="spellEnd"/>
-      <w:r>
-        <w:rPr>
-          <w:rFonts w:ascii="Times New Roman" w:hAnsi="Times New Roman" w:cs="Times New Roman"/>
-          <w:sz w:val="16"/>
-          <w:szCs w:val="16"/>
-          <w:lang w:val="en-CA"/>
-        </w:rPr>
-        <w:t xml:space="preserve"> S.J., Bourdon P.C., Burgess D.J., Barratt G.K., </w:t>
-      </w:r>
-      <w:proofErr w:type="spellStart"/>
-      <w:r>
-        <w:rPr>
-          <w:rFonts w:ascii="Times New Roman" w:hAnsi="Times New Roman" w:cs="Times New Roman"/>
-          <w:sz w:val="16"/>
-          <w:szCs w:val="16"/>
-          <w:lang w:val="en-CA"/>
-        </w:rPr>
-        <w:t>Bellenger</w:t>
-      </w:r>
-      <w:proofErr w:type="spellEnd"/>
-      <w:r>
-        <w:rPr>
-          <w:rFonts w:ascii="Times New Roman" w:hAnsi="Times New Roman" w:cs="Times New Roman"/>
-          <w:sz w:val="16"/>
-          <w:szCs w:val="16"/>
-          <w:lang w:val="en-CA"/>
-        </w:rPr>
-        <w:t xml:space="preserve"> C.R. (2023). Assessing athlete readiness using physical, physiological, and perceptual markers: A systematic review and meta-analysis. </w:t>
+        <w:t xml:space="preserve">Janetzki S.J., Bourdon P.C., Burgess D.J., Barratt G.K., Bellenger C.R. (2023). Assessing athlete readiness using physical, physiological, and perceptual markers: A systematic review and meta-analysis. </w:t>
       </w:r>
       <w:r>
         <w:rPr>
@@ -8604,6 +7907,7 @@
           <w:numId w:val="2"/>
         </w:numPr>
         <w:spacing w:after="90"/>
+        <w:jc w:val="both"/>
         <w:rPr>
           <w:rFonts w:ascii="Times New Roman" w:hAnsi="Times New Roman" w:cs="Times New Roman"/>
           <w:sz w:val="16"/>
@@ -8617,53 +7921,15 @@
           <w:szCs w:val="16"/>
           <w:lang w:val="en-CA"/>
         </w:rPr>
-        <w:t xml:space="preserve">Kim Y.J., Kim S. (2020). Missing-Data Handling Methods for Lifelogs-Based Wellness Index Estimation: Comparative Analysis </w:t>
-      </w:r>
-      <w:proofErr w:type="gramStart"/>
+        <w:t xml:space="preserve">Kim Y.J., Kim S. (2020). Missing-Data Handling Methods for Lifelogs-Based Wellness Index Estimation: Comparative Analysis With Panel Data. </w:t>
+      </w:r>
       <w:r>
         <w:rPr>
           <w:rFonts w:ascii="Times New Roman" w:hAnsi="Times New Roman" w:cs="Times New Roman"/>
           <w:sz w:val="16"/>
           <w:szCs w:val="16"/>
-          <w:lang w:val="en-CA"/>
-        </w:rPr>
-        <w:t>With</w:t>
-      </w:r>
-      <w:proofErr w:type="gramEnd"/>
-      <w:r>
-        <w:rPr>
-          <w:rFonts w:ascii="Times New Roman" w:hAnsi="Times New Roman" w:cs="Times New Roman"/>
-          <w:sz w:val="16"/>
-          <w:szCs w:val="16"/>
-          <w:lang w:val="en-CA"/>
-        </w:rPr>
-        <w:t xml:space="preserve"> Panel Data. </w:t>
-      </w:r>
-      <w:r>
-        <w:rPr>
-          <w:rFonts w:ascii="Times New Roman" w:hAnsi="Times New Roman" w:cs="Times New Roman"/>
-          <w:sz w:val="16"/>
-          <w:szCs w:val="16"/>
-        </w:rPr>
-        <w:t xml:space="preserve">JMIR Medical </w:t>
-      </w:r>
-      <w:proofErr w:type="spellStart"/>
-      <w:r>
-        <w:rPr>
-          <w:rFonts w:ascii="Times New Roman" w:hAnsi="Times New Roman" w:cs="Times New Roman"/>
-          <w:sz w:val="16"/>
-          <w:szCs w:val="16"/>
-        </w:rPr>
-        <w:t>Informatics</w:t>
-      </w:r>
-      <w:proofErr w:type="spellEnd"/>
-      <w:r>
-        <w:rPr>
-          <w:rFonts w:ascii="Times New Roman" w:hAnsi="Times New Roman" w:cs="Times New Roman"/>
-          <w:sz w:val="16"/>
-          <w:szCs w:val="16"/>
-        </w:rPr>
-        <w:t>.</w:t>
+        </w:rPr>
+        <w:t>JMIR Medical Informatics.</w:t>
       </w:r>
     </w:p>
     <w:p>
@@ -8674,13 +7940,13 @@
           <w:numId w:val="2"/>
         </w:numPr>
         <w:spacing w:after="90"/>
+        <w:jc w:val="both"/>
         <w:rPr>
           <w:rFonts w:ascii="Times New Roman" w:hAnsi="Times New Roman" w:cs="Times New Roman"/>
           <w:sz w:val="16"/>
           <w:szCs w:val="16"/>
         </w:rPr>
       </w:pPr>
-      <w:proofErr w:type="spellStart"/>
       <w:r>
         <w:rPr>
           <w:rFonts w:ascii="Times New Roman" w:hAnsi="Times New Roman" w:cs="Times New Roman"/>
@@ -8688,43 +7954,15 @@
           <w:szCs w:val="16"/>
           <w:lang w:val="en-CA"/>
         </w:rPr>
-        <w:t>Leckey</w:t>
-      </w:r>
-      <w:proofErr w:type="spellEnd"/>
+        <w:t xml:space="preserve">Leckey C., van Dyk N., Doherty C., Lawlor A., Delahunt E. (2025). Machine learning approaches to injury risk prediction in sport: a scoping review with evidence synthesis. </w:t>
+      </w:r>
       <w:r>
         <w:rPr>
           <w:rFonts w:ascii="Times New Roman" w:hAnsi="Times New Roman" w:cs="Times New Roman"/>
           <w:sz w:val="16"/>
           <w:szCs w:val="16"/>
-          <w:lang w:val="en-CA"/>
-        </w:rPr>
-        <w:t xml:space="preserve"> C., van Dyk N., Doherty C., Lawlor A., Delahunt E. (2025). Machine learning approaches to injury risk prediction in sport: a scoping review with evidence synthesis. </w:t>
-      </w:r>
-      <w:r>
-        <w:rPr>
-          <w:rFonts w:ascii="Times New Roman" w:hAnsi="Times New Roman" w:cs="Times New Roman"/>
-          <w:sz w:val="16"/>
-          <w:szCs w:val="16"/>
-        </w:rPr>
-        <w:t xml:space="preserve">British Journal of Sports </w:t>
-      </w:r>
-      <w:proofErr w:type="spellStart"/>
-      <w:r>
-        <w:rPr>
-          <w:rFonts w:ascii="Times New Roman" w:hAnsi="Times New Roman" w:cs="Times New Roman"/>
-          <w:sz w:val="16"/>
-          <w:szCs w:val="16"/>
-        </w:rPr>
-        <w:t>Medicine</w:t>
-      </w:r>
-      <w:proofErr w:type="spellEnd"/>
-      <w:r>
-        <w:rPr>
-          <w:rFonts w:ascii="Times New Roman" w:hAnsi="Times New Roman" w:cs="Times New Roman"/>
-          <w:sz w:val="16"/>
-          <w:szCs w:val="16"/>
-        </w:rPr>
-        <w:t>, 59(7), 491–500.</w:t>
+        </w:rPr>
+        <w:t>British Journal of Sports Medicine, 59(7), 491–500.</w:t>
       </w:r>
     </w:p>
     <w:p>
@@ -8735,6 +7973,7 @@
           <w:numId w:val="2"/>
         </w:numPr>
         <w:spacing w:after="90"/>
+        <w:jc w:val="both"/>
         <w:rPr>
           <w:rFonts w:ascii="Times New Roman" w:hAnsi="Times New Roman" w:cs="Times New Roman"/>
           <w:sz w:val="16"/>
@@ -8748,71 +7987,15 @@
           <w:szCs w:val="16"/>
           <w:lang w:val="en-CA"/>
         </w:rPr>
-        <w:t xml:space="preserve">Sansone P., Rago V., </w:t>
-      </w:r>
-      <w:proofErr w:type="spellStart"/>
+        <w:t xml:space="preserve">Sansone P., Rago V., Kellmann M., Alcaraz P.E. (2023). Relationship Between Athlete-Reported Outcome Measures and Subsequent Match Performance in Team Sports: A Systematic Review. </w:t>
+      </w:r>
       <w:r>
         <w:rPr>
           <w:rFonts w:ascii="Times New Roman" w:hAnsi="Times New Roman" w:cs="Times New Roman"/>
           <w:sz w:val="16"/>
           <w:szCs w:val="16"/>
-          <w:lang w:val="en-CA"/>
-        </w:rPr>
-        <w:t>Kellmann</w:t>
-      </w:r>
-      <w:proofErr w:type="spellEnd"/>
-      <w:r>
-        <w:rPr>
-          <w:rFonts w:ascii="Times New Roman" w:hAnsi="Times New Roman" w:cs="Times New Roman"/>
-          <w:sz w:val="16"/>
-          <w:szCs w:val="16"/>
-          <w:lang w:val="en-CA"/>
-        </w:rPr>
-        <w:t xml:space="preserve"> M., Alcaraz P.E. (2023). Relationship Between Athlete-Reported Outcome Measures and Subsequent Match Performance in Team Sports: A Systematic Review. </w:t>
-      </w:r>
-      <w:r>
-        <w:rPr>
-          <w:rFonts w:ascii="Times New Roman" w:hAnsi="Times New Roman" w:cs="Times New Roman"/>
-          <w:sz w:val="16"/>
-          <w:szCs w:val="16"/>
-        </w:rPr>
-        <w:t xml:space="preserve">Journal of </w:t>
-      </w:r>
-      <w:proofErr w:type="spellStart"/>
-      <w:r>
-        <w:rPr>
-          <w:rFonts w:ascii="Times New Roman" w:hAnsi="Times New Roman" w:cs="Times New Roman"/>
-          <w:sz w:val="16"/>
-          <w:szCs w:val="16"/>
-        </w:rPr>
-        <w:t>Strength</w:t>
-      </w:r>
-      <w:proofErr w:type="spellEnd"/>
-      <w:r>
-        <w:rPr>
-          <w:rFonts w:ascii="Times New Roman" w:hAnsi="Times New Roman" w:cs="Times New Roman"/>
-          <w:sz w:val="16"/>
-          <w:szCs w:val="16"/>
-        </w:rPr>
-        <w:t xml:space="preserve"> and </w:t>
-      </w:r>
-      <w:proofErr w:type="spellStart"/>
-      <w:r>
-        <w:rPr>
-          <w:rFonts w:ascii="Times New Roman" w:hAnsi="Times New Roman" w:cs="Times New Roman"/>
-          <w:sz w:val="16"/>
-          <w:szCs w:val="16"/>
-        </w:rPr>
-        <w:t>Conditioning</w:t>
-      </w:r>
-      <w:proofErr w:type="spellEnd"/>
-      <w:r>
-        <w:rPr>
-          <w:rFonts w:ascii="Times New Roman" w:hAnsi="Times New Roman" w:cs="Times New Roman"/>
-          <w:sz w:val="16"/>
-          <w:szCs w:val="16"/>
-        </w:rPr>
-        <w:t xml:space="preserve"> Research, 37(11), 2302–2313.</w:t>
+        </w:rPr>
+        <w:t>Journal of Strength and Conditioning Research, 37(11), 2302–2313.</w:t>
       </w:r>
     </w:p>
     <w:p>
@@ -8823,22 +8006,14 @@
           <w:numId w:val="2"/>
         </w:numPr>
         <w:spacing w:after="90"/>
-        <w:rPr>
-          <w:rFonts w:ascii="Times New Roman" w:hAnsi="Times New Roman" w:cs="Times New Roman"/>
-          <w:sz w:val="16"/>
-          <w:szCs w:val="16"/>
-        </w:rPr>
-      </w:pPr>
-      <w:r>
+        <w:jc w:val="both"/>
         <w:rPr>
           <w:rFonts w:ascii="Times New Roman" w:hAnsi="Times New Roman" w:cs="Times New Roman"/>
           <w:sz w:val="16"/>
           <w:szCs w:val="16"/>
           <w:lang w:val="en-CA"/>
         </w:rPr>
-        <w:t xml:space="preserve">Saw A.E., Main L.C., </w:t>
-      </w:r>
-      <w:proofErr w:type="spellStart"/>
+      </w:pPr>
       <w:r>
         <w:rPr>
           <w:rFonts w:ascii="Times New Roman" w:hAnsi="Times New Roman" w:cs="Times New Roman"/>
@@ -8846,9 +8021,8 @@
           <w:szCs w:val="16"/>
           <w:lang w:val="en-CA"/>
         </w:rPr>
-        <w:t>Gastin</w:t>
-      </w:r>
-      <w:proofErr w:type="spellEnd"/>
+        <w:t xml:space="preserve">Saw A.E., Main L.C., Gastin P.B. (2016). Monitoring the athlete training response: subjective self-reported measures trump commonly used objective measures: a systemat review. </w:t>
+      </w:r>
       <w:r>
         <w:rPr>
           <w:rFonts w:ascii="Times New Roman" w:hAnsi="Times New Roman" w:cs="Times New Roman"/>
@@ -8856,41 +8030,8 @@
           <w:szCs w:val="16"/>
           <w:lang w:val="en-CA"/>
         </w:rPr>
-        <w:t xml:space="preserve"> P.B. (2016). Monitoring the athlete training response: subjective self-reported measures trump commonly used objective measures: a systematic review. </w:t>
-      </w:r>
-      <w:r>
-        <w:rPr>
-          <w:rFonts w:ascii="Times New Roman" w:hAnsi="Times New Roman" w:cs="Times New Roman"/>
-          <w:sz w:val="16"/>
-          <w:szCs w:val="16"/>
-        </w:rPr>
-        <w:t xml:space="preserve">British Journal of Sports </w:t>
-      </w:r>
-      <w:proofErr w:type="spellStart"/>
-      <w:r>
-        <w:rPr>
-          <w:rFonts w:ascii="Times New Roman" w:hAnsi="Times New Roman" w:cs="Times New Roman"/>
-          <w:sz w:val="16"/>
-          <w:szCs w:val="16"/>
-        </w:rPr>
-        <w:t>Medicine</w:t>
-      </w:r>
-      <w:proofErr w:type="spellEnd"/>
-      <w:r>
-        <w:rPr>
-          <w:rFonts w:ascii="Times New Roman" w:hAnsi="Times New Roman" w:cs="Times New Roman"/>
-          <w:sz w:val="16"/>
-          <w:szCs w:val="16"/>
-        </w:rPr>
-        <w:t>, 50(5), 281–291.</w:t>
-      </w:r>
-    </w:p>
-    <w:p>
-      <w:pPr>
-        <w:rPr>
-          <w:rFonts w:ascii="Times New Roman" w:hAnsi="Times New Roman" w:cs="Times New Roman"/>
-        </w:rPr>
-      </w:pPr>
+        <w:t>British Journal of Sports Medicine, 50(5), 281–291.</w:t>
+      </w:r>
     </w:p>
     <w:sectPr>
       <w:pgSz w:w="11906" w:h="16838"/>
@@ -8961,7 +8102,7 @@
   <w:abstractNum w:abstractNumId="1" w15:restartNumberingAfterBreak="0">
     <w:nsid w:val="31507C9B"/>
     <w:multiLevelType w:val="hybridMultilevel"/>
-    <w:tmpl w:val="F9305DD6"/>
+    <w:tmpl w:val="7AD01C8C"/>
     <w:lvl w:ilvl="0" w:tplc="8458BF64">
       <w:start w:val="2"/>
       <w:numFmt w:val="bullet"/>
@@ -9924,7 +9065,7 @@
     <w:uiPriority w:val="9"/>
     <w:unhideWhenUsed/>
     <w:qFormat/>
-    <w:rsid w:val="008F0FDF"/>
+    <w:rsid w:val="00C615BF"/>
     <w:pPr>
       <w:spacing w:after="0" w:line="240" w:lineRule="auto"/>
       <w:outlineLvl w:val="1"/>
@@ -9933,7 +9074,7 @@
       <w:rFonts w:ascii="Calibri" w:eastAsia="Calibri" w:hAnsi="Calibri" w:cs="Calibri"/>
       <w:b/>
       <w:bCs/>
-      <w:color w:val="2E5496"/>
+      <w:color w:val="000000" w:themeColor="text1"/>
       <w:sz w:val="26"/>
       <w:szCs w:val="26"/>
       <w:lang w:eastAsia="fr-FR"/>
@@ -10009,12 +9150,12 @@
     <w:basedOn w:val="Policepardfaut"/>
     <w:link w:val="Titre2"/>
     <w:uiPriority w:val="9"/>
-    <w:rsid w:val="008F0FDF"/>
+    <w:rsid w:val="00C615BF"/>
     <w:rPr>
       <w:rFonts w:ascii="Calibri" w:eastAsia="Calibri" w:hAnsi="Calibri" w:cs="Calibri"/>
       <w:b/>
       <w:bCs/>
-      <w:color w:val="2E5496"/>
+      <w:color w:val="000000" w:themeColor="text1"/>
       <w:sz w:val="26"/>
       <w:szCs w:val="26"/>
       <w:lang w:eastAsia="fr-FR"/>

--- a/rapport_analyse_athletes.docx
+++ b/rapport_analyse_athletes.docx
@@ -2203,7 +2203,19 @@
         <w:rPr>
           <w:rFonts w:ascii="Times New Roman" w:hAnsi="Times New Roman" w:cs="Times New Roman"/>
         </w:rPr>
-        <w:t xml:space="preserve"> au lieu de disparaître. La table obtenue compte 456 lignes et 52 colonnes.</w:t>
+        <w:t xml:space="preserve"> au lieu de disparaître. La table obtenue compte 456 lignes et 5</w:t>
+      </w:r>
+      <w:r>
+        <w:rPr>
+          <w:rFonts w:ascii="Times New Roman" w:hAnsi="Times New Roman" w:cs="Times New Roman"/>
+        </w:rPr>
+        <w:t>8</w:t>
+      </w:r>
+      <w:r>
+        <w:rPr>
+          <w:rFonts w:ascii="Times New Roman" w:hAnsi="Times New Roman" w:cs="Times New Roman"/>
+        </w:rPr>
+        <w:t xml:space="preserve"> colonnes.</w:t>
       </w:r>
       <w:r>
         <w:rPr>
@@ -3095,24 +3107,14 @@
       <w:r>
         <w:t xml:space="preserve">Tableau </w:t>
       </w:r>
-      <w:r>
-        <w:fldChar w:fldCharType="begin"/>
-      </w:r>
-      <w:r>
-        <w:instrText xml:space="preserve"> SEQ Tableau \* ARABIC </w:instrText>
-      </w:r>
-      <w:r>
-        <w:fldChar w:fldCharType="separate"/>
-      </w:r>
-      <w:r>
-        <w:rPr>
-          <w:noProof/>
-        </w:rPr>
-        <w:t>1</w:t>
-      </w:r>
-      <w:r>
-        <w:fldChar w:fldCharType="end"/>
-      </w:r>
+      <w:fldSimple w:instr=" SEQ Tableau \* ARABIC ">
+        <w:r>
+          <w:rPr>
+            <w:noProof/>
+          </w:rPr>
+          <w:t>1</w:t>
+        </w:r>
+      </w:fldSimple>
       <w:r>
         <w:t xml:space="preserve"> Méthodes de remplacement de valeurs aberrantes</w:t>
       </w:r>
@@ -4032,24 +4034,14 @@
       <w:r>
         <w:t xml:space="preserve">Tableau </w:t>
       </w:r>
-      <w:r>
-        <w:fldChar w:fldCharType="begin"/>
-      </w:r>
-      <w:r>
-        <w:instrText xml:space="preserve"> SEQ Tableau \* ARABIC </w:instrText>
-      </w:r>
-      <w:r>
-        <w:fldChar w:fldCharType="separate"/>
-      </w:r>
-      <w:r>
-        <w:rPr>
-          <w:noProof/>
-        </w:rPr>
-        <w:t>2</w:t>
-      </w:r>
-      <w:r>
-        <w:fldChar w:fldCharType="end"/>
-      </w:r>
+      <w:fldSimple w:instr=" SEQ Tableau \* ARABIC ">
+        <w:r>
+          <w:rPr>
+            <w:noProof/>
+          </w:rPr>
+          <w:t>2</w:t>
+        </w:r>
+      </w:fldSimple>
       <w:r>
         <w:t>. Association de chaque dimension du questionnaire avec le readiness déclaré chez p01, seul participant pour lequel cette variable présente une variabilité suffisante. Corrélation de Spearman.</w:t>
       </w:r>
@@ -5255,24 +5247,14 @@
       <w:r>
         <w:t xml:space="preserve">Tableau </w:t>
       </w:r>
-      <w:r>
-        <w:fldChar w:fldCharType="begin"/>
-      </w:r>
-      <w:r>
-        <w:instrText xml:space="preserve"> SEQ Tableau \* ARABIC </w:instrText>
-      </w:r>
-      <w:r>
-        <w:fldChar w:fldCharType="separate"/>
-      </w:r>
-      <w:r>
-        <w:rPr>
-          <w:noProof/>
-        </w:rPr>
-        <w:t>3</w:t>
-      </w:r>
-      <w:r>
-        <w:fldChar w:fldCharType="end"/>
-      </w:r>
+      <w:fldSimple w:instr=" SEQ Tableau \* ARABIC ">
+        <w:r>
+          <w:rPr>
+            <w:noProof/>
+          </w:rPr>
+          <w:t>3</w:t>
+        </w:r>
+      </w:fldSimple>
       <w:r>
         <w:t xml:space="preserve">  Performances du modèle de readiness selon la configuration,</w:t>
       </w:r>
@@ -6333,24 +6315,14 @@
       <w:r>
         <w:t xml:space="preserve">Tableau </w:t>
       </w:r>
-      <w:r>
-        <w:fldChar w:fldCharType="begin"/>
-      </w:r>
-      <w:r>
-        <w:instrText xml:space="preserve"> SEQ Tableau \* ARABIC </w:instrText>
-      </w:r>
-      <w:r>
-        <w:fldChar w:fldCharType="separate"/>
-      </w:r>
-      <w:r>
-        <w:rPr>
-          <w:noProof/>
-        </w:rPr>
-        <w:t>4</w:t>
-      </w:r>
-      <w:r>
-        <w:fldChar w:fldCharType="end"/>
-      </w:r>
+      <w:fldSimple w:instr=" SEQ Tableau \* ARABIC ">
+        <w:r>
+          <w:rPr>
+            <w:noProof/>
+          </w:rPr>
+          <w:t>4</w:t>
+        </w:r>
+      </w:fldSimple>
       <w:r>
         <w:t xml:space="preserve"> Score de performance selon les 2 cibles</w:t>
       </w:r>
@@ -6765,24 +6737,14 @@
       <w:r>
         <w:t xml:space="preserve">Tableau </w:t>
       </w:r>
-      <w:r>
-        <w:fldChar w:fldCharType="begin"/>
-      </w:r>
-      <w:r>
-        <w:instrText xml:space="preserve"> SEQ Tableau \* ARABIC </w:instrText>
-      </w:r>
-      <w:r>
-        <w:fldChar w:fldCharType="separate"/>
-      </w:r>
-      <w:r>
-        <w:rPr>
-          <w:noProof/>
-        </w:rPr>
-        <w:t>5</w:t>
-      </w:r>
-      <w:r>
-        <w:fldChar w:fldCharType="end"/>
-      </w:r>
+      <w:fldSimple w:instr=" SEQ Tableau \* ARABIC ">
+        <w:r>
+          <w:rPr>
+            <w:noProof/>
+          </w:rPr>
+          <w:t>5</w:t>
+        </w:r>
+      </w:fldSimple>
       <w:r>
         <w:t xml:space="preserve"> </w:t>
       </w:r>
